--- a/votingpre.docx
+++ b/votingpre.docx
@@ -355,7 +355,7 @@
               </wp:inline>
             </w:drawing>
           </mc:Choice>
-          <mc:Fallback xmlns="">
+          <mc:Fallback>
             <w:pict>
               <v:group w14:anchorId="2A5AE4DA" id="Group 4" o:spid="_x0000_s1026" style="width:68.5pt;height:110pt;mso-position-horizontal-relative:char;mso-position-vertical-relative:line" coordsize="6762,16097" o:gfxdata="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">
                 <v:line id="Straight Connector 6" o:spid="_x0000_s1027" style="position:absolute;visibility:visible;mso-wrap-style:square" from="3333,0" to="3333,16097" o:connectortype="straight" o:gfxdata="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" strokecolor="black [3200]" strokeweight="2.5pt">
@@ -1157,7 +1157,10 @@
         <w:t>Prashant Tripathi</w:t>
       </w:r>
       <w:r>
-        <w:t xml:space="preserve">               2025-1-53-0339</w:t>
+        <w:t xml:space="preserve"> (25530434)</w:t>
+      </w:r>
+      <w:r>
+        <w:t xml:space="preserve">               </w:t>
       </w:r>
     </w:p>
     <w:p>
@@ -1165,18 +1168,30 @@
         <w:t>Miraj Puri</w:t>
       </w:r>
       <w:r>
-        <w:t xml:space="preserve">                          2</w:t>
+        <w:t xml:space="preserve"> (</w:t>
+      </w:r>
+      <w:r>
+        <w:t>2</w:t>
       </w:r>
       <w:r>
         <w:t>550427</w:t>
       </w:r>
+      <w:r>
+        <w:t>)</w:t>
+      </w:r>
     </w:p>
     <w:p>
       <w:r>
         <w:t>Sushant Adhikari</w:t>
       </w:r>
       <w:r>
-        <w:t xml:space="preserve">               2025-1-53-0350</w:t>
+        <w:t xml:space="preserve"> </w:t>
+      </w:r>
+      <w:r>
+        <w:t>(25530443)</w:t>
+      </w:r>
+      <w:r>
+        <w:t xml:space="preserve">              </w:t>
       </w:r>
     </w:p>
     <w:p/>
@@ -1294,36 +1309,18 @@
       </w:r>
     </w:p>
     <w:p>
-      <w:pPr>
-        <w:spacing w:line="360" w:lineRule="auto"/>
-      </w:pPr>
-      <w:r>
-        <w:t>Prashant Tripathi                      2025-1-53-0339</w:t>
-      </w:r>
-    </w:p>
-    <w:p>
-      <w:pPr>
-        <w:spacing w:line="360" w:lineRule="auto"/>
-      </w:pPr>
-      <w:r>
-        <w:t>Miraj Puri                                 2025-1-</w:t>
-      </w:r>
-      <w:r>
-        <w:t>53-0333</w:t>
-      </w:r>
-      <w:r>
-        <w:t xml:space="preserve">                        </w:t>
-      </w:r>
-    </w:p>
-    <w:p>
-      <w:pPr>
-        <w:spacing w:line="360" w:lineRule="auto"/>
-      </w:pPr>
-      <w:r>
-        <w:t>Sushant Adhikari</w:t>
-      </w:r>
-      <w:r>
-        <w:t xml:space="preserve">                     2025-1-53-0350                       </w:t>
+      <w:r>
+        <w:t xml:space="preserve">Prashant Tripathi (25530434)               </w:t>
+      </w:r>
+    </w:p>
+    <w:p>
+      <w:r>
+        <w:t>Miraj Puri (2550427)</w:t>
+      </w:r>
+    </w:p>
+    <w:p>
+      <w:r>
+        <w:t xml:space="preserve">Sushant Adhikari (25530443)              </w:t>
       </w:r>
     </w:p>
     <w:p>
@@ -1466,6 +1463,14 @@
       </w:r>
       <w:r>
         <w:t>evaluation.</w:t>
+      </w:r>
+    </w:p>
+    <w:p>
+      <w:pPr>
+        <w:spacing w:line="360" w:lineRule="auto"/>
+      </w:pPr>
+      <w:r>
+        <w:t>____________________________</w:t>
       </w:r>
     </w:p>
     <w:p>
@@ -2076,7 +2081,7 @@
           <w:r>
             <w:fldChar w:fldCharType="separate"/>
           </w:r>
-          <w:hyperlink w:anchor="_Toc234683621" w:history="1">
+          <w:hyperlink w:anchor="_Toc234704703" w:history="1">
             <w:r>
               <w:rPr>
                 <w:rStyle w:val="Hyperlink"/>
@@ -2121,7 +2126,7 @@
                 <w:noProof/>
                 <w:webHidden/>
               </w:rPr>
-              <w:instrText xml:space="preserve"> PAGEREF _Toc234683621 \h </w:instrText>
+              <w:instrText xml:space="preserve"> PAGEREF _Toc234704703 \h </w:instrText>
             </w:r>
             <w:r>
               <w:rPr>
@@ -2168,7 +2173,7 @@
               <w14:ligatures w14:val="standardContextual"/>
             </w:rPr>
           </w:pPr>
-          <w:hyperlink w:anchor="_Toc234683622" w:history="1">
+          <w:hyperlink w:anchor="_Toc234704704" w:history="1">
             <w:r>
               <w:rPr>
                 <w:rStyle w:val="Hyperlink"/>
@@ -2213,7 +2218,7 @@
                 <w:noProof/>
                 <w:webHidden/>
               </w:rPr>
-              <w:instrText xml:space="preserve"> PAGEREF _Toc234683622 \h </w:instrText>
+              <w:instrText xml:space="preserve"> PAGEREF _Toc234704704 \h </w:instrText>
             </w:r>
             <w:r>
               <w:rPr>
@@ -2260,7 +2265,7 @@
               <w14:ligatures w14:val="standardContextual"/>
             </w:rPr>
           </w:pPr>
-          <w:hyperlink w:anchor="_Toc234683623" w:history="1">
+          <w:hyperlink w:anchor="_Toc234704705" w:history="1">
             <w:r>
               <w:rPr>
                 <w:rStyle w:val="Hyperlink"/>
@@ -2305,7 +2310,7 @@
                 <w:noProof/>
                 <w:webHidden/>
               </w:rPr>
-              <w:instrText xml:space="preserve"> PAGEREF _Toc234683623 \h </w:instrText>
+              <w:instrText xml:space="preserve"> PAGEREF _Toc234704705 \h </w:instrText>
             </w:r>
             <w:r>
               <w:rPr>
@@ -2352,7 +2357,7 @@
               <w14:ligatures w14:val="standardContextual"/>
             </w:rPr>
           </w:pPr>
-          <w:hyperlink w:anchor="_Toc234683624" w:history="1">
+          <w:hyperlink w:anchor="_Toc234704706" w:history="1">
             <w:r>
               <w:rPr>
                 <w:rStyle w:val="Hyperlink"/>
@@ -2397,7 +2402,7 @@
                 <w:noProof/>
                 <w:webHidden/>
               </w:rPr>
-              <w:instrText xml:space="preserve"> PAGEREF _Toc234683624 \h </w:instrText>
+              <w:instrText xml:space="preserve"> PAGEREF _Toc234704706 \h </w:instrText>
             </w:r>
             <w:r>
               <w:rPr>
@@ -2444,7 +2449,7 @@
               <w14:ligatures w14:val="standardContextual"/>
             </w:rPr>
           </w:pPr>
-          <w:hyperlink w:anchor="_Toc234683625" w:history="1">
+          <w:hyperlink w:anchor="_Toc234704707" w:history="1">
             <w:r>
               <w:rPr>
                 <w:rStyle w:val="Hyperlink"/>
@@ -2468,7 +2473,7 @@
                 <w:rStyle w:val="Hyperlink"/>
                 <w:noProof/>
               </w:rPr>
-              <w:t>System design</w:t>
+              <w:t>Requirement Matrix</w:t>
             </w:r>
             <w:r>
               <w:rPr>
@@ -2489,7 +2494,7 @@
                 <w:noProof/>
                 <w:webHidden/>
               </w:rPr>
-              <w:instrText xml:space="preserve"> PAGEREF _Toc234683625 \h </w:instrText>
+              <w:instrText xml:space="preserve"> PAGEREF _Toc234704707 \h </w:instrText>
             </w:r>
             <w:r>
               <w:rPr>
@@ -2536,7 +2541,7 @@
               <w14:ligatures w14:val="standardContextual"/>
             </w:rPr>
           </w:pPr>
-          <w:hyperlink w:anchor="_Toc234683626" w:history="1">
+          <w:hyperlink w:anchor="_Toc234704708" w:history="1">
             <w:r>
               <w:rPr>
                 <w:rStyle w:val="Hyperlink"/>
@@ -2560,7 +2565,7 @@
                 <w:rStyle w:val="Hyperlink"/>
                 <w:noProof/>
               </w:rPr>
-              <w:t>Gantt Chart</w:t>
+              <w:t>Types of Requirement</w:t>
             </w:r>
             <w:r>
               <w:rPr>
@@ -2581,7 +2586,7 @@
                 <w:noProof/>
                 <w:webHidden/>
               </w:rPr>
-              <w:instrText xml:space="preserve"> PAGEREF _Toc234683626 \h </w:instrText>
+              <w:instrText xml:space="preserve"> PAGEREF _Toc234704708 \h </w:instrText>
             </w:r>
             <w:r>
               <w:rPr>
@@ -2628,7 +2633,7 @@
               <w14:ligatures w14:val="standardContextual"/>
             </w:rPr>
           </w:pPr>
-          <w:hyperlink w:anchor="_Toc234683627" w:history="1">
+          <w:hyperlink w:anchor="_Toc234704709" w:history="1">
             <w:r>
               <w:rPr>
                 <w:rStyle w:val="Hyperlink"/>
@@ -2652,7 +2657,7 @@
                 <w:rStyle w:val="Hyperlink"/>
                 <w:noProof/>
               </w:rPr>
-              <w:t>Use Case Diagram</w:t>
+              <w:t>Requiremet Matrix</w:t>
             </w:r>
             <w:r>
               <w:rPr>
@@ -2673,7 +2678,99 @@
                 <w:noProof/>
                 <w:webHidden/>
               </w:rPr>
-              <w:instrText xml:space="preserve"> PAGEREF _Toc234683627 \h </w:instrText>
+              <w:instrText xml:space="preserve"> PAGEREF _Toc234704709 \h </w:instrText>
+            </w:r>
+            <w:r>
+              <w:rPr>
+                <w:noProof/>
+                <w:webHidden/>
+              </w:rPr>
+            </w:r>
+            <w:r>
+              <w:rPr>
+                <w:noProof/>
+                <w:webHidden/>
+              </w:rPr>
+              <w:fldChar w:fldCharType="separate"/>
+            </w:r>
+            <w:r>
+              <w:rPr>
+                <w:noProof/>
+                <w:webHidden/>
+              </w:rPr>
+              <w:t>5</w:t>
+            </w:r>
+            <w:r>
+              <w:rPr>
+                <w:noProof/>
+                <w:webHidden/>
+              </w:rPr>
+              <w:fldChar w:fldCharType="end"/>
+            </w:r>
+          </w:hyperlink>
+        </w:p>
+        <w:p>
+          <w:pPr>
+            <w:pStyle w:val="TOC1"/>
+            <w:tabs>
+              <w:tab w:val="left" w:pos="480"/>
+              <w:tab w:val="right" w:leader="dot" w:pos="8630"/>
+            </w:tabs>
+            <w:rPr>
+              <w:rFonts w:asciiTheme="minorHAnsi" w:eastAsiaTheme="minorEastAsia" w:hAnsiTheme="minorHAnsi"/>
+              <w:noProof/>
+              <w:kern w:val="2"/>
+              <w:szCs w:val="24"/>
+              <w:lang w:val="en-NP"/>
+              <w14:ligatures w14:val="standardContextual"/>
+            </w:rPr>
+          </w:pPr>
+          <w:hyperlink w:anchor="_Toc234704710" w:history="1">
+            <w:r>
+              <w:rPr>
+                <w:rStyle w:val="Hyperlink"/>
+                <w:noProof/>
+              </w:rPr>
+              <w:t>6.</w:t>
+            </w:r>
+            <w:r>
+              <w:rPr>
+                <w:rFonts w:asciiTheme="minorHAnsi" w:eastAsiaTheme="minorEastAsia" w:hAnsiTheme="minorHAnsi"/>
+                <w:noProof/>
+                <w:kern w:val="2"/>
+                <w:szCs w:val="24"/>
+                <w:lang w:val="en-NP"/>
+                <w14:ligatures w14:val="standardContextual"/>
+              </w:rPr>
+              <w:tab/>
+            </w:r>
+            <w:r>
+              <w:rPr>
+                <w:rStyle w:val="Hyperlink"/>
+                <w:noProof/>
+              </w:rPr>
+              <w:t>System design</w:t>
+            </w:r>
+            <w:r>
+              <w:rPr>
+                <w:noProof/>
+                <w:webHidden/>
+              </w:rPr>
+              <w:tab/>
+            </w:r>
+            <w:r>
+              <w:rPr>
+                <w:noProof/>
+                <w:webHidden/>
+              </w:rPr>
+              <w:fldChar w:fldCharType="begin"/>
+            </w:r>
+            <w:r>
+              <w:rPr>
+                <w:noProof/>
+                <w:webHidden/>
+              </w:rPr>
+              <w:instrText xml:space="preserve"> PAGEREF _Toc234704710 \h </w:instrText>
             </w:r>
             <w:r>
               <w:rPr>
@@ -2720,13 +2817,13 @@
               <w14:ligatures w14:val="standardContextual"/>
             </w:rPr>
           </w:pPr>
-          <w:hyperlink w:anchor="_Toc234683628" w:history="1">
+          <w:hyperlink w:anchor="_Toc234704711" w:history="1">
             <w:r>
               <w:rPr>
                 <w:rStyle w:val="Hyperlink"/>
                 <w:noProof/>
               </w:rPr>
-              <w:t>5.3</w:t>
+              <w:t>6.1</w:t>
             </w:r>
             <w:r>
               <w:rPr>
@@ -2744,7 +2841,7 @@
                 <w:rStyle w:val="Hyperlink"/>
                 <w:noProof/>
               </w:rPr>
-              <w:t>Data Flow Diagram (DFD)</w:t>
+              <w:t>Gantt Chart</w:t>
             </w:r>
             <w:r>
               <w:rPr>
@@ -2765,7 +2862,7 @@
                 <w:noProof/>
                 <w:webHidden/>
               </w:rPr>
-              <w:instrText xml:space="preserve"> PAGEREF _Toc234683628 \h </w:instrText>
+              <w:instrText xml:space="preserve"> PAGEREF _Toc234704711 \h </w:instrText>
             </w:r>
             <w:r>
               <w:rPr>
@@ -2785,153 +2882,7 @@
                 <w:noProof/>
                 <w:webHidden/>
               </w:rPr>
-              <w:t>7</w:t>
-            </w:r>
-            <w:r>
-              <w:rPr>
-                <w:noProof/>
-                <w:webHidden/>
-              </w:rPr>
-              <w:fldChar w:fldCharType="end"/>
-            </w:r>
-          </w:hyperlink>
-        </w:p>
-        <w:p>
-          <w:pPr>
-            <w:pStyle w:val="TOC2"/>
-            <w:tabs>
-              <w:tab w:val="right" w:leader="dot" w:pos="8630"/>
-            </w:tabs>
-            <w:rPr>
-              <w:rFonts w:asciiTheme="minorHAnsi" w:eastAsiaTheme="minorEastAsia" w:hAnsiTheme="minorHAnsi"/>
-              <w:noProof/>
-              <w:kern w:val="2"/>
-              <w:szCs w:val="24"/>
-              <w:lang w:val="en-NP"/>
-              <w14:ligatures w14:val="standardContextual"/>
-            </w:rPr>
-          </w:pPr>
-          <w:hyperlink w:anchor="_Toc234683629" w:history="1">
-            <w:r>
-              <w:rPr>
-                <w:rStyle w:val="Hyperlink"/>
-                <w:noProof/>
-              </w:rPr>
-              <w:t>Level 0 (Context Diagram):</w:t>
-            </w:r>
-            <w:r>
-              <w:rPr>
-                <w:noProof/>
-                <w:webHidden/>
-              </w:rPr>
-              <w:tab/>
-            </w:r>
-            <w:r>
-              <w:rPr>
-                <w:noProof/>
-                <w:webHidden/>
-              </w:rPr>
-              <w:fldChar w:fldCharType="begin"/>
-            </w:r>
-            <w:r>
-              <w:rPr>
-                <w:noProof/>
-                <w:webHidden/>
-              </w:rPr>
-              <w:instrText xml:space="preserve"> PAGEREF _Toc234683629 \h </w:instrText>
-            </w:r>
-            <w:r>
-              <w:rPr>
-                <w:noProof/>
-                <w:webHidden/>
-              </w:rPr>
-            </w:r>
-            <w:r>
-              <w:rPr>
-                <w:noProof/>
-                <w:webHidden/>
-              </w:rPr>
-              <w:fldChar w:fldCharType="separate"/>
-            </w:r>
-            <w:r>
-              <w:rPr>
-                <w:noProof/>
-                <w:webHidden/>
-              </w:rPr>
-              <w:t>7</w:t>
-            </w:r>
-            <w:r>
-              <w:rPr>
-                <w:noProof/>
-                <w:webHidden/>
-              </w:rPr>
-              <w:fldChar w:fldCharType="end"/>
-            </w:r>
-          </w:hyperlink>
-        </w:p>
-        <w:p>
-          <w:pPr>
-            <w:pStyle w:val="TOC2"/>
-            <w:tabs>
-              <w:tab w:val="right" w:leader="dot" w:pos="8630"/>
-            </w:tabs>
-            <w:rPr>
-              <w:rFonts w:asciiTheme="minorHAnsi" w:eastAsiaTheme="minorEastAsia" w:hAnsiTheme="minorHAnsi"/>
-              <w:noProof/>
-              <w:kern w:val="2"/>
-              <w:szCs w:val="24"/>
-              <w:lang w:val="en-NP"/>
-              <w14:ligatures w14:val="standardContextual"/>
-            </w:rPr>
-          </w:pPr>
-          <w:hyperlink w:anchor="_Toc234683630" w:history="1">
-            <w:r>
-              <w:rPr>
-                <w:rStyle w:val="Hyperlink"/>
-                <w:noProof/>
-              </w:rPr>
-              <w:t>Level 1 (Detailed Decomposition):</w:t>
-            </w:r>
-            <w:r>
-              <w:rPr>
-                <w:noProof/>
-                <w:webHidden/>
-              </w:rPr>
-              <w:tab/>
-            </w:r>
-            <w:r>
-              <w:rPr>
-                <w:noProof/>
-                <w:webHidden/>
-              </w:rPr>
-              <w:fldChar w:fldCharType="begin"/>
-            </w:r>
-            <w:r>
-              <w:rPr>
-                <w:noProof/>
-                <w:webHidden/>
-              </w:rPr>
-              <w:instrText xml:space="preserve"> PAGEREF _Toc234683630 \h </w:instrText>
-            </w:r>
-            <w:r>
-              <w:rPr>
-                <w:noProof/>
-                <w:webHidden/>
-              </w:rPr>
-            </w:r>
-            <w:r>
-              <w:rPr>
-                <w:noProof/>
-                <w:webHidden/>
-              </w:rPr>
-              <w:fldChar w:fldCharType="separate"/>
-            </w:r>
-            <w:r>
-              <w:rPr>
-                <w:noProof/>
-                <w:webHidden/>
-              </w:rPr>
-              <w:t>8</w:t>
+              <w:t>6</w:t>
             </w:r>
             <w:r>
               <w:rPr>
@@ -2958,13 +2909,13 @@
               <w14:ligatures w14:val="standardContextual"/>
             </w:rPr>
           </w:pPr>
-          <w:hyperlink w:anchor="_Toc234683631" w:history="1">
+          <w:hyperlink w:anchor="_Toc234704712" w:history="1">
             <w:r>
               <w:rPr>
                 <w:rStyle w:val="Hyperlink"/>
                 <w:noProof/>
               </w:rPr>
-              <w:t>5.4</w:t>
+              <w:t>6.2</w:t>
             </w:r>
             <w:r>
               <w:rPr>
@@ -2982,6 +2933,190 @@
                 <w:rStyle w:val="Hyperlink"/>
                 <w:noProof/>
               </w:rPr>
+              <w:t>Use Case Diagram</w:t>
+            </w:r>
+            <w:r>
+              <w:rPr>
+                <w:noProof/>
+                <w:webHidden/>
+              </w:rPr>
+              <w:tab/>
+            </w:r>
+            <w:r>
+              <w:rPr>
+                <w:noProof/>
+                <w:webHidden/>
+              </w:rPr>
+              <w:fldChar w:fldCharType="begin"/>
+            </w:r>
+            <w:r>
+              <w:rPr>
+                <w:noProof/>
+                <w:webHidden/>
+              </w:rPr>
+              <w:instrText xml:space="preserve"> PAGEREF _Toc234704712 \h </w:instrText>
+            </w:r>
+            <w:r>
+              <w:rPr>
+                <w:noProof/>
+                <w:webHidden/>
+              </w:rPr>
+            </w:r>
+            <w:r>
+              <w:rPr>
+                <w:noProof/>
+                <w:webHidden/>
+              </w:rPr>
+              <w:fldChar w:fldCharType="separate"/>
+            </w:r>
+            <w:r>
+              <w:rPr>
+                <w:noProof/>
+                <w:webHidden/>
+              </w:rPr>
+              <w:t>7</w:t>
+            </w:r>
+            <w:r>
+              <w:rPr>
+                <w:noProof/>
+                <w:webHidden/>
+              </w:rPr>
+              <w:fldChar w:fldCharType="end"/>
+            </w:r>
+          </w:hyperlink>
+        </w:p>
+        <w:p>
+          <w:pPr>
+            <w:pStyle w:val="TOC2"/>
+            <w:tabs>
+              <w:tab w:val="left" w:pos="960"/>
+              <w:tab w:val="right" w:leader="dot" w:pos="8630"/>
+            </w:tabs>
+            <w:rPr>
+              <w:rFonts w:asciiTheme="minorHAnsi" w:eastAsiaTheme="minorEastAsia" w:hAnsiTheme="minorHAnsi"/>
+              <w:noProof/>
+              <w:kern w:val="2"/>
+              <w:szCs w:val="24"/>
+              <w:lang w:val="en-NP"/>
+              <w14:ligatures w14:val="standardContextual"/>
+            </w:rPr>
+          </w:pPr>
+          <w:hyperlink w:anchor="_Toc234704713" w:history="1">
+            <w:r>
+              <w:rPr>
+                <w:rStyle w:val="Hyperlink"/>
+                <w:noProof/>
+              </w:rPr>
+              <w:t>6.3</w:t>
+            </w:r>
+            <w:r>
+              <w:rPr>
+                <w:rFonts w:asciiTheme="minorHAnsi" w:eastAsiaTheme="minorEastAsia" w:hAnsiTheme="minorHAnsi"/>
+                <w:noProof/>
+                <w:kern w:val="2"/>
+                <w:szCs w:val="24"/>
+                <w:lang w:val="en-NP"/>
+                <w14:ligatures w14:val="standardContextual"/>
+              </w:rPr>
+              <w:tab/>
+            </w:r>
+            <w:r>
+              <w:rPr>
+                <w:rStyle w:val="Hyperlink"/>
+                <w:noProof/>
+              </w:rPr>
+              <w:t>Data Flow Diagram (DFD)</w:t>
+            </w:r>
+            <w:r>
+              <w:rPr>
+                <w:noProof/>
+                <w:webHidden/>
+              </w:rPr>
+              <w:tab/>
+            </w:r>
+            <w:r>
+              <w:rPr>
+                <w:noProof/>
+                <w:webHidden/>
+              </w:rPr>
+              <w:fldChar w:fldCharType="begin"/>
+            </w:r>
+            <w:r>
+              <w:rPr>
+                <w:noProof/>
+                <w:webHidden/>
+              </w:rPr>
+              <w:instrText xml:space="preserve"> PAGEREF _Toc234704713 \h </w:instrText>
+            </w:r>
+            <w:r>
+              <w:rPr>
+                <w:noProof/>
+                <w:webHidden/>
+              </w:rPr>
+            </w:r>
+            <w:r>
+              <w:rPr>
+                <w:noProof/>
+                <w:webHidden/>
+              </w:rPr>
+              <w:fldChar w:fldCharType="separate"/>
+            </w:r>
+            <w:r>
+              <w:rPr>
+                <w:noProof/>
+                <w:webHidden/>
+              </w:rPr>
+              <w:t>8</w:t>
+            </w:r>
+            <w:r>
+              <w:rPr>
+                <w:noProof/>
+                <w:webHidden/>
+              </w:rPr>
+              <w:fldChar w:fldCharType="end"/>
+            </w:r>
+          </w:hyperlink>
+        </w:p>
+        <w:p>
+          <w:pPr>
+            <w:pStyle w:val="TOC2"/>
+            <w:tabs>
+              <w:tab w:val="left" w:pos="960"/>
+              <w:tab w:val="right" w:leader="dot" w:pos="8630"/>
+            </w:tabs>
+            <w:rPr>
+              <w:rFonts w:asciiTheme="minorHAnsi" w:eastAsiaTheme="minorEastAsia" w:hAnsiTheme="minorHAnsi"/>
+              <w:noProof/>
+              <w:kern w:val="2"/>
+              <w:szCs w:val="24"/>
+              <w:lang w:val="en-NP"/>
+              <w14:ligatures w14:val="standardContextual"/>
+            </w:rPr>
+          </w:pPr>
+          <w:hyperlink w:anchor="_Toc234704714" w:history="1">
+            <w:r>
+              <w:rPr>
+                <w:rStyle w:val="Hyperlink"/>
+                <w:noProof/>
+              </w:rPr>
+              <w:t>6.4</w:t>
+            </w:r>
+            <w:r>
+              <w:rPr>
+                <w:rFonts w:asciiTheme="minorHAnsi" w:eastAsiaTheme="minorEastAsia" w:hAnsiTheme="minorHAnsi"/>
+                <w:noProof/>
+                <w:kern w:val="2"/>
+                <w:szCs w:val="24"/>
+                <w:lang w:val="en-NP"/>
+                <w14:ligatures w14:val="standardContextual"/>
+              </w:rPr>
+              <w:tab/>
+            </w:r>
+            <w:r>
+              <w:rPr>
+                <w:rStyle w:val="Hyperlink"/>
+                <w:noProof/>
+              </w:rPr>
               <w:t>System Flowchart</w:t>
             </w:r>
             <w:r>
@@ -3003,7 +3138,7 @@
                 <w:noProof/>
                 <w:webHidden/>
               </w:rPr>
-              <w:instrText xml:space="preserve"> PAGEREF _Toc234683631 \h </w:instrText>
+              <w:instrText xml:space="preserve"> PAGEREF _Toc234704714 \h </w:instrText>
             </w:r>
             <w:r>
               <w:rPr>
@@ -3023,7 +3158,7 @@
                 <w:noProof/>
                 <w:webHidden/>
               </w:rPr>
-              <w:t>9</w:t>
+              <w:t>10</w:t>
             </w:r>
             <w:r>
               <w:rPr>
@@ -3050,13 +3185,13 @@
               <w14:ligatures w14:val="standardContextual"/>
             </w:rPr>
           </w:pPr>
-          <w:hyperlink w:anchor="_Toc234683632" w:history="1">
+          <w:hyperlink w:anchor="_Toc234704715" w:history="1">
             <w:r>
               <w:rPr>
                 <w:rStyle w:val="Hyperlink"/>
                 <w:noProof/>
               </w:rPr>
-              <w:t>6.</w:t>
+              <w:t>7.</w:t>
             </w:r>
             <w:r>
               <w:rPr>
@@ -3095,7 +3230,7 @@
                 <w:noProof/>
                 <w:webHidden/>
               </w:rPr>
-              <w:instrText xml:space="preserve"> PAGEREF _Toc234683632 \h </w:instrText>
+              <w:instrText xml:space="preserve"> PAGEREF _Toc234704715 \h </w:instrText>
             </w:r>
             <w:r>
               <w:rPr>
@@ -3115,7 +3250,7 @@
                 <w:noProof/>
                 <w:webHidden/>
               </w:rPr>
-              <w:t>11</w:t>
+              <w:t>12</w:t>
             </w:r>
             <w:r>
               <w:rPr>
@@ -3142,13 +3277,13 @@
               <w14:ligatures w14:val="standardContextual"/>
             </w:rPr>
           </w:pPr>
-          <w:hyperlink w:anchor="_Toc234683633" w:history="1">
+          <w:hyperlink w:anchor="_Toc234704716" w:history="1">
             <w:r>
               <w:rPr>
                 <w:rStyle w:val="Hyperlink"/>
                 <w:noProof/>
               </w:rPr>
-              <w:t>7.</w:t>
+              <w:t>8.</w:t>
             </w:r>
             <w:r>
               <w:rPr>
@@ -3187,7 +3322,7 @@
                 <w:noProof/>
                 <w:webHidden/>
               </w:rPr>
-              <w:instrText xml:space="preserve"> PAGEREF _Toc234683633 \h </w:instrText>
+              <w:instrText xml:space="preserve"> PAGEREF _Toc234704716 \h </w:instrText>
             </w:r>
             <w:r>
               <w:rPr>
@@ -3234,13 +3369,13 @@
               <w14:ligatures w14:val="standardContextual"/>
             </w:rPr>
           </w:pPr>
-          <w:hyperlink w:anchor="_Toc234683634" w:history="1">
+          <w:hyperlink w:anchor="_Toc234704717" w:history="1">
             <w:r>
               <w:rPr>
                 <w:rStyle w:val="Hyperlink"/>
                 <w:noProof/>
               </w:rPr>
-              <w:t>7.1</w:t>
+              <w:t>8.1</w:t>
             </w:r>
             <w:r>
               <w:rPr>
@@ -3279,7 +3414,7 @@
                 <w:noProof/>
                 <w:webHidden/>
               </w:rPr>
-              <w:instrText xml:space="preserve"> PAGEREF _Toc234683634 \h </w:instrText>
+              <w:instrText xml:space="preserve"> PAGEREF _Toc234704717 \h </w:instrText>
             </w:r>
             <w:r>
               <w:rPr>
@@ -3326,13 +3461,13 @@
               <w14:ligatures w14:val="standardContextual"/>
             </w:rPr>
           </w:pPr>
-          <w:hyperlink w:anchor="_Toc234683635" w:history="1">
+          <w:hyperlink w:anchor="_Toc234704718" w:history="1">
             <w:r>
               <w:rPr>
                 <w:rStyle w:val="Hyperlink"/>
                 <w:noProof/>
               </w:rPr>
-              <w:t>7.2</w:t>
+              <w:t>8.2</w:t>
             </w:r>
             <w:r>
               <w:rPr>
@@ -3371,7 +3506,7 @@
                 <w:noProof/>
                 <w:webHidden/>
               </w:rPr>
-              <w:instrText xml:space="preserve"> PAGEREF _Toc234683635 \h </w:instrText>
+              <w:instrText xml:space="preserve"> PAGEREF _Toc234704718 \h </w:instrText>
             </w:r>
             <w:r>
               <w:rPr>
@@ -3418,13 +3553,13 @@
               <w14:ligatures w14:val="standardContextual"/>
             </w:rPr>
           </w:pPr>
-          <w:hyperlink w:anchor="_Toc234683636" w:history="1">
+          <w:hyperlink w:anchor="_Toc234704719" w:history="1">
             <w:r>
               <w:rPr>
                 <w:rStyle w:val="Hyperlink"/>
                 <w:noProof/>
               </w:rPr>
-              <w:t>7.3</w:t>
+              <w:t>8.3</w:t>
             </w:r>
             <w:r>
               <w:rPr>
@@ -3463,7 +3598,7 @@
                 <w:noProof/>
                 <w:webHidden/>
               </w:rPr>
-              <w:instrText xml:space="preserve"> PAGEREF _Toc234683636 \h </w:instrText>
+              <w:instrText xml:space="preserve"> PAGEREF _Toc234704719 \h </w:instrText>
             </w:r>
             <w:r>
               <w:rPr>
@@ -3510,13 +3645,13 @@
               <w14:ligatures w14:val="standardContextual"/>
             </w:rPr>
           </w:pPr>
-          <w:hyperlink w:anchor="_Toc234683637" w:history="1">
+          <w:hyperlink w:anchor="_Toc234704720" w:history="1">
             <w:r>
               <w:rPr>
                 <w:rStyle w:val="Hyperlink"/>
                 <w:noProof/>
               </w:rPr>
-              <w:t>8.</w:t>
+              <w:t>9.</w:t>
             </w:r>
             <w:r>
               <w:rPr>
@@ -3555,7 +3690,7 @@
                 <w:noProof/>
                 <w:webHidden/>
               </w:rPr>
-              <w:instrText xml:space="preserve"> PAGEREF _Toc234683637 \h </w:instrText>
+              <w:instrText xml:space="preserve"> PAGEREF _Toc234704720 \h </w:instrText>
             </w:r>
             <w:r>
               <w:rPr>
@@ -3576,98 +3711,6 @@
                 <w:webHidden/>
               </w:rPr>
               <w:t>16</w:t>
-            </w:r>
-            <w:r>
-              <w:rPr>
-                <w:noProof/>
-                <w:webHidden/>
-              </w:rPr>
-              <w:fldChar w:fldCharType="end"/>
-            </w:r>
-          </w:hyperlink>
-        </w:p>
-        <w:p>
-          <w:pPr>
-            <w:pStyle w:val="TOC1"/>
-            <w:tabs>
-              <w:tab w:val="left" w:pos="480"/>
-              <w:tab w:val="right" w:leader="dot" w:pos="8630"/>
-            </w:tabs>
-            <w:rPr>
-              <w:rFonts w:asciiTheme="minorHAnsi" w:eastAsiaTheme="minorEastAsia" w:hAnsiTheme="minorHAnsi"/>
-              <w:noProof/>
-              <w:kern w:val="2"/>
-              <w:szCs w:val="24"/>
-              <w:lang w:val="en-NP"/>
-              <w14:ligatures w14:val="standardContextual"/>
-            </w:rPr>
-          </w:pPr>
-          <w:hyperlink w:anchor="_Toc234683638" w:history="1">
-            <w:r>
-              <w:rPr>
-                <w:rStyle w:val="Hyperlink"/>
-                <w:noProof/>
-              </w:rPr>
-              <w:t>9.</w:t>
-            </w:r>
-            <w:r>
-              <w:rPr>
-                <w:rFonts w:asciiTheme="minorHAnsi" w:eastAsiaTheme="minorEastAsia" w:hAnsiTheme="minorHAnsi"/>
-                <w:noProof/>
-                <w:kern w:val="2"/>
-                <w:szCs w:val="24"/>
-                <w:lang w:val="en-NP"/>
-                <w14:ligatures w14:val="standardContextual"/>
-              </w:rPr>
-              <w:tab/>
-            </w:r>
-            <w:r>
-              <w:rPr>
-                <w:rStyle w:val="Hyperlink"/>
-                <w:noProof/>
-              </w:rPr>
-              <w:t>Conclusion</w:t>
-            </w:r>
-            <w:r>
-              <w:rPr>
-                <w:noProof/>
-                <w:webHidden/>
-              </w:rPr>
-              <w:tab/>
-            </w:r>
-            <w:r>
-              <w:rPr>
-                <w:noProof/>
-                <w:webHidden/>
-              </w:rPr>
-              <w:fldChar w:fldCharType="begin"/>
-            </w:r>
-            <w:r>
-              <w:rPr>
-                <w:noProof/>
-                <w:webHidden/>
-              </w:rPr>
-              <w:instrText xml:space="preserve"> PAGEREF _Toc234683638 \h </w:instrText>
-            </w:r>
-            <w:r>
-              <w:rPr>
-                <w:noProof/>
-                <w:webHidden/>
-              </w:rPr>
-            </w:r>
-            <w:r>
-              <w:rPr>
-                <w:noProof/>
-                <w:webHidden/>
-              </w:rPr>
-              <w:fldChar w:fldCharType="separate"/>
-            </w:r>
-            <w:r>
-              <w:rPr>
-                <w:noProof/>
-                <w:webHidden/>
-              </w:rPr>
-              <w:t>18</w:t>
             </w:r>
             <w:r>
               <w:rPr>
@@ -3694,7 +3737,7 @@
               <w14:ligatures w14:val="standardContextual"/>
             </w:rPr>
           </w:pPr>
-          <w:hyperlink w:anchor="_Toc234683639" w:history="1">
+          <w:hyperlink w:anchor="_Toc234704721" w:history="1">
             <w:r>
               <w:rPr>
                 <w:rStyle w:val="Hyperlink"/>
@@ -3718,7 +3761,7 @@
                 <w:rStyle w:val="Hyperlink"/>
                 <w:noProof/>
               </w:rPr>
-              <w:t>References</w:t>
+              <w:t>Conclusion</w:t>
             </w:r>
             <w:r>
               <w:rPr>
@@ -3739,7 +3782,7 @@
                 <w:noProof/>
                 <w:webHidden/>
               </w:rPr>
-              <w:instrText xml:space="preserve"> PAGEREF _Toc234683639 \h </w:instrText>
+              <w:instrText xml:space="preserve"> PAGEREF _Toc234704721 \h </w:instrText>
             </w:r>
             <w:r>
               <w:rPr>
@@ -3759,7 +3802,7 @@
                 <w:noProof/>
                 <w:webHidden/>
               </w:rPr>
-              <w:t>19</w:t>
+              <w:t>18</w:t>
             </w:r>
             <w:r>
               <w:rPr>
@@ -3786,7 +3829,7 @@
               <w14:ligatures w14:val="standardContextual"/>
             </w:rPr>
           </w:pPr>
-          <w:hyperlink w:anchor="_Toc234683640" w:history="1">
+          <w:hyperlink w:anchor="_Toc234704722" w:history="1">
             <w:r>
               <w:rPr>
                 <w:rStyle w:val="Hyperlink"/>
@@ -3810,6 +3853,98 @@
                 <w:rStyle w:val="Hyperlink"/>
                 <w:noProof/>
               </w:rPr>
+              <w:t>References</w:t>
+            </w:r>
+            <w:r>
+              <w:rPr>
+                <w:noProof/>
+                <w:webHidden/>
+              </w:rPr>
+              <w:tab/>
+            </w:r>
+            <w:r>
+              <w:rPr>
+                <w:noProof/>
+                <w:webHidden/>
+              </w:rPr>
+              <w:fldChar w:fldCharType="begin"/>
+            </w:r>
+            <w:r>
+              <w:rPr>
+                <w:noProof/>
+                <w:webHidden/>
+              </w:rPr>
+              <w:instrText xml:space="preserve"> PAGEREF _Toc234704722 \h </w:instrText>
+            </w:r>
+            <w:r>
+              <w:rPr>
+                <w:noProof/>
+                <w:webHidden/>
+              </w:rPr>
+            </w:r>
+            <w:r>
+              <w:rPr>
+                <w:noProof/>
+                <w:webHidden/>
+              </w:rPr>
+              <w:fldChar w:fldCharType="separate"/>
+            </w:r>
+            <w:r>
+              <w:rPr>
+                <w:noProof/>
+                <w:webHidden/>
+              </w:rPr>
+              <w:t>19</w:t>
+            </w:r>
+            <w:r>
+              <w:rPr>
+                <w:noProof/>
+                <w:webHidden/>
+              </w:rPr>
+              <w:fldChar w:fldCharType="end"/>
+            </w:r>
+          </w:hyperlink>
+        </w:p>
+        <w:p>
+          <w:pPr>
+            <w:pStyle w:val="TOC1"/>
+            <w:tabs>
+              <w:tab w:val="left" w:pos="720"/>
+              <w:tab w:val="right" w:leader="dot" w:pos="8630"/>
+            </w:tabs>
+            <w:rPr>
+              <w:rFonts w:asciiTheme="minorHAnsi" w:eastAsiaTheme="minorEastAsia" w:hAnsiTheme="minorHAnsi"/>
+              <w:noProof/>
+              <w:kern w:val="2"/>
+              <w:szCs w:val="24"/>
+              <w:lang w:val="en-NP"/>
+              <w14:ligatures w14:val="standardContextual"/>
+            </w:rPr>
+          </w:pPr>
+          <w:hyperlink w:anchor="_Toc234704723" w:history="1">
+            <w:r>
+              <w:rPr>
+                <w:rStyle w:val="Hyperlink"/>
+                <w:noProof/>
+              </w:rPr>
+              <w:t>12.</w:t>
+            </w:r>
+            <w:r>
+              <w:rPr>
+                <w:rFonts w:asciiTheme="minorHAnsi" w:eastAsiaTheme="minorEastAsia" w:hAnsiTheme="minorHAnsi"/>
+                <w:noProof/>
+                <w:kern w:val="2"/>
+                <w:szCs w:val="24"/>
+                <w:lang w:val="en-NP"/>
+                <w14:ligatures w14:val="standardContextual"/>
+              </w:rPr>
+              <w:tab/>
+            </w:r>
+            <w:r>
+              <w:rPr>
+                <w:rStyle w:val="Hyperlink"/>
+                <w:noProof/>
+              </w:rPr>
               <w:t>Annexures</w:t>
             </w:r>
             <w:r>
@@ -3831,7 +3966,7 @@
                 <w:noProof/>
                 <w:webHidden/>
               </w:rPr>
-              <w:instrText xml:space="preserve"> PAGEREF _Toc234683640 \h </w:instrText>
+              <w:instrText xml:space="preserve"> PAGEREF _Toc234704723 \h </w:instrText>
             </w:r>
             <w:r>
               <w:rPr>
@@ -3993,7 +4128,21 @@
             <w:rStyle w:val="Hyperlink"/>
             <w:noProof/>
           </w:rPr>
-          <w:t>Figure 5.2 use case diagram</w:t>
+          <w:t>Figure 5.2 use case diagr</w:t>
+        </w:r>
+        <w:r>
+          <w:rPr>
+            <w:rStyle w:val="Hyperlink"/>
+            <w:noProof/>
+          </w:rPr>
+          <w:t>a</w:t>
+        </w:r>
+        <w:r>
+          <w:rPr>
+            <w:rStyle w:val="Hyperlink"/>
+            <w:noProof/>
+          </w:rPr>
+          <w:t>m</w:t>
         </w:r>
         <w:r>
           <w:rPr>
@@ -5060,7 +5209,7 @@
         <w:jc w:val="both"/>
       </w:pPr>
       <w:bookmarkStart w:id="3" w:name="_Toc234439217"/>
-      <w:bookmarkStart w:id="4" w:name="_Toc234683621"/>
+      <w:bookmarkStart w:id="4" w:name="_Toc234704703"/>
       <w:r>
         <w:t>Introduction</w:t>
       </w:r>
@@ -5102,18 +5251,14 @@
       </w:r>
       <w:proofErr w:type="spellStart"/>
       <w:r>
+        <w:t>Matpatra</w:t>
+      </w:r>
+      <w:proofErr w:type="spellEnd"/>
+      <w:r>
         <w:rPr>
           <w:b/>
           <w:bCs/>
         </w:rPr>
-        <w:t>Matpatra</w:t>
-      </w:r>
-      <w:proofErr w:type="spellEnd"/>
-      <w:r>
-        <w:rPr>
-          <w:b/>
-          <w:bCs/>
-        </w:rPr>
         <w:t>"</w:t>
       </w:r>
       <w:r>
@@ -5137,7 +5282,7 @@
       <w:r>
         <w:br w:type="page"/>
       </w:r>
-      <w:bookmarkStart w:id="5" w:name="_Toc234683622"/>
+      <w:bookmarkStart w:id="5" w:name="_Toc234704704"/>
       <w:r>
         <w:lastRenderedPageBreak/>
         <w:t>Problem Statement</w:t>
@@ -5164,7 +5309,7 @@
     </w:p>
     <w:p>
       <w:pPr>
-        <w:pStyle w:val="NormalWeb"/>
+        <w:pStyle w:val="ListParagraph"/>
         <w:numPr>
           <w:ilvl w:val="0"/>
           <w:numId w:val="10"/>
@@ -5180,8 +5325,13 @@
         <w:t xml:space="preserve"> </w:t>
       </w:r>
       <w:r>
-        <w:t>Small-scale organizations or academic institutions often lack a secure, structured digital database to track voter participation. Without automated, real-time logging, it is difficult for administrators to verify voter credentials or provide a transparent audit trail in case of disputes.</w:t>
-      </w:r>
+        <w:t xml:space="preserve">Small-scale organizations or academic institutions often lack a secure, structured digital database to track voter </w:t>
+      </w:r>
+      <w:proofErr w:type="gramStart"/>
+      <w:r>
+        <w:t>participation..</w:t>
+      </w:r>
+      <w:proofErr w:type="gramEnd"/>
     </w:p>
     <w:p>
       <w:pPr>
@@ -5232,7 +5382,7 @@
         <w:br w:type="page"/>
       </w:r>
       <w:bookmarkStart w:id="6" w:name="_Toc234439218"/>
-      <w:bookmarkStart w:id="7" w:name="_Toc234683623"/>
+      <w:bookmarkStart w:id="7" w:name="_Toc234704705"/>
       <w:r>
         <w:lastRenderedPageBreak/>
         <w:t>Objective</w:t>
@@ -5364,7 +5514,7 @@
         <w:spacing w:line="360" w:lineRule="auto"/>
       </w:pPr>
       <w:bookmarkStart w:id="8" w:name="_Toc234439220"/>
-      <w:bookmarkStart w:id="9" w:name="_Toc234683624"/>
+      <w:bookmarkStart w:id="9" w:name="_Toc234704706"/>
       <w:r>
         <w:t>Background Study</w:t>
       </w:r>
@@ -5474,6 +5624,53 @@
     </w:p>
     <w:p>
       <w:pPr>
+        <w:pStyle w:val="Heading1"/>
+      </w:pPr>
+      <w:r>
+        <w:br w:type="page"/>
+      </w:r>
+      <w:bookmarkStart w:id="10" w:name="_Toc234704707"/>
+      <w:r>
+        <w:lastRenderedPageBreak/>
+        <w:t>Requirement Matrix</w:t>
+      </w:r>
+      <w:bookmarkEnd w:id="10"/>
+    </w:p>
+    <w:p>
+      <w:pPr>
+        <w:pStyle w:val="Heading2"/>
+      </w:pPr>
+      <w:bookmarkStart w:id="11" w:name="_Toc234704708"/>
+      <w:r>
+        <w:t xml:space="preserve">Types of </w:t>
+      </w:r>
+      <w:proofErr w:type="gramStart"/>
+      <w:r>
+        <w:t>Requirement</w:t>
+      </w:r>
+      <w:bookmarkEnd w:id="11"/>
+      <w:proofErr w:type="gramEnd"/>
+    </w:p>
+    <w:p>
+      <w:pPr>
+        <w:pStyle w:val="Heading2"/>
+      </w:pPr>
+      <w:bookmarkStart w:id="12" w:name="_Toc234704709"/>
+      <w:proofErr w:type="spellStart"/>
+      <w:r>
+        <w:t>Requiremet</w:t>
+      </w:r>
+      <w:proofErr w:type="spellEnd"/>
+      <w:r>
+        <w:t xml:space="preserve"> Matrix</w:t>
+      </w:r>
+      <w:bookmarkEnd w:id="12"/>
+      <w:r>
+        <w:br w:type="page"/>
+      </w:r>
+    </w:p>
+    <w:p>
+      <w:pPr>
         <w:pStyle w:val="ListParagraph"/>
         <w:numPr>
           <w:ilvl w:val="0"/>
@@ -5488,37 +5685,29 @@
           <w:szCs w:val="24"/>
         </w:rPr>
       </w:pPr>
-      <w:r>
-        <w:rPr>
-          <w:b/>
-          <w:bCs/>
-        </w:rPr>
-        <w:br w:type="page"/>
-      </w:r>
     </w:p>
     <w:p>
       <w:pPr>
         <w:pStyle w:val="Heading1"/>
         <w:spacing w:line="360" w:lineRule="auto"/>
       </w:pPr>
-      <w:bookmarkStart w:id="10" w:name="_Toc234439221"/>
-      <w:bookmarkStart w:id="11" w:name="_Toc234683625"/>
-      <w:r>
-        <w:lastRenderedPageBreak/>
+      <w:bookmarkStart w:id="13" w:name="_Toc234439221"/>
+      <w:bookmarkStart w:id="14" w:name="_Toc234704710"/>
+      <w:r>
         <w:t>System de</w:t>
       </w:r>
       <w:r>
         <w:t>sign</w:t>
       </w:r>
-      <w:bookmarkEnd w:id="10"/>
-      <w:bookmarkEnd w:id="11"/>
+      <w:bookmarkEnd w:id="13"/>
+      <w:bookmarkEnd w:id="14"/>
     </w:p>
     <w:p>
       <w:pPr>
         <w:pStyle w:val="Heading2"/>
         <w:spacing w:line="360" w:lineRule="auto"/>
       </w:pPr>
-      <w:bookmarkStart w:id="12" w:name="_Toc234683626"/>
+      <w:bookmarkStart w:id="15" w:name="_Toc234704711"/>
       <w:r>
         <w:t>G</w:t>
       </w:r>
@@ -5534,7 +5723,7 @@
       <w:r>
         <w:t>t</w:t>
       </w:r>
-      <w:bookmarkEnd w:id="12"/>
+      <w:bookmarkEnd w:id="15"/>
     </w:p>
     <w:p>
       <w:pPr>
@@ -5585,33 +5774,41 @@
       <w:pPr>
         <w:pStyle w:val="Caption"/>
       </w:pPr>
-      <w:bookmarkStart w:id="13" w:name="_Toc234575424"/>
+      <w:bookmarkStart w:id="16" w:name="_Toc234575424"/>
       <w:r>
         <w:t xml:space="preserve">Figure </w:t>
       </w:r>
-      <w:fldSimple w:instr=" STYLEREF 1 \s ">
-        <w:r>
-          <w:rPr>
-            <w:noProof/>
-          </w:rPr>
-          <w:t>5</w:t>
-        </w:r>
-      </w:fldSimple>
+      <w:r>
+        <w:t>6</w:t>
+      </w:r>
       <w:r>
         <w:t>.</w:t>
       </w:r>
-      <w:fldSimple w:instr=" SEQ Figure \* ARABIC \s 1 ">
-        <w:r>
-          <w:rPr>
-            <w:noProof/>
-          </w:rPr>
-          <w:t>1</w:t>
-        </w:r>
-      </w:fldSimple>
+      <w:r>
+        <w:fldChar w:fldCharType="begin"/>
+      </w:r>
+      <w:r>
+        <w:instrText xml:space="preserve"> SEQ Figure \* ARABIC \s 1 </w:instrText>
+      </w:r>
+      <w:r>
+        <w:fldChar w:fldCharType="separate"/>
+      </w:r>
+      <w:r>
+        <w:rPr>
+          <w:noProof/>
+        </w:rPr>
+        <w:t>1</w:t>
+      </w:r>
+      <w:r>
+        <w:rPr>
+          <w:noProof/>
+        </w:rPr>
+        <w:fldChar w:fldCharType="end"/>
+      </w:r>
       <w:r>
         <w:t xml:space="preserve"> : Gantt chat</w:t>
       </w:r>
-      <w:bookmarkEnd w:id="13"/>
+      <w:bookmarkEnd w:id="16"/>
     </w:p>
     <w:p>
       <w:pPr>
@@ -5629,14 +5826,14 @@
       <w:pPr>
         <w:pStyle w:val="Heading2"/>
       </w:pPr>
-      <w:bookmarkStart w:id="14" w:name="_Toc234439222"/>
-      <w:bookmarkStart w:id="15" w:name="_Toc234683627"/>
+      <w:bookmarkStart w:id="17" w:name="_Toc234439222"/>
+      <w:bookmarkStart w:id="18" w:name="_Toc234704712"/>
       <w:r>
         <w:lastRenderedPageBreak/>
         <w:t>Use Case Diagram</w:t>
       </w:r>
-      <w:bookmarkEnd w:id="14"/>
-      <w:bookmarkEnd w:id="15"/>
+      <w:bookmarkEnd w:id="17"/>
+      <w:bookmarkEnd w:id="18"/>
     </w:p>
     <w:p>
       <w:pPr>
@@ -5735,39 +5932,47 @@
       <w:pPr>
         <w:pStyle w:val="Caption"/>
       </w:pPr>
-      <w:bookmarkStart w:id="16" w:name="_Toc233459031"/>
-      <w:bookmarkStart w:id="17" w:name="_Toc233459059"/>
-      <w:bookmarkStart w:id="18" w:name="_Toc234475516"/>
-      <w:bookmarkStart w:id="19" w:name="_Toc234575425"/>
+      <w:bookmarkStart w:id="19" w:name="_Toc233459031"/>
+      <w:bookmarkStart w:id="20" w:name="_Toc233459059"/>
+      <w:bookmarkStart w:id="21" w:name="_Toc234475516"/>
+      <w:bookmarkStart w:id="22" w:name="_Toc234575425"/>
       <w:r>
         <w:t xml:space="preserve">Figure </w:t>
       </w:r>
-      <w:fldSimple w:instr=" STYLEREF 1 \s ">
-        <w:r>
-          <w:rPr>
-            <w:noProof/>
-          </w:rPr>
-          <w:t>5</w:t>
-        </w:r>
-      </w:fldSimple>
+      <w:r>
+        <w:t>6</w:t>
+      </w:r>
       <w:r>
         <w:t>.</w:t>
       </w:r>
-      <w:fldSimple w:instr=" SEQ Figure \* ARABIC \s 1 ">
-        <w:r>
-          <w:rPr>
-            <w:noProof/>
-          </w:rPr>
-          <w:t>2</w:t>
-        </w:r>
-      </w:fldSimple>
+      <w:r>
+        <w:fldChar w:fldCharType="begin"/>
+      </w:r>
+      <w:r>
+        <w:instrText xml:space="preserve"> SEQ Figure \* ARABIC \s 1 </w:instrText>
+      </w:r>
+      <w:r>
+        <w:fldChar w:fldCharType="separate"/>
+      </w:r>
+      <w:r>
+        <w:rPr>
+          <w:noProof/>
+        </w:rPr>
+        <w:t>2</w:t>
+      </w:r>
+      <w:r>
+        <w:rPr>
+          <w:noProof/>
+        </w:rPr>
+        <w:fldChar w:fldCharType="end"/>
+      </w:r>
       <w:r>
         <w:t xml:space="preserve"> use case diagram</w:t>
       </w:r>
-      <w:bookmarkEnd w:id="16"/>
-      <w:bookmarkEnd w:id="17"/>
-      <w:bookmarkEnd w:id="18"/>
       <w:bookmarkEnd w:id="19"/>
+      <w:bookmarkEnd w:id="20"/>
+      <w:bookmarkEnd w:id="21"/>
+      <w:bookmarkEnd w:id="22"/>
     </w:p>
     <w:p>
       <w:pPr>
@@ -5786,14 +5991,14 @@
       <w:pPr>
         <w:pStyle w:val="Heading2"/>
       </w:pPr>
-      <w:bookmarkStart w:id="20" w:name="_Toc234439223"/>
-      <w:bookmarkStart w:id="21" w:name="_Toc234683628"/>
+      <w:bookmarkStart w:id="23" w:name="_Toc234439223"/>
+      <w:bookmarkStart w:id="24" w:name="_Toc234704713"/>
       <w:r>
         <w:lastRenderedPageBreak/>
         <w:t>Data Flow Diagram (DFD)</w:t>
       </w:r>
-      <w:bookmarkEnd w:id="20"/>
-      <w:bookmarkEnd w:id="21"/>
+      <w:bookmarkEnd w:id="23"/>
+      <w:bookmarkEnd w:id="24"/>
     </w:p>
     <w:p>
       <w:pPr>
@@ -5827,20 +6032,12 @@
         <w:spacing w:line="360" w:lineRule="auto"/>
         <w:jc w:val="both"/>
       </w:pPr>
-      <w:bookmarkStart w:id="22" w:name="_Toc234439224"/>
-      <w:bookmarkStart w:id="23" w:name="_Toc234683629"/>
-      <w:r>
-        <w:rPr>
-          <w:rStyle w:val="Heading2Char"/>
-        </w:rPr>
+      <w:bookmarkStart w:id="25" w:name="_Toc234439224"/>
+      <w:r>
         <w:t>Level 0 (Context Diagram):</w:t>
       </w:r>
-      <w:bookmarkEnd w:id="22"/>
-      <w:bookmarkEnd w:id="23"/>
-      <w:r>
-        <w:rPr>
-          <w:rStyle w:val="Heading2Char"/>
-        </w:rPr>
+      <w:bookmarkEnd w:id="25"/>
+      <w:r>
         <w:t xml:space="preserve"> </w:t>
       </w:r>
       <w:r>
@@ -5923,7 +6120,7 @@
               </wp:inline>
             </w:drawing>
           </mc:Choice>
-          <mc:Fallback xmlns="">
+          <mc:Fallback>
             <w:pict>
               <v:rect w14:anchorId="1E33D344" id="Rectangle 2" o:spid="_x0000_s1026" alt="blob:https://web.whatsapp.com/5bd631e2-e697-466c-b131-24812fe94579" style="width:24pt;height:24pt;visibility:visible;mso-wrap-style:square;mso-left-percent:-10001;mso-top-percent:-10001;mso-position-horizontal:absolute;mso-position-horizontal-relative:char;mso-position-vertical:absolute;mso-position-vertical-relative:line;mso-left-percent:-10001;mso-top-percent:-10001;v-text-anchor:top" o:gfxdata="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" filled="f" stroked="f">
                 <o:lock v:ext="edit" aspectratio="t"/>
@@ -5994,7 +6191,7 @@
               </wp:inline>
             </w:drawing>
           </mc:Choice>
-          <mc:Fallback xmlns="">
+          <mc:Fallback>
             <w:pict>
               <v:rect w14:anchorId="17A140ED" id="Rectangle 3" o:spid="_x0000_s1026" alt="blob:https://web.whatsapp.com/5bd631e2-e697-466c-b131-24812fe94579" style="width:24pt;height:24pt;visibility:visible;mso-wrap-style:square;mso-left-percent:-10001;mso-top-percent:-10001;mso-position-horizontal:absolute;mso-position-horizontal-relative:char;mso-position-vertical:absolute;mso-position-vertical-relative:line;mso-left-percent:-10001;mso-top-percent:-10001;v-text-anchor:top" o:gfxdata="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" filled="f" stroked="f">
                 <o:lock v:ext="edit" aspectratio="t"/>
@@ -6061,39 +6258,47 @@
       <w:pPr>
         <w:pStyle w:val="Caption"/>
       </w:pPr>
-      <w:bookmarkStart w:id="24" w:name="_Toc233459032"/>
-      <w:bookmarkStart w:id="25" w:name="_Toc233459060"/>
-      <w:bookmarkStart w:id="26" w:name="_Toc234475517"/>
-      <w:bookmarkStart w:id="27" w:name="_Toc234575426"/>
+      <w:bookmarkStart w:id="26" w:name="_Toc233459032"/>
+      <w:bookmarkStart w:id="27" w:name="_Toc233459060"/>
+      <w:bookmarkStart w:id="28" w:name="_Toc234475517"/>
+      <w:bookmarkStart w:id="29" w:name="_Toc234575426"/>
       <w:r>
         <w:t xml:space="preserve">Figure </w:t>
       </w:r>
-      <w:fldSimple w:instr=" STYLEREF 1 \s ">
-        <w:r>
-          <w:rPr>
-            <w:noProof/>
-          </w:rPr>
-          <w:t>5</w:t>
-        </w:r>
-      </w:fldSimple>
+      <w:r>
+        <w:t>6</w:t>
+      </w:r>
       <w:r>
         <w:t>.</w:t>
       </w:r>
-      <w:fldSimple w:instr=" SEQ Figure \* ARABIC \s 1 ">
-        <w:r>
-          <w:rPr>
-            <w:noProof/>
-          </w:rPr>
-          <w:t>3</w:t>
-        </w:r>
-      </w:fldSimple>
+      <w:r>
+        <w:fldChar w:fldCharType="begin"/>
+      </w:r>
+      <w:r>
+        <w:instrText xml:space="preserve"> SEQ Figure \* ARABIC \s 1 </w:instrText>
+      </w:r>
+      <w:r>
+        <w:fldChar w:fldCharType="separate"/>
+      </w:r>
+      <w:r>
+        <w:rPr>
+          <w:noProof/>
+        </w:rPr>
+        <w:t>3</w:t>
+      </w:r>
+      <w:r>
+        <w:rPr>
+          <w:noProof/>
+        </w:rPr>
+        <w:fldChar w:fldCharType="end"/>
+      </w:r>
       <w:r>
         <w:t>:DFD level 0</w:t>
       </w:r>
-      <w:bookmarkEnd w:id="24"/>
-      <w:bookmarkEnd w:id="25"/>
       <w:bookmarkEnd w:id="26"/>
       <w:bookmarkEnd w:id="27"/>
+      <w:bookmarkEnd w:id="28"/>
+      <w:bookmarkEnd w:id="29"/>
     </w:p>
     <w:p>
       <w:pPr>
@@ -6105,21 +6310,12 @@
       </w:r>
     </w:p>
     <w:p>
-      <w:pPr>
-        <w:spacing w:line="360" w:lineRule="auto"/>
-        <w:jc w:val="both"/>
-      </w:pPr>
-      <w:bookmarkStart w:id="28" w:name="_Toc234439225"/>
-      <w:bookmarkStart w:id="29" w:name="_Toc234683630"/>
-      <w:r>
-        <w:rPr>
-          <w:rStyle w:val="Heading2Char"/>
-        </w:rPr>
+      <w:bookmarkStart w:id="30" w:name="_Toc234439225"/>
+      <w:r>
         <w:lastRenderedPageBreak/>
         <w:t>Level 1 (Detailed Decomposition):</w:t>
       </w:r>
-      <w:bookmarkEnd w:id="28"/>
-      <w:bookmarkEnd w:id="29"/>
+      <w:bookmarkEnd w:id="30"/>
       <w:r>
         <w:t xml:space="preserve"> Breaks down the central system process into</w:t>
       </w:r>
@@ -6196,39 +6392,47 @@
       <w:pPr>
         <w:pStyle w:val="Caption"/>
       </w:pPr>
-      <w:bookmarkStart w:id="30" w:name="_Toc233459033"/>
-      <w:bookmarkStart w:id="31" w:name="_Toc233459061"/>
-      <w:bookmarkStart w:id="32" w:name="_Toc234475518"/>
-      <w:bookmarkStart w:id="33" w:name="_Toc234575427"/>
+      <w:bookmarkStart w:id="31" w:name="_Toc233459033"/>
+      <w:bookmarkStart w:id="32" w:name="_Toc233459061"/>
+      <w:bookmarkStart w:id="33" w:name="_Toc234475518"/>
+      <w:bookmarkStart w:id="34" w:name="_Toc234575427"/>
       <w:r>
         <w:t xml:space="preserve">Figure </w:t>
       </w:r>
-      <w:fldSimple w:instr=" STYLEREF 1 \s ">
-        <w:r>
-          <w:rPr>
-            <w:noProof/>
-          </w:rPr>
-          <w:t>5</w:t>
-        </w:r>
-      </w:fldSimple>
+      <w:r>
+        <w:t>6</w:t>
+      </w:r>
       <w:r>
         <w:t>.</w:t>
       </w:r>
-      <w:fldSimple w:instr=" SEQ Figure \* ARABIC \s 1 ">
-        <w:r>
-          <w:rPr>
-            <w:noProof/>
-          </w:rPr>
-          <w:t>4</w:t>
-        </w:r>
-      </w:fldSimple>
+      <w:r>
+        <w:fldChar w:fldCharType="begin"/>
+      </w:r>
+      <w:r>
+        <w:instrText xml:space="preserve"> SEQ Figure \* ARABIC \s 1 </w:instrText>
+      </w:r>
+      <w:r>
+        <w:fldChar w:fldCharType="separate"/>
+      </w:r>
+      <w:r>
+        <w:rPr>
+          <w:noProof/>
+        </w:rPr>
+        <w:t>4</w:t>
+      </w:r>
+      <w:r>
+        <w:rPr>
+          <w:noProof/>
+        </w:rPr>
+        <w:fldChar w:fldCharType="end"/>
+      </w:r>
       <w:r>
         <w:t>:DFD level 1</w:t>
       </w:r>
-      <w:bookmarkEnd w:id="30"/>
       <w:bookmarkEnd w:id="31"/>
       <w:bookmarkEnd w:id="32"/>
       <w:bookmarkEnd w:id="33"/>
+      <w:bookmarkEnd w:id="34"/>
     </w:p>
     <w:p>
       <w:pPr>
@@ -6243,14 +6447,14 @@
       <w:pPr>
         <w:pStyle w:val="Heading2"/>
       </w:pPr>
-      <w:bookmarkStart w:id="34" w:name="_Toc234439226"/>
-      <w:bookmarkStart w:id="35" w:name="_Toc234683631"/>
+      <w:bookmarkStart w:id="35" w:name="_Toc234439226"/>
+      <w:bookmarkStart w:id="36" w:name="_Toc234704714"/>
       <w:r>
         <w:lastRenderedPageBreak/>
         <w:t>System Flowchart</w:t>
       </w:r>
-      <w:bookmarkEnd w:id="34"/>
       <w:bookmarkEnd w:id="35"/>
+      <w:bookmarkEnd w:id="36"/>
     </w:p>
     <w:p>
       <w:pPr>
@@ -6333,33 +6537,28 @@
       <w:pPr>
         <w:pStyle w:val="Caption"/>
       </w:pPr>
-      <w:bookmarkStart w:id="36" w:name="_Toc234575428"/>
+      <w:bookmarkStart w:id="37" w:name="_Toc234575428"/>
       <w:r>
         <w:t xml:space="preserve">Figure </w:t>
       </w:r>
-      <w:fldSimple w:instr=" STYLEREF 1 \s ">
-        <w:r>
-          <w:rPr>
-            <w:noProof/>
-          </w:rPr>
-          <w:t>5</w:t>
-        </w:r>
-      </w:fldSimple>
+      <w:proofErr w:type="gramStart"/>
+      <w:r>
+        <w:t>6</w:t>
+      </w:r>
       <w:r>
         <w:t>.</w:t>
       </w:r>
-      <w:fldSimple w:instr=" SEQ Figure \* ARABIC \s 1 ">
-        <w:r>
-          <w:rPr>
-            <w:noProof/>
-          </w:rPr>
-          <w:t>5</w:t>
-        </w:r>
-      </w:fldSimple>
-      <w:r>
-        <w:t>:flowchat for admin</w:t>
-      </w:r>
-      <w:bookmarkEnd w:id="36"/>
+      <w:r>
+        <w:t>4.1</w:t>
+      </w:r>
+      <w:r>
+        <w:t>:flowchat</w:t>
+      </w:r>
+      <w:proofErr w:type="gramEnd"/>
+      <w:r>
+        <w:t xml:space="preserve"> for admin</w:t>
+      </w:r>
+      <w:bookmarkEnd w:id="37"/>
     </w:p>
     <w:p>
       <w:pPr>
@@ -6423,35 +6622,19 @@
       <w:pPr>
         <w:pStyle w:val="Caption"/>
       </w:pPr>
-      <w:bookmarkStart w:id="37" w:name="_Toc234475520"/>
-      <w:bookmarkStart w:id="38" w:name="_Toc234575429"/>
-      <w:r>
-        <w:t xml:space="preserve">Figure </w:t>
-      </w:r>
-      <w:fldSimple w:instr=" STYLEREF 1 \s ">
-        <w:r>
-          <w:rPr>
-            <w:noProof/>
-          </w:rPr>
-          <w:t>5</w:t>
-        </w:r>
-      </w:fldSimple>
-      <w:r>
-        <w:t>.</w:t>
-      </w:r>
-      <w:fldSimple w:instr=" SEQ Figure \* ARABIC \s 1 ">
-        <w:r>
-          <w:rPr>
-            <w:noProof/>
-          </w:rPr>
-          <w:t>6</w:t>
-        </w:r>
-      </w:fldSimple>
+      <w:bookmarkStart w:id="38" w:name="_Toc234475520"/>
+      <w:bookmarkStart w:id="39" w:name="_Toc234575429"/>
+      <w:r>
+        <w:t>Figure</w:t>
+      </w:r>
+      <w:r>
+        <w:t xml:space="preserve"> 6.4.2</w:t>
+      </w:r>
       <w:r>
         <w:t>: flow chat for voter</w:t>
       </w:r>
-      <w:bookmarkEnd w:id="37"/>
       <w:bookmarkEnd w:id="38"/>
+      <w:bookmarkEnd w:id="39"/>
     </w:p>
     <w:p/>
     <w:p/>
@@ -6460,47 +6643,231 @@
       <w:pPr>
         <w:pStyle w:val="Heading1"/>
       </w:pPr>
-      <w:bookmarkStart w:id="39" w:name="_Toc234439227"/>
-      <w:bookmarkStart w:id="40" w:name="_Toc234683632"/>
+      <w:bookmarkStart w:id="40" w:name="_Toc234439227"/>
+      <w:bookmarkStart w:id="41" w:name="_Toc234704715"/>
       <w:r>
         <w:lastRenderedPageBreak/>
         <w:t>Development</w:t>
       </w:r>
-      <w:bookmarkEnd w:id="39"/>
       <w:bookmarkEnd w:id="40"/>
+      <w:bookmarkEnd w:id="41"/>
     </w:p>
     <w:p>
       <w:pPr>
         <w:spacing w:line="360" w:lineRule="auto"/>
         <w:jc w:val="both"/>
+        <w:rPr>
+          <w:rStyle w:val="citation-373"/>
+        </w:rPr>
       </w:pPr>
       <w:r>
         <w:t xml:space="preserve">The development phase of the </w:t>
       </w:r>
+      <w:r>
+        <w:t>Digital Voting System</w:t>
+      </w:r>
+      <w:r>
+        <w:t xml:space="preserve"> </w:t>
+      </w:r>
+      <w:r>
+        <w:rPr>
+          <w:rStyle w:val="citation-375"/>
+        </w:rPr>
+        <w:t>involves a systematic approach to planning, organizing, and executing the technical aspects of the project. This section outlines the Software Development Life Cycle (SDLC) model adopted, the technical environment utilized, and the collaboration strategies employed to ensure the project meets its def</w:t>
+      </w:r>
+      <w:r>
+        <w:t xml:space="preserve">ined security, accuracy, and operational </w:t>
+      </w:r>
+      <w:r>
+        <w:rPr>
+          <w:rStyle w:val="citation-373"/>
+        </w:rPr>
+        <w:t>objectives.</w:t>
+      </w:r>
+    </w:p>
+    <w:p>
+      <w:pPr>
+        <w:pStyle w:val="Heading2"/>
+      </w:pPr>
+      <w:r>
+        <w:t>Development Model</w:t>
+      </w:r>
+    </w:p>
+    <w:p>
+      <w:pPr>
+        <w:spacing w:line="360" w:lineRule="auto"/>
+        <w:jc w:val="both"/>
+      </w:pPr>
+      <w:bookmarkStart w:id="42" w:name="_Toc234439228"/>
+      <w:r>
+        <w:rPr>
+          <w:rStyle w:val="citation-371"/>
+        </w:rPr>
+        <w:t xml:space="preserve">Software Development Life Cycle (SDLC) – </w:t>
+      </w:r>
+      <w:r>
+        <w:rPr>
+          <w:rStyle w:val="citation-371"/>
+        </w:rPr>
+        <w:t>Waterfall</w:t>
+      </w:r>
+      <w:r>
+        <w:rPr>
+          <w:rStyle w:val="citation-371"/>
+        </w:rPr>
+        <w:t xml:space="preserve"> Model</w:t>
+      </w:r>
+      <w:bookmarkEnd w:id="42"/>
+    </w:p>
+    <w:p>
+      <w:pPr>
+        <w:spacing w:line="360" w:lineRule="auto"/>
+        <w:jc w:val="both"/>
+      </w:pPr>
+      <w:r>
+        <w:rPr>
+          <w:rStyle w:val="citation-369"/>
+        </w:rPr>
+        <w:t xml:space="preserve">For this project, we have implemented the </w:t>
+      </w:r>
+      <w:r>
+        <w:rPr>
+          <w:rStyle w:val="citation-369"/>
+        </w:rPr>
+        <w:t>Waterfall</w:t>
+      </w:r>
+      <w:r>
+        <w:rPr>
+          <w:rStyle w:val="citation-369"/>
+        </w:rPr>
+        <w:t xml:space="preserve"> Model</w:t>
+      </w:r>
+      <w:r>
+        <w:rPr>
+          <w:rStyle w:val="citation-369"/>
+        </w:rPr>
+        <w:t xml:space="preserve"> as our primary development paradigm. This model is an iterative approach where a simplified version of the software is built, tested, and refined based on feedback before the final produ</w:t>
+      </w:r>
+      <w:r>
+        <w:t>ct is deployed. This is particularly suitable for the Digital Voting System because it allows us to visualize the user interface, ballot flow, and core cryptographic/verification logic early in the process, ensuring the final application is intuitive, secure, and meets voter needs. The phases include:</w:t>
+      </w:r>
+    </w:p>
+    <w:p>
+      <w:pPr>
+        <w:pStyle w:val="ListParagraph"/>
+        <w:numPr>
+          <w:ilvl w:val="0"/>
+          <w:numId w:val="17"/>
+        </w:numPr>
+        <w:spacing w:line="360" w:lineRule="auto"/>
+        <w:jc w:val="both"/>
+      </w:pPr>
+      <w:r>
+        <w:t>Requirement Gathering and Analysis:</w:t>
+      </w:r>
+      <w:r>
+        <w:t xml:space="preserve"> Defining the basic operational needs of the election process, such as voter authentication, ballot confidentiality, and real-time tally integrity.</w:t>
+      </w:r>
+    </w:p>
+    <w:p>
+      <w:pPr>
+        <w:pStyle w:val="ListParagraph"/>
+        <w:numPr>
+          <w:ilvl w:val="0"/>
+          <w:numId w:val="17"/>
+        </w:numPr>
+        <w:spacing w:line="360" w:lineRule="auto"/>
+        <w:jc w:val="both"/>
+      </w:pPr>
+      <w:r>
+        <w:t>Quick Design:</w:t>
+      </w:r>
+      <w:r>
+        <w:t xml:space="preserve"> Creating a preliminary design of the voting interface, ballot selection screens, and the secure file-handling/database structure for immutable data persistence.</w:t>
+      </w:r>
+    </w:p>
+    <w:p>
+      <w:pPr>
+        <w:pStyle w:val="ListParagraph"/>
+        <w:numPr>
+          <w:ilvl w:val="0"/>
+          <w:numId w:val="17"/>
+        </w:numPr>
+        <w:spacing w:line="360" w:lineRule="auto"/>
+        <w:jc w:val="both"/>
+      </w:pPr>
+      <w:r>
+        <w:t>Building Prototype:</w:t>
+      </w:r>
+      <w:r>
+        <w:t xml:space="preserve"> Developing a basic version of the web/desktop application with core functionalities like voter login, candidate selection, and secure ballot submission.</w:t>
+      </w:r>
+    </w:p>
+    <w:p>
+      <w:pPr>
+        <w:pStyle w:val="ListParagraph"/>
+        <w:numPr>
+          <w:ilvl w:val="0"/>
+          <w:numId w:val="17"/>
+        </w:numPr>
+        <w:spacing w:line="360" w:lineRule="auto"/>
+        <w:jc w:val="both"/>
+      </w:pPr>
+      <w:r>
+        <w:t>User Evaluation:</w:t>
+      </w:r>
+      <w:r>
+        <w:t xml:space="preserve"> Testing the prototype with a control group of voters and election auditors to ensure the submission logic is foolproof and the interface prevents accidental invalid votes.</w:t>
+      </w:r>
+    </w:p>
+    <w:p>
+      <w:pPr>
+        <w:pStyle w:val="ListParagraph"/>
+        <w:numPr>
+          <w:ilvl w:val="0"/>
+          <w:numId w:val="17"/>
+        </w:numPr>
+        <w:spacing w:line="360" w:lineRule="auto"/>
+        <w:jc w:val="both"/>
+      </w:pPr>
+      <w:r>
+        <w:lastRenderedPageBreak/>
+        <w:t>Refining Prototype:</w:t>
+      </w:r>
+      <w:r>
+        <w:t xml:space="preserve"> Making critical security, accessibility, and performance updates based on testing results to ensure zero data leakage and optimal system uptime.</w:t>
+      </w:r>
+    </w:p>
+    <w:p>
+      <w:pPr>
+        <w:pStyle w:val="ListParagraph"/>
+        <w:numPr>
+          <w:ilvl w:val="0"/>
+          <w:numId w:val="17"/>
+        </w:numPr>
+        <w:spacing w:line="360" w:lineRule="auto"/>
+        <w:jc w:val="both"/>
+      </w:pPr>
       <w:r>
         <w:rPr>
           <w:b/>
           <w:bCs/>
         </w:rPr>
-        <w:t>Digital Voting System</w:t>
-      </w:r>
-      <w:r>
-        <w:t xml:space="preserve"> </w:t>
-      </w:r>
-      <w:r>
-        <w:rPr>
-          <w:rStyle w:val="citation-375"/>
-        </w:rPr>
-        <w:t>involves a systematic approach to planning, organizing, and executing the technical aspects of the project. This section outlines the Software Development Life Cycle (SDLC) model adopted, the technical environment utilized, and the collaboration strategies employed to ensure the project meets its def</w:t>
-      </w:r>
-      <w:r>
-        <w:t xml:space="preserve">ined security, accuracy, and operational </w:t>
-      </w:r>
-      <w:r>
-        <w:rPr>
-          <w:rStyle w:val="citation-373"/>
-        </w:rPr>
-        <w:t>objectives.</w:t>
+        <w:t>F</w:t>
+      </w:r>
+      <w:r>
+        <w:t xml:space="preserve">inal Product Development: </w:t>
+      </w:r>
+      <w:r>
+        <w:t>Completing the full, end-to-end application based on the refined prototype, incorporating advanced encryption algorithms and robust administrative control panels.</w:t>
+      </w:r>
+    </w:p>
+    <w:p>
+      <w:pPr>
+        <w:pStyle w:val="Heading2"/>
+      </w:pPr>
+      <w:r>
+        <w:t>Tools and Collaboration Platform</w:t>
       </w:r>
     </w:p>
     <w:p>
@@ -6508,26 +6875,16 @@
         <w:spacing w:line="360" w:lineRule="auto"/>
         <w:jc w:val="both"/>
       </w:pPr>
-      <w:bookmarkStart w:id="41" w:name="_Toc234439228"/>
-      <w:r>
-        <w:rPr>
-          <w:rStyle w:val="citation-371"/>
-        </w:rPr>
-        <w:t xml:space="preserve">Software Development Life Cycle (SDLC) – </w:t>
-      </w:r>
-      <w:r>
-        <w:rPr>
-          <w:rStyle w:val="citation-371"/>
-        </w:rPr>
-        <w:t>Waterfall</w:t>
-      </w:r>
-      <w:r>
-        <w:rPr>
-          <w:rStyle w:val="citation-371"/>
-        </w:rPr>
-        <w:t xml:space="preserve"> Model</w:t>
-      </w:r>
-      <w:bookmarkEnd w:id="41"/>
+      <w:r>
+        <w:rPr>
+          <w:b/>
+          <w:bCs/>
+        </w:rPr>
+        <w:t>System Design &amp; Modelling Tools (Draw.io / diagrams.net):</w:t>
+      </w:r>
+      <w:r>
+        <w:t xml:space="preserve"> Used to construct high-fidelity Level 0 Context Diagrams, Level 1 Data Flow Diagrams, and Use Case Diagrams, ensuring the software logic mirrors the theoretical security models perfectly.</w:t>
+      </w:r>
     </w:p>
     <w:p>
       <w:pPr>
@@ -6536,207 +6893,9 @@
       </w:pPr>
       <w:r>
         <w:rPr>
-          <w:rStyle w:val="citation-369"/>
-        </w:rPr>
-        <w:t xml:space="preserve">For this project, we have implemented the </w:t>
-      </w:r>
-      <w:r>
-        <w:rPr>
-          <w:rStyle w:val="citation-369"/>
           <w:b/>
           <w:bCs/>
         </w:rPr>
-        <w:t>Waterfall</w:t>
-      </w:r>
-      <w:r>
-        <w:rPr>
-          <w:rStyle w:val="citation-369"/>
-          <w:b/>
-          <w:bCs/>
-        </w:rPr>
-        <w:t xml:space="preserve"> Model</w:t>
-      </w:r>
-      <w:r>
-        <w:rPr>
-          <w:rStyle w:val="citation-369"/>
-        </w:rPr>
-        <w:t xml:space="preserve"> as our primary development paradigm. This model is an iterative approach where a simplified version of the software is built, tested, and refined based on feedback before the final produ</w:t>
-      </w:r>
-      <w:r>
-        <w:t>ct is deployed. This is particularly suitable for the Digital Voting System because it allows us to visualize the user interface, ballot flow, and core cryptographic/verification logic early in the process, ensuring the final application is intuitive, secure, and meets voter needs. The phases include:</w:t>
-      </w:r>
-    </w:p>
-    <w:p>
-      <w:pPr>
-        <w:spacing w:line="360" w:lineRule="auto"/>
-        <w:jc w:val="both"/>
-      </w:pPr>
-      <w:r>
-        <w:rPr>
-          <w:b/>
-          <w:bCs/>
-        </w:rPr>
-        <w:t>Requirement Gathering and Analysis:</w:t>
-      </w:r>
-      <w:r>
-        <w:t xml:space="preserve"> Defining the basic operational needs of the election process, such as voter authentication, ballot confidentiality, and real-time tally integrity.</w:t>
-      </w:r>
-    </w:p>
-    <w:p>
-      <w:pPr>
-        <w:spacing w:line="360" w:lineRule="auto"/>
-        <w:jc w:val="both"/>
-      </w:pPr>
-      <w:r>
-        <w:rPr>
-          <w:b/>
-          <w:bCs/>
-        </w:rPr>
-        <w:t>Quick Design:</w:t>
-      </w:r>
-      <w:r>
-        <w:t xml:space="preserve"> Creating a preliminary design of the voting interface, ballot selection screens, and the secure file-handling/database structure for immutable data persistence.</w:t>
-      </w:r>
-    </w:p>
-    <w:p>
-      <w:pPr>
-        <w:spacing w:line="360" w:lineRule="auto"/>
-        <w:jc w:val="both"/>
-      </w:pPr>
-      <w:r>
-        <w:rPr>
-          <w:b/>
-          <w:bCs/>
-        </w:rPr>
-        <w:t>Building Prototype:</w:t>
-      </w:r>
-      <w:r>
-        <w:t xml:space="preserve"> Developing a basic version of the web/desktop application with core functionalities like voter login, candidate selection, and secure ballot submission.</w:t>
-      </w:r>
-    </w:p>
-    <w:p>
-      <w:pPr>
-        <w:spacing w:line="360" w:lineRule="auto"/>
-        <w:jc w:val="both"/>
-      </w:pPr>
-      <w:r>
-        <w:rPr>
-          <w:b/>
-          <w:bCs/>
-        </w:rPr>
-        <w:t>User Evaluation:</w:t>
-      </w:r>
-      <w:r>
-        <w:t xml:space="preserve"> Testing the prototype with a control group of voters and election auditors to ensure the submission logic is foolproof and the interface prevents accidental invalid votes.</w:t>
-      </w:r>
-    </w:p>
-    <w:p>
-      <w:pPr>
-        <w:spacing w:line="360" w:lineRule="auto"/>
-        <w:jc w:val="both"/>
-      </w:pPr>
-      <w:r>
-        <w:rPr>
-          <w:b/>
-          <w:bCs/>
-        </w:rPr>
-        <w:t>Refining Prototype:</w:t>
-      </w:r>
-      <w:r>
-        <w:t xml:space="preserve"> Making critical security, accessibility, and performance updates based on testing results to ensure zero data leakage and optimal system uptime.</w:t>
-      </w:r>
-    </w:p>
-    <w:p>
-      <w:pPr>
-        <w:spacing w:line="360" w:lineRule="auto"/>
-        <w:jc w:val="both"/>
-      </w:pPr>
-      <w:r>
-        <w:rPr>
-          <w:b/>
-          <w:bCs/>
-        </w:rPr>
-        <w:lastRenderedPageBreak/>
-        <w:t>Final Product Development:</w:t>
-      </w:r>
-      <w:r>
-        <w:t xml:space="preserve"> Completing the full, end-to-end application based on the refined prototype, incorporating advanced encryption algorithms and robust administrative control panels.</w:t>
-      </w:r>
-    </w:p>
-    <w:p>
-      <w:bookmarkStart w:id="42" w:name="_Toc234439229"/>
-      <w:r>
-        <w:t>Development Environment and Tools</w:t>
-      </w:r>
-      <w:bookmarkEnd w:id="42"/>
-    </w:p>
-    <w:p>
-      <w:pPr>
-        <w:spacing w:line="360" w:lineRule="auto"/>
-        <w:jc w:val="both"/>
-      </w:pPr>
-      <w:r>
-        <w:t>To maintain absolute compliance with systemic architecture designs and strict security baselines, specific development, documentation, and scheduling platforms were selected based on stability and performance:</w:t>
-      </w:r>
-    </w:p>
-    <w:p>
-      <w:pPr>
-        <w:spacing w:line="360" w:lineRule="auto"/>
-        <w:jc w:val="both"/>
-      </w:pPr>
-      <w:r>
-        <w:rPr>
-          <w:b/>
-          <w:bCs/>
-        </w:rPr>
-        <w:t>Primary IDE &amp; Toolchain (VS Code / DEV C++ / Modern Web Stack):</w:t>
-      </w:r>
-      <w:r>
-        <w:t xml:space="preserve"> Selected for its extensible environment, allowing for precision line-by-line debugging of voter authentication modules, encryption protocols, and secure session management without heavy system overhead.</w:t>
-      </w:r>
-    </w:p>
-    <w:p>
-      <w:pPr>
-        <w:spacing w:line="360" w:lineRule="auto"/>
-        <w:jc w:val="both"/>
-      </w:pPr>
-      <w:r>
-        <w:rPr>
-          <w:b/>
-          <w:bCs/>
-        </w:rPr>
-        <w:t>Documentation &amp; Report Compilation (Microsoft Word / Google Docs):</w:t>
-      </w:r>
-      <w:r>
-        <w:t xml:space="preserve"> Used to maintain formal styling, version control, and team validation over technical specifications and compliance documentation.</w:t>
-      </w:r>
-    </w:p>
-    <w:p>
-      <w:pPr>
-        <w:spacing w:line="360" w:lineRule="auto"/>
-        <w:jc w:val="both"/>
-      </w:pPr>
-      <w:r>
-        <w:rPr>
-          <w:b/>
-          <w:bCs/>
-        </w:rPr>
-        <w:t>System Design &amp; Modelling Tools (Draw.io / diagrams.net):</w:t>
-      </w:r>
-      <w:r>
-        <w:t xml:space="preserve"> Used to construct high-fidelity Level 0 Context Diagrams, Level 1 Data Flow Diagrams, and Use Case Diagrams, ensuring the software logic mirrors the theoretical security models perfectly.</w:t>
-      </w:r>
-    </w:p>
-    <w:p>
-      <w:pPr>
-        <w:spacing w:line="360" w:lineRule="auto"/>
-        <w:jc w:val="both"/>
-      </w:pPr>
-      <w:r>
-        <w:rPr>
-          <w:b/>
-          <w:bCs/>
-        </w:rPr>
         <w:t>Project Scheduling (Gantt Chart Utilities):</w:t>
       </w:r>
       <w:r>
@@ -6744,61 +6903,11 @@
       </w:r>
     </w:p>
     <w:p>
-      <w:bookmarkStart w:id="43" w:name="_Toc234439230"/>
-      <w:r>
-        <w:t>Collaboration and Communication Channels</w:t>
-      </w:r>
-      <w:bookmarkEnd w:id="43"/>
-    </w:p>
-    <w:p>
-      <w:pPr>
-        <w:spacing w:line="360" w:lineRule="auto"/>
-        <w:jc w:val="both"/>
-      </w:pPr>
-      <w:r>
-        <w:t>Due to the critical technical requirements of collaborative security implementation and strict timeline synchronization, a unified communication stack was deployed:</w:t>
-      </w:r>
-    </w:p>
-    <w:p>
-      <w:pPr>
-        <w:spacing w:line="360" w:lineRule="auto"/>
-        <w:jc w:val="both"/>
-      </w:pPr>
-      <w:r>
-        <w:rPr>
-          <w:b/>
-          <w:bCs/>
-        </w:rPr>
-        <w:t>Microsoft Teams:</w:t>
-      </w:r>
-      <w:r>
-        <w:t xml:space="preserve"> Utilized as the primary interface for formalized alignment meetings with the project supervisor and security auditors. This channel ensured structured milestone check-ins, architectural reviews, and rapid feedback loop adjustments.</w:t>
-      </w:r>
-    </w:p>
-    <w:p>
-      <w:pPr>
-        <w:spacing w:line="360" w:lineRule="auto"/>
-        <w:jc w:val="both"/>
-      </w:pPr>
-      <w:r>
-        <w:rPr>
-          <w:b/>
-          <w:bCs/>
-        </w:rPr>
-        <w:lastRenderedPageBreak/>
-        <w:t>WhatsApp Workspace Groups:</w:t>
-      </w:r>
-      <w:r>
-        <w:t xml:space="preserve"> Deployed for internal peer-to-peer developer coordination. This permitted instant, real-time code snippet debugging, error log sharing, and rapid synchronization of cryptographic sub-module tasks.</w:t>
-      </w:r>
-    </w:p>
-    <w:p>
-      <w:pPr>
-        <w:spacing w:line="360" w:lineRule="auto"/>
-        <w:jc w:val="both"/>
-      </w:pPr>
-      <w:r>
-        <w:t>Finally, most importantly, the chart of work assignment.</w:t>
+      <w:pPr>
+        <w:pStyle w:val="Heading2"/>
+      </w:pPr>
+      <w:r>
+        <w:t>Work Assignment</w:t>
       </w:r>
     </w:p>
     <w:tbl>
@@ -7173,11 +7282,20 @@
           <w:szCs w:val="24"/>
         </w:rPr>
       </w:pPr>
-      <w:bookmarkStart w:id="44" w:name="_Toc234570129"/>
-      <w:r>
+      <w:bookmarkStart w:id="43" w:name="_Toc234570129"/>
+    </w:p>
+    <w:p>
+      <w:pPr>
+        <w:pStyle w:val="Caption"/>
         <w:rPr>
           <w:szCs w:val="24"/>
         </w:rPr>
+      </w:pPr>
+      <w:r>
+        <w:rPr>
+          <w:szCs w:val="24"/>
+        </w:rPr>
+        <w:lastRenderedPageBreak/>
         <w:t xml:space="preserve">Table </w:t>
       </w:r>
       <w:r>
@@ -7254,7 +7372,7 @@
         </w:rPr>
         <w:t>: Work Assigned</w:t>
       </w:r>
-      <w:bookmarkEnd w:id="44"/>
+      <w:bookmarkEnd w:id="43"/>
     </w:p>
     <w:p>
       <w:r>
@@ -7264,101 +7382,48 @@
     <w:p>
       <w:pPr>
         <w:pStyle w:val="Heading1"/>
+        <w:spacing w:line="360" w:lineRule="auto"/>
         <w:rPr>
           <w:sz w:val="28"/>
         </w:rPr>
       </w:pPr>
-      <w:bookmarkStart w:id="45" w:name="_Toc234683633"/>
+      <w:bookmarkStart w:id="44" w:name="_Toc234704716"/>
       <w:r>
         <w:lastRenderedPageBreak/>
         <w:t>Testing</w:t>
       </w:r>
+      <w:bookmarkEnd w:id="44"/>
+    </w:p>
+    <w:p>
+      <w:pPr>
+        <w:spacing w:line="360" w:lineRule="auto"/>
+      </w:pPr>
+      <w:r>
+        <w:t>Testing is an essential phase of software development that ensures the Digital Voting System performs as expected and satisfies all functional requirements. Different test cases were executed to verify that the application correctly authenticates users, records votes, prevents duplicate voting, calculates results accurately, and handles invalid inputs gracefully. Both normal and exceptional scenarios were tested to ensure the reliability and security of the system.</w:t>
+      </w:r>
+    </w:p>
+    <w:p>
+      <w:pPr>
+        <w:pStyle w:val="Heading2"/>
+      </w:pPr>
+      <w:r>
+        <w:t>Examples of a Test Case</w:t>
+      </w:r>
+    </w:p>
+    <w:p/>
+    <w:p>
+      <w:pPr>
+        <w:pStyle w:val="Heading2"/>
+        <w:spacing w:line="360" w:lineRule="auto"/>
+      </w:pPr>
+      <w:bookmarkStart w:id="45" w:name="_Toc234704718"/>
+      <w:r>
+        <w:t>Test</w:t>
+      </w:r>
+      <w:r>
+        <w:t xml:space="preserve"> Cases</w:t>
+      </w:r>
       <w:bookmarkEnd w:id="45"/>
-    </w:p>
-    <w:p>
-      <w:pPr>
-        <w:spacing w:line="360" w:lineRule="auto"/>
-      </w:pPr>
-      <w:r>
-        <w:t>Testing is an essential phase of software development that ensures the Digital Voting System performs as expected and satisfies all functional requirements. Different test cases were executed to verify that the application correctly authenticates users, records votes, prevents duplicate voting, calculates results accurately, and handles invalid inputs gracefully. Both normal and exceptional scenarios were tested to ensure the reliability and security of the system.</w:t>
-      </w:r>
-    </w:p>
-    <w:p>
-      <w:pPr>
-        <w:pStyle w:val="Heading2"/>
-      </w:pPr>
-      <w:r>
-        <w:t xml:space="preserve"> </w:t>
-      </w:r>
-      <w:bookmarkStart w:id="46" w:name="_Toc234683634"/>
-      <w:r>
-        <w:t>Testing Methodology</w:t>
-      </w:r>
-      <w:bookmarkEnd w:id="46"/>
-    </w:p>
-    <w:p>
-      <w:pPr>
-        <w:pStyle w:val="ListParagraph"/>
-        <w:numPr>
-          <w:ilvl w:val="0"/>
-          <w:numId w:val="14"/>
-        </w:numPr>
-      </w:pPr>
-      <w:r>
-        <w:t>Unit Testing: Individual modules such as login, voting, and result calculation were tested independently.</w:t>
-      </w:r>
-    </w:p>
-    <w:p>
-      <w:pPr>
-        <w:pStyle w:val="ListParagraph"/>
-        <w:numPr>
-          <w:ilvl w:val="0"/>
-          <w:numId w:val="14"/>
-        </w:numPr>
-      </w:pPr>
-      <w:r>
-        <w:t>Integration Testing: Interaction between different modules was tested to ensure smooth data flow.</w:t>
-      </w:r>
-    </w:p>
-    <w:p>
-      <w:pPr>
-        <w:pStyle w:val="ListParagraph"/>
-        <w:numPr>
-          <w:ilvl w:val="0"/>
-          <w:numId w:val="14"/>
-        </w:numPr>
-      </w:pPr>
-      <w:r>
-        <w:t>System Testing: The complete application was tested as a whole under realistic voting scenarios.</w:t>
-      </w:r>
-    </w:p>
-    <w:p>
-      <w:pPr>
-        <w:pStyle w:val="ListParagraph"/>
-        <w:numPr>
-          <w:ilvl w:val="0"/>
-          <w:numId w:val="14"/>
-        </w:numPr>
-      </w:pPr>
-      <w:r>
-        <w:t>User Acceptance Testing (UAT): Multiple users tested the system to verify usability and correctness.</w:t>
-      </w:r>
-    </w:p>
-    <w:p>
-      <w:pPr>
-        <w:pStyle w:val="Heading2"/>
-      </w:pPr>
-      <w:r>
-        <w:t xml:space="preserve"> </w:t>
-      </w:r>
-      <w:bookmarkStart w:id="47" w:name="_Toc234683635"/>
-      <w:r>
-        <w:t>Test</w:t>
-      </w:r>
-      <w:r>
-        <w:t xml:space="preserve"> Cases</w:t>
-      </w:r>
-      <w:bookmarkEnd w:id="47"/>
     </w:p>
     <w:tbl>
       <w:tblPr>
@@ -8220,7 +8285,6 @@
           </w:tcPr>
           <w:p>
             <w:r>
-              <w:lastRenderedPageBreak/>
               <w:t>TC-0</w:t>
             </w:r>
             <w:r>
@@ -8365,7 +8429,11 @@
           </w:tcPr>
           <w:p>
             <w:r>
-              <w:t>Voter attempts after election closed</w:t>
+              <w:t xml:space="preserve">Voter attempts after </w:t>
+            </w:r>
+            <w:r>
+              <w:lastRenderedPageBreak/>
+              <w:t>election closed</w:t>
             </w:r>
           </w:p>
         </w:tc>
@@ -8382,6 +8450,7 @@
           </w:tcPr>
           <w:p>
             <w:r>
+              <w:lastRenderedPageBreak/>
               <w:t>Voting not allowed</w:t>
             </w:r>
           </w:p>
@@ -8432,7 +8501,7 @@
           <w:szCs w:val="24"/>
         </w:rPr>
       </w:pPr>
-      <w:bookmarkStart w:id="48" w:name="_Toc234570130"/>
+      <w:bookmarkStart w:id="46" w:name="_Toc234570130"/>
       <w:r>
         <w:rPr>
           <w:szCs w:val="24"/>
@@ -8443,13 +8512,25 @@
         <w:rPr>
           <w:szCs w:val="24"/>
         </w:rPr>
+        <w:t>8</w:t>
+      </w:r>
+      <w:r>
+        <w:rPr>
+          <w:szCs w:val="24"/>
+        </w:rPr>
+        <w:t>.</w:t>
+      </w:r>
+      <w:r>
+        <w:rPr>
+          <w:szCs w:val="24"/>
+        </w:rPr>
         <w:fldChar w:fldCharType="begin"/>
       </w:r>
       <w:r>
         <w:rPr>
           <w:szCs w:val="24"/>
         </w:rPr>
-        <w:instrText xml:space="preserve"> STYLEREF 1 \s </w:instrText>
+        <w:instrText xml:space="preserve"> SEQ Table \* ARABIC \s 1 </w:instrText>
       </w:r>
       <w:r>
         <w:rPr>
@@ -8462,7 +8543,7 @@
           <w:noProof/>
           <w:szCs w:val="24"/>
         </w:rPr>
-        <w:t>7</w:t>
+        <w:t>1</w:t>
       </w:r>
       <w:r>
         <w:rPr>
@@ -8474,56 +8555,19 @@
         <w:rPr>
           <w:szCs w:val="24"/>
         </w:rPr>
-        <w:t>.</w:t>
-      </w:r>
-      <w:r>
-        <w:rPr>
-          <w:szCs w:val="24"/>
-        </w:rPr>
-        <w:fldChar w:fldCharType="begin"/>
-      </w:r>
-      <w:r>
-        <w:rPr>
-          <w:szCs w:val="24"/>
-        </w:rPr>
-        <w:instrText xml:space="preserve"> SEQ Table \* ARABIC \s 1 </w:instrText>
-      </w:r>
-      <w:r>
-        <w:rPr>
-          <w:szCs w:val="24"/>
-        </w:rPr>
-        <w:fldChar w:fldCharType="separate"/>
-      </w:r>
-      <w:r>
-        <w:rPr>
-          <w:noProof/>
-          <w:szCs w:val="24"/>
-        </w:rPr>
-        <w:t>1</w:t>
-      </w:r>
-      <w:r>
-        <w:rPr>
-          <w:szCs w:val="24"/>
-        </w:rPr>
-        <w:fldChar w:fldCharType="end"/>
-      </w:r>
-      <w:r>
-        <w:rPr>
-          <w:szCs w:val="24"/>
-        </w:rPr>
         <w:t>:Testing Phases</w:t>
       </w:r>
-      <w:bookmarkEnd w:id="48"/>
+      <w:bookmarkEnd w:id="46"/>
     </w:p>
     <w:p>
       <w:pPr>
         <w:pStyle w:val="Heading2"/>
       </w:pPr>
-      <w:bookmarkStart w:id="49" w:name="_Toc234683636"/>
+      <w:bookmarkStart w:id="47" w:name="_Toc234704719"/>
       <w:r>
         <w:t>Testing Summary</w:t>
       </w:r>
-      <w:bookmarkEnd w:id="49"/>
+      <w:bookmarkEnd w:id="47"/>
     </w:p>
     <w:p>
       <w:pPr>
@@ -8634,39 +8678,27 @@
     </w:p>
     <w:p>
       <w:pPr>
+        <w:pStyle w:val="Heading1"/>
+        <w:spacing w:line="360" w:lineRule="auto"/>
+      </w:pPr>
+      <w:bookmarkStart w:id="48" w:name="_Toc234439232"/>
+      <w:bookmarkStart w:id="49" w:name="_Toc234704720"/>
+      <w:r>
+        <w:t>Project</w:t>
+      </w:r>
+      <w:r>
+        <w:t xml:space="preserve"> </w:t>
+      </w:r>
+      <w:r>
+        <w:t>Results</w:t>
+      </w:r>
+      <w:bookmarkEnd w:id="48"/>
+      <w:bookmarkEnd w:id="49"/>
+    </w:p>
+    <w:p>
+      <w:pPr>
         <w:spacing w:line="360" w:lineRule="auto"/>
         <w:jc w:val="both"/>
-        <w:rPr>
-          <w:rFonts w:eastAsiaTheme="majorEastAsia" w:cstheme="majorBidi"/>
-          <w:sz w:val="32"/>
-          <w:szCs w:val="32"/>
-        </w:rPr>
-      </w:pPr>
-    </w:p>
-    <w:p>
-      <w:pPr>
-        <w:pStyle w:val="Heading1"/>
-        <w:spacing w:line="360" w:lineRule="auto"/>
-      </w:pPr>
-      <w:bookmarkStart w:id="50" w:name="_Toc234439232"/>
-      <w:bookmarkStart w:id="51" w:name="_Toc234683637"/>
-      <w:r>
-        <w:lastRenderedPageBreak/>
-        <w:t>Project</w:t>
-      </w:r>
-      <w:r>
-        <w:t xml:space="preserve"> </w:t>
-      </w:r>
-      <w:r>
-        <w:t>Results</w:t>
-      </w:r>
-      <w:bookmarkEnd w:id="50"/>
-      <w:bookmarkEnd w:id="51"/>
-    </w:p>
-    <w:p>
-      <w:pPr>
-        <w:spacing w:line="360" w:lineRule="auto"/>
-        <w:jc w:val="both"/>
       </w:pPr>
       <w:r>
         <w:t xml:space="preserve">The </w:t>
@@ -8679,7 +8711,11 @@
         <w:t xml:space="preserve">Digital Voting System </w:t>
       </w:r>
       <w:r>
-        <w:t>was engineered to modernize local elections by providing a decentralized, tamper-resistant, and entirely auditable terminal application. Designed specifically for community and campus organizations, the platform successfully bridges the gap between insecure manual paper ballots and cost-prohibitive enterprise voting machinery. Every primary architectural milestone conceptualized at the project's inception was fully realized.</w:t>
+        <w:t xml:space="preserve">was engineered to modernize local elections by providing a decentralized, tamper-resistant, and entirely auditable terminal application. Designed specifically for community and campus organizations, the platform successfully bridges the gap between insecure manual paper ballots and cost-prohibitive enterprise voting </w:t>
+      </w:r>
+      <w:r>
+        <w:lastRenderedPageBreak/>
+        <w:t>machinery. Every primary architectural milestone conceptualized at the project's inception was fully realized.</w:t>
       </w:r>
     </w:p>
     <w:p>
@@ -8716,18 +8752,9 @@
       <w:r>
         <w:rPr>
           <w:rFonts w:cs="Times New Roman"/>
-          <w:b/>
-          <w:bCs/>
           <w:szCs w:val="24"/>
         </w:rPr>
-        <w:t>Mitigation of Ballot Counting Latency:</w:t>
-      </w:r>
-      <w:r>
-        <w:rPr>
-          <w:rFonts w:cs="Times New Roman"/>
-          <w:szCs w:val="24"/>
-        </w:rPr>
-        <w:t xml:space="preserve"> Traditional manual hand-tallies are replaced by an instantaneous backend processing pipeline, reducing election results delivery times from hours to fractions of a second.</w:t>
+        <w:t>Mitigation of Ballot Counting Latency: Traditional manual hand-tallies are replaced by an instantaneous backend processing pipeline, reducing election results delivery times from hours to fractions of a second.</w:t>
       </w:r>
     </w:p>
     <w:p>
@@ -8747,18 +8774,9 @@
       <w:r>
         <w:rPr>
           <w:rFonts w:cs="Times New Roman"/>
-          <w:b/>
-          <w:bCs/>
           <w:szCs w:val="24"/>
         </w:rPr>
-        <w:t>Elimination of Tabulation and Arithmetic Skew:</w:t>
-      </w:r>
-      <w:r>
-        <w:rPr>
-          <w:rFonts w:cs="Times New Roman"/>
-          <w:szCs w:val="24"/>
-        </w:rPr>
-        <w:t xml:space="preserve"> Human counting fatigue and split-ticket accounting errors are completely neutralized. The arithmetic runtime processes </w:t>
+        <w:t xml:space="preserve">Elimination of Tabulation and Arithmetic Skew: Human counting fatigue and split-ticket accounting errors are completely neutralized. The arithmetic runtime processes </w:t>
       </w:r>
       <w:proofErr w:type="gramStart"/>
       <w:r>
@@ -8794,18 +8812,9 @@
       <w:r>
         <w:rPr>
           <w:rFonts w:cs="Times New Roman"/>
-          <w:b/>
-          <w:bCs/>
           <w:szCs w:val="24"/>
         </w:rPr>
-        <w:t>Structured, Isolated Ledger Architecture:</w:t>
-      </w:r>
-      <w:r>
-        <w:rPr>
-          <w:rFonts w:cs="Times New Roman"/>
-          <w:szCs w:val="24"/>
-        </w:rPr>
-        <w:t xml:space="preserve"> System data is segmented into specialized flat-file databases (</w:t>
+        <w:t>Structured, Isolated Ledger Architecture: System data is segmented into specialized flat-file databases (</w:t>
       </w:r>
       <w:r>
         <w:rPr>
@@ -8857,18 +8866,9 @@
       <w:r>
         <w:rPr>
           <w:rFonts w:cs="Times New Roman"/>
-          <w:b/>
-          <w:bCs/>
           <w:szCs w:val="24"/>
         </w:rPr>
-        <w:t>Simplified Disaster Recovery and Portability:</w:t>
-      </w:r>
-      <w:r>
-        <w:rPr>
-          <w:rFonts w:cs="Times New Roman"/>
-          <w:szCs w:val="24"/>
-        </w:rPr>
-        <w:t xml:space="preserve"> Operating within a lightweight text-based ecosystem allows administrators to effortlessly export, copy, and replicate compressed database files to cold storage, minimizing the threat of localized data corruption.</w:t>
+        <w:t>Simplified Disaster Recovery and Portability: Operating within a lightweight text-based ecosystem allows administrators to effortlessly export, copy, and replicate compressed database files to cold storage, minimizing the threat of localized data corruption.</w:t>
       </w:r>
     </w:p>
     <w:p>
@@ -8913,8 +8913,6 @@
       <w:r>
         <w:rPr>
           <w:rFonts w:cs="Times New Roman"/>
-          <w:b/>
-          <w:bCs/>
           <w:szCs w:val="24"/>
         </w:rPr>
         <w:t>Democratization of Secure Voting Software:</w:t>
@@ -8944,8 +8942,6 @@
       <w:r>
         <w:rPr>
           <w:rFonts w:cs="Times New Roman"/>
-          <w:b/>
-          <w:bCs/>
           <w:szCs w:val="24"/>
         </w:rPr>
         <w:t>Distraction-Free, Zero-Telemetry Environment:</w:t>
@@ -8975,8 +8971,6 @@
       <w:r>
         <w:rPr>
           <w:rFonts w:cs="Times New Roman"/>
-          <w:b/>
-          <w:bCs/>
           <w:szCs w:val="24"/>
         </w:rPr>
         <w:t>Live Operational Transparency:</w:t>
@@ -9006,8 +9000,6 @@
       <w:r>
         <w:rPr>
           <w:rFonts w:cs="Times New Roman"/>
-          <w:b/>
-          <w:bCs/>
           <w:szCs w:val="24"/>
         </w:rPr>
         <w:t>Data Sanitization and Identity Enforcement:</w:t>
@@ -9037,8 +9029,6 @@
       <w:r>
         <w:rPr>
           <w:rFonts w:cs="Times New Roman"/>
-          <w:b/>
-          <w:bCs/>
           <w:szCs w:val="24"/>
         </w:rPr>
         <w:t>High-Throughput Console Cycling:</w:t>
@@ -9095,12 +9085,12 @@
         <w:pStyle w:val="Heading1"/>
         <w:spacing w:line="360" w:lineRule="auto"/>
       </w:pPr>
-      <w:bookmarkStart w:id="52" w:name="_Toc234683638"/>
+      <w:bookmarkStart w:id="50" w:name="_Toc234704721"/>
       <w:r>
         <w:lastRenderedPageBreak/>
         <w:t>Conclusion</w:t>
       </w:r>
-      <w:bookmarkEnd w:id="52"/>
+      <w:bookmarkEnd w:id="50"/>
     </w:p>
     <w:p>
       <w:pPr>
@@ -9157,8 +9147,6 @@
       <w:r>
         <w:rPr>
           <w:rFonts w:eastAsia="Times New Roman" w:cs="Times New Roman"/>
-          <w:b/>
-          <w:bCs/>
           <w:szCs w:val="24"/>
         </w:rPr>
         <w:t>Functional System:</w:t>
@@ -9187,8 +9175,6 @@
       <w:r>
         <w:rPr>
           <w:rFonts w:eastAsia="Times New Roman" w:cs="Times New Roman"/>
-          <w:b/>
-          <w:bCs/>
           <w:szCs w:val="24"/>
         </w:rPr>
         <w:t>Secured Access:</w:t>
@@ -9217,18 +9203,9 @@
       <w:r>
         <w:rPr>
           <w:rFonts w:eastAsia="Times New Roman" w:cs="Times New Roman"/>
-          <w:b/>
-          <w:bCs/>
           <w:szCs w:val="24"/>
         </w:rPr>
-        <w:t>One Vote Rule:</w:t>
-      </w:r>
-      <w:r>
-        <w:rPr>
-          <w:rFonts w:eastAsia="Times New Roman" w:cs="Times New Roman"/>
-          <w:szCs w:val="24"/>
-        </w:rPr>
-        <w:t xml:space="preserve"> Prevents double-voting or fraud by tracking each voter's submission status dynamically.</w:t>
+        <w:t>One Vote Rule: Prevents double-voting or fraud by tracking each voter's submission status dynamically.</w:t>
       </w:r>
     </w:p>
     <w:p>
@@ -9247,18 +9224,9 @@
       <w:r>
         <w:rPr>
           <w:rFonts w:eastAsia="Times New Roman" w:cs="Times New Roman"/>
-          <w:b/>
-          <w:bCs/>
           <w:szCs w:val="24"/>
         </w:rPr>
-        <w:t>Automated Logic:</w:t>
-      </w:r>
-      <w:r>
-        <w:rPr>
-          <w:rFonts w:eastAsia="Times New Roman" w:cs="Times New Roman"/>
-          <w:szCs w:val="24"/>
-        </w:rPr>
-        <w:t xml:space="preserve"> Instantly tallies votes, handles tie or win conditions, and automatically identifies invalid ballots.</w:t>
+        <w:t>Automated Logic: Instantly tallies votes, handles tie or win conditions, and automatically identifies invalid ballots.</w:t>
       </w:r>
     </w:p>
     <w:p>
@@ -9277,8 +9245,6 @@
       <w:r>
         <w:rPr>
           <w:rFonts w:eastAsia="Times New Roman" w:cs="Times New Roman"/>
-          <w:b/>
-          <w:bCs/>
           <w:szCs w:val="24"/>
         </w:rPr>
         <w:t>File Logging:</w:t>
@@ -9288,52 +9254,53 @@
           <w:rFonts w:eastAsia="Times New Roman" w:cs="Times New Roman"/>
           <w:szCs w:val="24"/>
         </w:rPr>
-        <w:t xml:space="preserve"> Permanently records and updates the final election statistics to an external file (</w:t>
-      </w:r>
-      <w:r>
-        <w:rPr>
-          <w:rFonts w:ascii="Courier New" w:eastAsia="Times New Roman" w:hAnsi="Courier New" w:cs="Courier New"/>
-          <w:sz w:val="20"/>
-          <w:szCs w:val="20"/>
-        </w:rPr>
-        <w:t>election_result.txt</w:t>
-      </w:r>
+        <w:t xml:space="preserve"> Permanently records and updates the final election statistics to an external </w:t>
+      </w:r>
+      <w:proofErr w:type="gramStart"/>
       <w:r>
         <w:rPr>
           <w:rFonts w:eastAsia="Times New Roman" w:cs="Times New Roman"/>
           <w:szCs w:val="24"/>
         </w:rPr>
-        <w:t>).</w:t>
-      </w:r>
-    </w:p>
-    <w:p>
-      <w:pPr>
-        <w:spacing w:line="360" w:lineRule="auto"/>
+        <w:t xml:space="preserve">file </w:t>
+      </w:r>
+      <w:r>
         <w:rPr>
           <w:rFonts w:eastAsia="Times New Roman" w:cs="Times New Roman"/>
           <w:szCs w:val="24"/>
         </w:rPr>
-      </w:pPr>
-      <w:r>
-        <w:t>Ultimately, this project serves as a compelling proof-of-concept for file-based data persistence and programmatic state tracking in C. It demonstrates how traditional manual processes—prone to tally errors, double-voting disputes, and lost score tracking—can be fundamentally resolved through deliberate software architecture. The codebase satisfies all baseline criteria for programmatic safety, data tracking, and structured user state transitions within a secure digital terminal environment.</w:t>
-      </w:r>
-    </w:p>
-    <w:p>
-      <w:pPr>
+        <w:t>.</w:t>
+      </w:r>
+      <w:proofErr w:type="gramEnd"/>
+    </w:p>
+    <w:p>
+      <w:pPr>
+        <w:spacing w:line="360" w:lineRule="auto"/>
         <w:rPr>
           <w:rFonts w:eastAsia="Times New Roman" w:cs="Times New Roman"/>
           <w:szCs w:val="24"/>
         </w:rPr>
       </w:pPr>
       <w:r>
+        <w:t>Ultimately, this project serves as a compelling proof-of-concept for file-based data persistence and programmatic state tracking in C. It demonstrates how traditional manual processes—prone to tally errors, double-voting disputes, and lost score tracking—can be fundamentally resolved through deliberate software architecture. The codebase satisfies all baseline criteria for programmatic safety, data tracking, and structured user state transitions within a secure digital terminal environment.</w:t>
+      </w:r>
+    </w:p>
+    <w:p>
+      <w:pPr>
         <w:rPr>
           <w:rFonts w:eastAsia="Times New Roman" w:cs="Times New Roman"/>
           <w:szCs w:val="24"/>
         </w:rPr>
+      </w:pPr>
+      <w:r>
+        <w:rPr>
+          <w:rFonts w:eastAsia="Times New Roman" w:cs="Times New Roman"/>
+          <w:szCs w:val="24"/>
+        </w:rPr>
         <w:br w:type="page"/>
       </w:r>
     </w:p>
-    <w:bookmarkStart w:id="53" w:name="_Toc234683639" w:displacedByCustomXml="next"/>
+    <w:bookmarkStart w:id="51" w:name="_Toc234704722" w:displacedByCustomXml="next"/>
     <w:sdt>
       <w:sdtPr>
         <w:rPr>
@@ -9360,7 +9327,7 @@
           <w:r>
             <w:t>References</w:t>
           </w:r>
-          <w:bookmarkEnd w:id="53"/>
+          <w:bookmarkEnd w:id="51"/>
         </w:p>
         <w:sdt>
           <w:sdtPr>
@@ -9486,11 +9453,11 @@
         <w:lastRenderedPageBreak/>
         <w:t xml:space="preserve"> </w:t>
       </w:r>
-      <w:bookmarkStart w:id="54" w:name="_Toc234683640"/>
+      <w:bookmarkStart w:id="52" w:name="_Toc234704723"/>
       <w:r>
         <w:t>Annexures</w:t>
       </w:r>
-      <w:bookmarkEnd w:id="54"/>
+      <w:bookmarkEnd w:id="52"/>
     </w:p>
     <w:p>
       <w:r>
@@ -9563,7 +9530,7 @@
           <w:sz w:val="22"/>
         </w:rPr>
       </w:pPr>
-      <w:bookmarkStart w:id="55" w:name="_Toc234575430"/>
+      <w:bookmarkStart w:id="53" w:name="_Toc234575430"/>
       <w:r>
         <w:rPr>
           <w:sz w:val="22"/>
@@ -9668,7 +9635,7 @@
         </w:rPr>
         <w:t>enu</w:t>
       </w:r>
-      <w:bookmarkEnd w:id="55"/>
+      <w:bookmarkEnd w:id="53"/>
     </w:p>
     <w:p/>
     <w:p/>
@@ -9730,23 +9697,43 @@
       <w:pPr>
         <w:pStyle w:val="Caption"/>
       </w:pPr>
-      <w:bookmarkStart w:id="56" w:name="_Toc234575431"/>
+      <w:bookmarkStart w:id="54" w:name="_Toc234575431"/>
       <w:r>
         <w:t xml:space="preserve">Figure </w:t>
       </w:r>
-      <w:fldSimple w:instr=" STYLEREF 1 \s ">
-        <w:r>
-          <w:t>11</w:t>
-        </w:r>
-      </w:fldSimple>
+      <w:r>
+        <w:fldChar w:fldCharType="begin"/>
+      </w:r>
+      <w:r>
+        <w:instrText xml:space="preserve"> STYLEREF 1 \s </w:instrText>
+      </w:r>
+      <w:r>
+        <w:fldChar w:fldCharType="separate"/>
+      </w:r>
+      <w:r>
+        <w:t>11</w:t>
+      </w:r>
+      <w:r>
+        <w:fldChar w:fldCharType="end"/>
+      </w:r>
       <w:r>
         <w:t>.</w:t>
       </w:r>
-      <w:fldSimple w:instr=" SEQ Figure \* ARABIC \s 1 ">
-        <w:r>
-          <w:t>2</w:t>
-        </w:r>
-      </w:fldSimple>
+      <w:r>
+        <w:fldChar w:fldCharType="begin"/>
+      </w:r>
+      <w:r>
+        <w:instrText xml:space="preserve"> SEQ Figure \* ARABIC \s 1 </w:instrText>
+      </w:r>
+      <w:r>
+        <w:fldChar w:fldCharType="separate"/>
+      </w:r>
+      <w:r>
+        <w:t>2</w:t>
+      </w:r>
+      <w:r>
+        <w:fldChar w:fldCharType="end"/>
+      </w:r>
       <w:r>
         <w:t xml:space="preserve"> : </w:t>
       </w:r>
@@ -9762,7 +9749,7 @@
       <w:r>
         <w:t>ogin</w:t>
       </w:r>
-      <w:bookmarkEnd w:id="56"/>
+      <w:bookmarkEnd w:id="54"/>
     </w:p>
     <w:p/>
     <w:p/>
@@ -9827,27 +9814,47 @@
       <w:pPr>
         <w:pStyle w:val="Caption"/>
       </w:pPr>
-      <w:bookmarkStart w:id="57" w:name="_Toc234575432"/>
+      <w:bookmarkStart w:id="55" w:name="_Toc234575432"/>
       <w:r>
         <w:t xml:space="preserve">Figure </w:t>
       </w:r>
-      <w:fldSimple w:instr=" STYLEREF 1 \s ">
-        <w:r>
-          <w:t>11</w:t>
-        </w:r>
-      </w:fldSimple>
+      <w:r>
+        <w:fldChar w:fldCharType="begin"/>
+      </w:r>
+      <w:r>
+        <w:instrText xml:space="preserve"> STYLEREF 1 \s </w:instrText>
+      </w:r>
+      <w:r>
+        <w:fldChar w:fldCharType="separate"/>
+      </w:r>
+      <w:r>
+        <w:t>11</w:t>
+      </w:r>
+      <w:r>
+        <w:fldChar w:fldCharType="end"/>
+      </w:r>
       <w:r>
         <w:t>.</w:t>
       </w:r>
-      <w:fldSimple w:instr=" SEQ Figure \* ARABIC \s 1 ">
-        <w:r>
-          <w:t>3</w:t>
-        </w:r>
-      </w:fldSimple>
+      <w:r>
+        <w:fldChar w:fldCharType="begin"/>
+      </w:r>
+      <w:r>
+        <w:instrText xml:space="preserve"> SEQ Figure \* ARABIC \s 1 </w:instrText>
+      </w:r>
+      <w:r>
+        <w:fldChar w:fldCharType="separate"/>
+      </w:r>
+      <w:r>
+        <w:t>3</w:t>
+      </w:r>
+      <w:r>
+        <w:fldChar w:fldCharType="end"/>
+      </w:r>
       <w:r>
         <w:t xml:space="preserve"> : Admin Control</w:t>
       </w:r>
-      <w:bookmarkEnd w:id="57"/>
+      <w:bookmarkEnd w:id="55"/>
     </w:p>
     <w:p/>
     <w:p/>
@@ -9918,27 +9925,47 @@
       <w:pPr>
         <w:pStyle w:val="Caption"/>
       </w:pPr>
-      <w:bookmarkStart w:id="58" w:name="_Toc234575433"/>
+      <w:bookmarkStart w:id="56" w:name="_Toc234575433"/>
       <w:r>
         <w:t xml:space="preserve">Figure </w:t>
       </w:r>
-      <w:fldSimple w:instr=" STYLEREF 1 \s ">
-        <w:r>
-          <w:t>11</w:t>
-        </w:r>
-      </w:fldSimple>
+      <w:r>
+        <w:fldChar w:fldCharType="begin"/>
+      </w:r>
+      <w:r>
+        <w:instrText xml:space="preserve"> STYLEREF 1 \s </w:instrText>
+      </w:r>
+      <w:r>
+        <w:fldChar w:fldCharType="separate"/>
+      </w:r>
+      <w:r>
+        <w:t>11</w:t>
+      </w:r>
+      <w:r>
+        <w:fldChar w:fldCharType="end"/>
+      </w:r>
       <w:r>
         <w:t>.</w:t>
       </w:r>
-      <w:fldSimple w:instr=" SEQ Figure \* ARABIC \s 1 ">
-        <w:r>
-          <w:t>4</w:t>
-        </w:r>
-      </w:fldSimple>
+      <w:r>
+        <w:fldChar w:fldCharType="begin"/>
+      </w:r>
+      <w:r>
+        <w:instrText xml:space="preserve"> SEQ Figure \* ARABIC \s 1 </w:instrText>
+      </w:r>
+      <w:r>
+        <w:fldChar w:fldCharType="separate"/>
+      </w:r>
+      <w:r>
+        <w:t>4</w:t>
+      </w:r>
+      <w:r>
+        <w:fldChar w:fldCharType="end"/>
+      </w:r>
       <w:r>
         <w:t xml:space="preserve"> : Voter Register</w:t>
       </w:r>
-      <w:bookmarkEnd w:id="58"/>
+      <w:bookmarkEnd w:id="56"/>
     </w:p>
     <w:p/>
     <w:p>
@@ -10008,27 +10035,47 @@
       <w:pPr>
         <w:pStyle w:val="Caption"/>
       </w:pPr>
-      <w:bookmarkStart w:id="59" w:name="_Toc234575434"/>
+      <w:bookmarkStart w:id="57" w:name="_Toc234575434"/>
       <w:r>
         <w:t xml:space="preserve">Figure </w:t>
       </w:r>
-      <w:fldSimple w:instr=" STYLEREF 1 \s ">
-        <w:r>
-          <w:t>11</w:t>
-        </w:r>
-      </w:fldSimple>
+      <w:r>
+        <w:fldChar w:fldCharType="begin"/>
+      </w:r>
+      <w:r>
+        <w:instrText xml:space="preserve"> STYLEREF 1 \s </w:instrText>
+      </w:r>
+      <w:r>
+        <w:fldChar w:fldCharType="separate"/>
+      </w:r>
+      <w:r>
+        <w:t>11</w:t>
+      </w:r>
+      <w:r>
+        <w:fldChar w:fldCharType="end"/>
+      </w:r>
       <w:r>
         <w:t>.</w:t>
       </w:r>
-      <w:fldSimple w:instr=" SEQ Figure \* ARABIC \s 1 ">
-        <w:r>
-          <w:t>5</w:t>
-        </w:r>
-      </w:fldSimple>
+      <w:r>
+        <w:fldChar w:fldCharType="begin"/>
+      </w:r>
+      <w:r>
+        <w:instrText xml:space="preserve"> SEQ Figure \* ARABIC \s 1 </w:instrText>
+      </w:r>
+      <w:r>
+        <w:fldChar w:fldCharType="separate"/>
+      </w:r>
+      <w:r>
+        <w:t>5</w:t>
+      </w:r>
+      <w:r>
+        <w:fldChar w:fldCharType="end"/>
+      </w:r>
       <w:r>
         <w:t xml:space="preserve"> : Voter login</w:t>
       </w:r>
-      <w:bookmarkEnd w:id="59"/>
+      <w:bookmarkEnd w:id="57"/>
     </w:p>
     <w:p>
       <w:pPr>
@@ -10090,27 +10137,47 @@
       <w:pPr>
         <w:pStyle w:val="Caption"/>
       </w:pPr>
-      <w:bookmarkStart w:id="60" w:name="_Toc234575435"/>
+      <w:bookmarkStart w:id="58" w:name="_Toc234575435"/>
       <w:r>
         <w:t xml:space="preserve">Figure </w:t>
       </w:r>
-      <w:fldSimple w:instr=" STYLEREF 1 \s ">
-        <w:r>
-          <w:t>11</w:t>
-        </w:r>
-      </w:fldSimple>
+      <w:r>
+        <w:fldChar w:fldCharType="begin"/>
+      </w:r>
+      <w:r>
+        <w:instrText xml:space="preserve"> STYLEREF 1 \s </w:instrText>
+      </w:r>
+      <w:r>
+        <w:fldChar w:fldCharType="separate"/>
+      </w:r>
+      <w:r>
+        <w:t>11</w:t>
+      </w:r>
+      <w:r>
+        <w:fldChar w:fldCharType="end"/>
+      </w:r>
       <w:r>
         <w:t>.</w:t>
       </w:r>
-      <w:fldSimple w:instr=" SEQ Figure \* ARABIC \s 1 ">
-        <w:r>
-          <w:t>6</w:t>
-        </w:r>
-      </w:fldSimple>
+      <w:r>
+        <w:fldChar w:fldCharType="begin"/>
+      </w:r>
+      <w:r>
+        <w:instrText xml:space="preserve"> SEQ Figure \* ARABIC \s 1 </w:instrText>
+      </w:r>
+      <w:r>
+        <w:fldChar w:fldCharType="separate"/>
+      </w:r>
+      <w:r>
+        <w:t>6</w:t>
+      </w:r>
+      <w:r>
+        <w:fldChar w:fldCharType="end"/>
+      </w:r>
       <w:r>
         <w:t xml:space="preserve"> : Voting Screen</w:t>
       </w:r>
-      <w:bookmarkEnd w:id="60"/>
+      <w:bookmarkEnd w:id="58"/>
     </w:p>
     <w:p/>
     <w:p/>
@@ -10173,27 +10240,47 @@
       <w:pPr>
         <w:pStyle w:val="Caption"/>
       </w:pPr>
-      <w:bookmarkStart w:id="61" w:name="_Toc234575436"/>
+      <w:bookmarkStart w:id="59" w:name="_Toc234575436"/>
       <w:r>
         <w:t xml:space="preserve">Figure </w:t>
       </w:r>
-      <w:fldSimple w:instr=" STYLEREF 1 \s ">
-        <w:r>
-          <w:t>11</w:t>
-        </w:r>
-      </w:fldSimple>
+      <w:r>
+        <w:fldChar w:fldCharType="begin"/>
+      </w:r>
+      <w:r>
+        <w:instrText xml:space="preserve"> STYLEREF 1 \s </w:instrText>
+      </w:r>
+      <w:r>
+        <w:fldChar w:fldCharType="separate"/>
+      </w:r>
+      <w:r>
+        <w:t>11</w:t>
+      </w:r>
+      <w:r>
+        <w:fldChar w:fldCharType="end"/>
+      </w:r>
       <w:r>
         <w:t>.</w:t>
       </w:r>
-      <w:fldSimple w:instr=" SEQ Figure \* ARABIC \s 1 ">
-        <w:r>
-          <w:t>7</w:t>
-        </w:r>
-      </w:fldSimple>
+      <w:r>
+        <w:fldChar w:fldCharType="begin"/>
+      </w:r>
+      <w:r>
+        <w:instrText xml:space="preserve"> SEQ Figure \* ARABIC \s 1 </w:instrText>
+      </w:r>
+      <w:r>
+        <w:fldChar w:fldCharType="separate"/>
+      </w:r>
+      <w:r>
+        <w:t>7</w:t>
+      </w:r>
+      <w:r>
+        <w:fldChar w:fldCharType="end"/>
+      </w:r>
       <w:r>
         <w:t xml:space="preserve"> : View Result</w:t>
       </w:r>
-      <w:bookmarkEnd w:id="61"/>
+      <w:bookmarkEnd w:id="59"/>
     </w:p>
     <w:sectPr>
       <w:pgSz w:w="12240" w:h="15840"/>
@@ -10936,6 +11023,95 @@
     </w:lvl>
   </w:abstractNum>
   <w:abstractNum w:abstractNumId="7" w15:restartNumberingAfterBreak="0">
+    <w:nsid w:val="2A2B7BC4"/>
+    <w:multiLevelType w:val="hybridMultilevel"/>
+    <w:tmpl w:val="BE183ED0"/>
+    <w:lvl w:ilvl="0" w:tplc="2C807736">
+      <w:start w:val="1"/>
+      <w:numFmt w:val="lowerRoman"/>
+      <w:lvlText w:val="%1."/>
+      <w:lvlJc w:val="left"/>
+      <w:pPr>
+        <w:ind w:left="1080" w:hanging="720"/>
+      </w:pPr>
+      <w:rPr>
+        <w:rFonts w:hint="default"/>
+      </w:rPr>
+    </w:lvl>
+    <w:lvl w:ilvl="1" w:tplc="04090019" w:tentative="1">
+      <w:start w:val="1"/>
+      <w:numFmt w:val="lowerLetter"/>
+      <w:lvlText w:val="%2."/>
+      <w:lvlJc w:val="left"/>
+      <w:pPr>
+        <w:ind w:left="1440" w:hanging="360"/>
+      </w:pPr>
+    </w:lvl>
+    <w:lvl w:ilvl="2" w:tplc="0409001B" w:tentative="1">
+      <w:start w:val="1"/>
+      <w:numFmt w:val="lowerRoman"/>
+      <w:lvlText w:val="%3."/>
+      <w:lvlJc w:val="right"/>
+      <w:pPr>
+        <w:ind w:left="2160" w:hanging="180"/>
+      </w:pPr>
+    </w:lvl>
+    <w:lvl w:ilvl="3" w:tplc="0409000F" w:tentative="1">
+      <w:start w:val="1"/>
+      <w:numFmt w:val="decimal"/>
+      <w:lvlText w:val="%4."/>
+      <w:lvlJc w:val="left"/>
+      <w:pPr>
+        <w:ind w:left="2880" w:hanging="360"/>
+      </w:pPr>
+    </w:lvl>
+    <w:lvl w:ilvl="4" w:tplc="04090019" w:tentative="1">
+      <w:start w:val="1"/>
+      <w:numFmt w:val="lowerLetter"/>
+      <w:lvlText w:val="%5."/>
+      <w:lvlJc w:val="left"/>
+      <w:pPr>
+        <w:ind w:left="3600" w:hanging="360"/>
+      </w:pPr>
+    </w:lvl>
+    <w:lvl w:ilvl="5" w:tplc="0409001B" w:tentative="1">
+      <w:start w:val="1"/>
+      <w:numFmt w:val="lowerRoman"/>
+      <w:lvlText w:val="%6."/>
+      <w:lvlJc w:val="right"/>
+      <w:pPr>
+        <w:ind w:left="4320" w:hanging="180"/>
+      </w:pPr>
+    </w:lvl>
+    <w:lvl w:ilvl="6" w:tplc="0409000F" w:tentative="1">
+      <w:start w:val="1"/>
+      <w:numFmt w:val="decimal"/>
+      <w:lvlText w:val="%7."/>
+      <w:lvlJc w:val="left"/>
+      <w:pPr>
+        <w:ind w:left="5040" w:hanging="360"/>
+      </w:pPr>
+    </w:lvl>
+    <w:lvl w:ilvl="7" w:tplc="04090019" w:tentative="1">
+      <w:start w:val="1"/>
+      <w:numFmt w:val="lowerLetter"/>
+      <w:lvlText w:val="%8."/>
+      <w:lvlJc w:val="left"/>
+      <w:pPr>
+        <w:ind w:left="5760" w:hanging="360"/>
+      </w:pPr>
+    </w:lvl>
+    <w:lvl w:ilvl="8" w:tplc="0409001B" w:tentative="1">
+      <w:start w:val="1"/>
+      <w:numFmt w:val="lowerRoman"/>
+      <w:lvlText w:val="%9."/>
+      <w:lvlJc w:val="right"/>
+      <w:pPr>
+        <w:ind w:left="6480" w:hanging="180"/>
+      </w:pPr>
+    </w:lvl>
+  </w:abstractNum>
+  <w:abstractNum w:abstractNumId="8" w15:restartNumberingAfterBreak="0">
     <w:nsid w:val="2C7C4371"/>
     <w:multiLevelType w:val="hybridMultilevel"/>
     <w:tmpl w:val="FB5EE6F0"/>
@@ -11048,7 +11224,7 @@
       </w:rPr>
     </w:lvl>
   </w:abstractNum>
-  <w:abstractNum w:abstractNumId="8" w15:restartNumberingAfterBreak="0">
+  <w:abstractNum w:abstractNumId="9" w15:restartNumberingAfterBreak="0">
     <w:nsid w:val="37092565"/>
     <w:multiLevelType w:val="hybridMultilevel"/>
     <w:tmpl w:val="F13C397E"/>
@@ -11161,7 +11337,7 @@
       </w:rPr>
     </w:lvl>
   </w:abstractNum>
-  <w:abstractNum w:abstractNumId="9" w15:restartNumberingAfterBreak="0">
+  <w:abstractNum w:abstractNumId="10" w15:restartNumberingAfterBreak="0">
     <w:nsid w:val="51125BC9"/>
     <w:multiLevelType w:val="multilevel"/>
     <w:tmpl w:val="6BF4CB4A"/>
@@ -11284,7 +11460,7 @@
       </w:rPr>
     </w:lvl>
   </w:abstractNum>
-  <w:abstractNum w:abstractNumId="10" w15:restartNumberingAfterBreak="0">
+  <w:abstractNum w:abstractNumId="11" w15:restartNumberingAfterBreak="0">
     <w:nsid w:val="5583499F"/>
     <w:multiLevelType w:val="hybridMultilevel"/>
     <w:tmpl w:val="1C508AFE"/>
@@ -11397,7 +11573,7 @@
       </w:rPr>
     </w:lvl>
   </w:abstractNum>
-  <w:abstractNum w:abstractNumId="11" w15:restartNumberingAfterBreak="0">
+  <w:abstractNum w:abstractNumId="12" w15:restartNumberingAfterBreak="0">
     <w:nsid w:val="5C737015"/>
     <w:multiLevelType w:val="multilevel"/>
     <w:tmpl w:val="01DA66A4"/>
@@ -11492,7 +11668,7 @@
       </w:pPr>
     </w:lvl>
   </w:abstractNum>
-  <w:abstractNum w:abstractNumId="12" w15:restartNumberingAfterBreak="0">
+  <w:abstractNum w:abstractNumId="13" w15:restartNumberingAfterBreak="0">
     <w:nsid w:val="5E6642DD"/>
     <w:multiLevelType w:val="hybridMultilevel"/>
     <w:tmpl w:val="BEC65852"/>
@@ -11578,7 +11754,7 @@
       </w:pPr>
     </w:lvl>
   </w:abstractNum>
-  <w:abstractNum w:abstractNumId="13" w15:restartNumberingAfterBreak="0">
+  <w:abstractNum w:abstractNumId="14" w15:restartNumberingAfterBreak="0">
     <w:nsid w:val="65D56191"/>
     <w:multiLevelType w:val="hybridMultilevel"/>
     <w:tmpl w:val="9EEADD38"/>
@@ -11667,7 +11843,7 @@
       </w:pPr>
     </w:lvl>
   </w:abstractNum>
-  <w:abstractNum w:abstractNumId="14" w15:restartNumberingAfterBreak="0">
+  <w:abstractNum w:abstractNumId="15" w15:restartNumberingAfterBreak="0">
     <w:nsid w:val="67CE17D5"/>
     <w:multiLevelType w:val="hybridMultilevel"/>
     <w:tmpl w:val="E58E0C54"/>
@@ -11782,7 +11958,7 @@
       </w:rPr>
     </w:lvl>
   </w:abstractNum>
-  <w:abstractNum w:abstractNumId="15" w15:restartNumberingAfterBreak="0">
+  <w:abstractNum w:abstractNumId="16" w15:restartNumberingAfterBreak="0">
     <w:nsid w:val="75FD2EBF"/>
     <w:multiLevelType w:val="hybridMultilevel"/>
     <w:tmpl w:val="61509636"/>
@@ -11899,31 +12075,31 @@
     <w:abstractNumId w:val="2"/>
   </w:num>
   <w:num w:numId="2" w16cid:durableId="1201361218">
-    <w:abstractNumId w:val="8"/>
+    <w:abstractNumId w:val="9"/>
   </w:num>
   <w:num w:numId="3" w16cid:durableId="1873109621">
     <w:abstractNumId w:val="5"/>
   </w:num>
   <w:num w:numId="4" w16cid:durableId="1569874912">
-    <w:abstractNumId w:val="15"/>
+    <w:abstractNumId w:val="16"/>
   </w:num>
   <w:num w:numId="5" w16cid:durableId="303657821">
-    <w:abstractNumId w:val="9"/>
+    <w:abstractNumId w:val="10"/>
   </w:num>
   <w:num w:numId="6" w16cid:durableId="496573084">
     <w:abstractNumId w:val="3"/>
   </w:num>
   <w:num w:numId="7" w16cid:durableId="1044141094">
+    <w:abstractNumId w:val="12"/>
+  </w:num>
+  <w:num w:numId="8" w16cid:durableId="135996779">
     <w:abstractNumId w:val="11"/>
   </w:num>
-  <w:num w:numId="8" w16cid:durableId="135996779">
-    <w:abstractNumId w:val="10"/>
-  </w:num>
   <w:num w:numId="9" w16cid:durableId="174153874">
-    <w:abstractNumId w:val="14"/>
+    <w:abstractNumId w:val="15"/>
   </w:num>
   <w:num w:numId="10" w16cid:durableId="1029377168">
-    <w:abstractNumId w:val="7"/>
+    <w:abstractNumId w:val="8"/>
   </w:num>
   <w:num w:numId="11" w16cid:durableId="425883975">
     <w:abstractNumId w:val="0"/>
@@ -11932,16 +12108,19 @@
     <w:abstractNumId w:val="4"/>
   </w:num>
   <w:num w:numId="13" w16cid:durableId="834420515">
-    <w:abstractNumId w:val="13"/>
+    <w:abstractNumId w:val="14"/>
   </w:num>
   <w:num w:numId="14" w16cid:durableId="1283415770">
-    <w:abstractNumId w:val="12"/>
+    <w:abstractNumId w:val="13"/>
   </w:num>
   <w:num w:numId="15" w16cid:durableId="1760831705">
     <w:abstractNumId w:val="1"/>
   </w:num>
   <w:num w:numId="16" w16cid:durableId="518007374">
     <w:abstractNumId w:val="6"/>
+  </w:num>
+  <w:num w:numId="17" w16cid:durableId="270673085">
+    <w:abstractNumId w:val="7"/>
   </w:num>
   <w:numIdMacAtCleanup w:val="9"/>
 </w:numbering>
@@ -12590,7 +12769,6 @@
   <w:style w:type="character" w:default="1" w:styleId="DefaultParagraphFont">
     <w:name w:val="Default Paragraph Font"/>
     <w:uiPriority w:val="1"/>
-    <w:semiHidden/>
     <w:unhideWhenUsed/>
   </w:style>
   <w:style w:type="table" w:default="1" w:styleId="TableNormal">
@@ -14062,10 +14240,10 @@
   </w:font>
   <w:font w:name="Wingdings">
     <w:panose1 w:val="05000000000000000000"/>
-    <w:charset w:val="02"/>
-    <w:family w:val="auto"/>
+    <w:charset w:val="4D"/>
+    <w:family w:val="decorative"/>
     <w:pitch w:val="variable"/>
-    <w:sig w:usb0="00000000" w:usb1="10000000" w:usb2="00000000" w:usb3="00000000" w:csb0="80000000" w:csb1="00000000"/>
+    <w:sig w:usb0="00000003" w:usb1="00000000" w:usb2="00000000" w:usb3="00000000" w:csb0="80000001" w:csb1="00000000"/>
   </w:font>
   <w:font w:name="Calibri">
     <w:panose1 w:val="020F0502020204030204"/>
@@ -14114,10 +14292,13 @@
   </w:compat>
   <w:rsids>
     <w:rsidRoot w:val="0086624B"/>
+    <w:rsid w:val="002D3D16"/>
     <w:rsid w:val="002F3832"/>
     <w:rsid w:val="00484C78"/>
     <w:rsid w:val="005074EF"/>
     <w:rsid w:val="00521365"/>
+    <w:rsid w:val="007514BB"/>
+    <w:rsid w:val="0077716E"/>
     <w:rsid w:val="0086624B"/>
   </w:rsids>
   <m:mathPr>

--- a/votingpre.docx
+++ b/votingpre.docx
@@ -1,6 +1,6 @@
 
 <file path=word/document.xml><?xml version="1.0" encoding="utf-8"?>
-<w:document xmlns:wpc="http://schemas.microsoft.com/office/word/2010/wordprocessingCanvas" xmlns:cx="http://schemas.microsoft.com/office/drawing/2014/chartex" xmlns:cx1="http://schemas.microsoft.com/office/drawing/2015/9/8/chartex" xmlns:cx2="http://schemas.microsoft.com/office/drawing/2015/10/21/chartex" xmlns:cx3="http://schemas.microsoft.com/office/drawing/2016/5/9/chartex" xmlns:cx4="http://schemas.microsoft.com/office/drawing/2016/5/10/chartex" xmlns:cx5="http://schemas.microsoft.com/office/drawing/2016/5/11/chartex" xmlns:cx6="http://schemas.microsoft.com/office/drawing/2016/5/12/chartex" xmlns:cx7="http://schemas.microsoft.com/office/drawing/2016/5/13/chartex" xmlns:cx8="http://schemas.microsoft.com/office/drawing/2016/5/14/chartex" xmlns:mc="http://schemas.openxmlformats.org/markup-compatibility/2006" xmlns:aink="http://schemas.microsoft.com/office/drawing/2016/ink" xmlns:am3d="http://schemas.microsoft.com/office/drawing/2017/model3d" xmlns:o="urn:schemas-microsoft-com:office:office" xmlns:oel="http://schemas.microsoft.com/office/2019/extlst" xmlns:r="http://schemas.openxmlformats.org/officeDocument/2006/relationships" xmlns:m="http://schemas.openxmlformats.org/officeDocument/2006/math" xmlns:v="urn:schemas-microsoft-com:vml" xmlns:wp14="http://schemas.microsoft.com/office/word/2010/wordprocessingDrawing" xmlns:wp="http://schemas.openxmlformats.org/drawingml/2006/wordprocessingDrawing" xmlns:w10="urn:schemas-microsoft-com:office:word" xmlns:w="http://schemas.openxmlformats.org/wordprocessingml/2006/main" xmlns:w14="http://schemas.microsoft.com/office/word/2010/wordml" xmlns:w15="http://schemas.microsoft.com/office/word/2012/wordml" xmlns:w16cex="http://schemas.microsoft.com/office/word/2018/wordml/cex" xmlns:w16cid="http://schemas.microsoft.com/office/word/2016/wordml/cid" xmlns:w16="http://schemas.microsoft.com/office/word/2018/wordml" xmlns:w16du="http://schemas.microsoft.com/office/word/2023/wordml/word16du" xmlns:w16sdtdh="http://schemas.microsoft.com/office/word/2020/wordml/sdtdatahash" xmlns:w16sdtfl="http://schemas.microsoft.com/office/word/2024/wordml/sdtformatlock" xmlns:w16se="http://schemas.microsoft.com/office/word/2015/wordml/symex" xmlns:wpg="http://schemas.microsoft.com/office/word/2010/wordprocessingGroup" xmlns:wpi="http://schemas.microsoft.com/office/word/2010/wordprocessingInk" xmlns:wne="http://schemas.microsoft.com/office/word/2006/wordml" xmlns:wps="http://schemas.microsoft.com/office/word/2010/wordprocessingShape" mc:Ignorable="w14 w15 w16se w16cid w16 w16cex w16sdtdh w16sdtfl w16du wp14">
+<w:document xmlns:wpc="http://schemas.microsoft.com/office/word/2010/wordprocessingCanvas" xmlns:cx="http://schemas.microsoft.com/office/drawing/2014/chartex" xmlns:cx1="http://schemas.microsoft.com/office/drawing/2015/9/8/chartex" xmlns:cx2="http://schemas.microsoft.com/office/drawing/2015/10/21/chartex" xmlns:cx3="http://schemas.microsoft.com/office/drawing/2016/5/9/chartex" xmlns:cx4="http://schemas.microsoft.com/office/drawing/2016/5/10/chartex" xmlns:cx5="http://schemas.microsoft.com/office/drawing/2016/5/11/chartex" xmlns:cx6="http://schemas.microsoft.com/office/drawing/2016/5/12/chartex" xmlns:cx7="http://schemas.microsoft.com/office/drawing/2016/5/13/chartex" xmlns:cx8="http://schemas.microsoft.com/office/drawing/2016/5/14/chartex" xmlns:mc="http://schemas.openxmlformats.org/markup-compatibility/2006" xmlns:aink="http://schemas.microsoft.com/office/drawing/2016/ink" xmlns:am3d="http://schemas.microsoft.com/office/drawing/2017/model3d" xmlns:o="urn:schemas-microsoft-com:office:office" xmlns:r="http://schemas.openxmlformats.org/officeDocument/2006/relationships" xmlns:m="http://schemas.openxmlformats.org/officeDocument/2006/math" xmlns:v="urn:schemas-microsoft-com:vml" xmlns:wp14="http://schemas.microsoft.com/office/word/2010/wordprocessingDrawing" xmlns:wp="http://schemas.openxmlformats.org/drawingml/2006/wordprocessingDrawing" xmlns:w10="urn:schemas-microsoft-com:office:word" xmlns:w="http://schemas.openxmlformats.org/wordprocessingml/2006/main" xmlns:w14="http://schemas.microsoft.com/office/word/2010/wordml" xmlns:w15="http://schemas.microsoft.com/office/word/2012/wordml" xmlns:w16cid="http://schemas.microsoft.com/office/word/2016/wordml/cid" xmlns:w16se="http://schemas.microsoft.com/office/word/2015/wordml/symex" xmlns:wpg="http://schemas.microsoft.com/office/word/2010/wordprocessingGroup" xmlns:wpi="http://schemas.microsoft.com/office/word/2010/wordprocessingInk" xmlns:wne="http://schemas.microsoft.com/office/word/2006/wordml" xmlns:wps="http://schemas.microsoft.com/office/word/2010/wordprocessingShape" mc:Ignorable="w14 w15 w16se w16cid wp14">
   <w:body>
     <w:p>
       <w:pPr>
@@ -355,7 +355,7 @@
               </wp:inline>
             </w:drawing>
           </mc:Choice>
-          <mc:Fallback>
+          <mc:Fallback xmlns:w16sdtfl="http://schemas.microsoft.com/office/word/2024/wordml/sdtformatlock" xmlns:w16sdtdh="http://schemas.microsoft.com/office/word/2020/wordml/sdtdatahash" xmlns:w16du="http://schemas.microsoft.com/office/word/2023/wordml/word16du" xmlns:w16="http://schemas.microsoft.com/office/word/2018/wordml" xmlns:w16cex="http://schemas.microsoft.com/office/word/2018/wordml/cex" xmlns:oel="http://schemas.microsoft.com/office/2019/extlst">
             <w:pict>
               <v:group w14:anchorId="2A5AE4DA" id="Group 4" o:spid="_x0000_s1026" style="width:68.5pt;height:110pt;mso-position-horizontal-relative:char;mso-position-vertical-relative:line" coordsize="6762,16097" o:gfxdata="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">
                 <v:line id="Straight Connector 6" o:spid="_x0000_s1027" style="position:absolute;visibility:visible;mso-wrap-style:square" from="3333,0" to="3333,16097" o:connectortype="straight" o:gfxdata="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" strokecolor="black [3200]" strokeweight="2.5pt">
@@ -739,8 +739,16 @@
               <w:rPr>
                 <w:rFonts w:cs="Times New Roman"/>
               </w:rPr>
-              <w:t>Miraj Puri</w:t>
-            </w:r>
+              <w:t xml:space="preserve">Miraj </w:t>
+            </w:r>
+            <w:proofErr w:type="spellStart"/>
+            <w:r>
+              <w:rPr>
+                <w:rFonts w:cs="Times New Roman"/>
+              </w:rPr>
+              <w:t>Puri</w:t>
+            </w:r>
+            <w:proofErr w:type="spellEnd"/>
           </w:p>
         </w:tc>
         <w:tc>
@@ -982,7 +990,7 @@
           <w:noProof/>
           <w:szCs w:val="24"/>
         </w:rPr>
-        <w:t>11/07/2026</w:t>
+        <w:t>12/07/2026</w:t>
       </w:r>
       <w:r>
         <w:rPr>
@@ -1063,6 +1071,7 @@
         </w:rPr>
         <w:t xml:space="preserve"> Arpan </w:t>
       </w:r>
+      <w:proofErr w:type="spellStart"/>
       <w:r>
         <w:rPr>
           <w:b/>
@@ -1070,6 +1079,7 @@
         </w:rPr>
         <w:t>Pokhrel</w:t>
       </w:r>
+      <w:proofErr w:type="spellEnd"/>
       <w:r>
         <w:t xml:space="preserve">, our faculty teacher </w:t>
       </w:r>
@@ -1095,8 +1105,17 @@
           <w:b/>
           <w:bCs/>
         </w:rPr>
-        <w:t xml:space="preserve"> Chalise</w:t>
-      </w:r>
+        <w:t xml:space="preserve"> </w:t>
+      </w:r>
+      <w:proofErr w:type="spellStart"/>
+      <w:r>
+        <w:rPr>
+          <w:b/>
+          <w:bCs/>
+        </w:rPr>
+        <w:t>Chalise</w:t>
+      </w:r>
+      <w:proofErr w:type="spellEnd"/>
       <w:r>
         <w:t>, for the guidance, inspiration and constructive suggestions that</w:t>
       </w:r>
@@ -1165,8 +1184,13 @@
     </w:p>
     <w:p>
       <w:r>
-        <w:t>Miraj Puri</w:t>
-      </w:r>
+        <w:t xml:space="preserve">Miraj </w:t>
+      </w:r>
+      <w:proofErr w:type="spellStart"/>
+      <w:r>
+        <w:t>Puri</w:t>
+      </w:r>
+      <w:proofErr w:type="spellEnd"/>
       <w:r>
         <w:t xml:space="preserve"> (</w:t>
       </w:r>
@@ -1315,7 +1339,15 @@
     </w:p>
     <w:p>
       <w:r>
-        <w:t>Miraj Puri (2550427)</w:t>
+        <w:t xml:space="preserve">Miraj </w:t>
+      </w:r>
+      <w:proofErr w:type="spellStart"/>
+      <w:r>
+        <w:t>Puri</w:t>
+      </w:r>
+      <w:proofErr w:type="spellEnd"/>
+      <w:r>
+        <w:t xml:space="preserve"> (2550427)</w:t>
       </w:r>
     </w:p>
     <w:p>
@@ -1356,7 +1388,10 @@
         <w:t xml:space="preserve"> </w:t>
       </w:r>
       <w:r>
-        <w:t>10</w:t>
+        <w:t>1</w:t>
+      </w:r>
+      <w:r>
+        <w:t>3</w:t>
       </w:r>
       <w:r>
         <w:t xml:space="preserve">/ </w:t>
@@ -1414,7 +1449,15 @@
         <w:t xml:space="preserve">supervision by </w:t>
       </w:r>
       <w:r>
-        <w:t>Prashant Tripathi, Miraj puri and Sushant Adhikari</w:t>
+        <w:t xml:space="preserve">Prashant Tripathi, Miraj </w:t>
+      </w:r>
+      <w:proofErr w:type="spellStart"/>
+      <w:r>
+        <w:t>puri</w:t>
+      </w:r>
+      <w:proofErr w:type="spellEnd"/>
+      <w:r>
+        <w:t xml:space="preserve"> and Sushant Adhikari</w:t>
       </w:r>
       <w:r>
         <w:t xml:space="preserve"> during their </w:t>
@@ -1487,8 +1530,17 @@
           <w:rFonts w:cs="Times New Roman"/>
           <w:szCs w:val="24"/>
         </w:rPr>
-        <w:t>Arpan Pokhrel</w:t>
-      </w:r>
+        <w:t xml:space="preserve">Arpan </w:t>
+      </w:r>
+      <w:proofErr w:type="spellStart"/>
+      <w:r>
+        <w:rPr>
+          <w:rFonts w:cs="Times New Roman"/>
+          <w:szCs w:val="24"/>
+        </w:rPr>
+        <w:t>Pokhrel</w:t>
+      </w:r>
+      <w:proofErr w:type="spellEnd"/>
     </w:p>
     <w:p>
       <w:pPr>
@@ -1521,7 +1573,7 @@
         <w:t>1</w:t>
       </w:r>
       <w:r>
-        <w:t>0</w:t>
+        <w:t>3</w:t>
       </w:r>
       <w:r>
         <w:t>/ 07/2026</w:t>
@@ -1709,8 +1761,18 @@
                 <w:b/>
                 <w:szCs w:val="24"/>
               </w:rPr>
-              <w:t>Arpan Pokhrel</w:t>
-            </w:r>
+              <w:t xml:space="preserve">Arpan </w:t>
+            </w:r>
+            <w:proofErr w:type="spellStart"/>
+            <w:r>
+              <w:rPr>
+                <w:rFonts w:cs="Times New Roman"/>
+                <w:b/>
+                <w:szCs w:val="24"/>
+              </w:rPr>
+              <w:t>Pokhrel</w:t>
+            </w:r>
+            <w:proofErr w:type="spellEnd"/>
           </w:p>
           <w:p>
             <w:pPr>
@@ -1783,13 +1845,41 @@
                 <w:szCs w:val="24"/>
               </w:rPr>
             </w:pPr>
+            <w:proofErr w:type="spellStart"/>
             <w:r>
               <w:rPr>
                 <w:rFonts w:cs="Times New Roman"/>
                 <w:b/>
                 <w:szCs w:val="24"/>
               </w:rPr>
-              <w:t xml:space="preserve">Er. Dikshan </w:t>
+              <w:t>Er</w:t>
+            </w:r>
+            <w:proofErr w:type="spellEnd"/>
+            <w:r>
+              <w:rPr>
+                <w:rFonts w:cs="Times New Roman"/>
+                <w:b/>
+                <w:szCs w:val="24"/>
+              </w:rPr>
+              <w:t xml:space="preserve">. </w:t>
+            </w:r>
+            <w:proofErr w:type="spellStart"/>
+            <w:r>
+              <w:rPr>
+                <w:rFonts w:cs="Times New Roman"/>
+                <w:b/>
+                <w:szCs w:val="24"/>
+              </w:rPr>
+              <w:t>Dikshan</w:t>
+            </w:r>
+            <w:proofErr w:type="spellEnd"/>
+            <w:r>
+              <w:rPr>
+                <w:rFonts w:cs="Times New Roman"/>
+                <w:b/>
+                <w:szCs w:val="24"/>
+              </w:rPr>
+              <w:t xml:space="preserve"> </w:t>
             </w:r>
             <w:proofErr w:type="spellStart"/>
             <w:r>
@@ -1867,7 +1957,14 @@
                 <w:rFonts w:cs="Times New Roman"/>
                 <w:szCs w:val="24"/>
               </w:rPr>
-              <w:t>10</w:t>
+              <w:t>1</w:t>
+            </w:r>
+            <w:r>
+              <w:rPr>
+                <w:rFonts w:cs="Times New Roman"/>
+                <w:szCs w:val="24"/>
+              </w:rPr>
+              <w:t>3</w:t>
             </w:r>
             <w:r>
               <w:rPr>
@@ -1941,7 +2038,25 @@
                 <w:b/>
                 <w:szCs w:val="24"/>
               </w:rPr>
-              <w:t xml:space="preserve"> Er. Kiran KC</w:t>
+              <w:t xml:space="preserve"> </w:t>
+            </w:r>
+            <w:proofErr w:type="spellStart"/>
+            <w:r>
+              <w:rPr>
+                <w:rFonts w:cs="Times New Roman"/>
+                <w:b/>
+                <w:szCs w:val="24"/>
+              </w:rPr>
+              <w:t>Er</w:t>
+            </w:r>
+            <w:proofErr w:type="spellEnd"/>
+            <w:r>
+              <w:rPr>
+                <w:rFonts w:cs="Times New Roman"/>
+                <w:b/>
+                <w:szCs w:val="24"/>
+              </w:rPr>
+              <w:t>. Kiran KC</w:t>
             </w:r>
           </w:p>
           <w:p>
@@ -2060,16 +2175,13 @@
           <w:pPr>
             <w:pStyle w:val="TOC1"/>
             <w:tabs>
-              <w:tab w:val="left" w:pos="480"/>
+              <w:tab w:val="left" w:pos="440"/>
               <w:tab w:val="right" w:leader="dot" w:pos="8630"/>
             </w:tabs>
             <w:rPr>
               <w:rFonts w:asciiTheme="minorHAnsi" w:eastAsiaTheme="minorEastAsia" w:hAnsiTheme="minorHAnsi"/>
               <w:noProof/>
-              <w:kern w:val="2"/>
-              <w:szCs w:val="24"/>
-              <w:lang w:val="en-NP"/>
-              <w14:ligatures w14:val="standardContextual"/>
+              <w:sz w:val="22"/>
             </w:rPr>
           </w:pPr>
           <w:r>
@@ -2081,7 +2193,7 @@
           <w:r>
             <w:fldChar w:fldCharType="separate"/>
           </w:r>
-          <w:hyperlink w:anchor="_Toc234704703" w:history="1">
+          <w:hyperlink w:anchor="_Toc234711446" w:history="1">
             <w:r>
               <w:rPr>
                 <w:rStyle w:val="Hyperlink"/>
@@ -2093,10 +2205,7 @@
               <w:rPr>
                 <w:rFonts w:asciiTheme="minorHAnsi" w:eastAsiaTheme="minorEastAsia" w:hAnsiTheme="minorHAnsi"/>
                 <w:noProof/>
-                <w:kern w:val="2"/>
-                <w:szCs w:val="24"/>
-                <w:lang w:val="en-NP"/>
-                <w14:ligatures w14:val="standardContextual"/>
+                <w:sz w:val="22"/>
               </w:rPr>
               <w:tab/>
             </w:r>
@@ -2126,7 +2235,7 @@
                 <w:noProof/>
                 <w:webHidden/>
               </w:rPr>
-              <w:instrText xml:space="preserve"> PAGEREF _Toc234704703 \h </w:instrText>
+              <w:instrText xml:space="preserve"> PAGEREF _Toc234711446 \h </w:instrText>
             </w:r>
             <w:r>
               <w:rPr>
@@ -2161,19 +2270,16 @@
           <w:pPr>
             <w:pStyle w:val="TOC1"/>
             <w:tabs>
-              <w:tab w:val="left" w:pos="480"/>
+              <w:tab w:val="left" w:pos="440"/>
               <w:tab w:val="right" w:leader="dot" w:pos="8630"/>
             </w:tabs>
             <w:rPr>
               <w:rFonts w:asciiTheme="minorHAnsi" w:eastAsiaTheme="minorEastAsia" w:hAnsiTheme="minorHAnsi"/>
               <w:noProof/>
-              <w:kern w:val="2"/>
-              <w:szCs w:val="24"/>
-              <w:lang w:val="en-NP"/>
-              <w14:ligatures w14:val="standardContextual"/>
+              <w:sz w:val="22"/>
             </w:rPr>
           </w:pPr>
-          <w:hyperlink w:anchor="_Toc234704704" w:history="1">
+          <w:hyperlink w:anchor="_Toc234711447" w:history="1">
             <w:r>
               <w:rPr>
                 <w:rStyle w:val="Hyperlink"/>
@@ -2185,10 +2291,7 @@
               <w:rPr>
                 <w:rFonts w:asciiTheme="minorHAnsi" w:eastAsiaTheme="minorEastAsia" w:hAnsiTheme="minorHAnsi"/>
                 <w:noProof/>
-                <w:kern w:val="2"/>
-                <w:szCs w:val="24"/>
-                <w:lang w:val="en-NP"/>
-                <w14:ligatures w14:val="standardContextual"/>
+                <w:sz w:val="22"/>
               </w:rPr>
               <w:tab/>
             </w:r>
@@ -2218,7 +2321,7 @@
                 <w:noProof/>
                 <w:webHidden/>
               </w:rPr>
-              <w:instrText xml:space="preserve"> PAGEREF _Toc234704704 \h </w:instrText>
+              <w:instrText xml:space="preserve"> PAGEREF _Toc234711447 \h </w:instrText>
             </w:r>
             <w:r>
               <w:rPr>
@@ -2253,19 +2356,16 @@
           <w:pPr>
             <w:pStyle w:val="TOC1"/>
             <w:tabs>
-              <w:tab w:val="left" w:pos="480"/>
+              <w:tab w:val="left" w:pos="440"/>
               <w:tab w:val="right" w:leader="dot" w:pos="8630"/>
             </w:tabs>
             <w:rPr>
               <w:rFonts w:asciiTheme="minorHAnsi" w:eastAsiaTheme="minorEastAsia" w:hAnsiTheme="minorHAnsi"/>
               <w:noProof/>
-              <w:kern w:val="2"/>
-              <w:szCs w:val="24"/>
-              <w:lang w:val="en-NP"/>
-              <w14:ligatures w14:val="standardContextual"/>
+              <w:sz w:val="22"/>
             </w:rPr>
           </w:pPr>
-          <w:hyperlink w:anchor="_Toc234704705" w:history="1">
+          <w:hyperlink w:anchor="_Toc234711448" w:history="1">
             <w:r>
               <w:rPr>
                 <w:rStyle w:val="Hyperlink"/>
@@ -2277,10 +2377,7 @@
               <w:rPr>
                 <w:rFonts w:asciiTheme="minorHAnsi" w:eastAsiaTheme="minorEastAsia" w:hAnsiTheme="minorHAnsi"/>
                 <w:noProof/>
-                <w:kern w:val="2"/>
-                <w:szCs w:val="24"/>
-                <w:lang w:val="en-NP"/>
-                <w14:ligatures w14:val="standardContextual"/>
+                <w:sz w:val="22"/>
               </w:rPr>
               <w:tab/>
             </w:r>
@@ -2310,7 +2407,7 @@
                 <w:noProof/>
                 <w:webHidden/>
               </w:rPr>
-              <w:instrText xml:space="preserve"> PAGEREF _Toc234704705 \h </w:instrText>
+              <w:instrText xml:space="preserve"> PAGEREF _Toc234711448 \h </w:instrText>
             </w:r>
             <w:r>
               <w:rPr>
@@ -2345,19 +2442,16 @@
           <w:pPr>
             <w:pStyle w:val="TOC1"/>
             <w:tabs>
-              <w:tab w:val="left" w:pos="480"/>
+              <w:tab w:val="left" w:pos="440"/>
               <w:tab w:val="right" w:leader="dot" w:pos="8630"/>
             </w:tabs>
             <w:rPr>
               <w:rFonts w:asciiTheme="minorHAnsi" w:eastAsiaTheme="minorEastAsia" w:hAnsiTheme="minorHAnsi"/>
               <w:noProof/>
-              <w:kern w:val="2"/>
-              <w:szCs w:val="24"/>
-              <w:lang w:val="en-NP"/>
-              <w14:ligatures w14:val="standardContextual"/>
+              <w:sz w:val="22"/>
             </w:rPr>
           </w:pPr>
-          <w:hyperlink w:anchor="_Toc234704706" w:history="1">
+          <w:hyperlink w:anchor="_Toc234711449" w:history="1">
             <w:r>
               <w:rPr>
                 <w:rStyle w:val="Hyperlink"/>
@@ -2369,10 +2463,7 @@
               <w:rPr>
                 <w:rFonts w:asciiTheme="minorHAnsi" w:eastAsiaTheme="minorEastAsia" w:hAnsiTheme="minorHAnsi"/>
                 <w:noProof/>
-                <w:kern w:val="2"/>
-                <w:szCs w:val="24"/>
-                <w:lang w:val="en-NP"/>
-                <w14:ligatures w14:val="standardContextual"/>
+                <w:sz w:val="22"/>
               </w:rPr>
               <w:tab/>
             </w:r>
@@ -2402,7 +2493,7 @@
                 <w:noProof/>
                 <w:webHidden/>
               </w:rPr>
-              <w:instrText xml:space="preserve"> PAGEREF _Toc234704706 \h </w:instrText>
+              <w:instrText xml:space="preserve"> PAGEREF _Toc234711449 \h </w:instrText>
             </w:r>
             <w:r>
               <w:rPr>
@@ -2437,19 +2528,16 @@
           <w:pPr>
             <w:pStyle w:val="TOC1"/>
             <w:tabs>
-              <w:tab w:val="left" w:pos="480"/>
+              <w:tab w:val="left" w:pos="440"/>
               <w:tab w:val="right" w:leader="dot" w:pos="8630"/>
             </w:tabs>
             <w:rPr>
               <w:rFonts w:asciiTheme="minorHAnsi" w:eastAsiaTheme="minorEastAsia" w:hAnsiTheme="minorHAnsi"/>
               <w:noProof/>
-              <w:kern w:val="2"/>
-              <w:szCs w:val="24"/>
-              <w:lang w:val="en-NP"/>
-              <w14:ligatures w14:val="standardContextual"/>
+              <w:sz w:val="22"/>
             </w:rPr>
           </w:pPr>
-          <w:hyperlink w:anchor="_Toc234704707" w:history="1">
+          <w:hyperlink w:anchor="_Toc234711450" w:history="1">
             <w:r>
               <w:rPr>
                 <w:rStyle w:val="Hyperlink"/>
@@ -2461,10 +2549,7 @@
               <w:rPr>
                 <w:rFonts w:asciiTheme="minorHAnsi" w:eastAsiaTheme="minorEastAsia" w:hAnsiTheme="minorHAnsi"/>
                 <w:noProof/>
-                <w:kern w:val="2"/>
-                <w:szCs w:val="24"/>
-                <w:lang w:val="en-NP"/>
-                <w14:ligatures w14:val="standardContextual"/>
+                <w:sz w:val="22"/>
               </w:rPr>
               <w:tab/>
             </w:r>
@@ -2494,7 +2579,7 @@
                 <w:noProof/>
                 <w:webHidden/>
               </w:rPr>
-              <w:instrText xml:space="preserve"> PAGEREF _Toc234704707 \h </w:instrText>
+              <w:instrText xml:space="preserve"> PAGEREF _Toc234711450 \h </w:instrText>
             </w:r>
             <w:r>
               <w:rPr>
@@ -2529,19 +2614,16 @@
           <w:pPr>
             <w:pStyle w:val="TOC2"/>
             <w:tabs>
-              <w:tab w:val="left" w:pos="960"/>
+              <w:tab w:val="left" w:pos="880"/>
               <w:tab w:val="right" w:leader="dot" w:pos="8630"/>
             </w:tabs>
             <w:rPr>
               <w:rFonts w:asciiTheme="minorHAnsi" w:eastAsiaTheme="minorEastAsia" w:hAnsiTheme="minorHAnsi"/>
               <w:noProof/>
-              <w:kern w:val="2"/>
-              <w:szCs w:val="24"/>
-              <w:lang w:val="en-NP"/>
-              <w14:ligatures w14:val="standardContextual"/>
+              <w:sz w:val="22"/>
             </w:rPr>
           </w:pPr>
-          <w:hyperlink w:anchor="_Toc234704708" w:history="1">
+          <w:hyperlink w:anchor="_Toc234711451" w:history="1">
             <w:r>
               <w:rPr>
                 <w:rStyle w:val="Hyperlink"/>
@@ -2553,10 +2635,7 @@
               <w:rPr>
                 <w:rFonts w:asciiTheme="minorHAnsi" w:eastAsiaTheme="minorEastAsia" w:hAnsiTheme="minorHAnsi"/>
                 <w:noProof/>
-                <w:kern w:val="2"/>
-                <w:szCs w:val="24"/>
-                <w:lang w:val="en-NP"/>
-                <w14:ligatures w14:val="standardContextual"/>
+                <w:sz w:val="22"/>
               </w:rPr>
               <w:tab/>
             </w:r>
@@ -2586,7 +2665,7 @@
                 <w:noProof/>
                 <w:webHidden/>
               </w:rPr>
-              <w:instrText xml:space="preserve"> PAGEREF _Toc234704708 \h </w:instrText>
+              <w:instrText xml:space="preserve"> PAGEREF _Toc234711451 \h </w:instrText>
             </w:r>
             <w:r>
               <w:rPr>
@@ -2621,19 +2700,16 @@
           <w:pPr>
             <w:pStyle w:val="TOC2"/>
             <w:tabs>
-              <w:tab w:val="left" w:pos="960"/>
+              <w:tab w:val="left" w:pos="880"/>
               <w:tab w:val="right" w:leader="dot" w:pos="8630"/>
             </w:tabs>
             <w:rPr>
               <w:rFonts w:asciiTheme="minorHAnsi" w:eastAsiaTheme="minorEastAsia" w:hAnsiTheme="minorHAnsi"/>
               <w:noProof/>
-              <w:kern w:val="2"/>
-              <w:szCs w:val="24"/>
-              <w:lang w:val="en-NP"/>
-              <w14:ligatures w14:val="standardContextual"/>
+              <w:sz w:val="22"/>
             </w:rPr>
           </w:pPr>
-          <w:hyperlink w:anchor="_Toc234704709" w:history="1">
+          <w:hyperlink w:anchor="_Toc234711452" w:history="1">
             <w:r>
               <w:rPr>
                 <w:rStyle w:val="Hyperlink"/>
@@ -2645,10 +2721,7 @@
               <w:rPr>
                 <w:rFonts w:asciiTheme="minorHAnsi" w:eastAsiaTheme="minorEastAsia" w:hAnsiTheme="minorHAnsi"/>
                 <w:noProof/>
-                <w:kern w:val="2"/>
-                <w:szCs w:val="24"/>
-                <w:lang w:val="en-NP"/>
-                <w14:ligatures w14:val="standardContextual"/>
+                <w:sz w:val="22"/>
               </w:rPr>
               <w:tab/>
             </w:r>
@@ -2678,7 +2751,7 @@
                 <w:noProof/>
                 <w:webHidden/>
               </w:rPr>
-              <w:instrText xml:space="preserve"> PAGEREF _Toc234704709 \h </w:instrText>
+              <w:instrText xml:space="preserve"> PAGEREF _Toc234711452 \h </w:instrText>
             </w:r>
             <w:r>
               <w:rPr>
@@ -2698,7 +2771,7 @@
                 <w:noProof/>
                 <w:webHidden/>
               </w:rPr>
-              <w:t>5</w:t>
+              <w:t>6</w:t>
             </w:r>
             <w:r>
               <w:rPr>
@@ -2713,19 +2786,16 @@
           <w:pPr>
             <w:pStyle w:val="TOC1"/>
             <w:tabs>
-              <w:tab w:val="left" w:pos="480"/>
+              <w:tab w:val="left" w:pos="440"/>
               <w:tab w:val="right" w:leader="dot" w:pos="8630"/>
             </w:tabs>
             <w:rPr>
               <w:rFonts w:asciiTheme="minorHAnsi" w:eastAsiaTheme="minorEastAsia" w:hAnsiTheme="minorHAnsi"/>
               <w:noProof/>
-              <w:kern w:val="2"/>
-              <w:szCs w:val="24"/>
-              <w:lang w:val="en-NP"/>
-              <w14:ligatures w14:val="standardContextual"/>
+              <w:sz w:val="22"/>
             </w:rPr>
           </w:pPr>
-          <w:hyperlink w:anchor="_Toc234704710" w:history="1">
+          <w:hyperlink w:anchor="_Toc234711453" w:history="1">
             <w:r>
               <w:rPr>
                 <w:rStyle w:val="Hyperlink"/>
@@ -2737,10 +2807,7 @@
               <w:rPr>
                 <w:rFonts w:asciiTheme="minorHAnsi" w:eastAsiaTheme="minorEastAsia" w:hAnsiTheme="minorHAnsi"/>
                 <w:noProof/>
-                <w:kern w:val="2"/>
-                <w:szCs w:val="24"/>
-                <w:lang w:val="en-NP"/>
-                <w14:ligatures w14:val="standardContextual"/>
+                <w:sz w:val="22"/>
               </w:rPr>
               <w:tab/>
             </w:r>
@@ -2770,7 +2837,7 @@
                 <w:noProof/>
                 <w:webHidden/>
               </w:rPr>
-              <w:instrText xml:space="preserve"> PAGEREF _Toc234704710 \h </w:instrText>
+              <w:instrText xml:space="preserve"> PAGEREF _Toc234711453 \h </w:instrText>
             </w:r>
             <w:r>
               <w:rPr>
@@ -2790,7 +2857,7 @@
                 <w:noProof/>
                 <w:webHidden/>
               </w:rPr>
-              <w:t>6</w:t>
+              <w:t>7</w:t>
             </w:r>
             <w:r>
               <w:rPr>
@@ -2805,19 +2872,16 @@
           <w:pPr>
             <w:pStyle w:val="TOC2"/>
             <w:tabs>
-              <w:tab w:val="left" w:pos="960"/>
+              <w:tab w:val="left" w:pos="880"/>
               <w:tab w:val="right" w:leader="dot" w:pos="8630"/>
             </w:tabs>
             <w:rPr>
               <w:rFonts w:asciiTheme="minorHAnsi" w:eastAsiaTheme="minorEastAsia" w:hAnsiTheme="minorHAnsi"/>
               <w:noProof/>
-              <w:kern w:val="2"/>
-              <w:szCs w:val="24"/>
-              <w:lang w:val="en-NP"/>
-              <w14:ligatures w14:val="standardContextual"/>
+              <w:sz w:val="22"/>
             </w:rPr>
           </w:pPr>
-          <w:hyperlink w:anchor="_Toc234704711" w:history="1">
+          <w:hyperlink w:anchor="_Toc234711454" w:history="1">
             <w:r>
               <w:rPr>
                 <w:rStyle w:val="Hyperlink"/>
@@ -2829,10 +2893,7 @@
               <w:rPr>
                 <w:rFonts w:asciiTheme="minorHAnsi" w:eastAsiaTheme="minorEastAsia" w:hAnsiTheme="minorHAnsi"/>
                 <w:noProof/>
-                <w:kern w:val="2"/>
-                <w:szCs w:val="24"/>
-                <w:lang w:val="en-NP"/>
-                <w14:ligatures w14:val="standardContextual"/>
+                <w:sz w:val="22"/>
               </w:rPr>
               <w:tab/>
             </w:r>
@@ -2862,7 +2923,7 @@
                 <w:noProof/>
                 <w:webHidden/>
               </w:rPr>
-              <w:instrText xml:space="preserve"> PAGEREF _Toc234704711 \h </w:instrText>
+              <w:instrText xml:space="preserve"> PAGEREF _Toc234711454 \h </w:instrText>
             </w:r>
             <w:r>
               <w:rPr>
@@ -2882,7 +2943,7 @@
                 <w:noProof/>
                 <w:webHidden/>
               </w:rPr>
-              <w:t>6</w:t>
+              <w:t>7</w:t>
             </w:r>
             <w:r>
               <w:rPr>
@@ -2897,19 +2958,16 @@
           <w:pPr>
             <w:pStyle w:val="TOC2"/>
             <w:tabs>
-              <w:tab w:val="left" w:pos="960"/>
+              <w:tab w:val="left" w:pos="880"/>
               <w:tab w:val="right" w:leader="dot" w:pos="8630"/>
             </w:tabs>
             <w:rPr>
               <w:rFonts w:asciiTheme="minorHAnsi" w:eastAsiaTheme="minorEastAsia" w:hAnsiTheme="minorHAnsi"/>
               <w:noProof/>
-              <w:kern w:val="2"/>
-              <w:szCs w:val="24"/>
-              <w:lang w:val="en-NP"/>
-              <w14:ligatures w14:val="standardContextual"/>
+              <w:sz w:val="22"/>
             </w:rPr>
           </w:pPr>
-          <w:hyperlink w:anchor="_Toc234704712" w:history="1">
+          <w:hyperlink w:anchor="_Toc234711455" w:history="1">
             <w:r>
               <w:rPr>
                 <w:rStyle w:val="Hyperlink"/>
@@ -2921,10 +2979,7 @@
               <w:rPr>
                 <w:rFonts w:asciiTheme="minorHAnsi" w:eastAsiaTheme="minorEastAsia" w:hAnsiTheme="minorHAnsi"/>
                 <w:noProof/>
-                <w:kern w:val="2"/>
-                <w:szCs w:val="24"/>
-                <w:lang w:val="en-NP"/>
-                <w14:ligatures w14:val="standardContextual"/>
+                <w:sz w:val="22"/>
               </w:rPr>
               <w:tab/>
             </w:r>
@@ -2954,7 +3009,7 @@
                 <w:noProof/>
                 <w:webHidden/>
               </w:rPr>
-              <w:instrText xml:space="preserve"> PAGEREF _Toc234704712 \h </w:instrText>
+              <w:instrText xml:space="preserve"> PAGEREF _Toc234711455 \h </w:instrText>
             </w:r>
             <w:r>
               <w:rPr>
@@ -2974,7 +3029,7 @@
                 <w:noProof/>
                 <w:webHidden/>
               </w:rPr>
-              <w:t>7</w:t>
+              <w:t>8</w:t>
             </w:r>
             <w:r>
               <w:rPr>
@@ -2989,19 +3044,16 @@
           <w:pPr>
             <w:pStyle w:val="TOC2"/>
             <w:tabs>
-              <w:tab w:val="left" w:pos="960"/>
+              <w:tab w:val="left" w:pos="880"/>
               <w:tab w:val="right" w:leader="dot" w:pos="8630"/>
             </w:tabs>
             <w:rPr>
               <w:rFonts w:asciiTheme="minorHAnsi" w:eastAsiaTheme="minorEastAsia" w:hAnsiTheme="minorHAnsi"/>
               <w:noProof/>
-              <w:kern w:val="2"/>
-              <w:szCs w:val="24"/>
-              <w:lang w:val="en-NP"/>
-              <w14:ligatures w14:val="standardContextual"/>
+              <w:sz w:val="22"/>
             </w:rPr>
           </w:pPr>
-          <w:hyperlink w:anchor="_Toc234704713" w:history="1">
+          <w:hyperlink w:anchor="_Toc234711456" w:history="1">
             <w:r>
               <w:rPr>
                 <w:rStyle w:val="Hyperlink"/>
@@ -3013,10 +3065,7 @@
               <w:rPr>
                 <w:rFonts w:asciiTheme="minorHAnsi" w:eastAsiaTheme="minorEastAsia" w:hAnsiTheme="minorHAnsi"/>
                 <w:noProof/>
-                <w:kern w:val="2"/>
-                <w:szCs w:val="24"/>
-                <w:lang w:val="en-NP"/>
-                <w14:ligatures w14:val="standardContextual"/>
+                <w:sz w:val="22"/>
               </w:rPr>
               <w:tab/>
             </w:r>
@@ -3046,7 +3095,7 @@
                 <w:noProof/>
                 <w:webHidden/>
               </w:rPr>
-              <w:instrText xml:space="preserve"> PAGEREF _Toc234704713 \h </w:instrText>
+              <w:instrText xml:space="preserve"> PAGEREF _Toc234711456 \h </w:instrText>
             </w:r>
             <w:r>
               <w:rPr>
@@ -3066,7 +3115,7 @@
                 <w:noProof/>
                 <w:webHidden/>
               </w:rPr>
-              <w:t>8</w:t>
+              <w:t>9</w:t>
             </w:r>
             <w:r>
               <w:rPr>
@@ -3081,19 +3130,16 @@
           <w:pPr>
             <w:pStyle w:val="TOC2"/>
             <w:tabs>
-              <w:tab w:val="left" w:pos="960"/>
+              <w:tab w:val="left" w:pos="880"/>
               <w:tab w:val="right" w:leader="dot" w:pos="8630"/>
             </w:tabs>
             <w:rPr>
               <w:rFonts w:asciiTheme="minorHAnsi" w:eastAsiaTheme="minorEastAsia" w:hAnsiTheme="minorHAnsi"/>
               <w:noProof/>
-              <w:kern w:val="2"/>
-              <w:szCs w:val="24"/>
-              <w:lang w:val="en-NP"/>
-              <w14:ligatures w14:val="standardContextual"/>
+              <w:sz w:val="22"/>
             </w:rPr>
           </w:pPr>
-          <w:hyperlink w:anchor="_Toc234704714" w:history="1">
+          <w:hyperlink w:anchor="_Toc234711457" w:history="1">
             <w:r>
               <w:rPr>
                 <w:rStyle w:val="Hyperlink"/>
@@ -3105,10 +3151,7 @@
               <w:rPr>
                 <w:rFonts w:asciiTheme="minorHAnsi" w:eastAsiaTheme="minorEastAsia" w:hAnsiTheme="minorHAnsi"/>
                 <w:noProof/>
-                <w:kern w:val="2"/>
-                <w:szCs w:val="24"/>
-                <w:lang w:val="en-NP"/>
-                <w14:ligatures w14:val="standardContextual"/>
+                <w:sz w:val="22"/>
               </w:rPr>
               <w:tab/>
             </w:r>
@@ -3138,7 +3181,7 @@
                 <w:noProof/>
                 <w:webHidden/>
               </w:rPr>
-              <w:instrText xml:space="preserve"> PAGEREF _Toc234704714 \h </w:instrText>
+              <w:instrText xml:space="preserve"> PAGEREF _Toc234711457 \h </w:instrText>
             </w:r>
             <w:r>
               <w:rPr>
@@ -3158,7 +3201,7 @@
                 <w:noProof/>
                 <w:webHidden/>
               </w:rPr>
-              <w:t>10</w:t>
+              <w:t>11</w:t>
             </w:r>
             <w:r>
               <w:rPr>
@@ -3173,19 +3216,16 @@
           <w:pPr>
             <w:pStyle w:val="TOC1"/>
             <w:tabs>
-              <w:tab w:val="left" w:pos="480"/>
+              <w:tab w:val="left" w:pos="440"/>
               <w:tab w:val="right" w:leader="dot" w:pos="8630"/>
             </w:tabs>
             <w:rPr>
               <w:rFonts w:asciiTheme="minorHAnsi" w:eastAsiaTheme="minorEastAsia" w:hAnsiTheme="minorHAnsi"/>
               <w:noProof/>
-              <w:kern w:val="2"/>
-              <w:szCs w:val="24"/>
-              <w:lang w:val="en-NP"/>
-              <w14:ligatures w14:val="standardContextual"/>
+              <w:sz w:val="22"/>
             </w:rPr>
           </w:pPr>
-          <w:hyperlink w:anchor="_Toc234704715" w:history="1">
+          <w:hyperlink w:anchor="_Toc234711458" w:history="1">
             <w:r>
               <w:rPr>
                 <w:rStyle w:val="Hyperlink"/>
@@ -3197,10 +3237,7 @@
               <w:rPr>
                 <w:rFonts w:asciiTheme="minorHAnsi" w:eastAsiaTheme="minorEastAsia" w:hAnsiTheme="minorHAnsi"/>
                 <w:noProof/>
-                <w:kern w:val="2"/>
-                <w:szCs w:val="24"/>
-                <w:lang w:val="en-NP"/>
-                <w14:ligatures w14:val="standardContextual"/>
+                <w:sz w:val="22"/>
               </w:rPr>
               <w:tab/>
             </w:r>
@@ -3230,7 +3267,7 @@
                 <w:noProof/>
                 <w:webHidden/>
               </w:rPr>
-              <w:instrText xml:space="preserve"> PAGEREF _Toc234704715 \h </w:instrText>
+              <w:instrText xml:space="preserve"> PAGEREF _Toc234711458 \h </w:instrText>
             </w:r>
             <w:r>
               <w:rPr>
@@ -3250,7 +3287,265 @@
                 <w:noProof/>
                 <w:webHidden/>
               </w:rPr>
-              <w:t>12</w:t>
+              <w:t>13</w:t>
+            </w:r>
+            <w:r>
+              <w:rPr>
+                <w:noProof/>
+                <w:webHidden/>
+              </w:rPr>
+              <w:fldChar w:fldCharType="end"/>
+            </w:r>
+          </w:hyperlink>
+        </w:p>
+        <w:p>
+          <w:pPr>
+            <w:pStyle w:val="TOC2"/>
+            <w:tabs>
+              <w:tab w:val="left" w:pos="880"/>
+              <w:tab w:val="right" w:leader="dot" w:pos="8630"/>
+            </w:tabs>
+            <w:rPr>
+              <w:rFonts w:asciiTheme="minorHAnsi" w:eastAsiaTheme="minorEastAsia" w:hAnsiTheme="minorHAnsi"/>
+              <w:noProof/>
+              <w:sz w:val="22"/>
+            </w:rPr>
+          </w:pPr>
+          <w:hyperlink w:anchor="_Toc234711459" w:history="1">
+            <w:r>
+              <w:rPr>
+                <w:rStyle w:val="Hyperlink"/>
+                <w:noProof/>
+              </w:rPr>
+              <w:t>7.1</w:t>
+            </w:r>
+            <w:r>
+              <w:rPr>
+                <w:rFonts w:asciiTheme="minorHAnsi" w:eastAsiaTheme="minorEastAsia" w:hAnsiTheme="minorHAnsi"/>
+                <w:noProof/>
+                <w:sz w:val="22"/>
+              </w:rPr>
+              <w:tab/>
+            </w:r>
+            <w:r>
+              <w:rPr>
+                <w:rStyle w:val="Hyperlink"/>
+                <w:noProof/>
+              </w:rPr>
+              <w:t>Development Model</w:t>
+            </w:r>
+            <w:r>
+              <w:rPr>
+                <w:noProof/>
+                <w:webHidden/>
+              </w:rPr>
+              <w:tab/>
+            </w:r>
+            <w:r>
+              <w:rPr>
+                <w:noProof/>
+                <w:webHidden/>
+              </w:rPr>
+              <w:fldChar w:fldCharType="begin"/>
+            </w:r>
+            <w:r>
+              <w:rPr>
+                <w:noProof/>
+                <w:webHidden/>
+              </w:rPr>
+              <w:instrText xml:space="preserve"> PAGEREF _Toc234711459 \h </w:instrText>
+            </w:r>
+            <w:r>
+              <w:rPr>
+                <w:noProof/>
+                <w:webHidden/>
+              </w:rPr>
+            </w:r>
+            <w:r>
+              <w:rPr>
+                <w:noProof/>
+                <w:webHidden/>
+              </w:rPr>
+              <w:fldChar w:fldCharType="separate"/>
+            </w:r>
+            <w:r>
+              <w:rPr>
+                <w:noProof/>
+                <w:webHidden/>
+              </w:rPr>
+              <w:t>13</w:t>
+            </w:r>
+            <w:r>
+              <w:rPr>
+                <w:noProof/>
+                <w:webHidden/>
+              </w:rPr>
+              <w:fldChar w:fldCharType="end"/>
+            </w:r>
+          </w:hyperlink>
+        </w:p>
+        <w:p>
+          <w:pPr>
+            <w:pStyle w:val="TOC2"/>
+            <w:tabs>
+              <w:tab w:val="left" w:pos="880"/>
+              <w:tab w:val="right" w:leader="dot" w:pos="8630"/>
+            </w:tabs>
+            <w:rPr>
+              <w:rFonts w:asciiTheme="minorHAnsi" w:eastAsiaTheme="minorEastAsia" w:hAnsiTheme="minorHAnsi"/>
+              <w:noProof/>
+              <w:sz w:val="22"/>
+            </w:rPr>
+          </w:pPr>
+          <w:hyperlink w:anchor="_Toc234711460" w:history="1">
+            <w:r>
+              <w:rPr>
+                <w:rStyle w:val="Hyperlink"/>
+                <w:noProof/>
+              </w:rPr>
+              <w:t>7.2</w:t>
+            </w:r>
+            <w:r>
+              <w:rPr>
+                <w:rFonts w:asciiTheme="minorHAnsi" w:eastAsiaTheme="minorEastAsia" w:hAnsiTheme="minorHAnsi"/>
+                <w:noProof/>
+                <w:sz w:val="22"/>
+              </w:rPr>
+              <w:tab/>
+            </w:r>
+            <w:r>
+              <w:rPr>
+                <w:rStyle w:val="Hyperlink"/>
+                <w:noProof/>
+              </w:rPr>
+              <w:t>Tools and Collaboration Platform</w:t>
+            </w:r>
+            <w:r>
+              <w:rPr>
+                <w:noProof/>
+                <w:webHidden/>
+              </w:rPr>
+              <w:tab/>
+            </w:r>
+            <w:r>
+              <w:rPr>
+                <w:noProof/>
+                <w:webHidden/>
+              </w:rPr>
+              <w:fldChar w:fldCharType="begin"/>
+            </w:r>
+            <w:r>
+              <w:rPr>
+                <w:noProof/>
+                <w:webHidden/>
+              </w:rPr>
+              <w:instrText xml:space="preserve"> PAGEREF _Toc234711460 \h </w:instrText>
+            </w:r>
+            <w:r>
+              <w:rPr>
+                <w:noProof/>
+                <w:webHidden/>
+              </w:rPr>
+            </w:r>
+            <w:r>
+              <w:rPr>
+                <w:noProof/>
+                <w:webHidden/>
+              </w:rPr>
+              <w:fldChar w:fldCharType="separate"/>
+            </w:r>
+            <w:r>
+              <w:rPr>
+                <w:noProof/>
+                <w:webHidden/>
+              </w:rPr>
+              <w:t>14</w:t>
+            </w:r>
+            <w:r>
+              <w:rPr>
+                <w:noProof/>
+                <w:webHidden/>
+              </w:rPr>
+              <w:fldChar w:fldCharType="end"/>
+            </w:r>
+          </w:hyperlink>
+        </w:p>
+        <w:p>
+          <w:pPr>
+            <w:pStyle w:val="TOC2"/>
+            <w:tabs>
+              <w:tab w:val="left" w:pos="880"/>
+              <w:tab w:val="right" w:leader="dot" w:pos="8630"/>
+            </w:tabs>
+            <w:rPr>
+              <w:rFonts w:asciiTheme="minorHAnsi" w:eastAsiaTheme="minorEastAsia" w:hAnsiTheme="minorHAnsi"/>
+              <w:noProof/>
+              <w:sz w:val="22"/>
+            </w:rPr>
+          </w:pPr>
+          <w:hyperlink w:anchor="_Toc234711461" w:history="1">
+            <w:r>
+              <w:rPr>
+                <w:rStyle w:val="Hyperlink"/>
+                <w:noProof/>
+              </w:rPr>
+              <w:t>7.3</w:t>
+            </w:r>
+            <w:r>
+              <w:rPr>
+                <w:rFonts w:asciiTheme="minorHAnsi" w:eastAsiaTheme="minorEastAsia" w:hAnsiTheme="minorHAnsi"/>
+                <w:noProof/>
+                <w:sz w:val="22"/>
+              </w:rPr>
+              <w:tab/>
+            </w:r>
+            <w:r>
+              <w:rPr>
+                <w:rStyle w:val="Hyperlink"/>
+                <w:noProof/>
+              </w:rPr>
+              <w:t>Work Assignment</w:t>
+            </w:r>
+            <w:r>
+              <w:rPr>
+                <w:noProof/>
+                <w:webHidden/>
+              </w:rPr>
+              <w:tab/>
+            </w:r>
+            <w:r>
+              <w:rPr>
+                <w:noProof/>
+                <w:webHidden/>
+              </w:rPr>
+              <w:fldChar w:fldCharType="begin"/>
+            </w:r>
+            <w:r>
+              <w:rPr>
+                <w:noProof/>
+                <w:webHidden/>
+              </w:rPr>
+              <w:instrText xml:space="preserve"> PAGEREF _Toc234711461 \h </w:instrText>
+            </w:r>
+            <w:r>
+              <w:rPr>
+                <w:noProof/>
+                <w:webHidden/>
+              </w:rPr>
+            </w:r>
+            <w:r>
+              <w:rPr>
+                <w:noProof/>
+                <w:webHidden/>
+              </w:rPr>
+              <w:fldChar w:fldCharType="separate"/>
+            </w:r>
+            <w:r>
+              <w:rPr>
+                <w:noProof/>
+                <w:webHidden/>
+              </w:rPr>
+              <w:t>15</w:t>
             </w:r>
             <w:r>
               <w:rPr>
@@ -3265,19 +3560,16 @@
           <w:pPr>
             <w:pStyle w:val="TOC1"/>
             <w:tabs>
-              <w:tab w:val="left" w:pos="480"/>
+              <w:tab w:val="left" w:pos="440"/>
               <w:tab w:val="right" w:leader="dot" w:pos="8630"/>
             </w:tabs>
             <w:rPr>
               <w:rFonts w:asciiTheme="minorHAnsi" w:eastAsiaTheme="minorEastAsia" w:hAnsiTheme="minorHAnsi"/>
               <w:noProof/>
-              <w:kern w:val="2"/>
-              <w:szCs w:val="24"/>
-              <w:lang w:val="en-NP"/>
-              <w14:ligatures w14:val="standardContextual"/>
+              <w:sz w:val="22"/>
             </w:rPr>
           </w:pPr>
-          <w:hyperlink w:anchor="_Toc234704716" w:history="1">
+          <w:hyperlink w:anchor="_Toc234711462" w:history="1">
             <w:r>
               <w:rPr>
                 <w:rStyle w:val="Hyperlink"/>
@@ -3289,10 +3581,7 @@
               <w:rPr>
                 <w:rFonts w:asciiTheme="minorHAnsi" w:eastAsiaTheme="minorEastAsia" w:hAnsiTheme="minorHAnsi"/>
                 <w:noProof/>
-                <w:kern w:val="2"/>
-                <w:szCs w:val="24"/>
-                <w:lang w:val="en-NP"/>
-                <w14:ligatures w14:val="standardContextual"/>
+                <w:sz w:val="22"/>
               </w:rPr>
               <w:tab/>
             </w:r>
@@ -3322,7 +3611,7 @@
                 <w:noProof/>
                 <w:webHidden/>
               </w:rPr>
-              <w:instrText xml:space="preserve"> PAGEREF _Toc234704716 \h </w:instrText>
+              <w:instrText xml:space="preserve"> PAGEREF _Toc234711462 \h </w:instrText>
             </w:r>
             <w:r>
               <w:rPr>
@@ -3342,7 +3631,7 @@
                 <w:noProof/>
                 <w:webHidden/>
               </w:rPr>
-              <w:t>14</w:t>
+              <w:t>16</w:t>
             </w:r>
             <w:r>
               <w:rPr>
@@ -3357,19 +3646,16 @@
           <w:pPr>
             <w:pStyle w:val="TOC2"/>
             <w:tabs>
-              <w:tab w:val="left" w:pos="960"/>
+              <w:tab w:val="left" w:pos="880"/>
               <w:tab w:val="right" w:leader="dot" w:pos="8630"/>
             </w:tabs>
             <w:rPr>
               <w:rFonts w:asciiTheme="minorHAnsi" w:eastAsiaTheme="minorEastAsia" w:hAnsiTheme="minorHAnsi"/>
               <w:noProof/>
-              <w:kern w:val="2"/>
-              <w:szCs w:val="24"/>
-              <w:lang w:val="en-NP"/>
-              <w14:ligatures w14:val="standardContextual"/>
+              <w:sz w:val="22"/>
             </w:rPr>
           </w:pPr>
-          <w:hyperlink w:anchor="_Toc234704717" w:history="1">
+          <w:hyperlink w:anchor="_Toc234711463" w:history="1">
             <w:r>
               <w:rPr>
                 <w:rStyle w:val="Hyperlink"/>
@@ -3381,10 +3667,7 @@
               <w:rPr>
                 <w:rFonts w:asciiTheme="minorHAnsi" w:eastAsiaTheme="minorEastAsia" w:hAnsiTheme="minorHAnsi"/>
                 <w:noProof/>
-                <w:kern w:val="2"/>
-                <w:szCs w:val="24"/>
-                <w:lang w:val="en-NP"/>
-                <w14:ligatures w14:val="standardContextual"/>
+                <w:sz w:val="22"/>
               </w:rPr>
               <w:tab/>
             </w:r>
@@ -3393,7 +3676,7 @@
                 <w:rStyle w:val="Hyperlink"/>
                 <w:noProof/>
               </w:rPr>
-              <w:t>Testing Methodology</w:t>
+              <w:t>Test Cases</w:t>
             </w:r>
             <w:r>
               <w:rPr>
@@ -3414,7 +3697,7 @@
                 <w:noProof/>
                 <w:webHidden/>
               </w:rPr>
-              <w:instrText xml:space="preserve"> PAGEREF _Toc234704717 \h </w:instrText>
+              <w:instrText xml:space="preserve"> PAGEREF _Toc234711463 \h </w:instrText>
             </w:r>
             <w:r>
               <w:rPr>
@@ -3434,7 +3717,7 @@
                 <w:noProof/>
                 <w:webHidden/>
               </w:rPr>
-              <w:t>14</w:t>
+              <w:t>16</w:t>
             </w:r>
             <w:r>
               <w:rPr>
@@ -3449,19 +3732,16 @@
           <w:pPr>
             <w:pStyle w:val="TOC2"/>
             <w:tabs>
-              <w:tab w:val="left" w:pos="960"/>
+              <w:tab w:val="left" w:pos="880"/>
               <w:tab w:val="right" w:leader="dot" w:pos="8630"/>
             </w:tabs>
             <w:rPr>
               <w:rFonts w:asciiTheme="minorHAnsi" w:eastAsiaTheme="minorEastAsia" w:hAnsiTheme="minorHAnsi"/>
               <w:noProof/>
-              <w:kern w:val="2"/>
-              <w:szCs w:val="24"/>
-              <w:lang w:val="en-NP"/>
-              <w14:ligatures w14:val="standardContextual"/>
+              <w:sz w:val="22"/>
             </w:rPr>
           </w:pPr>
-          <w:hyperlink w:anchor="_Toc234704718" w:history="1">
+          <w:hyperlink w:anchor="_Toc234711464" w:history="1">
             <w:r>
               <w:rPr>
                 <w:rStyle w:val="Hyperlink"/>
@@ -3473,10 +3753,7 @@
               <w:rPr>
                 <w:rFonts w:asciiTheme="minorHAnsi" w:eastAsiaTheme="minorEastAsia" w:hAnsiTheme="minorHAnsi"/>
                 <w:noProof/>
-                <w:kern w:val="2"/>
-                <w:szCs w:val="24"/>
-                <w:lang w:val="en-NP"/>
-                <w14:ligatures w14:val="standardContextual"/>
+                <w:sz w:val="22"/>
               </w:rPr>
               <w:tab/>
             </w:r>
@@ -3485,7 +3762,7 @@
                 <w:rStyle w:val="Hyperlink"/>
                 <w:noProof/>
               </w:rPr>
-              <w:t>Test Cases</w:t>
+              <w:t>Testing Summary</w:t>
             </w:r>
             <w:r>
               <w:rPr>
@@ -3506,7 +3783,7 @@
                 <w:noProof/>
                 <w:webHidden/>
               </w:rPr>
-              <w:instrText xml:space="preserve"> PAGEREF _Toc234704718 \h </w:instrText>
+              <w:instrText xml:space="preserve"> PAGEREF _Toc234711464 \h </w:instrText>
             </w:r>
             <w:r>
               <w:rPr>
@@ -3526,7 +3803,7 @@
                 <w:noProof/>
                 <w:webHidden/>
               </w:rPr>
-              <w:t>14</w:t>
+              <w:t>17</w:t>
             </w:r>
             <w:r>
               <w:rPr>
@@ -3541,19 +3818,16 @@
           <w:pPr>
             <w:pStyle w:val="TOC2"/>
             <w:tabs>
-              <w:tab w:val="left" w:pos="960"/>
+              <w:tab w:val="left" w:pos="880"/>
               <w:tab w:val="right" w:leader="dot" w:pos="8630"/>
             </w:tabs>
             <w:rPr>
               <w:rFonts w:asciiTheme="minorHAnsi" w:eastAsiaTheme="minorEastAsia" w:hAnsiTheme="minorHAnsi"/>
               <w:noProof/>
-              <w:kern w:val="2"/>
-              <w:szCs w:val="24"/>
-              <w:lang w:val="en-NP"/>
-              <w14:ligatures w14:val="standardContextual"/>
+              <w:sz w:val="22"/>
             </w:rPr>
           </w:pPr>
-          <w:hyperlink w:anchor="_Toc234704719" w:history="1">
+          <w:hyperlink w:anchor="_Toc234711465" w:history="1">
             <w:r>
               <w:rPr>
                 <w:rStyle w:val="Hyperlink"/>
@@ -3565,10 +3839,7 @@
               <w:rPr>
                 <w:rFonts w:asciiTheme="minorHAnsi" w:eastAsiaTheme="minorEastAsia" w:hAnsiTheme="minorHAnsi"/>
                 <w:noProof/>
-                <w:kern w:val="2"/>
-                <w:szCs w:val="24"/>
-                <w:lang w:val="en-NP"/>
-                <w14:ligatures w14:val="standardContextual"/>
+                <w:sz w:val="22"/>
               </w:rPr>
               <w:tab/>
             </w:r>
@@ -3577,7 +3848,7 @@
                 <w:rStyle w:val="Hyperlink"/>
                 <w:noProof/>
               </w:rPr>
-              <w:t>Testing Summary</w:t>
+              <w:t>User Acceptance Testing</w:t>
             </w:r>
             <w:r>
               <w:rPr>
@@ -3598,7 +3869,7 @@
                 <w:noProof/>
                 <w:webHidden/>
               </w:rPr>
-              <w:instrText xml:space="preserve"> PAGEREF _Toc234704719 \h </w:instrText>
+              <w:instrText xml:space="preserve"> PAGEREF _Toc234711465 \h </w:instrText>
             </w:r>
             <w:r>
               <w:rPr>
@@ -3618,7 +3889,7 @@
                 <w:noProof/>
                 <w:webHidden/>
               </w:rPr>
-              <w:t>15</w:t>
+              <w:t>17</w:t>
             </w:r>
             <w:r>
               <w:rPr>
@@ -3633,19 +3904,16 @@
           <w:pPr>
             <w:pStyle w:val="TOC1"/>
             <w:tabs>
-              <w:tab w:val="left" w:pos="480"/>
+              <w:tab w:val="left" w:pos="440"/>
               <w:tab w:val="right" w:leader="dot" w:pos="8630"/>
             </w:tabs>
             <w:rPr>
               <w:rFonts w:asciiTheme="minorHAnsi" w:eastAsiaTheme="minorEastAsia" w:hAnsiTheme="minorHAnsi"/>
               <w:noProof/>
-              <w:kern w:val="2"/>
-              <w:szCs w:val="24"/>
-              <w:lang w:val="en-NP"/>
-              <w14:ligatures w14:val="standardContextual"/>
+              <w:sz w:val="22"/>
             </w:rPr>
           </w:pPr>
-          <w:hyperlink w:anchor="_Toc234704720" w:history="1">
+          <w:hyperlink w:anchor="_Toc234711466" w:history="1">
             <w:r>
               <w:rPr>
                 <w:rStyle w:val="Hyperlink"/>
@@ -3657,10 +3925,7 @@
               <w:rPr>
                 <w:rFonts w:asciiTheme="minorHAnsi" w:eastAsiaTheme="minorEastAsia" w:hAnsiTheme="minorHAnsi"/>
                 <w:noProof/>
-                <w:kern w:val="2"/>
-                <w:szCs w:val="24"/>
-                <w:lang w:val="en-NP"/>
-                <w14:ligatures w14:val="standardContextual"/>
+                <w:sz w:val="22"/>
               </w:rPr>
               <w:tab/>
             </w:r>
@@ -3690,7 +3955,7 @@
                 <w:noProof/>
                 <w:webHidden/>
               </w:rPr>
-              <w:instrText xml:space="preserve"> PAGEREF _Toc234704720 \h </w:instrText>
+              <w:instrText xml:space="preserve"> PAGEREF _Toc234711466 \h </w:instrText>
             </w:r>
             <w:r>
               <w:rPr>
@@ -3710,7 +3975,7 @@
                 <w:noProof/>
                 <w:webHidden/>
               </w:rPr>
-              <w:t>16</w:t>
+              <w:t>18</w:t>
             </w:r>
             <w:r>
               <w:rPr>
@@ -3725,19 +3990,16 @@
           <w:pPr>
             <w:pStyle w:val="TOC1"/>
             <w:tabs>
-              <w:tab w:val="left" w:pos="720"/>
+              <w:tab w:val="left" w:pos="660"/>
               <w:tab w:val="right" w:leader="dot" w:pos="8630"/>
             </w:tabs>
             <w:rPr>
               <w:rFonts w:asciiTheme="minorHAnsi" w:eastAsiaTheme="minorEastAsia" w:hAnsiTheme="minorHAnsi"/>
               <w:noProof/>
-              <w:kern w:val="2"/>
-              <w:szCs w:val="24"/>
-              <w:lang w:val="en-NP"/>
-              <w14:ligatures w14:val="standardContextual"/>
+              <w:sz w:val="22"/>
             </w:rPr>
           </w:pPr>
-          <w:hyperlink w:anchor="_Toc234704721" w:history="1">
+          <w:hyperlink w:anchor="_Toc234711467" w:history="1">
             <w:r>
               <w:rPr>
                 <w:rStyle w:val="Hyperlink"/>
@@ -3749,10 +4011,7 @@
               <w:rPr>
                 <w:rFonts w:asciiTheme="minorHAnsi" w:eastAsiaTheme="minorEastAsia" w:hAnsiTheme="minorHAnsi"/>
                 <w:noProof/>
-                <w:kern w:val="2"/>
-                <w:szCs w:val="24"/>
-                <w:lang w:val="en-NP"/>
-                <w14:ligatures w14:val="standardContextual"/>
+                <w:sz w:val="22"/>
               </w:rPr>
               <w:tab/>
             </w:r>
@@ -3782,7 +4041,7 @@
                 <w:noProof/>
                 <w:webHidden/>
               </w:rPr>
-              <w:instrText xml:space="preserve"> PAGEREF _Toc234704721 \h </w:instrText>
+              <w:instrText xml:space="preserve"> PAGEREF _Toc234711467 \h </w:instrText>
             </w:r>
             <w:r>
               <w:rPr>
@@ -3802,7 +4061,7 @@
                 <w:noProof/>
                 <w:webHidden/>
               </w:rPr>
-              <w:t>18</w:t>
+              <w:t>19</w:t>
             </w:r>
             <w:r>
               <w:rPr>
@@ -3817,19 +4076,16 @@
           <w:pPr>
             <w:pStyle w:val="TOC1"/>
             <w:tabs>
-              <w:tab w:val="left" w:pos="720"/>
+              <w:tab w:val="left" w:pos="660"/>
               <w:tab w:val="right" w:leader="dot" w:pos="8630"/>
             </w:tabs>
             <w:rPr>
               <w:rFonts w:asciiTheme="minorHAnsi" w:eastAsiaTheme="minorEastAsia" w:hAnsiTheme="minorHAnsi"/>
               <w:noProof/>
-              <w:kern w:val="2"/>
-              <w:szCs w:val="24"/>
-              <w:lang w:val="en-NP"/>
-              <w14:ligatures w14:val="standardContextual"/>
+              <w:sz w:val="22"/>
             </w:rPr>
           </w:pPr>
-          <w:hyperlink w:anchor="_Toc234704722" w:history="1">
+          <w:hyperlink w:anchor="_Toc234711468" w:history="1">
             <w:r>
               <w:rPr>
                 <w:rStyle w:val="Hyperlink"/>
@@ -3841,10 +4097,7 @@
               <w:rPr>
                 <w:rFonts w:asciiTheme="minorHAnsi" w:eastAsiaTheme="minorEastAsia" w:hAnsiTheme="minorHAnsi"/>
                 <w:noProof/>
-                <w:kern w:val="2"/>
-                <w:szCs w:val="24"/>
-                <w:lang w:val="en-NP"/>
-                <w14:ligatures w14:val="standardContextual"/>
+                <w:sz w:val="22"/>
               </w:rPr>
               <w:tab/>
             </w:r>
@@ -3874,7 +4127,7 @@
                 <w:noProof/>
                 <w:webHidden/>
               </w:rPr>
-              <w:instrText xml:space="preserve"> PAGEREF _Toc234704722 \h </w:instrText>
+              <w:instrText xml:space="preserve"> PAGEREF _Toc234711468 \h </w:instrText>
             </w:r>
             <w:r>
               <w:rPr>
@@ -3894,7 +4147,7 @@
                 <w:noProof/>
                 <w:webHidden/>
               </w:rPr>
-              <w:t>19</w:t>
+              <w:t>20</w:t>
             </w:r>
             <w:r>
               <w:rPr>
@@ -3909,19 +4162,16 @@
           <w:pPr>
             <w:pStyle w:val="TOC1"/>
             <w:tabs>
-              <w:tab w:val="left" w:pos="720"/>
+              <w:tab w:val="left" w:pos="660"/>
               <w:tab w:val="right" w:leader="dot" w:pos="8630"/>
             </w:tabs>
             <w:rPr>
               <w:rFonts w:asciiTheme="minorHAnsi" w:eastAsiaTheme="minorEastAsia" w:hAnsiTheme="minorHAnsi"/>
               <w:noProof/>
-              <w:kern w:val="2"/>
-              <w:szCs w:val="24"/>
-              <w:lang w:val="en-NP"/>
-              <w14:ligatures w14:val="standardContextual"/>
+              <w:sz w:val="22"/>
             </w:rPr>
           </w:pPr>
-          <w:hyperlink w:anchor="_Toc234704723" w:history="1">
+          <w:hyperlink w:anchor="_Toc234711469" w:history="1">
             <w:r>
               <w:rPr>
                 <w:rStyle w:val="Hyperlink"/>
@@ -3933,10 +4183,7 @@
               <w:rPr>
                 <w:rFonts w:asciiTheme="minorHAnsi" w:eastAsiaTheme="minorEastAsia" w:hAnsiTheme="minorHAnsi"/>
                 <w:noProof/>
-                <w:kern w:val="2"/>
-                <w:szCs w:val="24"/>
-                <w:lang w:val="en-NP"/>
-                <w14:ligatures w14:val="standardContextual"/>
+                <w:sz w:val="22"/>
               </w:rPr>
               <w:tab/>
             </w:r>
@@ -3966,7 +4213,7 @@
                 <w:noProof/>
                 <w:webHidden/>
               </w:rPr>
-              <w:instrText xml:space="preserve"> PAGEREF _Toc234704723 \h </w:instrText>
+              <w:instrText xml:space="preserve"> PAGEREF _Toc234711469 \h </w:instrText>
             </w:r>
             <w:r>
               <w:rPr>
@@ -3986,7 +4233,7 @@
                 <w:noProof/>
                 <w:webHidden/>
               </w:rPr>
-              <w:t>20</w:t>
+              <w:t>21</w:t>
             </w:r>
             <w:r>
               <w:rPr>
@@ -4035,7 +4282,6 @@
         <w:tabs>
           <w:tab w:val="right" w:leader="dot" w:pos="8630"/>
         </w:tabs>
-        <w:spacing w:line="360" w:lineRule="auto"/>
         <w:rPr>
           <w:rFonts w:asciiTheme="minorHAnsi" w:eastAsiaTheme="minorEastAsia" w:hAnsiTheme="minorHAnsi"/>
           <w:noProof/>
@@ -4051,13 +4297,13 @@
       <w:r>
         <w:fldChar w:fldCharType="separate"/>
       </w:r>
-      <w:hyperlink w:anchor="_Toc234575424" w:history="1">
+      <w:hyperlink w:anchor="_Toc234712001" w:history="1">
         <w:r>
           <w:rPr>
             <w:rStyle w:val="Hyperlink"/>
             <w:noProof/>
           </w:rPr>
-          <w:t>Figure 5.1 : Gantt chat</w:t>
+          <w:t>Figure 6.6:1 : Gantt chat</w:t>
         </w:r>
         <w:r>
           <w:rPr>
@@ -4078,7 +4324,7 @@
             <w:noProof/>
             <w:webHidden/>
           </w:rPr>
-          <w:instrText xml:space="preserve"> PAGEREF _Toc234575424 \h </w:instrText>
+          <w:instrText xml:space="preserve"> PAGEREF _Toc234712001 \h </w:instrText>
         </w:r>
         <w:r>
           <w:rPr>
@@ -4098,7 +4344,7 @@
             <w:noProof/>
             <w:webHidden/>
           </w:rPr>
-          <w:t>5</w:t>
+          <w:t>7</w:t>
         </w:r>
         <w:r>
           <w:rPr>
@@ -4115,34 +4361,19 @@
         <w:tabs>
           <w:tab w:val="right" w:leader="dot" w:pos="8630"/>
         </w:tabs>
-        <w:spacing w:line="360" w:lineRule="auto"/>
         <w:rPr>
           <w:rFonts w:asciiTheme="minorHAnsi" w:eastAsiaTheme="minorEastAsia" w:hAnsiTheme="minorHAnsi"/>
           <w:noProof/>
           <w:sz w:val="22"/>
         </w:rPr>
       </w:pPr>
-      <w:hyperlink w:anchor="_Toc234575425" w:history="1">
+      <w:hyperlink w:anchor="_Toc234712002" w:history="1">
         <w:r>
           <w:rPr>
             <w:rStyle w:val="Hyperlink"/>
             <w:noProof/>
           </w:rPr>
-          <w:t>Figure 5.2 use case diagr</w:t>
-        </w:r>
-        <w:r>
-          <w:rPr>
-            <w:rStyle w:val="Hyperlink"/>
-            <w:noProof/>
-          </w:rPr>
-          <w:t>a</w:t>
-        </w:r>
-        <w:r>
-          <w:rPr>
-            <w:rStyle w:val="Hyperlink"/>
-            <w:noProof/>
-          </w:rPr>
-          <w:t>m</w:t>
+          <w:t>Figure 6.6:2 use case diagram</w:t>
         </w:r>
         <w:r>
           <w:rPr>
@@ -4163,7 +4394,830 @@
             <w:noProof/>
             <w:webHidden/>
           </w:rPr>
-          <w:instrText xml:space="preserve"> PAGEREF _Toc234575425 \h </w:instrText>
+          <w:instrText xml:space="preserve"> PAGEREF _Toc234712002 \h </w:instrText>
+        </w:r>
+        <w:r>
+          <w:rPr>
+            <w:noProof/>
+            <w:webHidden/>
+          </w:rPr>
+        </w:r>
+        <w:r>
+          <w:rPr>
+            <w:noProof/>
+            <w:webHidden/>
+          </w:rPr>
+          <w:fldChar w:fldCharType="separate"/>
+        </w:r>
+        <w:r>
+          <w:rPr>
+            <w:noProof/>
+            <w:webHidden/>
+          </w:rPr>
+          <w:t>8</w:t>
+        </w:r>
+        <w:r>
+          <w:rPr>
+            <w:noProof/>
+            <w:webHidden/>
+          </w:rPr>
+          <w:fldChar w:fldCharType="end"/>
+        </w:r>
+      </w:hyperlink>
+    </w:p>
+    <w:p>
+      <w:pPr>
+        <w:pStyle w:val="TableofFigures"/>
+        <w:tabs>
+          <w:tab w:val="right" w:leader="dot" w:pos="8630"/>
+        </w:tabs>
+        <w:rPr>
+          <w:rFonts w:asciiTheme="minorHAnsi" w:eastAsiaTheme="minorEastAsia" w:hAnsiTheme="minorHAnsi"/>
+          <w:noProof/>
+          <w:sz w:val="22"/>
+        </w:rPr>
+      </w:pPr>
+      <w:hyperlink w:anchor="_Toc234712003" w:history="1">
+        <w:r>
+          <w:rPr>
+            <w:rStyle w:val="Hyperlink"/>
+            <w:noProof/>
+          </w:rPr>
+          <w:t>Figure 6.6:3:DFD level 0</w:t>
+        </w:r>
+        <w:r>
+          <w:rPr>
+            <w:noProof/>
+            <w:webHidden/>
+          </w:rPr>
+          <w:tab/>
+        </w:r>
+        <w:r>
+          <w:rPr>
+            <w:noProof/>
+            <w:webHidden/>
+          </w:rPr>
+          <w:fldChar w:fldCharType="begin"/>
+        </w:r>
+        <w:r>
+          <w:rPr>
+            <w:noProof/>
+            <w:webHidden/>
+          </w:rPr>
+          <w:instrText xml:space="preserve"> PAGEREF _Toc234712003 \h </w:instrText>
+        </w:r>
+        <w:r>
+          <w:rPr>
+            <w:noProof/>
+            <w:webHidden/>
+          </w:rPr>
+        </w:r>
+        <w:r>
+          <w:rPr>
+            <w:noProof/>
+            <w:webHidden/>
+          </w:rPr>
+          <w:fldChar w:fldCharType="separate"/>
+        </w:r>
+        <w:r>
+          <w:rPr>
+            <w:noProof/>
+            <w:webHidden/>
+          </w:rPr>
+          <w:t>9</w:t>
+        </w:r>
+        <w:r>
+          <w:rPr>
+            <w:noProof/>
+            <w:webHidden/>
+          </w:rPr>
+          <w:fldChar w:fldCharType="end"/>
+        </w:r>
+      </w:hyperlink>
+    </w:p>
+    <w:p>
+      <w:pPr>
+        <w:pStyle w:val="TableofFigures"/>
+        <w:tabs>
+          <w:tab w:val="right" w:leader="dot" w:pos="8630"/>
+        </w:tabs>
+        <w:rPr>
+          <w:rFonts w:asciiTheme="minorHAnsi" w:eastAsiaTheme="minorEastAsia" w:hAnsiTheme="minorHAnsi"/>
+          <w:noProof/>
+          <w:sz w:val="22"/>
+        </w:rPr>
+      </w:pPr>
+      <w:hyperlink w:anchor="_Toc234712004" w:history="1">
+        <w:r>
+          <w:rPr>
+            <w:rStyle w:val="Hyperlink"/>
+            <w:noProof/>
+          </w:rPr>
+          <w:t>Figure 6.6:4:DFD level 1</w:t>
+        </w:r>
+        <w:r>
+          <w:rPr>
+            <w:noProof/>
+            <w:webHidden/>
+          </w:rPr>
+          <w:tab/>
+        </w:r>
+        <w:r>
+          <w:rPr>
+            <w:noProof/>
+            <w:webHidden/>
+          </w:rPr>
+          <w:fldChar w:fldCharType="begin"/>
+        </w:r>
+        <w:r>
+          <w:rPr>
+            <w:noProof/>
+            <w:webHidden/>
+          </w:rPr>
+          <w:instrText xml:space="preserve"> PAGEREF _Toc234712004 \h </w:instrText>
+        </w:r>
+        <w:r>
+          <w:rPr>
+            <w:noProof/>
+            <w:webHidden/>
+          </w:rPr>
+        </w:r>
+        <w:r>
+          <w:rPr>
+            <w:noProof/>
+            <w:webHidden/>
+          </w:rPr>
+          <w:fldChar w:fldCharType="separate"/>
+        </w:r>
+        <w:r>
+          <w:rPr>
+            <w:noProof/>
+            <w:webHidden/>
+          </w:rPr>
+          <w:t>10</w:t>
+        </w:r>
+        <w:r>
+          <w:rPr>
+            <w:noProof/>
+            <w:webHidden/>
+          </w:rPr>
+          <w:fldChar w:fldCharType="end"/>
+        </w:r>
+      </w:hyperlink>
+    </w:p>
+    <w:p>
+      <w:pPr>
+        <w:pStyle w:val="TableofFigures"/>
+        <w:tabs>
+          <w:tab w:val="right" w:leader="dot" w:pos="8630"/>
+        </w:tabs>
+        <w:rPr>
+          <w:rFonts w:asciiTheme="minorHAnsi" w:eastAsiaTheme="minorEastAsia" w:hAnsiTheme="minorHAnsi"/>
+          <w:noProof/>
+          <w:sz w:val="22"/>
+        </w:rPr>
+      </w:pPr>
+      <w:hyperlink w:anchor="_Toc234712005" w:history="1">
+        <w:r>
+          <w:rPr>
+            <w:rStyle w:val="Hyperlink"/>
+            <w:noProof/>
+          </w:rPr>
+          <w:t>Figure 6:5 : Flowchart for admin</w:t>
+        </w:r>
+        <w:r>
+          <w:rPr>
+            <w:noProof/>
+            <w:webHidden/>
+          </w:rPr>
+          <w:tab/>
+        </w:r>
+        <w:r>
+          <w:rPr>
+            <w:noProof/>
+            <w:webHidden/>
+          </w:rPr>
+          <w:fldChar w:fldCharType="begin"/>
+        </w:r>
+        <w:r>
+          <w:rPr>
+            <w:noProof/>
+            <w:webHidden/>
+          </w:rPr>
+          <w:instrText xml:space="preserve"> PAGEREF _Toc234712005 \h </w:instrText>
+        </w:r>
+        <w:r>
+          <w:rPr>
+            <w:noProof/>
+            <w:webHidden/>
+          </w:rPr>
+        </w:r>
+        <w:r>
+          <w:rPr>
+            <w:noProof/>
+            <w:webHidden/>
+          </w:rPr>
+          <w:fldChar w:fldCharType="separate"/>
+        </w:r>
+        <w:r>
+          <w:rPr>
+            <w:noProof/>
+            <w:webHidden/>
+          </w:rPr>
+          <w:t>11</w:t>
+        </w:r>
+        <w:r>
+          <w:rPr>
+            <w:noProof/>
+            <w:webHidden/>
+          </w:rPr>
+          <w:fldChar w:fldCharType="end"/>
+        </w:r>
+      </w:hyperlink>
+    </w:p>
+    <w:p>
+      <w:pPr>
+        <w:pStyle w:val="TableofFigures"/>
+        <w:tabs>
+          <w:tab w:val="right" w:leader="dot" w:pos="8630"/>
+        </w:tabs>
+        <w:rPr>
+          <w:rFonts w:asciiTheme="minorHAnsi" w:eastAsiaTheme="minorEastAsia" w:hAnsiTheme="minorHAnsi"/>
+          <w:noProof/>
+          <w:sz w:val="22"/>
+        </w:rPr>
+      </w:pPr>
+      <w:hyperlink w:anchor="_Toc234712006" w:history="1">
+        <w:r>
+          <w:rPr>
+            <w:rStyle w:val="Hyperlink"/>
+            <w:noProof/>
+          </w:rPr>
+          <w:t>Figure 6:6 :  Flowchart for voter</w:t>
+        </w:r>
+        <w:r>
+          <w:rPr>
+            <w:noProof/>
+            <w:webHidden/>
+          </w:rPr>
+          <w:tab/>
+        </w:r>
+        <w:r>
+          <w:rPr>
+            <w:noProof/>
+            <w:webHidden/>
+          </w:rPr>
+          <w:fldChar w:fldCharType="begin"/>
+        </w:r>
+        <w:r>
+          <w:rPr>
+            <w:noProof/>
+            <w:webHidden/>
+          </w:rPr>
+          <w:instrText xml:space="preserve"> PAGEREF _Toc234712006 \h </w:instrText>
+        </w:r>
+        <w:r>
+          <w:rPr>
+            <w:noProof/>
+            <w:webHidden/>
+          </w:rPr>
+        </w:r>
+        <w:r>
+          <w:rPr>
+            <w:noProof/>
+            <w:webHidden/>
+          </w:rPr>
+          <w:fldChar w:fldCharType="separate"/>
+        </w:r>
+        <w:r>
+          <w:rPr>
+            <w:noProof/>
+            <w:webHidden/>
+          </w:rPr>
+          <w:t>12</w:t>
+        </w:r>
+        <w:r>
+          <w:rPr>
+            <w:noProof/>
+            <w:webHidden/>
+          </w:rPr>
+          <w:fldChar w:fldCharType="end"/>
+        </w:r>
+      </w:hyperlink>
+    </w:p>
+    <w:p>
+      <w:pPr>
+        <w:pStyle w:val="TableofFigures"/>
+        <w:tabs>
+          <w:tab w:val="right" w:leader="dot" w:pos="8630"/>
+        </w:tabs>
+        <w:rPr>
+          <w:rFonts w:asciiTheme="minorHAnsi" w:eastAsiaTheme="minorEastAsia" w:hAnsiTheme="minorHAnsi"/>
+          <w:noProof/>
+          <w:sz w:val="22"/>
+        </w:rPr>
+      </w:pPr>
+      <w:hyperlink w:anchor="_Toc234712007" w:history="1">
+        <w:r>
+          <w:rPr>
+            <w:rStyle w:val="Hyperlink"/>
+            <w:noProof/>
+          </w:rPr>
+          <w:t>Figure 12:1 : Main Menu</w:t>
+        </w:r>
+        <w:r>
+          <w:rPr>
+            <w:noProof/>
+            <w:webHidden/>
+          </w:rPr>
+          <w:tab/>
+        </w:r>
+        <w:r>
+          <w:rPr>
+            <w:noProof/>
+            <w:webHidden/>
+          </w:rPr>
+          <w:fldChar w:fldCharType="begin"/>
+        </w:r>
+        <w:r>
+          <w:rPr>
+            <w:noProof/>
+            <w:webHidden/>
+          </w:rPr>
+          <w:instrText xml:space="preserve"> PAGEREF _Toc234712007 \h </w:instrText>
+        </w:r>
+        <w:r>
+          <w:rPr>
+            <w:noProof/>
+            <w:webHidden/>
+          </w:rPr>
+        </w:r>
+        <w:r>
+          <w:rPr>
+            <w:noProof/>
+            <w:webHidden/>
+          </w:rPr>
+          <w:fldChar w:fldCharType="separate"/>
+        </w:r>
+        <w:r>
+          <w:rPr>
+            <w:noProof/>
+            <w:webHidden/>
+          </w:rPr>
+          <w:t>21</w:t>
+        </w:r>
+        <w:r>
+          <w:rPr>
+            <w:noProof/>
+            <w:webHidden/>
+          </w:rPr>
+          <w:fldChar w:fldCharType="end"/>
+        </w:r>
+      </w:hyperlink>
+    </w:p>
+    <w:p>
+      <w:pPr>
+        <w:pStyle w:val="TableofFigures"/>
+        <w:tabs>
+          <w:tab w:val="right" w:leader="dot" w:pos="8630"/>
+        </w:tabs>
+        <w:rPr>
+          <w:rFonts w:asciiTheme="minorHAnsi" w:eastAsiaTheme="minorEastAsia" w:hAnsiTheme="minorHAnsi"/>
+          <w:noProof/>
+          <w:sz w:val="22"/>
+        </w:rPr>
+      </w:pPr>
+      <w:hyperlink w:anchor="_Toc234712008" w:history="1">
+        <w:r>
+          <w:rPr>
+            <w:rStyle w:val="Hyperlink"/>
+            <w:noProof/>
+          </w:rPr>
+          <w:t>Figure 12:2 : Admin Login</w:t>
+        </w:r>
+        <w:r>
+          <w:rPr>
+            <w:noProof/>
+            <w:webHidden/>
+          </w:rPr>
+          <w:tab/>
+        </w:r>
+        <w:r>
+          <w:rPr>
+            <w:noProof/>
+            <w:webHidden/>
+          </w:rPr>
+          <w:fldChar w:fldCharType="begin"/>
+        </w:r>
+        <w:r>
+          <w:rPr>
+            <w:noProof/>
+            <w:webHidden/>
+          </w:rPr>
+          <w:instrText xml:space="preserve"> PAGEREF _Toc234712008 \h </w:instrText>
+        </w:r>
+        <w:r>
+          <w:rPr>
+            <w:noProof/>
+            <w:webHidden/>
+          </w:rPr>
+        </w:r>
+        <w:r>
+          <w:rPr>
+            <w:noProof/>
+            <w:webHidden/>
+          </w:rPr>
+          <w:fldChar w:fldCharType="separate"/>
+        </w:r>
+        <w:r>
+          <w:rPr>
+            <w:noProof/>
+            <w:webHidden/>
+          </w:rPr>
+          <w:t>21</w:t>
+        </w:r>
+        <w:r>
+          <w:rPr>
+            <w:noProof/>
+            <w:webHidden/>
+          </w:rPr>
+          <w:fldChar w:fldCharType="end"/>
+        </w:r>
+      </w:hyperlink>
+    </w:p>
+    <w:p>
+      <w:pPr>
+        <w:pStyle w:val="TableofFigures"/>
+        <w:tabs>
+          <w:tab w:val="right" w:leader="dot" w:pos="8630"/>
+        </w:tabs>
+        <w:rPr>
+          <w:rFonts w:asciiTheme="minorHAnsi" w:eastAsiaTheme="minorEastAsia" w:hAnsiTheme="minorHAnsi"/>
+          <w:noProof/>
+          <w:sz w:val="22"/>
+        </w:rPr>
+      </w:pPr>
+      <w:hyperlink w:anchor="_Toc234712009" w:history="1">
+        <w:r>
+          <w:rPr>
+            <w:rStyle w:val="Hyperlink"/>
+            <w:noProof/>
+          </w:rPr>
+          <w:t>Figure 12:3 : Admin Control</w:t>
+        </w:r>
+        <w:r>
+          <w:rPr>
+            <w:noProof/>
+            <w:webHidden/>
+          </w:rPr>
+          <w:tab/>
+        </w:r>
+        <w:r>
+          <w:rPr>
+            <w:noProof/>
+            <w:webHidden/>
+          </w:rPr>
+          <w:fldChar w:fldCharType="begin"/>
+        </w:r>
+        <w:r>
+          <w:rPr>
+            <w:noProof/>
+            <w:webHidden/>
+          </w:rPr>
+          <w:instrText xml:space="preserve"> PAGEREF _Toc234712009 \h </w:instrText>
+        </w:r>
+        <w:r>
+          <w:rPr>
+            <w:noProof/>
+            <w:webHidden/>
+          </w:rPr>
+        </w:r>
+        <w:r>
+          <w:rPr>
+            <w:noProof/>
+            <w:webHidden/>
+          </w:rPr>
+          <w:fldChar w:fldCharType="separate"/>
+        </w:r>
+        <w:r>
+          <w:rPr>
+            <w:noProof/>
+            <w:webHidden/>
+          </w:rPr>
+          <w:t>21</w:t>
+        </w:r>
+        <w:r>
+          <w:rPr>
+            <w:noProof/>
+            <w:webHidden/>
+          </w:rPr>
+          <w:fldChar w:fldCharType="end"/>
+        </w:r>
+      </w:hyperlink>
+    </w:p>
+    <w:p>
+      <w:pPr>
+        <w:pStyle w:val="TableofFigures"/>
+        <w:tabs>
+          <w:tab w:val="right" w:leader="dot" w:pos="8630"/>
+        </w:tabs>
+        <w:rPr>
+          <w:rFonts w:asciiTheme="minorHAnsi" w:eastAsiaTheme="minorEastAsia" w:hAnsiTheme="minorHAnsi"/>
+          <w:noProof/>
+          <w:sz w:val="22"/>
+        </w:rPr>
+      </w:pPr>
+      <w:hyperlink w:anchor="_Toc234712010" w:history="1">
+        <w:r>
+          <w:rPr>
+            <w:rStyle w:val="Hyperlink"/>
+            <w:noProof/>
+          </w:rPr>
+          <w:t>Figure 12:4 : Voter Register</w:t>
+        </w:r>
+        <w:r>
+          <w:rPr>
+            <w:noProof/>
+            <w:webHidden/>
+          </w:rPr>
+          <w:tab/>
+        </w:r>
+        <w:r>
+          <w:rPr>
+            <w:noProof/>
+            <w:webHidden/>
+          </w:rPr>
+          <w:fldChar w:fldCharType="begin"/>
+        </w:r>
+        <w:r>
+          <w:rPr>
+            <w:noProof/>
+            <w:webHidden/>
+          </w:rPr>
+          <w:instrText xml:space="preserve"> PAGEREF _Toc234712010 \h </w:instrText>
+        </w:r>
+        <w:r>
+          <w:rPr>
+            <w:noProof/>
+            <w:webHidden/>
+          </w:rPr>
+        </w:r>
+        <w:r>
+          <w:rPr>
+            <w:noProof/>
+            <w:webHidden/>
+          </w:rPr>
+          <w:fldChar w:fldCharType="separate"/>
+        </w:r>
+        <w:r>
+          <w:rPr>
+            <w:noProof/>
+            <w:webHidden/>
+          </w:rPr>
+          <w:t>22</w:t>
+        </w:r>
+        <w:r>
+          <w:rPr>
+            <w:noProof/>
+            <w:webHidden/>
+          </w:rPr>
+          <w:fldChar w:fldCharType="end"/>
+        </w:r>
+      </w:hyperlink>
+    </w:p>
+    <w:p>
+      <w:pPr>
+        <w:pStyle w:val="TableofFigures"/>
+        <w:tabs>
+          <w:tab w:val="right" w:leader="dot" w:pos="8630"/>
+        </w:tabs>
+        <w:rPr>
+          <w:rFonts w:asciiTheme="minorHAnsi" w:eastAsiaTheme="minorEastAsia" w:hAnsiTheme="minorHAnsi"/>
+          <w:noProof/>
+          <w:sz w:val="22"/>
+        </w:rPr>
+      </w:pPr>
+      <w:hyperlink w:anchor="_Toc234712011" w:history="1">
+        <w:r>
+          <w:rPr>
+            <w:rStyle w:val="Hyperlink"/>
+            <w:noProof/>
+          </w:rPr>
+          <w:t>Figure 12:5 : Voter Login</w:t>
+        </w:r>
+        <w:r>
+          <w:rPr>
+            <w:noProof/>
+            <w:webHidden/>
+          </w:rPr>
+          <w:tab/>
+        </w:r>
+        <w:r>
+          <w:rPr>
+            <w:noProof/>
+            <w:webHidden/>
+          </w:rPr>
+          <w:fldChar w:fldCharType="begin"/>
+        </w:r>
+        <w:r>
+          <w:rPr>
+            <w:noProof/>
+            <w:webHidden/>
+          </w:rPr>
+          <w:instrText xml:space="preserve"> PAGEREF _Toc234712011 \h </w:instrText>
+        </w:r>
+        <w:r>
+          <w:rPr>
+            <w:noProof/>
+            <w:webHidden/>
+          </w:rPr>
+        </w:r>
+        <w:r>
+          <w:rPr>
+            <w:noProof/>
+            <w:webHidden/>
+          </w:rPr>
+          <w:fldChar w:fldCharType="separate"/>
+        </w:r>
+        <w:r>
+          <w:rPr>
+            <w:noProof/>
+            <w:webHidden/>
+          </w:rPr>
+          <w:t>22</w:t>
+        </w:r>
+        <w:r>
+          <w:rPr>
+            <w:noProof/>
+            <w:webHidden/>
+          </w:rPr>
+          <w:fldChar w:fldCharType="end"/>
+        </w:r>
+      </w:hyperlink>
+    </w:p>
+    <w:p>
+      <w:pPr>
+        <w:pStyle w:val="TableofFigures"/>
+        <w:tabs>
+          <w:tab w:val="right" w:leader="dot" w:pos="8630"/>
+        </w:tabs>
+        <w:rPr>
+          <w:rFonts w:asciiTheme="minorHAnsi" w:eastAsiaTheme="minorEastAsia" w:hAnsiTheme="minorHAnsi"/>
+          <w:noProof/>
+          <w:sz w:val="22"/>
+        </w:rPr>
+      </w:pPr>
+      <w:hyperlink w:anchor="_Toc234712012" w:history="1">
+        <w:r>
+          <w:rPr>
+            <w:rStyle w:val="Hyperlink"/>
+            <w:noProof/>
+          </w:rPr>
+          <w:t>Figure 12:6 : Voting Screen</w:t>
+        </w:r>
+        <w:r>
+          <w:rPr>
+            <w:noProof/>
+            <w:webHidden/>
+          </w:rPr>
+          <w:tab/>
+        </w:r>
+        <w:r>
+          <w:rPr>
+            <w:noProof/>
+            <w:webHidden/>
+          </w:rPr>
+          <w:fldChar w:fldCharType="begin"/>
+        </w:r>
+        <w:r>
+          <w:rPr>
+            <w:noProof/>
+            <w:webHidden/>
+          </w:rPr>
+          <w:instrText xml:space="preserve"> PAGEREF _Toc234712012 \h </w:instrText>
+        </w:r>
+        <w:r>
+          <w:rPr>
+            <w:noProof/>
+            <w:webHidden/>
+          </w:rPr>
+        </w:r>
+        <w:r>
+          <w:rPr>
+            <w:noProof/>
+            <w:webHidden/>
+          </w:rPr>
+          <w:fldChar w:fldCharType="separate"/>
+        </w:r>
+        <w:r>
+          <w:rPr>
+            <w:noProof/>
+            <w:webHidden/>
+          </w:rPr>
+          <w:t>22</w:t>
+        </w:r>
+        <w:r>
+          <w:rPr>
+            <w:noProof/>
+            <w:webHidden/>
+          </w:rPr>
+          <w:fldChar w:fldCharType="end"/>
+        </w:r>
+      </w:hyperlink>
+    </w:p>
+    <w:p>
+      <w:pPr>
+        <w:spacing w:line="360" w:lineRule="auto"/>
+        <w:jc w:val="center"/>
+        <w:rPr>
+          <w:b/>
+          <w:sz w:val="28"/>
+          <w:szCs w:val="28"/>
+        </w:rPr>
+      </w:pPr>
+      <w:r>
+        <w:fldChar w:fldCharType="end"/>
+      </w:r>
+      <w:bookmarkStart w:id="3" w:name="_GoBack"/>
+      <w:bookmarkEnd w:id="3"/>
+      <w:r>
+        <w:br w:type="page"/>
+      </w:r>
+      <w:r>
+        <w:rPr>
+          <w:b/>
+          <w:sz w:val="28"/>
+          <w:szCs w:val="28"/>
+        </w:rPr>
+        <w:lastRenderedPageBreak/>
+        <w:t>LIST OF TABLES</w:t>
+      </w:r>
+    </w:p>
+    <w:p>
+      <w:pPr>
+        <w:pStyle w:val="TableofFigures"/>
+        <w:tabs>
+          <w:tab w:val="right" w:leader="dot" w:pos="8630"/>
+        </w:tabs>
+        <w:spacing w:line="360" w:lineRule="auto"/>
+        <w:rPr>
+          <w:rFonts w:asciiTheme="minorHAnsi" w:eastAsiaTheme="minorEastAsia" w:hAnsiTheme="minorHAnsi"/>
+          <w:noProof/>
+          <w:sz w:val="22"/>
+        </w:rPr>
+      </w:pPr>
+      <w:r>
+        <w:rPr>
+          <w:b/>
+          <w:sz w:val="28"/>
+          <w:szCs w:val="28"/>
+        </w:rPr>
+        <w:fldChar w:fldCharType="begin"/>
+      </w:r>
+      <w:r>
+        <w:rPr>
+          <w:b/>
+          <w:sz w:val="28"/>
+          <w:szCs w:val="28"/>
+        </w:rPr>
+        <w:instrText xml:space="preserve"> TOC \h \z \c "Table" </w:instrText>
+      </w:r>
+      <w:r>
+        <w:rPr>
+          <w:b/>
+          <w:sz w:val="28"/>
+          <w:szCs w:val="28"/>
+        </w:rPr>
+        <w:fldChar w:fldCharType="separate"/>
+      </w:r>
+      <w:hyperlink w:anchor="_Toc234710701" w:history="1">
+        <w:r>
+          <w:rPr>
+            <w:rStyle w:val="Hyperlink"/>
+            <w:noProof/>
+          </w:rPr>
+          <w:t>Table 5.1 : Requirement Matrix</w:t>
+        </w:r>
+        <w:r>
+          <w:rPr>
+            <w:noProof/>
+            <w:webHidden/>
+          </w:rPr>
+          <w:tab/>
+        </w:r>
+        <w:r>
+          <w:rPr>
+            <w:noProof/>
+            <w:webHidden/>
+          </w:rPr>
+          <w:fldChar w:fldCharType="begin"/>
+        </w:r>
+        <w:r>
+          <w:rPr>
+            <w:noProof/>
+            <w:webHidden/>
+          </w:rPr>
+          <w:instrText xml:space="preserve"> PAGEREF _Toc234710701 \h </w:instrText>
         </w:r>
         <w:r>
           <w:rPr>
@@ -4207,13 +5261,13 @@
           <w:sz w:val="22"/>
         </w:rPr>
       </w:pPr>
-      <w:hyperlink w:anchor="_Toc234575426" w:history="1">
+      <w:hyperlink w:anchor="_Toc234710702" w:history="1">
         <w:r>
           <w:rPr>
             <w:rStyle w:val="Hyperlink"/>
             <w:noProof/>
           </w:rPr>
-          <w:t>Figure 5.3:DFD level 0</w:t>
+          <w:t>Table 7.1: Work Assigned</w:t>
         </w:r>
         <w:r>
           <w:rPr>
@@ -4234,909 +5288,7 @@
             <w:noProof/>
             <w:webHidden/>
           </w:rPr>
-          <w:instrText xml:space="preserve"> PAGEREF _Toc234575426 \h </w:instrText>
-        </w:r>
-        <w:r>
-          <w:rPr>
-            <w:noProof/>
-            <w:webHidden/>
-          </w:rPr>
-        </w:r>
-        <w:r>
-          <w:rPr>
-            <w:noProof/>
-            <w:webHidden/>
-          </w:rPr>
-          <w:fldChar w:fldCharType="separate"/>
-        </w:r>
-        <w:r>
-          <w:rPr>
-            <w:noProof/>
-            <w:webHidden/>
-          </w:rPr>
-          <w:t>7</w:t>
-        </w:r>
-        <w:r>
-          <w:rPr>
-            <w:noProof/>
-            <w:webHidden/>
-          </w:rPr>
-          <w:fldChar w:fldCharType="end"/>
-        </w:r>
-      </w:hyperlink>
-    </w:p>
-    <w:p>
-      <w:pPr>
-        <w:pStyle w:val="TableofFigures"/>
-        <w:tabs>
-          <w:tab w:val="right" w:leader="dot" w:pos="8630"/>
-        </w:tabs>
-        <w:spacing w:line="360" w:lineRule="auto"/>
-        <w:rPr>
-          <w:rFonts w:asciiTheme="minorHAnsi" w:eastAsiaTheme="minorEastAsia" w:hAnsiTheme="minorHAnsi"/>
-          <w:noProof/>
-          <w:sz w:val="22"/>
-        </w:rPr>
-      </w:pPr>
-      <w:hyperlink w:anchor="_Toc234575427" w:history="1">
-        <w:r>
-          <w:rPr>
-            <w:rStyle w:val="Hyperlink"/>
-            <w:noProof/>
-          </w:rPr>
-          <w:t>Figure 5.4:DFD level 1</w:t>
-        </w:r>
-        <w:r>
-          <w:rPr>
-            <w:noProof/>
-            <w:webHidden/>
-          </w:rPr>
-          <w:tab/>
-        </w:r>
-        <w:r>
-          <w:rPr>
-            <w:noProof/>
-            <w:webHidden/>
-          </w:rPr>
-          <w:fldChar w:fldCharType="begin"/>
-        </w:r>
-        <w:r>
-          <w:rPr>
-            <w:noProof/>
-            <w:webHidden/>
-          </w:rPr>
-          <w:instrText xml:space="preserve"> PAGEREF _Toc234575427 \h </w:instrText>
-        </w:r>
-        <w:r>
-          <w:rPr>
-            <w:noProof/>
-            <w:webHidden/>
-          </w:rPr>
-        </w:r>
-        <w:r>
-          <w:rPr>
-            <w:noProof/>
-            <w:webHidden/>
-          </w:rPr>
-          <w:fldChar w:fldCharType="separate"/>
-        </w:r>
-        <w:r>
-          <w:rPr>
-            <w:noProof/>
-            <w:webHidden/>
-          </w:rPr>
-          <w:t>8</w:t>
-        </w:r>
-        <w:r>
-          <w:rPr>
-            <w:noProof/>
-            <w:webHidden/>
-          </w:rPr>
-          <w:fldChar w:fldCharType="end"/>
-        </w:r>
-      </w:hyperlink>
-    </w:p>
-    <w:p>
-      <w:pPr>
-        <w:pStyle w:val="TableofFigures"/>
-        <w:tabs>
-          <w:tab w:val="right" w:leader="dot" w:pos="8630"/>
-        </w:tabs>
-        <w:spacing w:line="360" w:lineRule="auto"/>
-        <w:rPr>
-          <w:rFonts w:asciiTheme="minorHAnsi" w:eastAsiaTheme="minorEastAsia" w:hAnsiTheme="minorHAnsi"/>
-          <w:noProof/>
-          <w:sz w:val="22"/>
-        </w:rPr>
-      </w:pPr>
-      <w:hyperlink w:anchor="_Toc234575428" w:history="1">
-        <w:r>
-          <w:rPr>
-            <w:rStyle w:val="Hyperlink"/>
-            <w:noProof/>
-          </w:rPr>
-          <w:t>Figure 5.5:flowchat for admin</w:t>
-        </w:r>
-        <w:r>
-          <w:rPr>
-            <w:noProof/>
-            <w:webHidden/>
-          </w:rPr>
-          <w:tab/>
-        </w:r>
-        <w:r>
-          <w:rPr>
-            <w:noProof/>
-            <w:webHidden/>
-          </w:rPr>
-          <w:fldChar w:fldCharType="begin"/>
-        </w:r>
-        <w:r>
-          <w:rPr>
-            <w:noProof/>
-            <w:webHidden/>
-          </w:rPr>
-          <w:instrText xml:space="preserve"> PAGEREF _Toc234575428 \h </w:instrText>
-        </w:r>
-        <w:r>
-          <w:rPr>
-            <w:noProof/>
-            <w:webHidden/>
-          </w:rPr>
-        </w:r>
-        <w:r>
-          <w:rPr>
-            <w:noProof/>
-            <w:webHidden/>
-          </w:rPr>
-          <w:fldChar w:fldCharType="separate"/>
-        </w:r>
-        <w:r>
-          <w:rPr>
-            <w:noProof/>
-            <w:webHidden/>
-          </w:rPr>
-          <w:t>9</w:t>
-        </w:r>
-        <w:r>
-          <w:rPr>
-            <w:noProof/>
-            <w:webHidden/>
-          </w:rPr>
-          <w:fldChar w:fldCharType="end"/>
-        </w:r>
-      </w:hyperlink>
-    </w:p>
-    <w:p>
-      <w:pPr>
-        <w:pStyle w:val="TableofFigures"/>
-        <w:tabs>
-          <w:tab w:val="right" w:leader="dot" w:pos="8630"/>
-        </w:tabs>
-        <w:spacing w:line="360" w:lineRule="auto"/>
-        <w:rPr>
-          <w:rFonts w:asciiTheme="minorHAnsi" w:eastAsiaTheme="minorEastAsia" w:hAnsiTheme="minorHAnsi"/>
-          <w:noProof/>
-          <w:sz w:val="22"/>
-        </w:rPr>
-      </w:pPr>
-      <w:hyperlink w:anchor="_Toc234575429" w:history="1">
-        <w:r>
-          <w:rPr>
-            <w:rStyle w:val="Hyperlink"/>
-            <w:noProof/>
-          </w:rPr>
-          <w:t>Figure 5.6: flow chat for voter</w:t>
-        </w:r>
-        <w:r>
-          <w:rPr>
-            <w:noProof/>
-            <w:webHidden/>
-          </w:rPr>
-          <w:tab/>
-        </w:r>
-        <w:r>
-          <w:rPr>
-            <w:noProof/>
-            <w:webHidden/>
-          </w:rPr>
-          <w:fldChar w:fldCharType="begin"/>
-        </w:r>
-        <w:r>
-          <w:rPr>
-            <w:noProof/>
-            <w:webHidden/>
-          </w:rPr>
-          <w:instrText xml:space="preserve"> PAGEREF _Toc234575429 \h </w:instrText>
-        </w:r>
-        <w:r>
-          <w:rPr>
-            <w:noProof/>
-            <w:webHidden/>
-          </w:rPr>
-        </w:r>
-        <w:r>
-          <w:rPr>
-            <w:noProof/>
-            <w:webHidden/>
-          </w:rPr>
-          <w:fldChar w:fldCharType="separate"/>
-        </w:r>
-        <w:r>
-          <w:rPr>
-            <w:noProof/>
-            <w:webHidden/>
-          </w:rPr>
-          <w:t>10</w:t>
-        </w:r>
-        <w:r>
-          <w:rPr>
-            <w:noProof/>
-            <w:webHidden/>
-          </w:rPr>
-          <w:fldChar w:fldCharType="end"/>
-        </w:r>
-      </w:hyperlink>
-    </w:p>
-    <w:p>
-      <w:pPr>
-        <w:pStyle w:val="TableofFigures"/>
-        <w:tabs>
-          <w:tab w:val="right" w:leader="dot" w:pos="8630"/>
-        </w:tabs>
-        <w:spacing w:line="360" w:lineRule="auto"/>
-        <w:rPr>
-          <w:rFonts w:asciiTheme="minorHAnsi" w:eastAsiaTheme="minorEastAsia" w:hAnsiTheme="minorHAnsi"/>
-          <w:noProof/>
-          <w:sz w:val="22"/>
-        </w:rPr>
-      </w:pPr>
-      <w:hyperlink w:anchor="_Toc234575430" w:history="1">
-        <w:r>
-          <w:rPr>
-            <w:rStyle w:val="Hyperlink"/>
-            <w:noProof/>
-          </w:rPr>
-          <w:t>Figure 11.1 : Main Menu</w:t>
-        </w:r>
-        <w:r>
-          <w:rPr>
-            <w:noProof/>
-            <w:webHidden/>
-          </w:rPr>
-          <w:tab/>
-        </w:r>
-        <w:r>
-          <w:rPr>
-            <w:noProof/>
-            <w:webHidden/>
-          </w:rPr>
-          <w:fldChar w:fldCharType="begin"/>
-        </w:r>
-        <w:r>
-          <w:rPr>
-            <w:noProof/>
-            <w:webHidden/>
-          </w:rPr>
-          <w:instrText xml:space="preserve"> PAGEREF _Toc234575430 \h </w:instrText>
-        </w:r>
-        <w:r>
-          <w:rPr>
-            <w:noProof/>
-            <w:webHidden/>
-          </w:rPr>
-        </w:r>
-        <w:r>
-          <w:rPr>
-            <w:noProof/>
-            <w:webHidden/>
-          </w:rPr>
-          <w:fldChar w:fldCharType="separate"/>
-        </w:r>
-        <w:r>
-          <w:rPr>
-            <w:noProof/>
-            <w:webHidden/>
-          </w:rPr>
-          <w:t>20</w:t>
-        </w:r>
-        <w:r>
-          <w:rPr>
-            <w:noProof/>
-            <w:webHidden/>
-          </w:rPr>
-          <w:fldChar w:fldCharType="end"/>
-        </w:r>
-      </w:hyperlink>
-    </w:p>
-    <w:p>
-      <w:pPr>
-        <w:pStyle w:val="TableofFigures"/>
-        <w:tabs>
-          <w:tab w:val="right" w:leader="dot" w:pos="8630"/>
-        </w:tabs>
-        <w:spacing w:line="360" w:lineRule="auto"/>
-        <w:rPr>
-          <w:rFonts w:asciiTheme="minorHAnsi" w:eastAsiaTheme="minorEastAsia" w:hAnsiTheme="minorHAnsi"/>
-          <w:noProof/>
-          <w:sz w:val="22"/>
-        </w:rPr>
-      </w:pPr>
-      <w:hyperlink w:anchor="_Toc234575431" w:history="1">
-        <w:r>
-          <w:rPr>
-            <w:rStyle w:val="Hyperlink"/>
-            <w:noProof/>
-          </w:rPr>
-          <w:t>Figure 11.2 : Admin Login</w:t>
-        </w:r>
-        <w:r>
-          <w:rPr>
-            <w:noProof/>
-            <w:webHidden/>
-          </w:rPr>
-          <w:tab/>
-        </w:r>
-        <w:r>
-          <w:rPr>
-            <w:noProof/>
-            <w:webHidden/>
-          </w:rPr>
-          <w:fldChar w:fldCharType="begin"/>
-        </w:r>
-        <w:r>
-          <w:rPr>
-            <w:noProof/>
-            <w:webHidden/>
-          </w:rPr>
-          <w:instrText xml:space="preserve"> PAGEREF _Toc234575431 \h </w:instrText>
-        </w:r>
-        <w:r>
-          <w:rPr>
-            <w:noProof/>
-            <w:webHidden/>
-          </w:rPr>
-        </w:r>
-        <w:r>
-          <w:rPr>
-            <w:noProof/>
-            <w:webHidden/>
-          </w:rPr>
-          <w:fldChar w:fldCharType="separate"/>
-        </w:r>
-        <w:r>
-          <w:rPr>
-            <w:noProof/>
-            <w:webHidden/>
-          </w:rPr>
-          <w:t>20</w:t>
-        </w:r>
-        <w:r>
-          <w:rPr>
-            <w:noProof/>
-            <w:webHidden/>
-          </w:rPr>
-          <w:fldChar w:fldCharType="end"/>
-        </w:r>
-      </w:hyperlink>
-    </w:p>
-    <w:p>
-      <w:pPr>
-        <w:pStyle w:val="TableofFigures"/>
-        <w:tabs>
-          <w:tab w:val="right" w:leader="dot" w:pos="8630"/>
-        </w:tabs>
-        <w:spacing w:line="360" w:lineRule="auto"/>
-        <w:rPr>
-          <w:rFonts w:asciiTheme="minorHAnsi" w:eastAsiaTheme="minorEastAsia" w:hAnsiTheme="minorHAnsi"/>
-          <w:noProof/>
-          <w:sz w:val="22"/>
-        </w:rPr>
-      </w:pPr>
-      <w:hyperlink w:anchor="_Toc234575432" w:history="1">
-        <w:r>
-          <w:rPr>
-            <w:rStyle w:val="Hyperlink"/>
-            <w:noProof/>
-          </w:rPr>
-          <w:t>Figure 11.3 : Admin Control</w:t>
-        </w:r>
-        <w:r>
-          <w:rPr>
-            <w:noProof/>
-            <w:webHidden/>
-          </w:rPr>
-          <w:tab/>
-        </w:r>
-        <w:r>
-          <w:rPr>
-            <w:noProof/>
-            <w:webHidden/>
-          </w:rPr>
-          <w:fldChar w:fldCharType="begin"/>
-        </w:r>
-        <w:r>
-          <w:rPr>
-            <w:noProof/>
-            <w:webHidden/>
-          </w:rPr>
-          <w:instrText xml:space="preserve"> PAGEREF _Toc234575432 \h </w:instrText>
-        </w:r>
-        <w:r>
-          <w:rPr>
-            <w:noProof/>
-            <w:webHidden/>
-          </w:rPr>
-        </w:r>
-        <w:r>
-          <w:rPr>
-            <w:noProof/>
-            <w:webHidden/>
-          </w:rPr>
-          <w:fldChar w:fldCharType="separate"/>
-        </w:r>
-        <w:r>
-          <w:rPr>
-            <w:noProof/>
-            <w:webHidden/>
-          </w:rPr>
-          <w:t>21</w:t>
-        </w:r>
-        <w:r>
-          <w:rPr>
-            <w:noProof/>
-            <w:webHidden/>
-          </w:rPr>
-          <w:fldChar w:fldCharType="end"/>
-        </w:r>
-      </w:hyperlink>
-    </w:p>
-    <w:p>
-      <w:pPr>
-        <w:pStyle w:val="TableofFigures"/>
-        <w:tabs>
-          <w:tab w:val="right" w:leader="dot" w:pos="8630"/>
-        </w:tabs>
-        <w:spacing w:line="360" w:lineRule="auto"/>
-        <w:rPr>
-          <w:rFonts w:asciiTheme="minorHAnsi" w:eastAsiaTheme="minorEastAsia" w:hAnsiTheme="minorHAnsi"/>
-          <w:noProof/>
-          <w:sz w:val="22"/>
-        </w:rPr>
-      </w:pPr>
-      <w:hyperlink w:anchor="_Toc234575433" w:history="1">
-        <w:r>
-          <w:rPr>
-            <w:rStyle w:val="Hyperlink"/>
-            <w:noProof/>
-          </w:rPr>
-          <w:t>Figure 11.4 : Voter Register</w:t>
-        </w:r>
-        <w:r>
-          <w:rPr>
-            <w:noProof/>
-            <w:webHidden/>
-          </w:rPr>
-          <w:tab/>
-        </w:r>
-        <w:r>
-          <w:rPr>
-            <w:noProof/>
-            <w:webHidden/>
-          </w:rPr>
-          <w:fldChar w:fldCharType="begin"/>
-        </w:r>
-        <w:r>
-          <w:rPr>
-            <w:noProof/>
-            <w:webHidden/>
-          </w:rPr>
-          <w:instrText xml:space="preserve"> PAGEREF _Toc234575433 \h </w:instrText>
-        </w:r>
-        <w:r>
-          <w:rPr>
-            <w:noProof/>
-            <w:webHidden/>
-          </w:rPr>
-        </w:r>
-        <w:r>
-          <w:rPr>
-            <w:noProof/>
-            <w:webHidden/>
-          </w:rPr>
-          <w:fldChar w:fldCharType="separate"/>
-        </w:r>
-        <w:r>
-          <w:rPr>
-            <w:noProof/>
-            <w:webHidden/>
-          </w:rPr>
-          <w:t>21</w:t>
-        </w:r>
-        <w:r>
-          <w:rPr>
-            <w:noProof/>
-            <w:webHidden/>
-          </w:rPr>
-          <w:fldChar w:fldCharType="end"/>
-        </w:r>
-      </w:hyperlink>
-    </w:p>
-    <w:p>
-      <w:pPr>
-        <w:pStyle w:val="TableofFigures"/>
-        <w:tabs>
-          <w:tab w:val="right" w:leader="dot" w:pos="8630"/>
-        </w:tabs>
-        <w:spacing w:line="360" w:lineRule="auto"/>
-        <w:rPr>
-          <w:rFonts w:asciiTheme="minorHAnsi" w:eastAsiaTheme="minorEastAsia" w:hAnsiTheme="minorHAnsi"/>
-          <w:noProof/>
-          <w:sz w:val="22"/>
-        </w:rPr>
-      </w:pPr>
-      <w:hyperlink w:anchor="_Toc234575434" w:history="1">
-        <w:r>
-          <w:rPr>
-            <w:rStyle w:val="Hyperlink"/>
-            <w:noProof/>
-          </w:rPr>
-          <w:t>Figure 11.5 : Voter login</w:t>
-        </w:r>
-        <w:r>
-          <w:rPr>
-            <w:noProof/>
-            <w:webHidden/>
-          </w:rPr>
-          <w:tab/>
-        </w:r>
-        <w:r>
-          <w:rPr>
-            <w:noProof/>
-            <w:webHidden/>
-          </w:rPr>
-          <w:fldChar w:fldCharType="begin"/>
-        </w:r>
-        <w:r>
-          <w:rPr>
-            <w:noProof/>
-            <w:webHidden/>
-          </w:rPr>
-          <w:instrText xml:space="preserve"> PAGEREF _Toc234575434 \h </w:instrText>
-        </w:r>
-        <w:r>
-          <w:rPr>
-            <w:noProof/>
-            <w:webHidden/>
-          </w:rPr>
-        </w:r>
-        <w:r>
-          <w:rPr>
-            <w:noProof/>
-            <w:webHidden/>
-          </w:rPr>
-          <w:fldChar w:fldCharType="separate"/>
-        </w:r>
-        <w:r>
-          <w:rPr>
-            <w:noProof/>
-            <w:webHidden/>
-          </w:rPr>
-          <w:t>21</w:t>
-        </w:r>
-        <w:r>
-          <w:rPr>
-            <w:noProof/>
-            <w:webHidden/>
-          </w:rPr>
-          <w:fldChar w:fldCharType="end"/>
-        </w:r>
-      </w:hyperlink>
-    </w:p>
-    <w:p>
-      <w:pPr>
-        <w:pStyle w:val="TableofFigures"/>
-        <w:tabs>
-          <w:tab w:val="right" w:leader="dot" w:pos="8630"/>
-        </w:tabs>
-        <w:spacing w:line="360" w:lineRule="auto"/>
-        <w:rPr>
-          <w:rFonts w:asciiTheme="minorHAnsi" w:eastAsiaTheme="minorEastAsia" w:hAnsiTheme="minorHAnsi"/>
-          <w:noProof/>
-          <w:sz w:val="22"/>
-        </w:rPr>
-      </w:pPr>
-      <w:hyperlink w:anchor="_Toc234575435" w:history="1">
-        <w:r>
-          <w:rPr>
-            <w:rStyle w:val="Hyperlink"/>
-            <w:noProof/>
-          </w:rPr>
-          <w:t>Figure 11.6 : Voting Screen</w:t>
-        </w:r>
-        <w:r>
-          <w:rPr>
-            <w:noProof/>
-            <w:webHidden/>
-          </w:rPr>
-          <w:tab/>
-        </w:r>
-        <w:r>
-          <w:rPr>
-            <w:noProof/>
-            <w:webHidden/>
-          </w:rPr>
-          <w:fldChar w:fldCharType="begin"/>
-        </w:r>
-        <w:r>
-          <w:rPr>
-            <w:noProof/>
-            <w:webHidden/>
-          </w:rPr>
-          <w:instrText xml:space="preserve"> PAGEREF _Toc234575435 \h </w:instrText>
-        </w:r>
-        <w:r>
-          <w:rPr>
-            <w:noProof/>
-            <w:webHidden/>
-          </w:rPr>
-        </w:r>
-        <w:r>
-          <w:rPr>
-            <w:noProof/>
-            <w:webHidden/>
-          </w:rPr>
-          <w:fldChar w:fldCharType="separate"/>
-        </w:r>
-        <w:r>
-          <w:rPr>
-            <w:noProof/>
-            <w:webHidden/>
-          </w:rPr>
-          <w:t>22</w:t>
-        </w:r>
-        <w:r>
-          <w:rPr>
-            <w:noProof/>
-            <w:webHidden/>
-          </w:rPr>
-          <w:fldChar w:fldCharType="end"/>
-        </w:r>
-      </w:hyperlink>
-    </w:p>
-    <w:p>
-      <w:pPr>
-        <w:pStyle w:val="TableofFigures"/>
-        <w:tabs>
-          <w:tab w:val="right" w:leader="dot" w:pos="8630"/>
-        </w:tabs>
-        <w:spacing w:line="360" w:lineRule="auto"/>
-        <w:rPr>
-          <w:rFonts w:asciiTheme="minorHAnsi" w:eastAsiaTheme="minorEastAsia" w:hAnsiTheme="minorHAnsi"/>
-          <w:noProof/>
-          <w:sz w:val="22"/>
-        </w:rPr>
-      </w:pPr>
-      <w:hyperlink w:anchor="_Toc234575436" w:history="1">
-        <w:r>
-          <w:rPr>
-            <w:rStyle w:val="Hyperlink"/>
-            <w:noProof/>
-          </w:rPr>
-          <w:t>Figure 11.7 : View Result</w:t>
-        </w:r>
-        <w:r>
-          <w:rPr>
-            <w:noProof/>
-            <w:webHidden/>
-          </w:rPr>
-          <w:tab/>
-        </w:r>
-        <w:r>
-          <w:rPr>
-            <w:noProof/>
-            <w:webHidden/>
-          </w:rPr>
-          <w:fldChar w:fldCharType="begin"/>
-        </w:r>
-        <w:r>
-          <w:rPr>
-            <w:noProof/>
-            <w:webHidden/>
-          </w:rPr>
-          <w:instrText xml:space="preserve"> PAGEREF _Toc234575436 \h </w:instrText>
-        </w:r>
-        <w:r>
-          <w:rPr>
-            <w:noProof/>
-            <w:webHidden/>
-          </w:rPr>
-        </w:r>
-        <w:r>
-          <w:rPr>
-            <w:noProof/>
-            <w:webHidden/>
-          </w:rPr>
-          <w:fldChar w:fldCharType="separate"/>
-        </w:r>
-        <w:r>
-          <w:rPr>
-            <w:noProof/>
-            <w:webHidden/>
-          </w:rPr>
-          <w:t>22</w:t>
-        </w:r>
-        <w:r>
-          <w:rPr>
-            <w:noProof/>
-            <w:webHidden/>
-          </w:rPr>
-          <w:fldChar w:fldCharType="end"/>
-        </w:r>
-      </w:hyperlink>
-    </w:p>
-    <w:p>
-      <w:pPr>
-        <w:spacing w:line="360" w:lineRule="auto"/>
-        <w:jc w:val="center"/>
-        <w:rPr>
-          <w:b/>
-          <w:sz w:val="28"/>
-          <w:szCs w:val="28"/>
-        </w:rPr>
-      </w:pPr>
-      <w:r>
-        <w:fldChar w:fldCharType="end"/>
-      </w:r>
-      <w:r>
-        <w:br w:type="page"/>
-      </w:r>
-      <w:r>
-        <w:rPr>
-          <w:b/>
-          <w:sz w:val="28"/>
-          <w:szCs w:val="28"/>
-        </w:rPr>
-        <w:lastRenderedPageBreak/>
-        <w:t>LIST OF TABLES</w:t>
-      </w:r>
-    </w:p>
-    <w:p>
-      <w:pPr>
-        <w:pStyle w:val="TableofFigures"/>
-        <w:tabs>
-          <w:tab w:val="right" w:leader="dot" w:pos="7910"/>
-        </w:tabs>
-        <w:spacing w:line="360" w:lineRule="auto"/>
-        <w:rPr>
-          <w:rFonts w:asciiTheme="minorHAnsi" w:eastAsiaTheme="minorEastAsia" w:hAnsiTheme="minorHAnsi"/>
-          <w:noProof/>
-          <w:sz w:val="22"/>
-        </w:rPr>
-      </w:pPr>
-      <w:r>
-        <w:rPr>
-          <w:b/>
-          <w:sz w:val="28"/>
-          <w:szCs w:val="28"/>
-        </w:rPr>
-        <w:fldChar w:fldCharType="begin"/>
-      </w:r>
-      <w:r>
-        <w:rPr>
-          <w:b/>
-          <w:sz w:val="28"/>
-          <w:szCs w:val="28"/>
-        </w:rPr>
-        <w:instrText xml:space="preserve"> TOC \h \z \c "Table" </w:instrText>
-      </w:r>
-      <w:r>
-        <w:rPr>
-          <w:b/>
-          <w:sz w:val="28"/>
-          <w:szCs w:val="28"/>
-        </w:rPr>
-        <w:fldChar w:fldCharType="separate"/>
-      </w:r>
-      <w:hyperlink w:anchor="_Toc234570129" w:history="1">
-        <w:r>
-          <w:rPr>
-            <w:rStyle w:val="Hyperlink"/>
-            <w:noProof/>
-          </w:rPr>
-          <w:t>Table 6.1: Work Assigned</w:t>
-        </w:r>
-        <w:r>
-          <w:rPr>
-            <w:noProof/>
-            <w:webHidden/>
-          </w:rPr>
-          <w:tab/>
-        </w:r>
-        <w:r>
-          <w:rPr>
-            <w:noProof/>
-            <w:webHidden/>
-          </w:rPr>
-          <w:fldChar w:fldCharType="begin"/>
-        </w:r>
-        <w:r>
-          <w:rPr>
-            <w:noProof/>
-            <w:webHidden/>
-          </w:rPr>
-          <w:instrText xml:space="preserve"> PAGEREF _Toc234570129 \h </w:instrText>
-        </w:r>
-        <w:r>
-          <w:rPr>
-            <w:noProof/>
-            <w:webHidden/>
-          </w:rPr>
-        </w:r>
-        <w:r>
-          <w:rPr>
-            <w:noProof/>
-            <w:webHidden/>
-          </w:rPr>
-          <w:fldChar w:fldCharType="separate"/>
-        </w:r>
-        <w:r>
-          <w:rPr>
-            <w:noProof/>
-            <w:webHidden/>
-          </w:rPr>
-          <w:t>13</w:t>
-        </w:r>
-        <w:r>
-          <w:rPr>
-            <w:noProof/>
-            <w:webHidden/>
-          </w:rPr>
-          <w:fldChar w:fldCharType="end"/>
-        </w:r>
-      </w:hyperlink>
-    </w:p>
-    <w:p>
-      <w:pPr>
-        <w:pStyle w:val="TableofFigures"/>
-        <w:tabs>
-          <w:tab w:val="right" w:leader="dot" w:pos="7910"/>
-        </w:tabs>
-        <w:spacing w:line="360" w:lineRule="auto"/>
-        <w:rPr>
-          <w:rFonts w:asciiTheme="minorHAnsi" w:eastAsiaTheme="minorEastAsia" w:hAnsiTheme="minorHAnsi"/>
-          <w:noProof/>
-          <w:sz w:val="22"/>
-        </w:rPr>
-      </w:pPr>
-      <w:hyperlink w:anchor="_Toc234570130" w:history="1">
-        <w:r>
-          <w:rPr>
-            <w:rStyle w:val="Hyperlink"/>
-            <w:noProof/>
-          </w:rPr>
-          <w:t>Table 7.1:Testing Phases</w:t>
-        </w:r>
-        <w:r>
-          <w:rPr>
-            <w:noProof/>
-            <w:webHidden/>
-          </w:rPr>
-          <w:tab/>
-        </w:r>
-        <w:r>
-          <w:rPr>
-            <w:noProof/>
-            <w:webHidden/>
-          </w:rPr>
-          <w:fldChar w:fldCharType="begin"/>
-        </w:r>
-        <w:r>
-          <w:rPr>
-            <w:noProof/>
-            <w:webHidden/>
-          </w:rPr>
-          <w:instrText xml:space="preserve"> PAGEREF _Toc234570130 \h </w:instrText>
+          <w:instrText xml:space="preserve"> PAGEREF _Toc234710702 \h </w:instrText>
         </w:r>
         <w:r>
           <w:rPr>
@@ -5169,6 +5321,78 @@
     </w:p>
     <w:p>
       <w:pPr>
+        <w:pStyle w:val="TableofFigures"/>
+        <w:tabs>
+          <w:tab w:val="right" w:leader="dot" w:pos="8630"/>
+        </w:tabs>
+        <w:spacing w:line="360" w:lineRule="auto"/>
+        <w:rPr>
+          <w:rFonts w:asciiTheme="minorHAnsi" w:eastAsiaTheme="minorEastAsia" w:hAnsiTheme="minorHAnsi"/>
+          <w:noProof/>
+          <w:sz w:val="22"/>
+        </w:rPr>
+      </w:pPr>
+      <w:hyperlink w:anchor="_Toc234710703" w:history="1">
+        <w:r>
+          <w:rPr>
+            <w:rStyle w:val="Hyperlink"/>
+            <w:noProof/>
+          </w:rPr>
+          <w:t>Table 8.8.1:Testing Phases</w:t>
+        </w:r>
+        <w:r>
+          <w:rPr>
+            <w:noProof/>
+            <w:webHidden/>
+          </w:rPr>
+          <w:tab/>
+        </w:r>
+        <w:r>
+          <w:rPr>
+            <w:noProof/>
+            <w:webHidden/>
+          </w:rPr>
+          <w:fldChar w:fldCharType="begin"/>
+        </w:r>
+        <w:r>
+          <w:rPr>
+            <w:noProof/>
+            <w:webHidden/>
+          </w:rPr>
+          <w:instrText xml:space="preserve"> PAGEREF _Toc234710703 \h </w:instrText>
+        </w:r>
+        <w:r>
+          <w:rPr>
+            <w:noProof/>
+            <w:webHidden/>
+          </w:rPr>
+        </w:r>
+        <w:r>
+          <w:rPr>
+            <w:noProof/>
+            <w:webHidden/>
+          </w:rPr>
+          <w:fldChar w:fldCharType="separate"/>
+        </w:r>
+        <w:r>
+          <w:rPr>
+            <w:noProof/>
+            <w:webHidden/>
+          </w:rPr>
+          <w:t>16</w:t>
+        </w:r>
+        <w:r>
+          <w:rPr>
+            <w:noProof/>
+            <w:webHidden/>
+          </w:rPr>
+          <w:fldChar w:fldCharType="end"/>
+        </w:r>
+      </w:hyperlink>
+    </w:p>
+    <w:p>
+      <w:pPr>
+        <w:spacing w:line="360" w:lineRule="auto"/>
         <w:jc w:val="center"/>
         <w:rPr>
           <w:b/>
@@ -5194,27 +5418,18 @@
     </w:p>
     <w:p>
       <w:pPr>
-        <w:spacing w:line="360" w:lineRule="auto"/>
-        <w:rPr>
-          <w:b/>
-          <w:sz w:val="28"/>
-          <w:szCs w:val="28"/>
-        </w:rPr>
-      </w:pPr>
-    </w:p>
-    <w:p>
-      <w:pPr>
         <w:pStyle w:val="Heading1"/>
         <w:spacing w:line="360" w:lineRule="auto"/>
         <w:jc w:val="both"/>
       </w:pPr>
-      <w:bookmarkStart w:id="3" w:name="_Toc234439217"/>
-      <w:bookmarkStart w:id="4" w:name="_Toc234704703"/>
-      <w:r>
+      <w:bookmarkStart w:id="4" w:name="_Toc234439217"/>
+      <w:bookmarkStart w:id="5" w:name="_Toc234711446"/>
+      <w:r>
+        <w:lastRenderedPageBreak/>
         <w:t>Introduction</w:t>
       </w:r>
-      <w:bookmarkEnd w:id="3"/>
       <w:bookmarkEnd w:id="4"/>
+      <w:bookmarkEnd w:id="5"/>
     </w:p>
     <w:p>
       <w:pPr>
@@ -5282,12 +5497,12 @@
       <w:r>
         <w:br w:type="page"/>
       </w:r>
-      <w:bookmarkStart w:id="5" w:name="_Toc234704704"/>
+      <w:bookmarkStart w:id="6" w:name="_Toc234711447"/>
       <w:r>
         <w:lastRenderedPageBreak/>
         <w:t>Problem Statement</w:t>
       </w:r>
-      <w:bookmarkEnd w:id="5"/>
+      <w:bookmarkEnd w:id="6"/>
     </w:p>
     <w:p>
       <w:pPr>
@@ -5381,14 +5596,14 @@
       <w:r>
         <w:br w:type="page"/>
       </w:r>
-      <w:bookmarkStart w:id="6" w:name="_Toc234439218"/>
-      <w:bookmarkStart w:id="7" w:name="_Toc234704705"/>
+      <w:bookmarkStart w:id="7" w:name="_Toc234439218"/>
+      <w:bookmarkStart w:id="8" w:name="_Toc234711448"/>
       <w:r>
         <w:lastRenderedPageBreak/>
         <w:t>Objective</w:t>
       </w:r>
-      <w:bookmarkEnd w:id="6"/>
       <w:bookmarkEnd w:id="7"/>
+      <w:bookmarkEnd w:id="8"/>
     </w:p>
     <w:p>
       <w:pPr>
@@ -5405,7 +5620,10 @@
         </w:rPr>
       </w:pPr>
       <w:r>
-        <w:t>Automate</w:t>
+        <w:t>To a</w:t>
+      </w:r>
+      <w:r>
+        <w:t>utomate</w:t>
       </w:r>
       <w:r>
         <w:rPr>
@@ -5414,10 +5632,10 @@
         <w:t xml:space="preserve"> and Streamline Vote Casting and Counting:</w:t>
       </w:r>
       <w:r>
-        <w:t xml:space="preserve"> </w:t>
-      </w:r>
-      <w:r>
-        <w:t>To develop a user-friendly, terminal-based C interface that replaces slow manual record-keeping with an efficient digital system. This allows eligible voters to cast their ballots seamlessly while managing fluid databases of local candidates and voter registration details.</w:t>
+        <w:t xml:space="preserve"> D</w:t>
+      </w:r>
+      <w:r>
+        <w:t xml:space="preserve">evelop a user-friendly, terminal-based C interface that replaces slow manual record-keeping with an efficient digital system. </w:t>
       </w:r>
     </w:p>
     <w:p>
@@ -5431,7 +5649,10 @@
         <w:jc w:val="both"/>
       </w:pPr>
       <w:r>
-        <w:t>Implement</w:t>
+        <w:t>To i</w:t>
+      </w:r>
+      <w:r>
+        <w:t>mplement</w:t>
       </w:r>
       <w:r>
         <w:rPr>
@@ -5440,7 +5661,7 @@
         <w:t xml:space="preserve"> Real-Time, Secure Local Election Monitoring:</w:t>
       </w:r>
       <w:r>
-        <w:t xml:space="preserve"> To leverage local file-handling techniques in C for permanent, tamper-resistant data storage and instantaneous vote tallying without relying on complex, high-cost network setups or cloud utilities. This backend architecture ensures real-time vote consolidation while preventing critical issues like double-voting.</w:t>
+        <w:t xml:space="preserve"> To leverage local file-handling techniques in C for permanent, tamper-resistant data storage and instantaneous vote tallying without relying on complex, high-cost network setups or cloud utilities. </w:t>
       </w:r>
     </w:p>
     <w:p>
@@ -5457,10 +5678,16 @@
         <w:rPr>
           <w:bCs/>
         </w:rPr>
-        <w:t>Provide a High-Accessibility, Distraction-Free Electoral Tool:</w:t>
-      </w:r>
-      <w:r>
-        <w:t xml:space="preserve"> To deliver a completely cost-free and advertisement-free platform tailored specifically to small-scale community or institutional polling. By eliminating expensive subscription structures and data-privacy risks associated with free online forms, the application ensures a transparent and highly trusted environment for electoral management.</w:t>
+        <w:t>To p</w:t>
+      </w:r>
+      <w:r>
+        <w:rPr>
+          <w:bCs/>
+        </w:rPr>
+        <w:t>rovide a High-Accessibility, Distraction-Free Electoral Tool:</w:t>
+      </w:r>
+      <w:r>
+        <w:t xml:space="preserve"> To deliver a completely cost-free and advertisement-free platform tailored specifically to small-scale community or institutional polling. </w:t>
       </w:r>
     </w:p>
     <w:p>
@@ -5472,25 +5699,21 @@
         </w:numPr>
         <w:spacing w:line="360" w:lineRule="auto"/>
         <w:jc w:val="both"/>
-      </w:pPr>
-      <w:r>
-        <w:t>Ensure Data Integrity and Prevent Fraudulent Polling:</w:t>
-      </w:r>
-      <w:r>
-        <w:t xml:space="preserve"> To implement validation rules and voter authentication checks within the C backend that prevent common voting discrepancies, such as duplicate voting or unregistered submissions. By structuring a clean, rule-bound logic, the application guarantees that each eligible user gets exactly one vote, preserving the democratic fairness of the election.</w:t>
-      </w:r>
-      <w:r>
-        <w:t xml:space="preserve"> </w:t>
-      </w:r>
-    </w:p>
-    <w:p>
-      <w:pPr>
         <w:rPr>
           <w:rFonts w:eastAsia="Times New Roman" w:cs="Times New Roman"/>
           <w:szCs w:val="24"/>
         </w:rPr>
       </w:pPr>
       <w:r>
+        <w:t>To e</w:t>
+      </w:r>
+      <w:r>
+        <w:t>nsure Data Integrity and Prevent Fraudulent Polling:</w:t>
+      </w:r>
+      <w:r>
+        <w:t xml:space="preserve"> To implement validation rules and voter authentication checks within the C backend that prevent common voting discrepancies, such as duplicate voting or unregistered submissions. </w:t>
+      </w:r>
+      <w:r>
         <w:rPr>
           <w:rFonts w:eastAsia="Times New Roman" w:cs="Times New Roman"/>
           <w:szCs w:val="24"/>
@@ -5500,26 +5723,17 @@
     </w:p>
     <w:p>
       <w:pPr>
-        <w:spacing w:line="360" w:lineRule="auto"/>
-        <w:jc w:val="both"/>
-        <w:rPr>
-          <w:rFonts w:eastAsia="Times New Roman" w:cs="Times New Roman"/>
-          <w:szCs w:val="24"/>
-        </w:rPr>
-      </w:pPr>
-    </w:p>
-    <w:p>
-      <w:pPr>
         <w:pStyle w:val="Heading1"/>
         <w:spacing w:line="360" w:lineRule="auto"/>
       </w:pPr>
-      <w:bookmarkStart w:id="8" w:name="_Toc234439220"/>
-      <w:bookmarkStart w:id="9" w:name="_Toc234704706"/>
-      <w:r>
+      <w:bookmarkStart w:id="9" w:name="_Toc234439220"/>
+      <w:bookmarkStart w:id="10" w:name="_Toc234711449"/>
+      <w:r>
+        <w:lastRenderedPageBreak/>
         <w:t>Background Study</w:t>
       </w:r>
-      <w:bookmarkEnd w:id="8"/>
       <w:bookmarkEnd w:id="9"/>
+      <w:bookmarkEnd w:id="10"/>
     </w:p>
     <w:p>
       <w:pPr>
@@ -5625,48 +5839,24 @@
     <w:p>
       <w:pPr>
         <w:pStyle w:val="Heading1"/>
+        <w:spacing w:line="360" w:lineRule="auto"/>
       </w:pPr>
       <w:r>
         <w:br w:type="page"/>
       </w:r>
-      <w:bookmarkStart w:id="10" w:name="_Toc234704707"/>
+      <w:bookmarkStart w:id="11" w:name="_Toc234711450"/>
       <w:r>
         <w:lastRenderedPageBreak/>
         <w:t>Requirement Matrix</w:t>
       </w:r>
-      <w:bookmarkEnd w:id="10"/>
-    </w:p>
-    <w:p>
-      <w:pPr>
-        <w:pStyle w:val="Heading2"/>
-      </w:pPr>
-      <w:bookmarkStart w:id="11" w:name="_Toc234704708"/>
-      <w:r>
-        <w:t xml:space="preserve">Types of </w:t>
-      </w:r>
-      <w:proofErr w:type="gramStart"/>
-      <w:r>
-        <w:t>Requirement</w:t>
-      </w:r>
       <w:bookmarkEnd w:id="11"/>
-      <w:proofErr w:type="gramEnd"/>
-    </w:p>
-    <w:p>
-      <w:pPr>
-        <w:pStyle w:val="Heading2"/>
-      </w:pPr>
-      <w:bookmarkStart w:id="12" w:name="_Toc234704709"/>
-      <w:proofErr w:type="spellStart"/>
-      <w:r>
-        <w:t>Requiremet</w:t>
-      </w:r>
-      <w:proofErr w:type="spellEnd"/>
-      <w:r>
-        <w:t xml:space="preserve"> Matrix</w:t>
-      </w:r>
-      <w:bookmarkEnd w:id="12"/>
-      <w:r>
-        <w:br w:type="page"/>
+    </w:p>
+    <w:p>
+      <w:pPr>
+        <w:spacing w:line="360" w:lineRule="auto"/>
+      </w:pPr>
+      <w:r>
+        <w:t xml:space="preserve">A project cannot be implemented without proper requirements being studied. Requirements help communicate and define business needs and problems. The process involves requirements gathering, analysis and documentation, which together act as a compass for the project from beginning to end. The benefits of preparing a requirement document include: </w:t>
       </w:r>
     </w:p>
     <w:p>
@@ -5674,40 +5864,862 @@
         <w:pStyle w:val="ListParagraph"/>
         <w:numPr>
           <w:ilvl w:val="0"/>
-          <w:numId w:val="1"/>
+          <w:numId w:val="18"/>
         </w:numPr>
         <w:spacing w:line="360" w:lineRule="auto"/>
-        <w:jc w:val="both"/>
-        <w:rPr>
-          <w:rFonts w:eastAsia="Times New Roman" w:cs="Times New Roman"/>
+      </w:pPr>
+      <w:r>
+        <w:t>Alignment: Consensus and agreement among all team members and the supervisor.</w:t>
+      </w:r>
+    </w:p>
+    <w:p>
+      <w:pPr>
+        <w:pStyle w:val="ListParagraph"/>
+        <w:numPr>
+          <w:ilvl w:val="0"/>
+          <w:numId w:val="18"/>
+        </w:numPr>
+        <w:spacing w:line="360" w:lineRule="auto"/>
+      </w:pPr>
+      <w:r>
+        <w:t xml:space="preserve">Preparation: More accurate estimates of the time needed for each module. </w:t>
+      </w:r>
+    </w:p>
+    <w:p>
+      <w:pPr>
+        <w:pStyle w:val="ListParagraph"/>
+        <w:numPr>
+          <w:ilvl w:val="0"/>
+          <w:numId w:val="18"/>
+        </w:numPr>
+        <w:spacing w:line="360" w:lineRule="auto"/>
+      </w:pPr>
+      <w:r>
+        <w:t>Direction: Clear information for design, development and testing work.</w:t>
+      </w:r>
+    </w:p>
+    <w:p>
+      <w:pPr>
+        <w:pStyle w:val="ListParagraph"/>
+        <w:numPr>
+          <w:ilvl w:val="0"/>
+          <w:numId w:val="18"/>
+        </w:numPr>
+        <w:spacing w:line="360" w:lineRule="auto"/>
+      </w:pPr>
+      <w:r>
+        <w:t xml:space="preserve">Efficiency: A defined plan before starting design and coding work. </w:t>
+      </w:r>
+    </w:p>
+    <w:p>
+      <w:pPr>
+        <w:pStyle w:val="ListParagraph"/>
+        <w:numPr>
+          <w:ilvl w:val="0"/>
+          <w:numId w:val="18"/>
+        </w:numPr>
+        <w:spacing w:line="360" w:lineRule="auto"/>
+      </w:pPr>
+      <w:r>
+        <w:t>Productivity: Less rework and prevention of scope creep.</w:t>
+      </w:r>
+    </w:p>
+    <w:p>
+      <w:pPr>
+        <w:pStyle w:val="Heading2"/>
+      </w:pPr>
+      <w:bookmarkStart w:id="12" w:name="_Toc234711451"/>
+      <w:r>
+        <w:t>Types of Requirement</w:t>
+      </w:r>
+      <w:bookmarkEnd w:id="12"/>
+    </w:p>
+    <w:p>
+      <w:pPr>
+        <w:pStyle w:val="ListParagraph"/>
+        <w:numPr>
+          <w:ilvl w:val="0"/>
+          <w:numId w:val="20"/>
+        </w:numPr>
+        <w:spacing w:line="360" w:lineRule="auto"/>
+        <w:rPr>
           <w:b/>
-          <w:bCs/>
-          <w:szCs w:val="24"/>
-        </w:rPr>
-      </w:pPr>
+        </w:rPr>
+      </w:pPr>
+      <w:r>
+        <w:rPr>
+          <w:b/>
+        </w:rPr>
+        <w:t>User Requirements</w:t>
+      </w:r>
+    </w:p>
+    <w:p>
+      <w:pPr>
+        <w:spacing w:line="360" w:lineRule="auto"/>
+      </w:pPr>
+      <w:r>
+        <w:t>V</w:t>
+      </w:r>
+      <w:r>
+        <w:t>oters want to participate in the election by selecting one of the available candidates. The system should allow each voter to cast only one vote during their turn, record the vote correctly, display the final voting results after all votes have been cast and announce the winner or indicate if the election ends in a tie.</w:t>
+      </w:r>
+    </w:p>
+    <w:p>
+      <w:pPr>
+        <w:pStyle w:val="ListParagraph"/>
+        <w:numPr>
+          <w:ilvl w:val="0"/>
+          <w:numId w:val="20"/>
+        </w:numPr>
+        <w:spacing w:line="360" w:lineRule="auto"/>
+        <w:rPr>
+          <w:b/>
+        </w:rPr>
+      </w:pPr>
+      <w:r>
+        <w:rPr>
+          <w:b/>
+        </w:rPr>
+        <w:t>Functional Requirements</w:t>
+      </w:r>
+    </w:p>
+    <w:p>
+      <w:pPr>
+        <w:spacing w:line="360" w:lineRule="auto"/>
+      </w:pPr>
+      <w:r>
+        <w:t>The functional requirements of the system are:</w:t>
+      </w:r>
+    </w:p>
+    <w:p>
+      <w:pPr>
+        <w:pStyle w:val="ListParagraph"/>
+        <w:numPr>
+          <w:ilvl w:val="0"/>
+          <w:numId w:val="22"/>
+        </w:numPr>
+        <w:spacing w:line="360" w:lineRule="auto"/>
+      </w:pPr>
+      <w:r>
+        <w:t>Accept the total number of voters.</w:t>
+      </w:r>
+    </w:p>
+    <w:p>
+      <w:pPr>
+        <w:pStyle w:val="ListParagraph"/>
+        <w:numPr>
+          <w:ilvl w:val="0"/>
+          <w:numId w:val="22"/>
+        </w:numPr>
+        <w:spacing w:line="360" w:lineRule="auto"/>
+      </w:pPr>
+      <w:r>
+        <w:t>Display the list of candidates.</w:t>
+      </w:r>
+    </w:p>
+    <w:p>
+      <w:pPr>
+        <w:pStyle w:val="ListParagraph"/>
+        <w:numPr>
+          <w:ilvl w:val="0"/>
+          <w:numId w:val="22"/>
+        </w:numPr>
+        <w:spacing w:line="360" w:lineRule="auto"/>
+      </w:pPr>
+      <w:r>
+        <w:t>Allow each voter to cast one vote.</w:t>
+      </w:r>
+    </w:p>
+    <w:p>
+      <w:pPr>
+        <w:pStyle w:val="ListParagraph"/>
+        <w:numPr>
+          <w:ilvl w:val="0"/>
+          <w:numId w:val="22"/>
+        </w:numPr>
+        <w:spacing w:line="360" w:lineRule="auto"/>
+      </w:pPr>
+      <w:r>
+        <w:t>Validate the selected voting option.</w:t>
+      </w:r>
+    </w:p>
+    <w:p>
+      <w:pPr>
+        <w:pStyle w:val="ListParagraph"/>
+        <w:numPr>
+          <w:ilvl w:val="0"/>
+          <w:numId w:val="22"/>
+        </w:numPr>
+        <w:spacing w:line="360" w:lineRule="auto"/>
+      </w:pPr>
+      <w:r>
+        <w:t>Count votes for each candidate.</w:t>
+      </w:r>
+    </w:p>
+    <w:p>
+      <w:pPr>
+        <w:pStyle w:val="ListParagraph"/>
+        <w:numPr>
+          <w:ilvl w:val="0"/>
+          <w:numId w:val="22"/>
+        </w:numPr>
+        <w:spacing w:line="360" w:lineRule="auto"/>
+      </w:pPr>
+      <w:r>
+        <w:t>Count invalid (spoilt) votes separately.</w:t>
+      </w:r>
+    </w:p>
+    <w:p>
+      <w:pPr>
+        <w:pStyle w:val="ListParagraph"/>
+        <w:numPr>
+          <w:ilvl w:val="0"/>
+          <w:numId w:val="22"/>
+        </w:numPr>
+        <w:spacing w:line="360" w:lineRule="auto"/>
+      </w:pPr>
+      <w:r>
+        <w:t>Display the total votes received by each candidate.</w:t>
+      </w:r>
+    </w:p>
+    <w:p>
+      <w:pPr>
+        <w:pStyle w:val="ListParagraph"/>
+        <w:numPr>
+          <w:ilvl w:val="0"/>
+          <w:numId w:val="22"/>
+        </w:numPr>
+        <w:spacing w:line="360" w:lineRule="auto"/>
+      </w:pPr>
+      <w:r>
+        <w:t>Determine and announce the winning candidate.</w:t>
+      </w:r>
+    </w:p>
+    <w:p>
+      <w:pPr>
+        <w:pStyle w:val="ListParagraph"/>
+        <w:numPr>
+          <w:ilvl w:val="0"/>
+          <w:numId w:val="22"/>
+        </w:numPr>
+        <w:spacing w:line="360" w:lineRule="auto"/>
+      </w:pPr>
+      <w:r>
+        <w:lastRenderedPageBreak/>
+        <w:t>Display a tie message if two or more candidates receive the highest equal number of votes.</w:t>
+      </w:r>
+    </w:p>
+    <w:p>
+      <w:pPr>
+        <w:pStyle w:val="ListParagraph"/>
+        <w:spacing w:line="360" w:lineRule="auto"/>
+      </w:pPr>
+    </w:p>
+    <w:p>
+      <w:pPr>
+        <w:pStyle w:val="ListParagraph"/>
+        <w:numPr>
+          <w:ilvl w:val="0"/>
+          <w:numId w:val="20"/>
+        </w:numPr>
+        <w:spacing w:line="360" w:lineRule="auto"/>
+        <w:rPr>
+          <w:b/>
+        </w:rPr>
+      </w:pPr>
+      <w:r>
+        <w:rPr>
+          <w:b/>
+        </w:rPr>
+        <w:t xml:space="preserve"> Non-Functional Requirements</w:t>
+      </w:r>
+    </w:p>
+    <w:p>
+      <w:pPr>
+        <w:pStyle w:val="ListParagraph"/>
+        <w:numPr>
+          <w:ilvl w:val="0"/>
+          <w:numId w:val="23"/>
+        </w:numPr>
+        <w:spacing w:line="360" w:lineRule="auto"/>
+      </w:pPr>
+      <w:r>
+        <w:t>The system should provide accurate vote counting.</w:t>
+      </w:r>
+    </w:p>
+    <w:p>
+      <w:pPr>
+        <w:pStyle w:val="ListParagraph"/>
+        <w:numPr>
+          <w:ilvl w:val="0"/>
+          <w:numId w:val="23"/>
+        </w:numPr>
+        <w:spacing w:line="360" w:lineRule="auto"/>
+      </w:pPr>
+      <w:r>
+        <w:t>The program should have a simple menu/output that is easy for users to understand.</w:t>
+      </w:r>
+    </w:p>
+    <w:p>
+      <w:pPr>
+        <w:pStyle w:val="ListParagraph"/>
+        <w:numPr>
+          <w:ilvl w:val="0"/>
+          <w:numId w:val="23"/>
+        </w:numPr>
+        <w:spacing w:line="360" w:lineRule="auto"/>
+      </w:pPr>
+      <w:r>
+        <w:t>The system should execute quickly with minimal memory usage.</w:t>
+      </w:r>
+    </w:p>
+    <w:p>
+      <w:pPr>
+        <w:pStyle w:val="ListParagraph"/>
+        <w:numPr>
+          <w:ilvl w:val="0"/>
+          <w:numId w:val="23"/>
+        </w:numPr>
+        <w:spacing w:line="360" w:lineRule="auto"/>
+      </w:pPr>
+      <w:r>
+        <w:t>The application should run on any computer with a standard C compiler.</w:t>
+      </w:r>
+    </w:p>
+    <w:p>
+      <w:pPr>
+        <w:pStyle w:val="ListParagraph"/>
+        <w:numPr>
+          <w:ilvl w:val="0"/>
+          <w:numId w:val="23"/>
+        </w:numPr>
+        <w:spacing w:line="360" w:lineRule="auto"/>
+      </w:pPr>
+      <w:r>
+        <w:t>The program should produce reliable and consistent election results.</w:t>
+      </w:r>
+    </w:p>
+    <w:p>
+      <w:pPr>
+        <w:pStyle w:val="Heading2"/>
+        <w:spacing w:line="360" w:lineRule="auto"/>
+      </w:pPr>
+      <w:bookmarkStart w:id="13" w:name="_Toc234711452"/>
+      <w:proofErr w:type="spellStart"/>
+      <w:r>
+        <w:t>Requiremet</w:t>
+      </w:r>
+      <w:proofErr w:type="spellEnd"/>
+      <w:r>
+        <w:t xml:space="preserve"> Matrix</w:t>
+      </w:r>
+      <w:bookmarkEnd w:id="13"/>
+    </w:p>
+    <w:tbl>
+      <w:tblPr>
+        <w:tblStyle w:val="TableGrid"/>
+        <w:tblW w:w="8635" w:type="dxa"/>
+        <w:tblLook w:val="04A0" w:firstRow="1" w:lastRow="0" w:firstColumn="1" w:lastColumn="0" w:noHBand="0" w:noVBand="1"/>
+      </w:tblPr>
+      <w:tblGrid>
+        <w:gridCol w:w="763"/>
+        <w:gridCol w:w="2184"/>
+        <w:gridCol w:w="2670"/>
+        <w:gridCol w:w="1235"/>
+        <w:gridCol w:w="1783"/>
+      </w:tblGrid>
+      <w:tr>
+        <w:trPr>
+          <w:trHeight w:val="507"/>
+        </w:trPr>
+        <w:tc>
+          <w:tcPr>
+            <w:tcW w:w="763" w:type="dxa"/>
+          </w:tcPr>
+          <w:p>
+            <w:proofErr w:type="spellStart"/>
+            <w:r>
+              <w:t>S.No</w:t>
+            </w:r>
+            <w:proofErr w:type="spellEnd"/>
+            <w:r>
+              <w:t>.</w:t>
+            </w:r>
+          </w:p>
+        </w:tc>
+        <w:tc>
+          <w:tcPr>
+            <w:tcW w:w="2184" w:type="dxa"/>
+          </w:tcPr>
+          <w:p>
+            <w:r>
+              <w:t>Required Module / System</w:t>
+            </w:r>
+          </w:p>
+        </w:tc>
+        <w:tc>
+          <w:tcPr>
+            <w:tcW w:w="2670" w:type="dxa"/>
+          </w:tcPr>
+          <w:p>
+            <w:pPr>
+              <w:jc w:val="center"/>
+            </w:pPr>
+            <w:r>
+              <w:t>Description</w:t>
+            </w:r>
+          </w:p>
+        </w:tc>
+        <w:tc>
+          <w:tcPr>
+            <w:tcW w:w="1235" w:type="dxa"/>
+          </w:tcPr>
+          <w:p>
+            <w:r>
+              <w:t>Priority</w:t>
+            </w:r>
+          </w:p>
+        </w:tc>
+        <w:tc>
+          <w:tcPr>
+            <w:tcW w:w="1783" w:type="dxa"/>
+          </w:tcPr>
+          <w:p>
+            <w:r>
+              <w:t>Remarks</w:t>
+            </w:r>
+          </w:p>
+        </w:tc>
+      </w:tr>
+      <w:tr>
+        <w:trPr>
+          <w:trHeight w:val="538"/>
+        </w:trPr>
+        <w:tc>
+          <w:tcPr>
+            <w:tcW w:w="763" w:type="dxa"/>
+          </w:tcPr>
+          <w:p>
+            <w:r>
+              <w:t>1</w:t>
+            </w:r>
+          </w:p>
+        </w:tc>
+        <w:tc>
+          <w:tcPr>
+            <w:tcW w:w="2184" w:type="dxa"/>
+          </w:tcPr>
+          <w:p>
+            <w:r>
+              <w:t>Enter Total Voters</w:t>
+            </w:r>
+          </w:p>
+        </w:tc>
+        <w:tc>
+          <w:tcPr>
+            <w:tcW w:w="2670" w:type="dxa"/>
+          </w:tcPr>
+          <w:p>
+            <w:r>
+              <w:t>Accept the total number of voters participating in the election</w:t>
+            </w:r>
+          </w:p>
+        </w:tc>
+        <w:tc>
+          <w:tcPr>
+            <w:tcW w:w="1235" w:type="dxa"/>
+          </w:tcPr>
+          <w:p>
+            <w:r>
+              <w:t>High</w:t>
+            </w:r>
+          </w:p>
+        </w:tc>
+        <w:tc>
+          <w:tcPr>
+            <w:tcW w:w="1783" w:type="dxa"/>
+          </w:tcPr>
+          <w:p>
+            <w:r>
+              <w:t>Team worked together.</w:t>
+            </w:r>
+          </w:p>
+        </w:tc>
+      </w:tr>
+      <w:tr>
+        <w:trPr>
+          <w:trHeight w:val="507"/>
+        </w:trPr>
+        <w:tc>
+          <w:tcPr>
+            <w:tcW w:w="763" w:type="dxa"/>
+          </w:tcPr>
+          <w:p>
+            <w:r>
+              <w:t>2</w:t>
+            </w:r>
+          </w:p>
+        </w:tc>
+        <w:tc>
+          <w:tcPr>
+            <w:tcW w:w="2184" w:type="dxa"/>
+          </w:tcPr>
+          <w:p>
+            <w:r>
+              <w:t>Candidate Selection (Voting)</w:t>
+            </w:r>
+          </w:p>
+        </w:tc>
+        <w:tc>
+          <w:tcPr>
+            <w:tcW w:w="2670" w:type="dxa"/>
+          </w:tcPr>
+          <w:p>
+            <w:r>
+              <w:t>Display the list of candidates and allow each voter to cast one vote.</w:t>
+            </w:r>
+          </w:p>
+        </w:tc>
+        <w:tc>
+          <w:tcPr>
+            <w:tcW w:w="1235" w:type="dxa"/>
+          </w:tcPr>
+          <w:p>
+            <w:r>
+              <w:t>High</w:t>
+            </w:r>
+          </w:p>
+        </w:tc>
+        <w:tc>
+          <w:tcPr>
+            <w:tcW w:w="1783" w:type="dxa"/>
+          </w:tcPr>
+          <w:p>
+            <w:r>
+              <w:t>Team worked together.</w:t>
+            </w:r>
+          </w:p>
+        </w:tc>
+      </w:tr>
+      <w:tr>
+        <w:trPr>
+          <w:trHeight w:val="507"/>
+        </w:trPr>
+        <w:tc>
+          <w:tcPr>
+            <w:tcW w:w="763" w:type="dxa"/>
+          </w:tcPr>
+          <w:p>
+            <w:r>
+              <w:t>3</w:t>
+            </w:r>
+          </w:p>
+        </w:tc>
+        <w:tc>
+          <w:tcPr>
+            <w:tcW w:w="2184" w:type="dxa"/>
+          </w:tcPr>
+          <w:p>
+            <w:r>
+              <w:t>Vote Validation</w:t>
+            </w:r>
+          </w:p>
+        </w:tc>
+        <w:tc>
+          <w:tcPr>
+            <w:tcW w:w="2670" w:type="dxa"/>
+          </w:tcPr>
+          <w:p>
+            <w:r>
+              <w:rPr>
+                <w:rFonts w:eastAsia="Times New Roman" w:cs="Times New Roman"/>
+                <w:szCs w:val="24"/>
+              </w:rPr>
+              <w:t>Validate the selected option and count invalid choices as spoilt votes.</w:t>
+            </w:r>
+          </w:p>
+        </w:tc>
+        <w:tc>
+          <w:tcPr>
+            <w:tcW w:w="1235" w:type="dxa"/>
+          </w:tcPr>
+          <w:p>
+            <w:r>
+              <w:t>High</w:t>
+            </w:r>
+          </w:p>
+        </w:tc>
+        <w:tc>
+          <w:tcPr>
+            <w:tcW w:w="1783" w:type="dxa"/>
+          </w:tcPr>
+          <w:p>
+            <w:r>
+              <w:t>Team worked together.</w:t>
+            </w:r>
+          </w:p>
+        </w:tc>
+      </w:tr>
+      <w:tr>
+        <w:trPr>
+          <w:trHeight w:val="507"/>
+        </w:trPr>
+        <w:tc>
+          <w:tcPr>
+            <w:tcW w:w="763" w:type="dxa"/>
+          </w:tcPr>
+          <w:p>
+            <w:r>
+              <w:t>4</w:t>
+            </w:r>
+          </w:p>
+        </w:tc>
+        <w:tc>
+          <w:tcPr>
+            <w:tcW w:w="2184" w:type="dxa"/>
+          </w:tcPr>
+          <w:p>
+            <w:r>
+              <w:t xml:space="preserve">Vote </w:t>
+            </w:r>
+            <w:proofErr w:type="spellStart"/>
+            <w:r>
+              <w:t>Couting</w:t>
+            </w:r>
+            <w:proofErr w:type="spellEnd"/>
+          </w:p>
+        </w:tc>
+        <w:tc>
+          <w:tcPr>
+            <w:tcW w:w="2670" w:type="dxa"/>
+          </w:tcPr>
+          <w:p>
+            <w:r>
+              <w:t>Count votes separately for each candidate during the voting process.</w:t>
+            </w:r>
+          </w:p>
+        </w:tc>
+        <w:tc>
+          <w:tcPr>
+            <w:tcW w:w="1235" w:type="dxa"/>
+          </w:tcPr>
+          <w:p>
+            <w:r>
+              <w:t>High</w:t>
+            </w:r>
+          </w:p>
+        </w:tc>
+        <w:tc>
+          <w:tcPr>
+            <w:tcW w:w="1783" w:type="dxa"/>
+          </w:tcPr>
+          <w:p>
+            <w:r>
+              <w:t>Team worked</w:t>
+            </w:r>
+            <w:r>
+              <w:t xml:space="preserve"> </w:t>
+            </w:r>
+            <w:r>
+              <w:t>together.</w:t>
+            </w:r>
+          </w:p>
+        </w:tc>
+      </w:tr>
+      <w:tr>
+        <w:trPr>
+          <w:trHeight w:val="538"/>
+        </w:trPr>
+        <w:tc>
+          <w:tcPr>
+            <w:tcW w:w="763" w:type="dxa"/>
+          </w:tcPr>
+          <w:p>
+            <w:r>
+              <w:t>5</w:t>
+            </w:r>
+          </w:p>
+        </w:tc>
+        <w:tc>
+          <w:tcPr>
+            <w:tcW w:w="2184" w:type="dxa"/>
+          </w:tcPr>
+          <w:p>
+            <w:r>
+              <w:t>Display Results</w:t>
+            </w:r>
+          </w:p>
+        </w:tc>
+        <w:tc>
+          <w:tcPr>
+            <w:tcW w:w="2670" w:type="dxa"/>
+          </w:tcPr>
+          <w:p>
+            <w:r>
+              <w:t>Display the total votes received by each candidate and the total spoilt votes after voting ends.</w:t>
+            </w:r>
+          </w:p>
+        </w:tc>
+        <w:tc>
+          <w:tcPr>
+            <w:tcW w:w="1235" w:type="dxa"/>
+          </w:tcPr>
+          <w:p>
+            <w:r>
+              <w:t>High</w:t>
+            </w:r>
+          </w:p>
+        </w:tc>
+        <w:tc>
+          <w:tcPr>
+            <w:tcW w:w="1783" w:type="dxa"/>
+          </w:tcPr>
+          <w:p>
+            <w:r>
+              <w:t>Team worked together.</w:t>
+            </w:r>
+          </w:p>
+        </w:tc>
+      </w:tr>
+      <w:tr>
+        <w:trPr>
+          <w:trHeight w:val="507"/>
+        </w:trPr>
+        <w:tc>
+          <w:tcPr>
+            <w:tcW w:w="763" w:type="dxa"/>
+          </w:tcPr>
+          <w:p>
+            <w:r>
+              <w:t>6</w:t>
+            </w:r>
+          </w:p>
+        </w:tc>
+        <w:tc>
+          <w:tcPr>
+            <w:tcW w:w="2184" w:type="dxa"/>
+          </w:tcPr>
+          <w:p>
+            <w:r>
+              <w:t>Winner Determination</w:t>
+            </w:r>
+          </w:p>
+        </w:tc>
+        <w:tc>
+          <w:tcPr>
+            <w:tcW w:w="2670" w:type="dxa"/>
+          </w:tcPr>
+          <w:p>
+            <w:r>
+              <w:t>Compare vote counts and announce the winning candidate or display a tie if applicable.</w:t>
+            </w:r>
+          </w:p>
+        </w:tc>
+        <w:tc>
+          <w:tcPr>
+            <w:tcW w:w="1235" w:type="dxa"/>
+          </w:tcPr>
+          <w:p>
+            <w:r>
+              <w:t>Moderate</w:t>
+            </w:r>
+          </w:p>
+        </w:tc>
+        <w:tc>
+          <w:tcPr>
+            <w:tcW w:w="1783" w:type="dxa"/>
+          </w:tcPr>
+          <w:p>
+            <w:pPr>
+              <w:keepNext/>
+            </w:pPr>
+            <w:r>
+              <w:t>Team worked together.</w:t>
+            </w:r>
+          </w:p>
+        </w:tc>
+      </w:tr>
+    </w:tbl>
+    <w:p>
+      <w:pPr>
+        <w:pStyle w:val="Caption"/>
+      </w:pPr>
+    </w:p>
+    <w:p>
+      <w:pPr>
+        <w:pStyle w:val="Caption"/>
+      </w:pPr>
+      <w:bookmarkStart w:id="14" w:name="_Toc234710701"/>
+      <w:r>
+        <w:t xml:space="preserve">Table </w:t>
+      </w:r>
+      <w:r>
+        <w:fldChar w:fldCharType="begin"/>
+      </w:r>
+      <w:r>
+        <w:instrText xml:space="preserve"> STYLEREF 1 \s </w:instrText>
+      </w:r>
+      <w:r>
+        <w:fldChar w:fldCharType="separate"/>
+      </w:r>
+      <w:r>
+        <w:rPr>
+          <w:noProof/>
+        </w:rPr>
+        <w:t>5</w:t>
+      </w:r>
+      <w:r>
+        <w:fldChar w:fldCharType="end"/>
+      </w:r>
+      <w:r>
+        <w:t>.</w:t>
+      </w:r>
+      <w:r>
+        <w:fldChar w:fldCharType="begin"/>
+      </w:r>
+      <w:r>
+        <w:instrText xml:space="preserve"> SEQ Table \* ARABIC \s 1 </w:instrText>
+      </w:r>
+      <w:r>
+        <w:fldChar w:fldCharType="separate"/>
+      </w:r>
+      <w:r>
+        <w:rPr>
+          <w:noProof/>
+        </w:rPr>
+        <w:t>1</w:t>
+      </w:r>
+      <w:r>
+        <w:fldChar w:fldCharType="end"/>
+      </w:r>
+      <w:r>
+        <w:t xml:space="preserve"> : Requirement Matrix</w:t>
+      </w:r>
+      <w:bookmarkEnd w:id="14"/>
     </w:p>
     <w:p>
       <w:pPr>
         <w:pStyle w:val="Heading1"/>
         <w:spacing w:line="360" w:lineRule="auto"/>
       </w:pPr>
-      <w:bookmarkStart w:id="13" w:name="_Toc234439221"/>
-      <w:bookmarkStart w:id="14" w:name="_Toc234704710"/>
-      <w:r>
+      <w:bookmarkStart w:id="15" w:name="_Toc234439221"/>
+      <w:bookmarkStart w:id="16" w:name="_Toc234711453"/>
+      <w:r>
+        <w:lastRenderedPageBreak/>
         <w:t>System de</w:t>
       </w:r>
       <w:r>
         <w:t>sign</w:t>
       </w:r>
-      <w:bookmarkEnd w:id="13"/>
-      <w:bookmarkEnd w:id="14"/>
+      <w:bookmarkEnd w:id="15"/>
+      <w:bookmarkEnd w:id="16"/>
     </w:p>
     <w:p>
       <w:pPr>
         <w:pStyle w:val="Heading2"/>
         <w:spacing w:line="360" w:lineRule="auto"/>
       </w:pPr>
-      <w:bookmarkStart w:id="15" w:name="_Toc234704711"/>
+      <w:bookmarkStart w:id="17" w:name="_Toc234711454"/>
       <w:r>
         <w:t>G</w:t>
       </w:r>
@@ -5723,7 +6735,7 @@
       <w:r>
         <w:t>t</w:t>
       </w:r>
-      <w:bookmarkEnd w:id="15"/>
+      <w:bookmarkEnd w:id="17"/>
     </w:p>
     <w:p>
       <w:pPr>
@@ -5774,7 +6786,12 @@
       <w:pPr>
         <w:pStyle w:val="Caption"/>
       </w:pPr>
-      <w:bookmarkStart w:id="16" w:name="_Toc234575424"/>
+    </w:p>
+    <w:p>
+      <w:pPr>
+        <w:pStyle w:val="Caption"/>
+      </w:pPr>
+      <w:bookmarkStart w:id="18" w:name="_Toc234712001"/>
       <w:r>
         <w:t xml:space="preserve">Figure </w:t>
       </w:r>
@@ -5788,6 +6805,27 @@
         <w:fldChar w:fldCharType="begin"/>
       </w:r>
       <w:r>
+        <w:instrText xml:space="preserve"> STYLEREF 1 \s </w:instrText>
+      </w:r>
+      <w:r>
+        <w:fldChar w:fldCharType="separate"/>
+      </w:r>
+      <w:r>
+        <w:rPr>
+          <w:noProof/>
+        </w:rPr>
+        <w:t>6</w:t>
+      </w:r>
+      <w:r>
+        <w:fldChar w:fldCharType="end"/>
+      </w:r>
+      <w:r>
+        <w:t>:</w:t>
+      </w:r>
+      <w:r>
+        <w:fldChar w:fldCharType="begin"/>
+      </w:r>
+      <w:r>
         <w:instrText xml:space="preserve"> SEQ Figure \* ARABIC \s 1 </w:instrText>
       </w:r>
       <w:r>
@@ -5800,15 +6838,12 @@
         <w:t>1</w:t>
       </w:r>
       <w:r>
-        <w:rPr>
-          <w:noProof/>
-        </w:rPr>
         <w:fldChar w:fldCharType="end"/>
       </w:r>
       <w:r>
         <w:t xml:space="preserve"> : Gantt chat</w:t>
       </w:r>
-      <w:bookmarkEnd w:id="16"/>
+      <w:bookmarkEnd w:id="18"/>
     </w:p>
     <w:p>
       <w:pPr>
@@ -5826,14 +6861,14 @@
       <w:pPr>
         <w:pStyle w:val="Heading2"/>
       </w:pPr>
-      <w:bookmarkStart w:id="17" w:name="_Toc234439222"/>
-      <w:bookmarkStart w:id="18" w:name="_Toc234704712"/>
+      <w:bookmarkStart w:id="19" w:name="_Toc234439222"/>
+      <w:bookmarkStart w:id="20" w:name="_Toc234711455"/>
       <w:r>
         <w:lastRenderedPageBreak/>
         <w:t>Use Case Diagram</w:t>
       </w:r>
-      <w:bookmarkEnd w:id="17"/>
-      <w:bookmarkEnd w:id="18"/>
+      <w:bookmarkEnd w:id="19"/>
+      <w:bookmarkEnd w:id="20"/>
     </w:p>
     <w:p>
       <w:pPr>
@@ -5932,10 +6967,15 @@
       <w:pPr>
         <w:pStyle w:val="Caption"/>
       </w:pPr>
-      <w:bookmarkStart w:id="19" w:name="_Toc233459031"/>
-      <w:bookmarkStart w:id="20" w:name="_Toc233459059"/>
-      <w:bookmarkStart w:id="21" w:name="_Toc234475516"/>
-      <w:bookmarkStart w:id="22" w:name="_Toc234575425"/>
+      <w:bookmarkStart w:id="21" w:name="_Toc233459031"/>
+      <w:bookmarkStart w:id="22" w:name="_Toc233459059"/>
+      <w:bookmarkStart w:id="23" w:name="_Toc234475516"/>
+    </w:p>
+    <w:p>
+      <w:pPr>
+        <w:pStyle w:val="Caption"/>
+      </w:pPr>
+      <w:bookmarkStart w:id="24" w:name="_Toc234712002"/>
       <w:r>
         <w:t xml:space="preserve">Figure </w:t>
       </w:r>
@@ -5949,6 +6989,27 @@
         <w:fldChar w:fldCharType="begin"/>
       </w:r>
       <w:r>
+        <w:instrText xml:space="preserve"> STYLEREF 1 \s </w:instrText>
+      </w:r>
+      <w:r>
+        <w:fldChar w:fldCharType="separate"/>
+      </w:r>
+      <w:r>
+        <w:rPr>
+          <w:noProof/>
+        </w:rPr>
+        <w:t>6</w:t>
+      </w:r>
+      <w:r>
+        <w:fldChar w:fldCharType="end"/>
+      </w:r>
+      <w:r>
+        <w:t>:</w:t>
+      </w:r>
+      <w:r>
+        <w:fldChar w:fldCharType="begin"/>
+      </w:r>
+      <w:r>
         <w:instrText xml:space="preserve"> SEQ Figure \* ARABIC \s 1 </w:instrText>
       </w:r>
       <w:r>
@@ -5961,18 +7022,15 @@
         <w:t>2</w:t>
       </w:r>
       <w:r>
-        <w:rPr>
-          <w:noProof/>
-        </w:rPr>
         <w:fldChar w:fldCharType="end"/>
       </w:r>
       <w:r>
         <w:t xml:space="preserve"> use case diagram</w:t>
       </w:r>
-      <w:bookmarkEnd w:id="19"/>
-      <w:bookmarkEnd w:id="20"/>
       <w:bookmarkEnd w:id="21"/>
       <w:bookmarkEnd w:id="22"/>
+      <w:bookmarkEnd w:id="23"/>
+      <w:bookmarkEnd w:id="24"/>
     </w:p>
     <w:p>
       <w:pPr>
@@ -5991,14 +7049,14 @@
       <w:pPr>
         <w:pStyle w:val="Heading2"/>
       </w:pPr>
-      <w:bookmarkStart w:id="23" w:name="_Toc234439223"/>
-      <w:bookmarkStart w:id="24" w:name="_Toc234704713"/>
+      <w:bookmarkStart w:id="25" w:name="_Toc234439223"/>
+      <w:bookmarkStart w:id="26" w:name="_Toc234711456"/>
       <w:r>
         <w:lastRenderedPageBreak/>
         <w:t>Data Flow Diagram (DFD)</w:t>
       </w:r>
-      <w:bookmarkEnd w:id="23"/>
-      <w:bookmarkEnd w:id="24"/>
+      <w:bookmarkEnd w:id="25"/>
+      <w:bookmarkEnd w:id="26"/>
     </w:p>
     <w:p>
       <w:pPr>
@@ -6032,11 +7090,11 @@
         <w:spacing w:line="360" w:lineRule="auto"/>
         <w:jc w:val="both"/>
       </w:pPr>
-      <w:bookmarkStart w:id="25" w:name="_Toc234439224"/>
+      <w:bookmarkStart w:id="27" w:name="_Toc234439224"/>
       <w:r>
         <w:t>Level 0 (Context Diagram):</w:t>
       </w:r>
-      <w:bookmarkEnd w:id="25"/>
+      <w:bookmarkEnd w:id="27"/>
       <w:r>
         <w:t xml:space="preserve"> </w:t>
       </w:r>
@@ -6120,7 +7178,7 @@
               </wp:inline>
             </w:drawing>
           </mc:Choice>
-          <mc:Fallback>
+          <mc:Fallback xmlns:w16sdtfl="http://schemas.microsoft.com/office/word/2024/wordml/sdtformatlock" xmlns:w16sdtdh="http://schemas.microsoft.com/office/word/2020/wordml/sdtdatahash" xmlns:w16du="http://schemas.microsoft.com/office/word/2023/wordml/word16du" xmlns:w16="http://schemas.microsoft.com/office/word/2018/wordml" xmlns:w16cex="http://schemas.microsoft.com/office/word/2018/wordml/cex" xmlns:oel="http://schemas.microsoft.com/office/2019/extlst">
             <w:pict>
               <v:rect w14:anchorId="1E33D344" id="Rectangle 2" o:spid="_x0000_s1026" alt="blob:https://web.whatsapp.com/5bd631e2-e697-466c-b131-24812fe94579" style="width:24pt;height:24pt;visibility:visible;mso-wrap-style:square;mso-left-percent:-10001;mso-top-percent:-10001;mso-position-horizontal:absolute;mso-position-horizontal-relative:char;mso-position-vertical:absolute;mso-position-vertical-relative:line;mso-left-percent:-10001;mso-top-percent:-10001;v-text-anchor:top" o:gfxdata="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" filled="f" stroked="f">
                 <o:lock v:ext="edit" aspectratio="t"/>
@@ -6191,7 +7249,7 @@
               </wp:inline>
             </w:drawing>
           </mc:Choice>
-          <mc:Fallback>
+          <mc:Fallback xmlns:w16sdtfl="http://schemas.microsoft.com/office/word/2024/wordml/sdtformatlock" xmlns:w16sdtdh="http://schemas.microsoft.com/office/word/2020/wordml/sdtdatahash" xmlns:w16du="http://schemas.microsoft.com/office/word/2023/wordml/word16du" xmlns:w16="http://schemas.microsoft.com/office/word/2018/wordml" xmlns:w16cex="http://schemas.microsoft.com/office/word/2018/wordml/cex" xmlns:oel="http://schemas.microsoft.com/office/2019/extlst">
             <w:pict>
               <v:rect w14:anchorId="17A140ED" id="Rectangle 3" o:spid="_x0000_s1026" alt="blob:https://web.whatsapp.com/5bd631e2-e697-466c-b131-24812fe94579" style="width:24pt;height:24pt;visibility:visible;mso-wrap-style:square;mso-left-percent:-10001;mso-top-percent:-10001;mso-position-horizontal:absolute;mso-position-horizontal-relative:char;mso-position-vertical:absolute;mso-position-vertical-relative:line;mso-left-percent:-10001;mso-top-percent:-10001;v-text-anchor:top" o:gfxdata="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" filled="f" stroked="f">
                 <o:lock v:ext="edit" aspectratio="t"/>
@@ -6258,10 +7316,10 @@
       <w:pPr>
         <w:pStyle w:val="Caption"/>
       </w:pPr>
-      <w:bookmarkStart w:id="26" w:name="_Toc233459032"/>
-      <w:bookmarkStart w:id="27" w:name="_Toc233459060"/>
-      <w:bookmarkStart w:id="28" w:name="_Toc234475517"/>
-      <w:bookmarkStart w:id="29" w:name="_Toc234575426"/>
+      <w:bookmarkStart w:id="28" w:name="_Toc233459032"/>
+      <w:bookmarkStart w:id="29" w:name="_Toc233459060"/>
+      <w:bookmarkStart w:id="30" w:name="_Toc234475517"/>
+      <w:bookmarkStart w:id="31" w:name="_Toc234712003"/>
       <w:r>
         <w:t xml:space="preserve">Figure </w:t>
       </w:r>
@@ -6275,6 +7333,27 @@
         <w:fldChar w:fldCharType="begin"/>
       </w:r>
       <w:r>
+        <w:instrText xml:space="preserve"> STYLEREF 1 \s </w:instrText>
+      </w:r>
+      <w:r>
+        <w:fldChar w:fldCharType="separate"/>
+      </w:r>
+      <w:r>
+        <w:rPr>
+          <w:noProof/>
+        </w:rPr>
+        <w:t>6</w:t>
+      </w:r>
+      <w:r>
+        <w:fldChar w:fldCharType="end"/>
+      </w:r>
+      <w:r>
+        <w:t>:</w:t>
+      </w:r>
+      <w:r>
+        <w:fldChar w:fldCharType="begin"/>
+      </w:r>
+      <w:r>
         <w:instrText xml:space="preserve"> SEQ Figure \* ARABIC \s 1 </w:instrText>
       </w:r>
       <w:r>
@@ -6287,18 +7366,15 @@
         <w:t>3</w:t>
       </w:r>
       <w:r>
-        <w:rPr>
-          <w:noProof/>
-        </w:rPr>
         <w:fldChar w:fldCharType="end"/>
       </w:r>
       <w:r>
         <w:t>:DFD level 0</w:t>
       </w:r>
-      <w:bookmarkEnd w:id="26"/>
-      <w:bookmarkEnd w:id="27"/>
       <w:bookmarkEnd w:id="28"/>
       <w:bookmarkEnd w:id="29"/>
+      <w:bookmarkEnd w:id="30"/>
+      <w:bookmarkEnd w:id="31"/>
     </w:p>
     <w:p>
       <w:pPr>
@@ -6310,12 +7386,12 @@
       </w:r>
     </w:p>
     <w:p>
-      <w:bookmarkStart w:id="30" w:name="_Toc234439225"/>
+      <w:bookmarkStart w:id="32" w:name="_Toc234439225"/>
       <w:r>
         <w:lastRenderedPageBreak/>
         <w:t>Level 1 (Detailed Decomposition):</w:t>
       </w:r>
-      <w:bookmarkEnd w:id="30"/>
+      <w:bookmarkEnd w:id="32"/>
       <w:r>
         <w:t xml:space="preserve"> Breaks down the central system process into</w:t>
       </w:r>
@@ -6392,10 +7468,10 @@
       <w:pPr>
         <w:pStyle w:val="Caption"/>
       </w:pPr>
-      <w:bookmarkStart w:id="31" w:name="_Toc233459033"/>
-      <w:bookmarkStart w:id="32" w:name="_Toc233459061"/>
-      <w:bookmarkStart w:id="33" w:name="_Toc234475518"/>
-      <w:bookmarkStart w:id="34" w:name="_Toc234575427"/>
+      <w:bookmarkStart w:id="33" w:name="_Toc233459033"/>
+      <w:bookmarkStart w:id="34" w:name="_Toc233459061"/>
+      <w:bookmarkStart w:id="35" w:name="_Toc234475518"/>
+      <w:bookmarkStart w:id="36" w:name="_Toc234712004"/>
       <w:r>
         <w:t xml:space="preserve">Figure </w:t>
       </w:r>
@@ -6409,6 +7485,27 @@
         <w:fldChar w:fldCharType="begin"/>
       </w:r>
       <w:r>
+        <w:instrText xml:space="preserve"> STYLEREF 1 \s </w:instrText>
+      </w:r>
+      <w:r>
+        <w:fldChar w:fldCharType="separate"/>
+      </w:r>
+      <w:r>
+        <w:rPr>
+          <w:noProof/>
+        </w:rPr>
+        <w:t>6</w:t>
+      </w:r>
+      <w:r>
+        <w:fldChar w:fldCharType="end"/>
+      </w:r>
+      <w:r>
+        <w:t>:</w:t>
+      </w:r>
+      <w:r>
+        <w:fldChar w:fldCharType="begin"/>
+      </w:r>
+      <w:r>
         <w:instrText xml:space="preserve"> SEQ Figure \* ARABIC \s 1 </w:instrText>
       </w:r>
       <w:r>
@@ -6421,18 +7518,15 @@
         <w:t>4</w:t>
       </w:r>
       <w:r>
-        <w:rPr>
-          <w:noProof/>
-        </w:rPr>
         <w:fldChar w:fldCharType="end"/>
       </w:r>
       <w:r>
         <w:t>:DFD level 1</w:t>
       </w:r>
-      <w:bookmarkEnd w:id="31"/>
-      <w:bookmarkEnd w:id="32"/>
       <w:bookmarkEnd w:id="33"/>
       <w:bookmarkEnd w:id="34"/>
+      <w:bookmarkEnd w:id="35"/>
+      <w:bookmarkEnd w:id="36"/>
     </w:p>
     <w:p>
       <w:pPr>
@@ -6447,14 +7541,14 @@
       <w:pPr>
         <w:pStyle w:val="Heading2"/>
       </w:pPr>
-      <w:bookmarkStart w:id="35" w:name="_Toc234439226"/>
-      <w:bookmarkStart w:id="36" w:name="_Toc234704714"/>
+      <w:bookmarkStart w:id="37" w:name="_Toc234439226"/>
+      <w:bookmarkStart w:id="38" w:name="_Toc234711457"/>
       <w:r>
         <w:lastRenderedPageBreak/>
         <w:t>System Flowchart</w:t>
       </w:r>
-      <w:bookmarkEnd w:id="35"/>
-      <w:bookmarkEnd w:id="36"/>
+      <w:bookmarkEnd w:id="37"/>
+      <w:bookmarkEnd w:id="38"/>
     </w:p>
     <w:p>
       <w:pPr>
@@ -6497,10 +7591,10 @@
           <w:noProof/>
         </w:rPr>
         <w:drawing>
-          <wp:inline distT="0" distB="0" distL="0" distR="0" wp14:anchorId="2FEEDA0C" wp14:editId="5C41F8CC">
-            <wp:extent cx="5486400" cy="6041390"/>
-            <wp:effectExtent l="0" t="0" r="0" b="0"/>
-            <wp:docPr id="1" name="Picture 1"/>
+          <wp:inline distT="0" distB="0" distL="0" distR="0" wp14:anchorId="630EFD81" wp14:editId="00C7D228">
+            <wp:extent cx="5486400" cy="5960745"/>
+            <wp:effectExtent l="0" t="0" r="0" b="1905"/>
+            <wp:docPr id="25" name="Picture 25"/>
             <wp:cNvGraphicFramePr>
               <a:graphicFrameLocks xmlns:a="http://schemas.openxmlformats.org/drawingml/2006/main" noChangeAspect="1"/>
             </wp:cNvGraphicFramePr>
@@ -6508,11 +7602,17 @@
               <a:graphicData uri="http://schemas.openxmlformats.org/drawingml/2006/picture">
                 <pic:pic xmlns:pic="http://schemas.openxmlformats.org/drawingml/2006/picture">
                   <pic:nvPicPr>
-                    <pic:cNvPr id="1" name=""/>
+                    <pic:cNvPr id="25" name="WhatsApp Image 2026-07-11 at 5.55.31 PM.jpeg"/>
                     <pic:cNvPicPr/>
                   </pic:nvPicPr>
                   <pic:blipFill>
-                    <a:blip r:embed="rId15"/>
+                    <a:blip r:embed="rId15">
+                      <a:extLst>
+                        <a:ext uri="{28A0092B-C50C-407E-A947-70E740481C1C}">
+                          <a14:useLocalDpi xmlns:a14="http://schemas.microsoft.com/office/drawing/2010/main" val="0"/>
+                        </a:ext>
+                      </a:extLst>
+                    </a:blip>
                     <a:stretch>
                       <a:fillRect/>
                     </a:stretch>
@@ -6520,7 +7620,7 @@
                   <pic:spPr>
                     <a:xfrm>
                       <a:off x="0" y="0"/>
-                      <a:ext cx="5486400" cy="6041390"/>
+                      <a:ext cx="5486400" cy="5960745"/>
                     </a:xfrm>
                     <a:prstGeom prst="rect">
                       <a:avLst/>
@@ -6537,28 +7637,53 @@
       <w:pPr>
         <w:pStyle w:val="Caption"/>
       </w:pPr>
-      <w:bookmarkStart w:id="37" w:name="_Toc234575428"/>
+      <w:bookmarkStart w:id="39" w:name="_Toc234712005"/>
       <w:r>
         <w:t xml:space="preserve">Figure </w:t>
       </w:r>
-      <w:proofErr w:type="gramStart"/>
-      <w:r>
+      <w:r>
+        <w:fldChar w:fldCharType="begin"/>
+      </w:r>
+      <w:r>
+        <w:instrText xml:space="preserve"> STYLEREF 1 \s </w:instrText>
+      </w:r>
+      <w:r>
+        <w:fldChar w:fldCharType="separate"/>
+      </w:r>
+      <w:r>
+        <w:rPr>
+          <w:noProof/>
+        </w:rPr>
         <w:t>6</w:t>
       </w:r>
       <w:r>
-        <w:t>.</w:t>
-      </w:r>
-      <w:r>
-        <w:t>4.1</w:t>
-      </w:r>
-      <w:r>
-        <w:t>:flowchat</w:t>
-      </w:r>
-      <w:proofErr w:type="gramEnd"/>
-      <w:r>
-        <w:t xml:space="preserve"> for admin</w:t>
-      </w:r>
-      <w:bookmarkEnd w:id="37"/>
+        <w:fldChar w:fldCharType="end"/>
+      </w:r>
+      <w:r>
+        <w:t>:</w:t>
+      </w:r>
+      <w:r>
+        <w:fldChar w:fldCharType="begin"/>
+      </w:r>
+      <w:r>
+        <w:instrText xml:space="preserve"> SEQ Figure \* ARABIC \s 1 </w:instrText>
+      </w:r>
+      <w:r>
+        <w:fldChar w:fldCharType="separate"/>
+      </w:r>
+      <w:r>
+        <w:rPr>
+          <w:noProof/>
+        </w:rPr>
+        <w:t>5</w:t>
+      </w:r>
+      <w:r>
+        <w:fldChar w:fldCharType="end"/>
+      </w:r>
+      <w:r>
+        <w:t xml:space="preserve"> : Flowchart for admin</w:t>
+      </w:r>
+      <w:bookmarkEnd w:id="39"/>
     </w:p>
     <w:p>
       <w:pPr>
@@ -6582,10 +7707,10 @@
         </w:rPr>
         <w:lastRenderedPageBreak/>
         <w:drawing>
-          <wp:inline distT="0" distB="0" distL="0" distR="0" wp14:anchorId="7230B08B" wp14:editId="1170F73F">
-            <wp:extent cx="5486400" cy="6182360"/>
-            <wp:effectExtent l="0" t="0" r="0" b="8890"/>
-            <wp:docPr id="11" name="Picture 11"/>
+          <wp:inline distT="0" distB="0" distL="0" distR="0" wp14:anchorId="72E14193" wp14:editId="42553D24">
+            <wp:extent cx="5486400" cy="6197600"/>
+            <wp:effectExtent l="0" t="0" r="0" b="0"/>
+            <wp:docPr id="26" name="Picture 26"/>
             <wp:cNvGraphicFramePr>
               <a:graphicFrameLocks xmlns:a="http://schemas.openxmlformats.org/drawingml/2006/main" noChangeAspect="1"/>
             </wp:cNvGraphicFramePr>
@@ -6593,11 +7718,17 @@
               <a:graphicData uri="http://schemas.openxmlformats.org/drawingml/2006/picture">
                 <pic:pic xmlns:pic="http://schemas.openxmlformats.org/drawingml/2006/picture">
                   <pic:nvPicPr>
-                    <pic:cNvPr id="1" name=""/>
+                    <pic:cNvPr id="26" name="WhatsApp Image 2026-07-11 at 5.54.27 PM.jpeg"/>
                     <pic:cNvPicPr/>
                   </pic:nvPicPr>
                   <pic:blipFill>
-                    <a:blip r:embed="rId16"/>
+                    <a:blip r:embed="rId16">
+                      <a:extLst>
+                        <a:ext uri="{28A0092B-C50C-407E-A947-70E740481C1C}">
+                          <a14:useLocalDpi xmlns:a14="http://schemas.microsoft.com/office/drawing/2010/main" val="0"/>
+                        </a:ext>
+                      </a:extLst>
+                    </a:blip>
                     <a:stretch>
                       <a:fillRect/>
                     </a:stretch>
@@ -6605,7 +7736,7 @@
                   <pic:spPr>
                     <a:xfrm>
                       <a:off x="0" y="0"/>
-                      <a:ext cx="5486400" cy="6182360"/>
+                      <a:ext cx="5486400" cy="6197600"/>
                     </a:xfrm>
                     <a:prstGeom prst="rect">
                       <a:avLst/>
@@ -6622,19 +7753,53 @@
       <w:pPr>
         <w:pStyle w:val="Caption"/>
       </w:pPr>
-      <w:bookmarkStart w:id="38" w:name="_Toc234475520"/>
-      <w:bookmarkStart w:id="39" w:name="_Toc234575429"/>
-      <w:r>
-        <w:t>Figure</w:t>
-      </w:r>
-      <w:r>
-        <w:t xml:space="preserve"> 6.4.2</w:t>
-      </w:r>
-      <w:r>
-        <w:t>: flow chat for voter</w:t>
-      </w:r>
-      <w:bookmarkEnd w:id="38"/>
-      <w:bookmarkEnd w:id="39"/>
+      <w:bookmarkStart w:id="40" w:name="_Toc234712006"/>
+      <w:r>
+        <w:t xml:space="preserve">Figure </w:t>
+      </w:r>
+      <w:r>
+        <w:fldChar w:fldCharType="begin"/>
+      </w:r>
+      <w:r>
+        <w:instrText xml:space="preserve"> STYLEREF 1 \s </w:instrText>
+      </w:r>
+      <w:r>
+        <w:fldChar w:fldCharType="separate"/>
+      </w:r>
+      <w:r>
+        <w:rPr>
+          <w:noProof/>
+        </w:rPr>
+        <w:t>6</w:t>
+      </w:r>
+      <w:r>
+        <w:fldChar w:fldCharType="end"/>
+      </w:r>
+      <w:r>
+        <w:t>:</w:t>
+      </w:r>
+      <w:r>
+        <w:fldChar w:fldCharType="begin"/>
+      </w:r>
+      <w:r>
+        <w:instrText xml:space="preserve"> SEQ Figure \* ARABIC \s 1 </w:instrText>
+      </w:r>
+      <w:r>
+        <w:fldChar w:fldCharType="separate"/>
+      </w:r>
+      <w:r>
+        <w:rPr>
+          <w:noProof/>
+        </w:rPr>
+        <w:t>6</w:t>
+      </w:r>
+      <w:r>
+        <w:fldChar w:fldCharType="end"/>
+      </w:r>
+      <w:r>
+        <w:t xml:space="preserve"> :  Flowchart for voter</w:t>
+      </w:r>
+      <w:bookmarkEnd w:id="40"/>
     </w:p>
     <w:p/>
     <w:p/>
@@ -6642,15 +7807,16 @@
     <w:p>
       <w:pPr>
         <w:pStyle w:val="Heading1"/>
-      </w:pPr>
-      <w:bookmarkStart w:id="40" w:name="_Toc234439227"/>
-      <w:bookmarkStart w:id="41" w:name="_Toc234704715"/>
+        <w:spacing w:line="360" w:lineRule="auto"/>
+      </w:pPr>
+      <w:bookmarkStart w:id="41" w:name="_Toc234439227"/>
+      <w:bookmarkStart w:id="42" w:name="_Toc234711458"/>
       <w:r>
         <w:lastRenderedPageBreak/>
         <w:t>Development</w:t>
       </w:r>
-      <w:bookmarkEnd w:id="40"/>
       <w:bookmarkEnd w:id="41"/>
+      <w:bookmarkEnd w:id="42"/>
     </w:p>
     <w:p>
       <w:pPr>
@@ -6689,16 +7855,18 @@
       <w:pPr>
         <w:pStyle w:val="Heading2"/>
       </w:pPr>
+      <w:bookmarkStart w:id="43" w:name="_Toc234711459"/>
       <w:r>
         <w:t>Development Model</w:t>
       </w:r>
+      <w:bookmarkEnd w:id="43"/>
     </w:p>
     <w:p>
       <w:pPr>
         <w:spacing w:line="360" w:lineRule="auto"/>
         <w:jc w:val="both"/>
       </w:pPr>
-      <w:bookmarkStart w:id="42" w:name="_Toc234439228"/>
+      <w:bookmarkStart w:id="44" w:name="_Toc234439228"/>
       <w:r>
         <w:rPr>
           <w:rStyle w:val="citation-371"/>
@@ -6717,7 +7885,7 @@
         </w:rPr>
         <w:t xml:space="preserve"> Model</w:t>
       </w:r>
-      <w:bookmarkEnd w:id="42"/>
+      <w:bookmarkEnd w:id="44"/>
     </w:p>
     <w:p>
       <w:pPr>
@@ -6850,7 +8018,6 @@
       </w:pPr>
       <w:r>
         <w:rPr>
-          <w:b/>
           <w:bCs/>
         </w:rPr>
         <w:t>F</w:t>
@@ -6866,9 +8033,11 @@
       <w:pPr>
         <w:pStyle w:val="Heading2"/>
       </w:pPr>
+      <w:bookmarkStart w:id="45" w:name="_Toc234711460"/>
       <w:r>
         <w:t>Tools and Collaboration Platform</w:t>
       </w:r>
+      <w:bookmarkEnd w:id="45"/>
     </w:p>
     <w:p>
       <w:pPr>
@@ -6877,7 +8046,6 @@
       </w:pPr>
       <w:r>
         <w:rPr>
-          <w:b/>
           <w:bCs/>
         </w:rPr>
         <w:t>System Design &amp; Modelling Tools (Draw.io / diagrams.net):</w:t>
@@ -6893,22 +8061,32 @@
       </w:pPr>
       <w:r>
         <w:rPr>
-          <w:b/>
           <w:bCs/>
         </w:rPr>
         <w:t>Project Scheduling (Gantt Chart Utilities):</w:t>
       </w:r>
       <w:r>
-        <w:t xml:space="preserve"> Leveraged to chart, track, and monitor chronological task dependencies, preventing scope creep and ensuring readiness before the evaluation and audit deadlines.</w:t>
+        <w:t xml:space="preserve"> </w:t>
+      </w:r>
+      <w:r>
+        <w:t>Leveraged to chart, track and monitor chronological task dependencies, preventing scope creep and ensuring readiness before the evaluation and audit deadlines.</w:t>
+      </w:r>
+    </w:p>
+    <w:p>
+      <w:r>
+        <w:br w:type="page"/>
       </w:r>
     </w:p>
     <w:p>
       <w:pPr>
         <w:pStyle w:val="Heading2"/>
       </w:pPr>
-      <w:r>
+      <w:bookmarkStart w:id="46" w:name="_Toc234711461"/>
+      <w:r>
+        <w:lastRenderedPageBreak/>
         <w:t>Work Assignment</w:t>
       </w:r>
+      <w:bookmarkEnd w:id="46"/>
     </w:p>
     <w:tbl>
       <w:tblPr>
@@ -7079,6 +8257,9 @@
               <w:spacing w:line="360" w:lineRule="auto"/>
               <w:jc w:val="both"/>
             </w:pPr>
+            <w:r>
+              <w:t>Tested out module testing.</w:t>
+            </w:r>
           </w:p>
         </w:tc>
       </w:tr>
@@ -7107,8 +8288,13 @@
               <w:jc w:val="both"/>
             </w:pPr>
             <w:r>
-              <w:t>Miraj Puri</w:t>
-            </w:r>
+              <w:t xml:space="preserve">Miraj </w:t>
+            </w:r>
+            <w:proofErr w:type="spellStart"/>
+            <w:r>
+              <w:t>Puri</w:t>
+            </w:r>
+            <w:proofErr w:type="spellEnd"/>
           </w:p>
         </w:tc>
         <w:tc>
@@ -7167,6 +8353,9 @@
               <w:spacing w:line="360" w:lineRule="auto"/>
               <w:jc w:val="both"/>
             </w:pPr>
+            <w:r>
+              <w:t>Prepared flow chart.</w:t>
+            </w:r>
           </w:p>
         </w:tc>
       </w:tr>
@@ -7271,6 +8460,9 @@
               <w:spacing w:line="360" w:lineRule="auto"/>
               <w:jc w:val="both"/>
             </w:pPr>
+            <w:r>
+              <w:t>Prepared flowchart and also helped in module testing</w:t>
+            </w:r>
           </w:p>
         </w:tc>
       </w:tr>
@@ -7282,7 +8474,6 @@
           <w:szCs w:val="24"/>
         </w:rPr>
       </w:pPr>
-      <w:bookmarkStart w:id="43" w:name="_Toc234570129"/>
     </w:p>
     <w:p>
       <w:pPr>
@@ -7291,11 +8482,11 @@
           <w:szCs w:val="24"/>
         </w:rPr>
       </w:pPr>
+      <w:bookmarkStart w:id="47" w:name="_Toc234710702"/>
       <w:r>
         <w:rPr>
           <w:szCs w:val="24"/>
         </w:rPr>
-        <w:lastRenderedPageBreak/>
         <w:t xml:space="preserve">Table </w:t>
       </w:r>
       <w:r>
@@ -7321,7 +8512,7 @@
           <w:noProof/>
           <w:szCs w:val="24"/>
         </w:rPr>
-        <w:t>6</w:t>
+        <w:t>7</w:t>
       </w:r>
       <w:r>
         <w:rPr>
@@ -7372,7 +8563,7 @@
         </w:rPr>
         <w:t>: Work Assigned</w:t>
       </w:r>
-      <w:bookmarkEnd w:id="43"/>
+      <w:bookmarkEnd w:id="47"/>
     </w:p>
     <w:p>
       <w:r>
@@ -7387,12 +8578,12 @@
           <w:sz w:val="28"/>
         </w:rPr>
       </w:pPr>
-      <w:bookmarkStart w:id="44" w:name="_Toc234704716"/>
+      <w:bookmarkStart w:id="48" w:name="_Toc234711462"/>
       <w:r>
         <w:lastRenderedPageBreak/>
         <w:t>Testing</w:t>
       </w:r>
-      <w:bookmarkEnd w:id="44"/>
+      <w:bookmarkEnd w:id="48"/>
     </w:p>
     <w:p>
       <w:pPr>
@@ -7402,28 +8593,19 @@
         <w:t>Testing is an essential phase of software development that ensures the Digital Voting System performs as expected and satisfies all functional requirements. Different test cases were executed to verify that the application correctly authenticates users, records votes, prevents duplicate voting, calculates results accurately, and handles invalid inputs gracefully. Both normal and exceptional scenarios were tested to ensure the reliability and security of the system.</w:t>
       </w:r>
     </w:p>
-    <w:p>
-      <w:pPr>
-        <w:pStyle w:val="Heading2"/>
-      </w:pPr>
-      <w:r>
-        <w:t>Examples of a Test Case</w:t>
-      </w:r>
-    </w:p>
-    <w:p/>
     <w:p>
       <w:pPr>
         <w:pStyle w:val="Heading2"/>
         <w:spacing w:line="360" w:lineRule="auto"/>
       </w:pPr>
-      <w:bookmarkStart w:id="45" w:name="_Toc234704718"/>
+      <w:bookmarkStart w:id="49" w:name="_Toc234711463"/>
       <w:r>
         <w:t>Test</w:t>
       </w:r>
       <w:r>
         <w:t xml:space="preserve"> Cases</w:t>
       </w:r>
-      <w:bookmarkEnd w:id="45"/>
+      <w:bookmarkEnd w:id="49"/>
     </w:p>
     <w:tbl>
       <w:tblPr>
@@ -8429,11 +9611,7 @@
           </w:tcPr>
           <w:p>
             <w:r>
-              <w:t xml:space="preserve">Voter attempts after </w:t>
-            </w:r>
-            <w:r>
-              <w:lastRenderedPageBreak/>
-              <w:t>election closed</w:t>
+              <w:t>Voter attempts after election closed</w:t>
             </w:r>
           </w:p>
         </w:tc>
@@ -8450,7 +9628,6 @@
           </w:tcPr>
           <w:p>
             <w:r>
-              <w:lastRenderedPageBreak/>
               <w:t>Voting not allowed</w:t>
             </w:r>
           </w:p>
@@ -8501,11 +9678,19 @@
           <w:szCs w:val="24"/>
         </w:rPr>
       </w:pPr>
-      <w:bookmarkStart w:id="46" w:name="_Toc234570130"/>
-      <w:r>
+    </w:p>
+    <w:p>
+      <w:pPr>
+        <w:pStyle w:val="Caption"/>
         <w:rPr>
           <w:szCs w:val="24"/>
         </w:rPr>
+      </w:pPr>
+      <w:bookmarkStart w:id="50" w:name="_Toc234710703"/>
+      <w:r>
+        <w:rPr>
+          <w:szCs w:val="24"/>
+        </w:rPr>
         <w:t xml:space="preserve">Table </w:t>
       </w:r>
       <w:r>
@@ -8530,7 +9715,7 @@
         <w:rPr>
           <w:szCs w:val="24"/>
         </w:rPr>
-        <w:instrText xml:space="preserve"> SEQ Table \* ARABIC \s 1 </w:instrText>
+        <w:instrText xml:space="preserve"> STYLEREF 1 \s </w:instrText>
       </w:r>
       <w:r>
         <w:rPr>
@@ -8543,6 +9728,43 @@
           <w:noProof/>
           <w:szCs w:val="24"/>
         </w:rPr>
+        <w:t>8</w:t>
+      </w:r>
+      <w:r>
+        <w:rPr>
+          <w:szCs w:val="24"/>
+        </w:rPr>
+        <w:fldChar w:fldCharType="end"/>
+      </w:r>
+      <w:r>
+        <w:rPr>
+          <w:szCs w:val="24"/>
+        </w:rPr>
+        <w:t>.</w:t>
+      </w:r>
+      <w:r>
+        <w:rPr>
+          <w:szCs w:val="24"/>
+        </w:rPr>
+        <w:fldChar w:fldCharType="begin"/>
+      </w:r>
+      <w:r>
+        <w:rPr>
+          <w:szCs w:val="24"/>
+        </w:rPr>
+        <w:instrText xml:space="preserve"> SEQ Table \* ARABIC \s 1 </w:instrText>
+      </w:r>
+      <w:r>
+        <w:rPr>
+          <w:szCs w:val="24"/>
+        </w:rPr>
+        <w:fldChar w:fldCharType="separate"/>
+      </w:r>
+      <w:r>
+        <w:rPr>
+          <w:noProof/>
+          <w:szCs w:val="24"/>
+        </w:rPr>
         <w:t>1</w:t>
       </w:r>
       <w:r>
@@ -8557,17 +9779,18 @@
         </w:rPr>
         <w:t>:Testing Phases</w:t>
       </w:r>
-      <w:bookmarkEnd w:id="46"/>
+      <w:bookmarkEnd w:id="50"/>
     </w:p>
     <w:p>
       <w:pPr>
         <w:pStyle w:val="Heading2"/>
       </w:pPr>
-      <w:bookmarkStart w:id="47" w:name="_Toc234704719"/>
-      <w:r>
+      <w:bookmarkStart w:id="51" w:name="_Toc234711464"/>
+      <w:r>
+        <w:lastRenderedPageBreak/>
         <w:t>Testing Summary</w:t>
       </w:r>
-      <w:bookmarkEnd w:id="47"/>
+      <w:bookmarkEnd w:id="51"/>
     </w:p>
     <w:p>
       <w:pPr>
@@ -8575,6 +9798,46 @@
       </w:pPr>
       <w:r>
         <w:t>A total of 10 functional test cases were executed. All critical modules, including authentication, vote casting, result generation, duplicate vote prevention, and election reset, behaved as expected. No critical defects were identified during system testing. The application successfully met the functional requirements and demonstrated reliable performance in simulated election scenarios.</w:t>
+      </w:r>
+    </w:p>
+    <w:p>
+      <w:pPr>
+        <w:pStyle w:val="Heading2"/>
+      </w:pPr>
+      <w:bookmarkStart w:id="52" w:name="_Toc234711465"/>
+      <w:r>
+        <w:t>User Acceptance Testing</w:t>
+      </w:r>
+      <w:bookmarkEnd w:id="52"/>
+    </w:p>
+    <w:p>
+      <w:pPr>
+        <w:spacing w:line="360" w:lineRule="auto"/>
+      </w:pPr>
+      <w:r>
+        <w:t xml:space="preserve">User Acceptance Testing (UAT), also known as beta or end-user testing, is testing the software by the user or client to determine whether it can be accepted or not. Students were asked to use the system as end users; they were able to create accounts, log in and vote without guidance, and they accepted the system as easy to use. </w:t>
+      </w:r>
+    </w:p>
+    <w:p>
+      <w:pPr>
+        <w:spacing w:line="360" w:lineRule="auto"/>
+      </w:pPr>
+      <w:r>
+        <w:t xml:space="preserve">Supervisor’s note: the system works well for its intended scope, and further updates such as </w:t>
+      </w:r>
+      <w:r>
+        <w:t xml:space="preserve">new </w:t>
+      </w:r>
+      <w:proofErr w:type="spellStart"/>
+      <w:r>
+        <w:t>canditates</w:t>
+      </w:r>
+      <w:proofErr w:type="spellEnd"/>
+      <w:r>
+        <w:t xml:space="preserve">, </w:t>
+      </w:r>
+      <w:r>
+        <w:t>password encryption and a graphical interface are recommended as future improvements.</w:t>
       </w:r>
     </w:p>
     <w:p>
@@ -8681,9 +9944,10 @@
         <w:pStyle w:val="Heading1"/>
         <w:spacing w:line="360" w:lineRule="auto"/>
       </w:pPr>
-      <w:bookmarkStart w:id="48" w:name="_Toc234439232"/>
-      <w:bookmarkStart w:id="49" w:name="_Toc234704720"/>
-      <w:r>
+      <w:bookmarkStart w:id="53" w:name="_Toc234439232"/>
+      <w:bookmarkStart w:id="54" w:name="_Toc234711466"/>
+      <w:r>
+        <w:lastRenderedPageBreak/>
         <w:t>Project</w:t>
       </w:r>
       <w:r>
@@ -8692,8 +9956,8 @@
       <w:r>
         <w:t>Results</w:t>
       </w:r>
-      <w:bookmarkEnd w:id="48"/>
-      <w:bookmarkEnd w:id="49"/>
+      <w:bookmarkEnd w:id="53"/>
+      <w:bookmarkEnd w:id="54"/>
     </w:p>
     <w:p>
       <w:pPr>
@@ -8705,17 +9969,19 @@
       </w:r>
       <w:r>
         <w:rPr>
+          <w:bCs/>
+        </w:rPr>
+        <w:t>Digital Voting System</w:t>
+      </w:r>
+      <w:r>
+        <w:rPr>
           <w:b/>
           <w:bCs/>
         </w:rPr>
-        <w:t xml:space="preserve">Digital Voting System </w:t>
-      </w:r>
-      <w:r>
-        <w:t xml:space="preserve">was engineered to modernize local elections by providing a decentralized, tamper-resistant, and entirely auditable terminal application. Designed specifically for community and campus organizations, the platform successfully bridges the gap between insecure manual paper ballots and cost-prohibitive enterprise voting </w:t>
-      </w:r>
-      <w:r>
-        <w:lastRenderedPageBreak/>
-        <w:t>machinery. Every primary architectural milestone conceptualized at the project's inception was fully realized.</w:t>
+        <w:t xml:space="preserve"> </w:t>
+      </w:r>
+      <w:r>
+        <w:t>was engineered to modernize local elections by providing a decentralized, tamper-resistant, and entirely auditable terminal application. Designed specifically for community and campus organizations, the platform successfully bridges the gap between insecure manual paper ballots and cost-prohibitive enterprise voting machinery. Every primary architectural milestone conceptualized at the project's inception was fully realized.</w:t>
       </w:r>
     </w:p>
     <w:p>
@@ -8754,7 +10020,7 @@
           <w:rFonts w:cs="Times New Roman"/>
           <w:szCs w:val="24"/>
         </w:rPr>
-        <w:t>Mitigation of Ballot Counting Latency: Traditional manual hand-tallies are replaced by an instantaneous backend processing pipeline, reducing election results delivery times from hours to fractions of a second.</w:t>
+        <w:t>Traditional manual hand-tallies are replaced by an instantaneous backend processing pipeline, reducing election results delivery times from hours to fractions of a second.</w:t>
       </w:r>
     </w:p>
     <w:p>
@@ -8776,7 +10042,7 @@
           <w:rFonts w:cs="Times New Roman"/>
           <w:szCs w:val="24"/>
         </w:rPr>
-        <w:t xml:space="preserve">Elimination of Tabulation and Arithmetic Skew: Human counting fatigue and split-ticket accounting errors are completely neutralized. The arithmetic runtime processes </w:t>
+        <w:t xml:space="preserve">The arithmetic runtime processes </w:t>
       </w:r>
       <w:proofErr w:type="gramStart"/>
       <w:r>
@@ -8814,7 +10080,7 @@
           <w:rFonts w:cs="Times New Roman"/>
           <w:szCs w:val="24"/>
         </w:rPr>
-        <w:t>Structured, Isolated Ledger Architecture: System data is segmented into specialized flat-file databases (</w:t>
+        <w:t>System data is segmented into specialized flat-file databases (</w:t>
       </w:r>
       <w:r>
         <w:rPr>
@@ -8846,7 +10112,7 @@
           <w:rFonts w:cs="Times New Roman"/>
           <w:szCs w:val="24"/>
         </w:rPr>
-        <w:t xml:space="preserve"> for anonymized vote registers). This separation enforces strict data isolation and protects voter privacy.</w:t>
+        <w:t xml:space="preserve"> for anonymized vote registers).</w:t>
       </w:r>
     </w:p>
     <w:p>
@@ -8868,11 +10134,12 @@
           <w:rFonts w:cs="Times New Roman"/>
           <w:szCs w:val="24"/>
         </w:rPr>
-        <w:t>Simplified Disaster Recovery and Portability: Operating within a lightweight text-based ecosystem allows administrators to effortlessly export, copy, and replicate compressed database files to cold storage, minimizing the threat of localized data corruption.</w:t>
-      </w:r>
-    </w:p>
-    <w:p>
-      <w:pPr>
+        <w:t>Operating within a lightweight text-based ecosystem allows administrators to effortlessly export, copy, and replicate compressed database files to cold storage, minimizing the threat of localized data corruption.</w:t>
+      </w:r>
+    </w:p>
+    <w:p>
+      <w:pPr>
+        <w:spacing w:line="360" w:lineRule="auto"/>
         <w:rPr>
           <w:rFonts w:cs="Times New Roman"/>
           <w:szCs w:val="24"/>
@@ -8883,28 +10150,11 @@
           <w:rFonts w:cs="Times New Roman"/>
           <w:szCs w:val="24"/>
         </w:rPr>
-        <w:br w:type="page"/>
-      </w:r>
-    </w:p>
-    <w:p>
-      <w:pPr>
-        <w:spacing w:line="360" w:lineRule="auto"/>
-        <w:jc w:val="both"/>
-      </w:pPr>
-      <w:r>
-        <w:lastRenderedPageBreak/>
-        <w:t>By analyzing the logistical roadblocks inherent to physical ballot boxes, we integrated custom system constraints that fulfill vital institutional demands:</w:t>
-      </w:r>
-    </w:p>
-    <w:p>
-      <w:pPr>
-        <w:pStyle w:val="ListParagraph"/>
-        <w:numPr>
-          <w:ilvl w:val="0"/>
-          <w:numId w:val="4"/>
-        </w:numPr>
-        <w:spacing w:line="360" w:lineRule="auto"/>
-        <w:jc w:val="both"/>
+        <w:t>Entering this project, our practical exposure to low-level console layout management and secure file handling in C was minimal, creating a steep learning curve regarding data loss and project execution risks. Overcoming these challenges proved to be an intensely educational experience. We successfully implemented complex logic loops, custom verification parsers, and persistent state management.</w:t>
+      </w:r>
+    </w:p>
+    <w:p>
+      <w:pPr>
         <w:rPr>
           <w:rFonts w:cs="Times New Roman"/>
           <w:szCs w:val="24"/>
@@ -8915,182 +10165,19 @@
           <w:rFonts w:cs="Times New Roman"/>
           <w:szCs w:val="24"/>
         </w:rPr>
-        <w:t>Democratization of Secure Voting Software:</w:t>
-      </w:r>
-      <w:r>
-        <w:rPr>
-          <w:rFonts w:cs="Times New Roman"/>
-          <w:szCs w:val="24"/>
-        </w:rPr>
-        <w:t xml:space="preserve"> Small organizations can now host robust, authentic elections without relying on bloated, enterprise-level vendor software that requires proprietary hardware.</w:t>
-      </w:r>
-    </w:p>
-    <w:p>
-      <w:pPr>
-        <w:pStyle w:val="ListParagraph"/>
-        <w:numPr>
-          <w:ilvl w:val="0"/>
-          <w:numId w:val="4"/>
-        </w:numPr>
-        <w:spacing w:line="360" w:lineRule="auto"/>
-        <w:jc w:val="both"/>
-        <w:rPr>
-          <w:rFonts w:cs="Times New Roman"/>
-          <w:szCs w:val="24"/>
-        </w:rPr>
-      </w:pPr>
-      <w:r>
-        <w:rPr>
-          <w:rFonts w:cs="Times New Roman"/>
-          <w:szCs w:val="24"/>
-        </w:rPr>
-        <w:t>Distraction-Free, Zero-Telemetry Environment:</w:t>
-      </w:r>
-      <w:r>
-        <w:rPr>
-          <w:rFonts w:cs="Times New Roman"/>
-          <w:szCs w:val="24"/>
-        </w:rPr>
-        <w:t xml:space="preserve"> Operating entirely within a local console window ensures a highly secure environment free from marketing algorithms, third-party cookies, intrusive ads, or licensing paywalls.</w:t>
-      </w:r>
-    </w:p>
-    <w:p>
-      <w:pPr>
-        <w:pStyle w:val="ListParagraph"/>
-        <w:numPr>
-          <w:ilvl w:val="0"/>
-          <w:numId w:val="4"/>
-        </w:numPr>
-        <w:spacing w:line="360" w:lineRule="auto"/>
-        <w:jc w:val="both"/>
-        <w:rPr>
-          <w:rFonts w:cs="Times New Roman"/>
-          <w:szCs w:val="24"/>
-        </w:rPr>
-      </w:pPr>
-      <w:r>
-        <w:rPr>
-          <w:rFonts w:cs="Times New Roman"/>
-          <w:szCs w:val="24"/>
-        </w:rPr>
-        <w:t>Live Operational Transparency:</w:t>
-      </w:r>
-      <w:r>
-        <w:rPr>
-          <w:rFonts w:cs="Times New Roman"/>
-          <w:szCs w:val="24"/>
-        </w:rPr>
-        <w:t xml:space="preserve"> Administrators retain real-time insight into voter turnout matrices and cryptographic system logs without prematurely compromising the hidden ballot counts before the election concludes.</w:t>
-      </w:r>
-    </w:p>
-    <w:p>
-      <w:pPr>
-        <w:pStyle w:val="ListParagraph"/>
-        <w:numPr>
-          <w:ilvl w:val="0"/>
-          <w:numId w:val="4"/>
-        </w:numPr>
-        <w:spacing w:line="360" w:lineRule="auto"/>
-        <w:jc w:val="both"/>
-        <w:rPr>
-          <w:rFonts w:cs="Times New Roman"/>
-          <w:szCs w:val="24"/>
-        </w:rPr>
-      </w:pPr>
-      <w:r>
-        <w:rPr>
-          <w:rFonts w:cs="Times New Roman"/>
-          <w:szCs w:val="24"/>
-        </w:rPr>
-        <w:t>Data Sanitization and Identity Enforcement:</w:t>
-      </w:r>
-      <w:r>
-        <w:rPr>
-          <w:rFonts w:cs="Times New Roman"/>
-          <w:szCs w:val="24"/>
-        </w:rPr>
-        <w:t xml:space="preserve"> Custom string-boundary validation and strict input handling during registration stop buffer issues and duplicate ballot fraud, ensuring that every identity maps to exactly one structured record line.</w:t>
-      </w:r>
-    </w:p>
-    <w:p>
-      <w:pPr>
-        <w:pStyle w:val="ListParagraph"/>
-        <w:numPr>
-          <w:ilvl w:val="0"/>
-          <w:numId w:val="4"/>
-        </w:numPr>
-        <w:spacing w:line="360" w:lineRule="auto"/>
-        <w:jc w:val="both"/>
-        <w:rPr>
-          <w:rFonts w:cs="Times New Roman"/>
-          <w:szCs w:val="24"/>
-        </w:rPr>
-      </w:pPr>
-      <w:r>
-        <w:rPr>
-          <w:rFonts w:cs="Times New Roman"/>
-          <w:szCs w:val="24"/>
-        </w:rPr>
-        <w:t>High-Throughput Console Cycling:</w:t>
-      </w:r>
-      <w:r>
-        <w:rPr>
-          <w:rFonts w:cs="Times New Roman"/>
-          <w:szCs w:val="24"/>
-        </w:rPr>
-        <w:t xml:space="preserve"> The interface triggers targeted screen refreshes following every cast ballot. This prevents sluggish execution loops and gives consecutive voters a clean, uncompromised screen for private voting.</w:t>
-      </w:r>
-    </w:p>
-    <w:p>
-      <w:pPr>
-        <w:spacing w:line="360" w:lineRule="auto"/>
-        <w:jc w:val="both"/>
-        <w:rPr>
-          <w:rFonts w:cs="Times New Roman"/>
-          <w:szCs w:val="24"/>
-        </w:rPr>
-      </w:pPr>
-      <w:r>
-        <w:rPr>
-          <w:rFonts w:cs="Times New Roman"/>
-          <w:szCs w:val="24"/>
-        </w:rPr>
-        <w:t>Entering this project, our practical exposure to low-level console layout management and secure file handling in C was minimal, creating a steep learning curve regarding data loss and project execution risks. Overcoming these challenges proved to be an intensely educational experience. We successfully implemented complex logic loops, custom verification parsers, and persistent state management.</w:t>
-      </w:r>
-    </w:p>
-    <w:p>
-      <w:pPr>
-        <w:spacing w:line="360" w:lineRule="auto"/>
-        <w:jc w:val="both"/>
-        <w:rPr>
-          <w:rFonts w:cs="Times New Roman"/>
-          <w:szCs w:val="24"/>
-        </w:rPr>
-      </w:pPr>
-      <w:r>
-        <w:rPr>
-          <w:rFonts w:cs="Times New Roman"/>
-          <w:szCs w:val="24"/>
-        </w:rPr>
-        <w:t>Ultimately, this development lifecycle redefined our understanding of collaborative engineering. We learned to distribute tasks dynamically based on individual strengths, establish continuous version alignment, and debug as a single unit. We emerged from this project not only with a functional cryptographic voting platform but with a profound appreciation for methodical teamwork, patience under technical stress, and a significantly tighter peer alignment.</w:t>
-      </w:r>
-    </w:p>
-    <w:p>
-      <w:r>
         <w:br w:type="page"/>
       </w:r>
     </w:p>
     <w:p>
       <w:pPr>
         <w:pStyle w:val="Heading1"/>
-        <w:spacing w:line="360" w:lineRule="auto"/>
-      </w:pPr>
-      <w:bookmarkStart w:id="50" w:name="_Toc234704721"/>
+      </w:pPr>
+      <w:bookmarkStart w:id="55" w:name="_Toc234711467"/>
       <w:r>
         <w:lastRenderedPageBreak/>
         <w:t>Conclusion</w:t>
       </w:r>
-      <w:bookmarkEnd w:id="50"/>
+      <w:bookmarkEnd w:id="55"/>
     </w:p>
     <w:p>
       <w:pPr>
@@ -9282,7 +10369,19 @@
         </w:rPr>
       </w:pPr>
       <w:r>
-        <w:t>Ultimately, this project serves as a compelling proof-of-concept for file-based data persistence and programmatic state tracking in C. It demonstrates how traditional manual processes—prone to tally errors, double-voting disputes, and lost score tracking—can be fundamentally resolved through deliberate software architecture. The codebase satisfies all baseline criteria for programmatic safety, data tracking, and structured user state transitions within a secure digital terminal environment.</w:t>
+        <w:t>Ultimately, this project serves as a compelling proof-of-concept for file-based data persistence and programmatic state tracking in C. It demonstrates how traditional manual processes</w:t>
+      </w:r>
+      <w:r>
+        <w:t xml:space="preserve"> - </w:t>
+      </w:r>
+      <w:r>
+        <w:t>prone to tally errors, double-voting disputes, and lost score tracking</w:t>
+      </w:r>
+      <w:r>
+        <w:t xml:space="preserve"> - </w:t>
+      </w:r>
+      <w:r>
+        <w:t>can be fundamentally resolved through deliberate software architecture. The codebase satisfies all baseline criteria for programmatic safety, data tracking, and structured user state transitions within a secure digital terminal environment.</w:t>
       </w:r>
     </w:p>
     <w:p>
@@ -9300,7 +10399,7 @@
         <w:br w:type="page"/>
       </w:r>
     </w:p>
-    <w:bookmarkStart w:id="51" w:name="_Toc234704722" w:displacedByCustomXml="next"/>
+    <w:bookmarkStart w:id="56" w:name="_Toc234711468" w:displacedByCustomXml="next"/>
     <w:sdt>
       <w:sdtPr>
         <w:rPr>
@@ -9327,7 +10426,7 @@
           <w:r>
             <w:t>References</w:t>
           </w:r>
-          <w:bookmarkEnd w:id="51"/>
+          <w:bookmarkEnd w:id="56"/>
         </w:p>
         <w:sdt>
           <w:sdtPr>
@@ -9453,11 +10552,11 @@
         <w:lastRenderedPageBreak/>
         <w:t xml:space="preserve"> </w:t>
       </w:r>
-      <w:bookmarkStart w:id="52" w:name="_Toc234704723"/>
+      <w:bookmarkStart w:id="57" w:name="_Toc234711469"/>
       <w:r>
         <w:t>Annexures</w:t>
       </w:r>
-      <w:bookmarkEnd w:id="52"/>
+      <w:bookmarkEnd w:id="57"/>
     </w:p>
     <w:p>
       <w:r>
@@ -9469,7 +10568,6 @@
       </w:r>
       <w:proofErr w:type="gramEnd"/>
     </w:p>
-    <w:p/>
     <w:p/>
     <w:p>
       <w:pPr>
@@ -9526,120 +10624,55 @@
     <w:p>
       <w:pPr>
         <w:pStyle w:val="Caption"/>
-        <w:rPr>
-          <w:sz w:val="22"/>
-        </w:rPr>
-      </w:pPr>
-      <w:bookmarkStart w:id="53" w:name="_Toc234575430"/>
-      <w:r>
-        <w:rPr>
-          <w:sz w:val="22"/>
-        </w:rPr>
+      </w:pPr>
+      <w:bookmarkStart w:id="58" w:name="_Toc234712007"/>
+      <w:r>
         <w:t xml:space="preserve">Figure </w:t>
       </w:r>
       <w:r>
-        <w:rPr>
-          <w:sz w:val="22"/>
-        </w:rPr>
         <w:fldChar w:fldCharType="begin"/>
       </w:r>
       <w:r>
-        <w:rPr>
-          <w:sz w:val="22"/>
-        </w:rPr>
         <w:instrText xml:space="preserve"> STYLEREF 1 \s </w:instrText>
       </w:r>
       <w:r>
-        <w:rPr>
-          <w:sz w:val="22"/>
-        </w:rPr>
         <w:fldChar w:fldCharType="separate"/>
       </w:r>
       <w:r>
         <w:rPr>
           <w:noProof/>
-          <w:sz w:val="22"/>
-        </w:rPr>
-        <w:t>11</w:t>
-      </w:r>
-      <w:r>
-        <w:rPr>
-          <w:sz w:val="22"/>
-        </w:rPr>
+        </w:rPr>
+        <w:t>12</w:t>
+      </w:r>
+      <w:r>
         <w:fldChar w:fldCharType="end"/>
       </w:r>
       <w:r>
-        <w:rPr>
-          <w:sz w:val="22"/>
-        </w:rPr>
-        <w:t>.</w:t>
-      </w:r>
-      <w:r>
-        <w:rPr>
-          <w:sz w:val="22"/>
-        </w:rPr>
+        <w:t>:</w:t>
+      </w:r>
+      <w:r>
         <w:fldChar w:fldCharType="begin"/>
       </w:r>
       <w:r>
-        <w:rPr>
-          <w:sz w:val="22"/>
-        </w:rPr>
         <w:instrText xml:space="preserve"> SEQ Figure \* ARABIC \s 1 </w:instrText>
       </w:r>
       <w:r>
-        <w:rPr>
-          <w:sz w:val="22"/>
-        </w:rPr>
         <w:fldChar w:fldCharType="separate"/>
       </w:r>
       <w:r>
         <w:rPr>
           <w:noProof/>
-          <w:sz w:val="22"/>
         </w:rPr>
         <w:t>1</w:t>
       </w:r>
       <w:r>
-        <w:rPr>
-          <w:sz w:val="22"/>
-        </w:rPr>
         <w:fldChar w:fldCharType="end"/>
       </w:r>
       <w:r>
-        <w:rPr>
-          <w:sz w:val="22"/>
-        </w:rPr>
-        <w:t xml:space="preserve"> : </w:t>
-      </w:r>
-      <w:r>
-        <w:rPr>
-          <w:sz w:val="22"/>
-        </w:rPr>
-        <w:t>M</w:t>
-      </w:r>
-      <w:r>
-        <w:rPr>
-          <w:sz w:val="22"/>
-        </w:rPr>
-        <w:t xml:space="preserve">ain </w:t>
-      </w:r>
-      <w:r>
-        <w:rPr>
-          <w:sz w:val="22"/>
-        </w:rPr>
-        <w:t>M</w:t>
-      </w:r>
-      <w:r>
-        <w:rPr>
-          <w:sz w:val="22"/>
-        </w:rPr>
-        <w:t>enu</w:t>
-      </w:r>
-      <w:bookmarkEnd w:id="53"/>
-    </w:p>
-    <w:p/>
-    <w:p/>
-    <w:p/>
+        <w:t xml:space="preserve"> : Main Menu</w:t>
+      </w:r>
+      <w:bookmarkEnd w:id="58"/>
+    </w:p>
     <w:p/>
     <w:p>
       <w:pPr>
@@ -9697,7 +10730,7 @@
       <w:pPr>
         <w:pStyle w:val="Caption"/>
       </w:pPr>
-      <w:bookmarkStart w:id="54" w:name="_Toc234575431"/>
+      <w:bookmarkStart w:id="59" w:name="_Toc234712008"/>
       <w:r>
         <w:t xml:space="preserve">Figure </w:t>
       </w:r>
@@ -9711,13 +10744,16 @@
         <w:fldChar w:fldCharType="separate"/>
       </w:r>
       <w:r>
-        <w:t>11</w:t>
+        <w:rPr>
+          <w:noProof/>
+        </w:rPr>
+        <w:t>12</w:t>
       </w:r>
       <w:r>
         <w:fldChar w:fldCharType="end"/>
       </w:r>
       <w:r>
-        <w:t>.</w:t>
+        <w:t>:</w:t>
       </w:r>
       <w:r>
         <w:fldChar w:fldCharType="begin"/>
@@ -9729,30 +10765,19 @@
         <w:fldChar w:fldCharType="separate"/>
       </w:r>
       <w:r>
+        <w:rPr>
+          <w:noProof/>
+        </w:rPr>
         <w:t>2</w:t>
       </w:r>
       <w:r>
         <w:fldChar w:fldCharType="end"/>
       </w:r>
       <w:r>
-        <w:t xml:space="preserve"> : </w:t>
-      </w:r>
-      <w:r>
-        <w:t>A</w:t>
-      </w:r>
-      <w:r>
-        <w:t xml:space="preserve">dmin </w:t>
-      </w:r>
-      <w:r>
-        <w:t>L</w:t>
-      </w:r>
-      <w:r>
-        <w:t>ogin</w:t>
-      </w:r>
-      <w:bookmarkEnd w:id="54"/>
-    </w:p>
-    <w:p/>
-    <w:p/>
+        <w:t xml:space="preserve"> : Admin Login</w:t>
+      </w:r>
+      <w:bookmarkEnd w:id="59"/>
+    </w:p>
     <w:p/>
     <w:p>
       <w:pPr>
@@ -9766,7 +10791,6 @@
         <w:rPr>
           <w:noProof/>
         </w:rPr>
-        <w:lastRenderedPageBreak/>
         <w:drawing>
           <wp:inline distT="0" distB="0" distL="0" distR="0" wp14:anchorId="4DB7E9A2" wp14:editId="3BBCAB01">
             <wp:extent cx="5181600" cy="1749507"/>
@@ -9814,7 +10838,7 @@
       <w:pPr>
         <w:pStyle w:val="Caption"/>
       </w:pPr>
-      <w:bookmarkStart w:id="55" w:name="_Toc234575432"/>
+      <w:bookmarkStart w:id="60" w:name="_Toc234712009"/>
       <w:r>
         <w:t xml:space="preserve">Figure </w:t>
       </w:r>
@@ -9828,13 +10852,16 @@
         <w:fldChar w:fldCharType="separate"/>
       </w:r>
       <w:r>
-        <w:t>11</w:t>
+        <w:rPr>
+          <w:noProof/>
+        </w:rPr>
+        <w:t>12</w:t>
       </w:r>
       <w:r>
         <w:fldChar w:fldCharType="end"/>
       </w:r>
       <w:r>
-        <w:t>.</w:t>
+        <w:t>:</w:t>
       </w:r>
       <w:r>
         <w:fldChar w:fldCharType="begin"/>
@@ -9846,6 +10873,9 @@
         <w:fldChar w:fldCharType="separate"/>
       </w:r>
       <w:r>
+        <w:rPr>
+          <w:noProof/>
+        </w:rPr>
         <w:t>3</w:t>
       </w:r>
       <w:r>
@@ -9854,16 +10884,11 @@
       <w:r>
         <w:t xml:space="preserve"> : Admin Control</w:t>
       </w:r>
-      <w:bookmarkEnd w:id="55"/>
-    </w:p>
-    <w:p/>
-    <w:p/>
-    <w:p/>
-    <w:p>
-      <w:pPr>
-        <w:tabs>
-          <w:tab w:val="left" w:pos="4884"/>
-        </w:tabs>
+      <w:bookmarkEnd w:id="60"/>
+    </w:p>
+    <w:p>
+      <w:pPr>
+        <w:pStyle w:val="Caption"/>
       </w:pPr>
       <w:r>
         <w:tab/>
@@ -9878,6 +10903,7 @@
         <w:rPr>
           <w:noProof/>
         </w:rPr>
+        <w:lastRenderedPageBreak/>
         <w:drawing>
           <wp:inline distT="0" distB="0" distL="0" distR="0" wp14:anchorId="0EA4C4FD" wp14:editId="6225DC2C">
             <wp:extent cx="4883857" cy="982980"/>
@@ -9925,7 +10951,7 @@
       <w:pPr>
         <w:pStyle w:val="Caption"/>
       </w:pPr>
-      <w:bookmarkStart w:id="56" w:name="_Toc234575433"/>
+      <w:bookmarkStart w:id="61" w:name="_Toc234712010"/>
       <w:r>
         <w:t xml:space="preserve">Figure </w:t>
       </w:r>
@@ -9939,13 +10965,16 @@
         <w:fldChar w:fldCharType="separate"/>
       </w:r>
       <w:r>
-        <w:t>11</w:t>
+        <w:rPr>
+          <w:noProof/>
+        </w:rPr>
+        <w:t>12</w:t>
       </w:r>
       <w:r>
         <w:fldChar w:fldCharType="end"/>
       </w:r>
       <w:r>
-        <w:t>.</w:t>
+        <w:t>:</w:t>
       </w:r>
       <w:r>
         <w:fldChar w:fldCharType="begin"/>
@@ -9957,6 +10986,9 @@
         <w:fldChar w:fldCharType="separate"/>
       </w:r>
       <w:r>
+        <w:rPr>
+          <w:noProof/>
+        </w:rPr>
         <w:t>4</w:t>
       </w:r>
       <w:r>
@@ -9965,16 +10997,8 @@
       <w:r>
         <w:t xml:space="preserve"> : Voter Register</w:t>
       </w:r>
-      <w:bookmarkEnd w:id="56"/>
-    </w:p>
-    <w:p/>
-    <w:p>
-      <w:pPr>
-        <w:jc w:val="center"/>
-      </w:pPr>
-    </w:p>
-    <w:p/>
-    <w:p/>
+      <w:bookmarkEnd w:id="61"/>
+    </w:p>
     <w:p/>
     <w:p>
       <w:pPr>
@@ -10035,7 +11059,7 @@
       <w:pPr>
         <w:pStyle w:val="Caption"/>
       </w:pPr>
-      <w:bookmarkStart w:id="57" w:name="_Toc234575434"/>
+      <w:bookmarkStart w:id="62" w:name="_Toc234712011"/>
       <w:r>
         <w:t xml:space="preserve">Figure </w:t>
       </w:r>
@@ -10049,13 +11073,16 @@
         <w:fldChar w:fldCharType="separate"/>
       </w:r>
       <w:r>
-        <w:t>11</w:t>
+        <w:rPr>
+          <w:noProof/>
+        </w:rPr>
+        <w:t>12</w:t>
       </w:r>
       <w:r>
         <w:fldChar w:fldCharType="end"/>
       </w:r>
       <w:r>
-        <w:t>.</w:t>
+        <w:t>:</w:t>
       </w:r>
       <w:r>
         <w:fldChar w:fldCharType="begin"/>
@@ -10067,15 +11094,18 @@
         <w:fldChar w:fldCharType="separate"/>
       </w:r>
       <w:r>
+        <w:rPr>
+          <w:noProof/>
+        </w:rPr>
         <w:t>5</w:t>
       </w:r>
       <w:r>
         <w:fldChar w:fldCharType="end"/>
       </w:r>
       <w:r>
-        <w:t xml:space="preserve"> : Voter login</w:t>
-      </w:r>
-      <w:bookmarkEnd w:id="57"/>
+        <w:t xml:space="preserve"> : Voter Login</w:t>
+      </w:r>
+      <w:bookmarkEnd w:id="62"/>
     </w:p>
     <w:p>
       <w:pPr>
@@ -10089,7 +11119,6 @@
         <w:rPr>
           <w:noProof/>
         </w:rPr>
-        <w:lastRenderedPageBreak/>
         <w:drawing>
           <wp:inline distT="0" distB="0" distL="0" distR="0" wp14:anchorId="3F5A7A68" wp14:editId="5CB1E2B4">
             <wp:extent cx="5074920" cy="2109903"/>
@@ -10137,7 +11166,7 @@
       <w:pPr>
         <w:pStyle w:val="Caption"/>
       </w:pPr>
-      <w:bookmarkStart w:id="58" w:name="_Toc234575435"/>
+      <w:bookmarkStart w:id="63" w:name="_Toc234712012"/>
       <w:r>
         <w:t xml:space="preserve">Figure </w:t>
       </w:r>
@@ -10151,13 +11180,16 @@
         <w:fldChar w:fldCharType="separate"/>
       </w:r>
       <w:r>
-        <w:t>11</w:t>
+        <w:rPr>
+          <w:noProof/>
+        </w:rPr>
+        <w:t>12</w:t>
       </w:r>
       <w:r>
         <w:fldChar w:fldCharType="end"/>
       </w:r>
       <w:r>
-        <w:t>.</w:t>
+        <w:t>:</w:t>
       </w:r>
       <w:r>
         <w:fldChar w:fldCharType="begin"/>
@@ -10169,6 +11201,9 @@
         <w:fldChar w:fldCharType="separate"/>
       </w:r>
       <w:r>
+        <w:rPr>
+          <w:noProof/>
+        </w:rPr>
         <w:t>6</w:t>
       </w:r>
       <w:r>
@@ -10177,7 +11212,7 @@
       <w:r>
         <w:t xml:space="preserve"> : Voting Screen</w:t>
       </w:r>
-      <w:bookmarkEnd w:id="58"/>
+      <w:bookmarkEnd w:id="63"/>
     </w:p>
     <w:p/>
     <w:p/>
@@ -10193,6 +11228,7 @@
         <w:rPr>
           <w:noProof/>
         </w:rPr>
+        <w:lastRenderedPageBreak/>
         <w:drawing>
           <wp:inline distT="0" distB="0" distL="0" distR="0" wp14:anchorId="08BC723F" wp14:editId="0D08E4E8">
             <wp:extent cx="5265420" cy="2965323"/>
@@ -10240,47 +11276,26 @@
       <w:pPr>
         <w:pStyle w:val="Caption"/>
       </w:pPr>
-      <w:bookmarkStart w:id="59" w:name="_Toc234575436"/>
       <w:r>
         <w:t xml:space="preserve">Figure </w:t>
       </w:r>
-      <w:r>
-        <w:fldChar w:fldCharType="begin"/>
-      </w:r>
-      <w:r>
-        <w:instrText xml:space="preserve"> STYLEREF 1 \s </w:instrText>
-      </w:r>
-      <w:r>
-        <w:fldChar w:fldCharType="separate"/>
-      </w:r>
-      <w:r>
-        <w:t>11</w:t>
-      </w:r>
-      <w:r>
-        <w:fldChar w:fldCharType="end"/>
+      <w:proofErr w:type="gramStart"/>
+      <w:r>
+        <w:t>12</w:t>
       </w:r>
       <w:r>
         <w:t>.</w:t>
       </w:r>
       <w:r>
-        <w:fldChar w:fldCharType="begin"/>
-      </w:r>
-      <w:r>
-        <w:instrText xml:space="preserve"> SEQ Figure \* ARABIC \s 1 </w:instrText>
-      </w:r>
-      <w:r>
-        <w:fldChar w:fldCharType="separate"/>
-      </w:r>
-      <w:r>
         <w:t>7</w:t>
       </w:r>
       <w:r>
-        <w:fldChar w:fldCharType="end"/>
-      </w:r>
-      <w:r>
-        <w:t xml:space="preserve"> : View Result</w:t>
-      </w:r>
-      <w:bookmarkEnd w:id="59"/>
+        <w:t xml:space="preserve"> :</w:t>
+      </w:r>
+      <w:proofErr w:type="gramEnd"/>
+      <w:r>
+        <w:t xml:space="preserve"> View Result</w:t>
+      </w:r>
     </w:p>
     <w:sectPr>
       <w:pgSz w:w="12240" w:h="15840"/>
@@ -10294,7 +11309,7 @@
 </file>
 
 <file path=word/endnotes.xml><?xml version="1.0" encoding="utf-8"?>
-<w:endnotes xmlns:wpc="http://schemas.microsoft.com/office/word/2010/wordprocessingCanvas" xmlns:cx="http://schemas.microsoft.com/office/drawing/2014/chartex" xmlns:cx1="http://schemas.microsoft.com/office/drawing/2015/9/8/chartex" xmlns:cx2="http://schemas.microsoft.com/office/drawing/2015/10/21/chartex" xmlns:cx3="http://schemas.microsoft.com/office/drawing/2016/5/9/chartex" xmlns:cx4="http://schemas.microsoft.com/office/drawing/2016/5/10/chartex" xmlns:cx5="http://schemas.microsoft.com/office/drawing/2016/5/11/chartex" xmlns:cx6="http://schemas.microsoft.com/office/drawing/2016/5/12/chartex" xmlns:cx7="http://schemas.microsoft.com/office/drawing/2016/5/13/chartex" xmlns:cx8="http://schemas.microsoft.com/office/drawing/2016/5/14/chartex" xmlns:mc="http://schemas.openxmlformats.org/markup-compatibility/2006" xmlns:aink="http://schemas.microsoft.com/office/drawing/2016/ink" xmlns:am3d="http://schemas.microsoft.com/office/drawing/2017/model3d" xmlns:o="urn:schemas-microsoft-com:office:office" xmlns:oel="http://schemas.microsoft.com/office/2019/extlst" xmlns:r="http://schemas.openxmlformats.org/officeDocument/2006/relationships" xmlns:m="http://schemas.openxmlformats.org/officeDocument/2006/math" xmlns:v="urn:schemas-microsoft-com:vml" xmlns:wp14="http://schemas.microsoft.com/office/word/2010/wordprocessingDrawing" xmlns:wp="http://schemas.openxmlformats.org/drawingml/2006/wordprocessingDrawing" xmlns:w10="urn:schemas-microsoft-com:office:word" xmlns:w="http://schemas.openxmlformats.org/wordprocessingml/2006/main" xmlns:w14="http://schemas.microsoft.com/office/word/2010/wordml" xmlns:w15="http://schemas.microsoft.com/office/word/2012/wordml" xmlns:w16cex="http://schemas.microsoft.com/office/word/2018/wordml/cex" xmlns:w16cid="http://schemas.microsoft.com/office/word/2016/wordml/cid" xmlns:w16="http://schemas.microsoft.com/office/word/2018/wordml" xmlns:w16du="http://schemas.microsoft.com/office/word/2023/wordml/word16du" xmlns:w16sdtdh="http://schemas.microsoft.com/office/word/2020/wordml/sdtdatahash" xmlns:w16sdtfl="http://schemas.microsoft.com/office/word/2024/wordml/sdtformatlock" xmlns:w16se="http://schemas.microsoft.com/office/word/2015/wordml/symex" xmlns:wpg="http://schemas.microsoft.com/office/word/2010/wordprocessingGroup" xmlns:wpi="http://schemas.microsoft.com/office/word/2010/wordprocessingInk" xmlns:wne="http://schemas.microsoft.com/office/word/2006/wordml" xmlns:wps="http://schemas.microsoft.com/office/word/2010/wordprocessingShape" mc:Ignorable="w14 w15 w16se w16cid w16 w16cex w16sdtdh w16sdtfl w16du wp14">
+<w:endnotes xmlns:wpc="http://schemas.microsoft.com/office/word/2010/wordprocessingCanvas" xmlns:cx="http://schemas.microsoft.com/office/drawing/2014/chartex" xmlns:cx1="http://schemas.microsoft.com/office/drawing/2015/9/8/chartex" xmlns:cx2="http://schemas.microsoft.com/office/drawing/2015/10/21/chartex" xmlns:cx3="http://schemas.microsoft.com/office/drawing/2016/5/9/chartex" xmlns:cx4="http://schemas.microsoft.com/office/drawing/2016/5/10/chartex" xmlns:cx5="http://schemas.microsoft.com/office/drawing/2016/5/11/chartex" xmlns:cx6="http://schemas.microsoft.com/office/drawing/2016/5/12/chartex" xmlns:cx7="http://schemas.microsoft.com/office/drawing/2016/5/13/chartex" xmlns:cx8="http://schemas.microsoft.com/office/drawing/2016/5/14/chartex" xmlns:mc="http://schemas.openxmlformats.org/markup-compatibility/2006" xmlns:aink="http://schemas.microsoft.com/office/drawing/2016/ink" xmlns:am3d="http://schemas.microsoft.com/office/drawing/2017/model3d" xmlns:o="urn:schemas-microsoft-com:office:office" xmlns:r="http://schemas.openxmlformats.org/officeDocument/2006/relationships" xmlns:m="http://schemas.openxmlformats.org/officeDocument/2006/math" xmlns:v="urn:schemas-microsoft-com:vml" xmlns:wp14="http://schemas.microsoft.com/office/word/2010/wordprocessingDrawing" xmlns:wp="http://schemas.openxmlformats.org/drawingml/2006/wordprocessingDrawing" xmlns:w10="urn:schemas-microsoft-com:office:word" xmlns:w="http://schemas.openxmlformats.org/wordprocessingml/2006/main" xmlns:w14="http://schemas.microsoft.com/office/word/2010/wordml" xmlns:w15="http://schemas.microsoft.com/office/word/2012/wordml" xmlns:w16cid="http://schemas.microsoft.com/office/word/2016/wordml/cid" xmlns:w16se="http://schemas.microsoft.com/office/word/2015/wordml/symex" xmlns:wpg="http://schemas.microsoft.com/office/word/2010/wordprocessingGroup" xmlns:wpi="http://schemas.microsoft.com/office/word/2010/wordprocessingInk" xmlns:wne="http://schemas.microsoft.com/office/word/2006/wordml" xmlns:wps="http://schemas.microsoft.com/office/word/2010/wordprocessingShape" mc:Ignorable="w14 w15 w16se w16cid wp14">
   <w:endnote w:type="separator" w:id="-1">
     <w:p>
       <w:pPr>
@@ -10319,7 +11334,7 @@
 </file>
 
 <file path=word/footer1.xml><?xml version="1.0" encoding="utf-8"?>
-<w:ftr xmlns:wpc="http://schemas.microsoft.com/office/word/2010/wordprocessingCanvas" xmlns:cx="http://schemas.microsoft.com/office/drawing/2014/chartex" xmlns:cx1="http://schemas.microsoft.com/office/drawing/2015/9/8/chartex" xmlns:cx2="http://schemas.microsoft.com/office/drawing/2015/10/21/chartex" xmlns:cx3="http://schemas.microsoft.com/office/drawing/2016/5/9/chartex" xmlns:cx4="http://schemas.microsoft.com/office/drawing/2016/5/10/chartex" xmlns:cx5="http://schemas.microsoft.com/office/drawing/2016/5/11/chartex" xmlns:cx6="http://schemas.microsoft.com/office/drawing/2016/5/12/chartex" xmlns:cx7="http://schemas.microsoft.com/office/drawing/2016/5/13/chartex" xmlns:cx8="http://schemas.microsoft.com/office/drawing/2016/5/14/chartex" xmlns:mc="http://schemas.openxmlformats.org/markup-compatibility/2006" xmlns:aink="http://schemas.microsoft.com/office/drawing/2016/ink" xmlns:am3d="http://schemas.microsoft.com/office/drawing/2017/model3d" xmlns:o="urn:schemas-microsoft-com:office:office" xmlns:oel="http://schemas.microsoft.com/office/2019/extlst" xmlns:r="http://schemas.openxmlformats.org/officeDocument/2006/relationships" xmlns:m="http://schemas.openxmlformats.org/officeDocument/2006/math" xmlns:v="urn:schemas-microsoft-com:vml" xmlns:wp14="http://schemas.microsoft.com/office/word/2010/wordprocessingDrawing" xmlns:wp="http://schemas.openxmlformats.org/drawingml/2006/wordprocessingDrawing" xmlns:w10="urn:schemas-microsoft-com:office:word" xmlns:w="http://schemas.openxmlformats.org/wordprocessingml/2006/main" xmlns:w14="http://schemas.microsoft.com/office/word/2010/wordml" xmlns:w15="http://schemas.microsoft.com/office/word/2012/wordml" xmlns:w16cex="http://schemas.microsoft.com/office/word/2018/wordml/cex" xmlns:w16cid="http://schemas.microsoft.com/office/word/2016/wordml/cid" xmlns:w16="http://schemas.microsoft.com/office/word/2018/wordml" xmlns:w16du="http://schemas.microsoft.com/office/word/2023/wordml/word16du" xmlns:w16sdtdh="http://schemas.microsoft.com/office/word/2020/wordml/sdtdatahash" xmlns:w16sdtfl="http://schemas.microsoft.com/office/word/2024/wordml/sdtformatlock" xmlns:w16se="http://schemas.microsoft.com/office/word/2015/wordml/symex" xmlns:wpg="http://schemas.microsoft.com/office/word/2010/wordprocessingGroup" xmlns:wpi="http://schemas.microsoft.com/office/word/2010/wordprocessingInk" xmlns:wne="http://schemas.microsoft.com/office/word/2006/wordml" xmlns:wps="http://schemas.microsoft.com/office/word/2010/wordprocessingShape" mc:Ignorable="w14 w15 w16se w16cid w16 w16cex w16sdtdh w16sdtfl w16du wp14">
+<w:ftr xmlns:wpc="http://schemas.microsoft.com/office/word/2010/wordprocessingCanvas" xmlns:cx="http://schemas.microsoft.com/office/drawing/2014/chartex" xmlns:cx1="http://schemas.microsoft.com/office/drawing/2015/9/8/chartex" xmlns:cx2="http://schemas.microsoft.com/office/drawing/2015/10/21/chartex" xmlns:cx3="http://schemas.microsoft.com/office/drawing/2016/5/9/chartex" xmlns:cx4="http://schemas.microsoft.com/office/drawing/2016/5/10/chartex" xmlns:cx5="http://schemas.microsoft.com/office/drawing/2016/5/11/chartex" xmlns:cx6="http://schemas.microsoft.com/office/drawing/2016/5/12/chartex" xmlns:cx7="http://schemas.microsoft.com/office/drawing/2016/5/13/chartex" xmlns:cx8="http://schemas.microsoft.com/office/drawing/2016/5/14/chartex" xmlns:mc="http://schemas.openxmlformats.org/markup-compatibility/2006" xmlns:aink="http://schemas.microsoft.com/office/drawing/2016/ink" xmlns:am3d="http://schemas.microsoft.com/office/drawing/2017/model3d" xmlns:o="urn:schemas-microsoft-com:office:office" xmlns:r="http://schemas.openxmlformats.org/officeDocument/2006/relationships" xmlns:m="http://schemas.openxmlformats.org/officeDocument/2006/math" xmlns:v="urn:schemas-microsoft-com:vml" xmlns:wp14="http://schemas.microsoft.com/office/word/2010/wordprocessingDrawing" xmlns:wp="http://schemas.openxmlformats.org/drawingml/2006/wordprocessingDrawing" xmlns:w10="urn:schemas-microsoft-com:office:word" xmlns:w="http://schemas.openxmlformats.org/wordprocessingml/2006/main" xmlns:w14="http://schemas.microsoft.com/office/word/2010/wordml" xmlns:w15="http://schemas.microsoft.com/office/word/2012/wordml" xmlns:w16cid="http://schemas.microsoft.com/office/word/2016/wordml/cid" xmlns:w16se="http://schemas.microsoft.com/office/word/2015/wordml/symex" xmlns:wpg="http://schemas.microsoft.com/office/word/2010/wordprocessingGroup" xmlns:wpi="http://schemas.microsoft.com/office/word/2010/wordprocessingInk" xmlns:wne="http://schemas.microsoft.com/office/word/2006/wordml" xmlns:wps="http://schemas.microsoft.com/office/word/2010/wordprocessingShape" mc:Ignorable="w14 w15 w16se w16cid wp14">
   <w:sdt>
     <w:sdtPr>
       <w:id w:val="1458831073"/>
@@ -10372,7 +11387,7 @@
 </file>
 
 <file path=word/footnotes.xml><?xml version="1.0" encoding="utf-8"?>
-<w:footnotes xmlns:wpc="http://schemas.microsoft.com/office/word/2010/wordprocessingCanvas" xmlns:cx="http://schemas.microsoft.com/office/drawing/2014/chartex" xmlns:cx1="http://schemas.microsoft.com/office/drawing/2015/9/8/chartex" xmlns:cx2="http://schemas.microsoft.com/office/drawing/2015/10/21/chartex" xmlns:cx3="http://schemas.microsoft.com/office/drawing/2016/5/9/chartex" xmlns:cx4="http://schemas.microsoft.com/office/drawing/2016/5/10/chartex" xmlns:cx5="http://schemas.microsoft.com/office/drawing/2016/5/11/chartex" xmlns:cx6="http://schemas.microsoft.com/office/drawing/2016/5/12/chartex" xmlns:cx7="http://schemas.microsoft.com/office/drawing/2016/5/13/chartex" xmlns:cx8="http://schemas.microsoft.com/office/drawing/2016/5/14/chartex" xmlns:mc="http://schemas.openxmlformats.org/markup-compatibility/2006" xmlns:aink="http://schemas.microsoft.com/office/drawing/2016/ink" xmlns:am3d="http://schemas.microsoft.com/office/drawing/2017/model3d" xmlns:o="urn:schemas-microsoft-com:office:office" xmlns:oel="http://schemas.microsoft.com/office/2019/extlst" xmlns:r="http://schemas.openxmlformats.org/officeDocument/2006/relationships" xmlns:m="http://schemas.openxmlformats.org/officeDocument/2006/math" xmlns:v="urn:schemas-microsoft-com:vml" xmlns:wp14="http://schemas.microsoft.com/office/word/2010/wordprocessingDrawing" xmlns:wp="http://schemas.openxmlformats.org/drawingml/2006/wordprocessingDrawing" xmlns:w10="urn:schemas-microsoft-com:office:word" xmlns:w="http://schemas.openxmlformats.org/wordprocessingml/2006/main" xmlns:w14="http://schemas.microsoft.com/office/word/2010/wordml" xmlns:w15="http://schemas.microsoft.com/office/word/2012/wordml" xmlns:w16cex="http://schemas.microsoft.com/office/word/2018/wordml/cex" xmlns:w16cid="http://schemas.microsoft.com/office/word/2016/wordml/cid" xmlns:w16="http://schemas.microsoft.com/office/word/2018/wordml" xmlns:w16du="http://schemas.microsoft.com/office/word/2023/wordml/word16du" xmlns:w16sdtdh="http://schemas.microsoft.com/office/word/2020/wordml/sdtdatahash" xmlns:w16sdtfl="http://schemas.microsoft.com/office/word/2024/wordml/sdtformatlock" xmlns:w16se="http://schemas.microsoft.com/office/word/2015/wordml/symex" xmlns:wpg="http://schemas.microsoft.com/office/word/2010/wordprocessingGroup" xmlns:wpi="http://schemas.microsoft.com/office/word/2010/wordprocessingInk" xmlns:wne="http://schemas.microsoft.com/office/word/2006/wordml" xmlns:wps="http://schemas.microsoft.com/office/word/2010/wordprocessingShape" mc:Ignorable="w14 w15 w16se w16cid w16 w16cex w16sdtdh w16sdtfl w16du wp14">
+<w:footnotes xmlns:wpc="http://schemas.microsoft.com/office/word/2010/wordprocessingCanvas" xmlns:cx="http://schemas.microsoft.com/office/drawing/2014/chartex" xmlns:cx1="http://schemas.microsoft.com/office/drawing/2015/9/8/chartex" xmlns:cx2="http://schemas.microsoft.com/office/drawing/2015/10/21/chartex" xmlns:cx3="http://schemas.microsoft.com/office/drawing/2016/5/9/chartex" xmlns:cx4="http://schemas.microsoft.com/office/drawing/2016/5/10/chartex" xmlns:cx5="http://schemas.microsoft.com/office/drawing/2016/5/11/chartex" xmlns:cx6="http://schemas.microsoft.com/office/drawing/2016/5/12/chartex" xmlns:cx7="http://schemas.microsoft.com/office/drawing/2016/5/13/chartex" xmlns:cx8="http://schemas.microsoft.com/office/drawing/2016/5/14/chartex" xmlns:mc="http://schemas.openxmlformats.org/markup-compatibility/2006" xmlns:aink="http://schemas.microsoft.com/office/drawing/2016/ink" xmlns:am3d="http://schemas.microsoft.com/office/drawing/2017/model3d" xmlns:o="urn:schemas-microsoft-com:office:office" xmlns:r="http://schemas.openxmlformats.org/officeDocument/2006/relationships" xmlns:m="http://schemas.openxmlformats.org/officeDocument/2006/math" xmlns:v="urn:schemas-microsoft-com:vml" xmlns:wp14="http://schemas.microsoft.com/office/word/2010/wordprocessingDrawing" xmlns:wp="http://schemas.openxmlformats.org/drawingml/2006/wordprocessingDrawing" xmlns:w10="urn:schemas-microsoft-com:office:word" xmlns:w="http://schemas.openxmlformats.org/wordprocessingml/2006/main" xmlns:w14="http://schemas.microsoft.com/office/word/2010/wordml" xmlns:w15="http://schemas.microsoft.com/office/word/2012/wordml" xmlns:w16cid="http://schemas.microsoft.com/office/word/2016/wordml/cid" xmlns:w16se="http://schemas.microsoft.com/office/word/2015/wordml/symex" xmlns:wpg="http://schemas.microsoft.com/office/word/2010/wordprocessingGroup" xmlns:wpi="http://schemas.microsoft.com/office/word/2010/wordprocessingInk" xmlns:wne="http://schemas.microsoft.com/office/word/2006/wordml" xmlns:wps="http://schemas.microsoft.com/office/word/2010/wordprocessingShape" mc:Ignorable="w14 w15 w16se w16cid wp14">
   <w:footnote w:type="separator" w:id="-1">
     <w:p>
       <w:pPr>
@@ -10397,7 +11412,7 @@
 </file>
 
 <file path=word/numbering.xml><?xml version="1.0" encoding="utf-8"?>
-<w:numbering xmlns:wpc="http://schemas.microsoft.com/office/word/2010/wordprocessingCanvas" xmlns:cx="http://schemas.microsoft.com/office/drawing/2014/chartex" xmlns:cx1="http://schemas.microsoft.com/office/drawing/2015/9/8/chartex" xmlns:cx2="http://schemas.microsoft.com/office/drawing/2015/10/21/chartex" xmlns:cx3="http://schemas.microsoft.com/office/drawing/2016/5/9/chartex" xmlns:cx4="http://schemas.microsoft.com/office/drawing/2016/5/10/chartex" xmlns:cx5="http://schemas.microsoft.com/office/drawing/2016/5/11/chartex" xmlns:cx6="http://schemas.microsoft.com/office/drawing/2016/5/12/chartex" xmlns:cx7="http://schemas.microsoft.com/office/drawing/2016/5/13/chartex" xmlns:cx8="http://schemas.microsoft.com/office/drawing/2016/5/14/chartex" xmlns:mc="http://schemas.openxmlformats.org/markup-compatibility/2006" xmlns:aink="http://schemas.microsoft.com/office/drawing/2016/ink" xmlns:am3d="http://schemas.microsoft.com/office/drawing/2017/model3d" xmlns:o="urn:schemas-microsoft-com:office:office" xmlns:oel="http://schemas.microsoft.com/office/2019/extlst" xmlns:r="http://schemas.openxmlformats.org/officeDocument/2006/relationships" xmlns:m="http://schemas.openxmlformats.org/officeDocument/2006/math" xmlns:v="urn:schemas-microsoft-com:vml" xmlns:wp14="http://schemas.microsoft.com/office/word/2010/wordprocessingDrawing" xmlns:wp="http://schemas.openxmlformats.org/drawingml/2006/wordprocessingDrawing" xmlns:w10="urn:schemas-microsoft-com:office:word" xmlns:w="http://schemas.openxmlformats.org/wordprocessingml/2006/main" xmlns:w14="http://schemas.microsoft.com/office/word/2010/wordml" xmlns:w15="http://schemas.microsoft.com/office/word/2012/wordml" xmlns:w16cex="http://schemas.microsoft.com/office/word/2018/wordml/cex" xmlns:w16cid="http://schemas.microsoft.com/office/word/2016/wordml/cid" xmlns:w16="http://schemas.microsoft.com/office/word/2018/wordml" xmlns:w16du="http://schemas.microsoft.com/office/word/2023/wordml/word16du" xmlns:w16sdtdh="http://schemas.microsoft.com/office/word/2020/wordml/sdtdatahash" xmlns:w16sdtfl="http://schemas.microsoft.com/office/word/2024/wordml/sdtformatlock" xmlns:w16se="http://schemas.microsoft.com/office/word/2015/wordml/symex" xmlns:wpg="http://schemas.microsoft.com/office/word/2010/wordprocessingGroup" xmlns:wpi="http://schemas.microsoft.com/office/word/2010/wordprocessingInk" xmlns:wne="http://schemas.microsoft.com/office/word/2006/wordml" xmlns:wps="http://schemas.microsoft.com/office/word/2010/wordprocessingShape" mc:Ignorable="w14 w15 w16se w16cid w16 w16cex w16sdtdh w16sdtfl w16du wp14">
+<w:numbering xmlns:wpc="http://schemas.microsoft.com/office/word/2010/wordprocessingCanvas" xmlns:cx="http://schemas.microsoft.com/office/drawing/2014/chartex" xmlns:cx1="http://schemas.microsoft.com/office/drawing/2015/9/8/chartex" xmlns:cx2="http://schemas.microsoft.com/office/drawing/2015/10/21/chartex" xmlns:cx3="http://schemas.microsoft.com/office/drawing/2016/5/9/chartex" xmlns:cx4="http://schemas.microsoft.com/office/drawing/2016/5/10/chartex" xmlns:cx5="http://schemas.microsoft.com/office/drawing/2016/5/11/chartex" xmlns:cx6="http://schemas.microsoft.com/office/drawing/2016/5/12/chartex" xmlns:cx7="http://schemas.microsoft.com/office/drawing/2016/5/13/chartex" xmlns:cx8="http://schemas.microsoft.com/office/drawing/2016/5/14/chartex" xmlns:mc="http://schemas.openxmlformats.org/markup-compatibility/2006" xmlns:aink="http://schemas.microsoft.com/office/drawing/2016/ink" xmlns:am3d="http://schemas.microsoft.com/office/drawing/2017/model3d" xmlns:o="urn:schemas-microsoft-com:office:office" xmlns:r="http://schemas.openxmlformats.org/officeDocument/2006/relationships" xmlns:m="http://schemas.openxmlformats.org/officeDocument/2006/math" xmlns:v="urn:schemas-microsoft-com:vml" xmlns:wp14="http://schemas.microsoft.com/office/word/2010/wordprocessingDrawing" xmlns:wp="http://schemas.openxmlformats.org/drawingml/2006/wordprocessingDrawing" xmlns:w10="urn:schemas-microsoft-com:office:word" xmlns:w="http://schemas.openxmlformats.org/wordprocessingml/2006/main" xmlns:w14="http://schemas.microsoft.com/office/word/2010/wordml" xmlns:w15="http://schemas.microsoft.com/office/word/2012/wordml" xmlns:w16cid="http://schemas.microsoft.com/office/word/2016/wordml/cid" xmlns:w16se="http://schemas.microsoft.com/office/word/2015/wordml/symex" xmlns:wpg="http://schemas.microsoft.com/office/word/2010/wordprocessingGroup" xmlns:wpi="http://schemas.microsoft.com/office/word/2010/wordprocessingInk" xmlns:wne="http://schemas.microsoft.com/office/word/2006/wordml" xmlns:wps="http://schemas.microsoft.com/office/word/2010/wordprocessingShape" mc:Ignorable="w14 w15 w16se w16cid wp14">
   <w:abstractNum w:abstractNumId="0" w15:restartNumberingAfterBreak="0">
     <w:nsid w:val="FFFFFF89"/>
     <w:multiLevelType w:val="singleLevel"/>
@@ -10509,6 +11524,95 @@
     </w:lvl>
   </w:abstractNum>
   <w:abstractNum w:abstractNumId="2" w15:restartNumberingAfterBreak="0">
+    <w:nsid w:val="11F34D99"/>
+    <w:multiLevelType w:val="hybridMultilevel"/>
+    <w:tmpl w:val="4E301428"/>
+    <w:lvl w:ilvl="0" w:tplc="2C807736">
+      <w:start w:val="1"/>
+      <w:numFmt w:val="lowerRoman"/>
+      <w:lvlText w:val="%1."/>
+      <w:lvlJc w:val="left"/>
+      <w:pPr>
+        <w:ind w:left="720" w:hanging="360"/>
+      </w:pPr>
+      <w:rPr>
+        <w:rFonts w:hint="default"/>
+      </w:rPr>
+    </w:lvl>
+    <w:lvl w:ilvl="1" w:tplc="04090019" w:tentative="1">
+      <w:start w:val="1"/>
+      <w:numFmt w:val="lowerLetter"/>
+      <w:lvlText w:val="%2."/>
+      <w:lvlJc w:val="left"/>
+      <w:pPr>
+        <w:ind w:left="1440" w:hanging="360"/>
+      </w:pPr>
+    </w:lvl>
+    <w:lvl w:ilvl="2" w:tplc="0409001B" w:tentative="1">
+      <w:start w:val="1"/>
+      <w:numFmt w:val="lowerRoman"/>
+      <w:lvlText w:val="%3."/>
+      <w:lvlJc w:val="right"/>
+      <w:pPr>
+        <w:ind w:left="2160" w:hanging="180"/>
+      </w:pPr>
+    </w:lvl>
+    <w:lvl w:ilvl="3" w:tplc="0409000F" w:tentative="1">
+      <w:start w:val="1"/>
+      <w:numFmt w:val="decimal"/>
+      <w:lvlText w:val="%4."/>
+      <w:lvlJc w:val="left"/>
+      <w:pPr>
+        <w:ind w:left="2880" w:hanging="360"/>
+      </w:pPr>
+    </w:lvl>
+    <w:lvl w:ilvl="4" w:tplc="04090019" w:tentative="1">
+      <w:start w:val="1"/>
+      <w:numFmt w:val="lowerLetter"/>
+      <w:lvlText w:val="%5."/>
+      <w:lvlJc w:val="left"/>
+      <w:pPr>
+        <w:ind w:left="3600" w:hanging="360"/>
+      </w:pPr>
+    </w:lvl>
+    <w:lvl w:ilvl="5" w:tplc="0409001B" w:tentative="1">
+      <w:start w:val="1"/>
+      <w:numFmt w:val="lowerRoman"/>
+      <w:lvlText w:val="%6."/>
+      <w:lvlJc w:val="right"/>
+      <w:pPr>
+        <w:ind w:left="4320" w:hanging="180"/>
+      </w:pPr>
+    </w:lvl>
+    <w:lvl w:ilvl="6" w:tplc="0409000F" w:tentative="1">
+      <w:start w:val="1"/>
+      <w:numFmt w:val="decimal"/>
+      <w:lvlText w:val="%7."/>
+      <w:lvlJc w:val="left"/>
+      <w:pPr>
+        <w:ind w:left="5040" w:hanging="360"/>
+      </w:pPr>
+    </w:lvl>
+    <w:lvl w:ilvl="7" w:tplc="04090019" w:tentative="1">
+      <w:start w:val="1"/>
+      <w:numFmt w:val="lowerLetter"/>
+      <w:lvlText w:val="%8."/>
+      <w:lvlJc w:val="left"/>
+      <w:pPr>
+        <w:ind w:left="5760" w:hanging="360"/>
+      </w:pPr>
+    </w:lvl>
+    <w:lvl w:ilvl="8" w:tplc="0409001B" w:tentative="1">
+      <w:start w:val="1"/>
+      <w:numFmt w:val="lowerRoman"/>
+      <w:lvlText w:val="%9."/>
+      <w:lvlJc w:val="right"/>
+      <w:pPr>
+        <w:ind w:left="6480" w:hanging="180"/>
+      </w:pPr>
+    </w:lvl>
+  </w:abstractNum>
+  <w:abstractNum w:abstractNumId="3" w15:restartNumberingAfterBreak="0">
     <w:nsid w:val="14537A66"/>
     <w:multiLevelType w:val="hybridMultilevel"/>
     <w:tmpl w:val="5EAA1818"/>
@@ -10621,7 +11725,7 @@
       </w:rPr>
     </w:lvl>
   </w:abstractNum>
-  <w:abstractNum w:abstractNumId="3" w15:restartNumberingAfterBreak="0">
+  <w:abstractNum w:abstractNumId="4" w15:restartNumberingAfterBreak="0">
     <w:nsid w:val="148B522B"/>
     <w:multiLevelType w:val="hybridMultilevel"/>
     <w:tmpl w:val="18F2446E"/>
@@ -10734,7 +11838,96 @@
       </w:rPr>
     </w:lvl>
   </w:abstractNum>
-  <w:abstractNum w:abstractNumId="4" w15:restartNumberingAfterBreak="0">
+  <w:abstractNum w:abstractNumId="5" w15:restartNumberingAfterBreak="0">
+    <w:nsid w:val="1A29460C"/>
+    <w:multiLevelType w:val="hybridMultilevel"/>
+    <w:tmpl w:val="0992700C"/>
+    <w:lvl w:ilvl="0" w:tplc="2C807736">
+      <w:start w:val="1"/>
+      <w:numFmt w:val="lowerRoman"/>
+      <w:lvlText w:val="%1."/>
+      <w:lvlJc w:val="left"/>
+      <w:pPr>
+        <w:ind w:left="720" w:hanging="360"/>
+      </w:pPr>
+      <w:rPr>
+        <w:rFonts w:hint="default"/>
+      </w:rPr>
+    </w:lvl>
+    <w:lvl w:ilvl="1" w:tplc="04090019" w:tentative="1">
+      <w:start w:val="1"/>
+      <w:numFmt w:val="lowerLetter"/>
+      <w:lvlText w:val="%2."/>
+      <w:lvlJc w:val="left"/>
+      <w:pPr>
+        <w:ind w:left="1440" w:hanging="360"/>
+      </w:pPr>
+    </w:lvl>
+    <w:lvl w:ilvl="2" w:tplc="0409001B" w:tentative="1">
+      <w:start w:val="1"/>
+      <w:numFmt w:val="lowerRoman"/>
+      <w:lvlText w:val="%3."/>
+      <w:lvlJc w:val="right"/>
+      <w:pPr>
+        <w:ind w:left="2160" w:hanging="180"/>
+      </w:pPr>
+    </w:lvl>
+    <w:lvl w:ilvl="3" w:tplc="0409000F" w:tentative="1">
+      <w:start w:val="1"/>
+      <w:numFmt w:val="decimal"/>
+      <w:lvlText w:val="%4."/>
+      <w:lvlJc w:val="left"/>
+      <w:pPr>
+        <w:ind w:left="2880" w:hanging="360"/>
+      </w:pPr>
+    </w:lvl>
+    <w:lvl w:ilvl="4" w:tplc="04090019" w:tentative="1">
+      <w:start w:val="1"/>
+      <w:numFmt w:val="lowerLetter"/>
+      <w:lvlText w:val="%5."/>
+      <w:lvlJc w:val="left"/>
+      <w:pPr>
+        <w:ind w:left="3600" w:hanging="360"/>
+      </w:pPr>
+    </w:lvl>
+    <w:lvl w:ilvl="5" w:tplc="0409001B" w:tentative="1">
+      <w:start w:val="1"/>
+      <w:numFmt w:val="lowerRoman"/>
+      <w:lvlText w:val="%6."/>
+      <w:lvlJc w:val="right"/>
+      <w:pPr>
+        <w:ind w:left="4320" w:hanging="180"/>
+      </w:pPr>
+    </w:lvl>
+    <w:lvl w:ilvl="6" w:tplc="0409000F" w:tentative="1">
+      <w:start w:val="1"/>
+      <w:numFmt w:val="decimal"/>
+      <w:lvlText w:val="%7."/>
+      <w:lvlJc w:val="left"/>
+      <w:pPr>
+        <w:ind w:left="5040" w:hanging="360"/>
+      </w:pPr>
+    </w:lvl>
+    <w:lvl w:ilvl="7" w:tplc="04090019" w:tentative="1">
+      <w:start w:val="1"/>
+      <w:numFmt w:val="lowerLetter"/>
+      <w:lvlText w:val="%8."/>
+      <w:lvlJc w:val="left"/>
+      <w:pPr>
+        <w:ind w:left="5760" w:hanging="360"/>
+      </w:pPr>
+    </w:lvl>
+    <w:lvl w:ilvl="8" w:tplc="0409001B" w:tentative="1">
+      <w:start w:val="1"/>
+      <w:numFmt w:val="lowerRoman"/>
+      <w:lvlText w:val="%9."/>
+      <w:lvlJc w:val="right"/>
+      <w:pPr>
+        <w:ind w:left="6480" w:hanging="180"/>
+      </w:pPr>
+    </w:lvl>
+  </w:abstractNum>
+  <w:abstractNum w:abstractNumId="6" w15:restartNumberingAfterBreak="0">
     <w:nsid w:val="1C175102"/>
     <w:multiLevelType w:val="hybridMultilevel"/>
     <w:tmpl w:val="DF9CE15A"/>
@@ -10820,7 +12013,7 @@
       </w:pPr>
     </w:lvl>
   </w:abstractNum>
-  <w:abstractNum w:abstractNumId="5" w15:restartNumberingAfterBreak="0">
+  <w:abstractNum w:abstractNumId="7" w15:restartNumberingAfterBreak="0">
     <w:nsid w:val="1D8104EF"/>
     <w:multiLevelType w:val="hybridMultilevel"/>
     <w:tmpl w:val="D55A7C74"/>
@@ -10933,7 +12126,7 @@
       </w:rPr>
     </w:lvl>
   </w:abstractNum>
-  <w:abstractNum w:abstractNumId="6" w15:restartNumberingAfterBreak="0">
+  <w:abstractNum w:abstractNumId="8" w15:restartNumberingAfterBreak="0">
     <w:nsid w:val="2936412B"/>
     <w:multiLevelType w:val="hybridMultilevel"/>
     <w:tmpl w:val="9468E492"/>
@@ -11022,7 +12215,7 @@
       </w:pPr>
     </w:lvl>
   </w:abstractNum>
-  <w:abstractNum w:abstractNumId="7" w15:restartNumberingAfterBreak="0">
+  <w:abstractNum w:abstractNumId="9" w15:restartNumberingAfterBreak="0">
     <w:nsid w:val="2A2B7BC4"/>
     <w:multiLevelType w:val="hybridMultilevel"/>
     <w:tmpl w:val="BE183ED0"/>
@@ -11111,7 +12304,7 @@
       </w:pPr>
     </w:lvl>
   </w:abstractNum>
-  <w:abstractNum w:abstractNumId="8" w15:restartNumberingAfterBreak="0">
+  <w:abstractNum w:abstractNumId="10" w15:restartNumberingAfterBreak="0">
     <w:nsid w:val="2C7C4371"/>
     <w:multiLevelType w:val="hybridMultilevel"/>
     <w:tmpl w:val="FB5EE6F0"/>
@@ -11224,7 +12417,7 @@
       </w:rPr>
     </w:lvl>
   </w:abstractNum>
-  <w:abstractNum w:abstractNumId="9" w15:restartNumberingAfterBreak="0">
+  <w:abstractNum w:abstractNumId="11" w15:restartNumberingAfterBreak="0">
     <w:nsid w:val="37092565"/>
     <w:multiLevelType w:val="hybridMultilevel"/>
     <w:tmpl w:val="F13C397E"/>
@@ -11337,7 +12530,96 @@
       </w:rPr>
     </w:lvl>
   </w:abstractNum>
-  <w:abstractNum w:abstractNumId="10" w15:restartNumberingAfterBreak="0">
+  <w:abstractNum w:abstractNumId="12" w15:restartNumberingAfterBreak="0">
+    <w:nsid w:val="4C4E166C"/>
+    <w:multiLevelType w:val="hybridMultilevel"/>
+    <w:tmpl w:val="AE0C7AD4"/>
+    <w:lvl w:ilvl="0" w:tplc="2C807736">
+      <w:start w:val="1"/>
+      <w:numFmt w:val="lowerRoman"/>
+      <w:lvlText w:val="%1."/>
+      <w:lvlJc w:val="left"/>
+      <w:pPr>
+        <w:ind w:left="720" w:hanging="360"/>
+      </w:pPr>
+      <w:rPr>
+        <w:rFonts w:hint="default"/>
+      </w:rPr>
+    </w:lvl>
+    <w:lvl w:ilvl="1" w:tplc="04090019" w:tentative="1">
+      <w:start w:val="1"/>
+      <w:numFmt w:val="lowerLetter"/>
+      <w:lvlText w:val="%2."/>
+      <w:lvlJc w:val="left"/>
+      <w:pPr>
+        <w:ind w:left="1440" w:hanging="360"/>
+      </w:pPr>
+    </w:lvl>
+    <w:lvl w:ilvl="2" w:tplc="0409001B" w:tentative="1">
+      <w:start w:val="1"/>
+      <w:numFmt w:val="lowerRoman"/>
+      <w:lvlText w:val="%3."/>
+      <w:lvlJc w:val="right"/>
+      <w:pPr>
+        <w:ind w:left="2160" w:hanging="180"/>
+      </w:pPr>
+    </w:lvl>
+    <w:lvl w:ilvl="3" w:tplc="0409000F" w:tentative="1">
+      <w:start w:val="1"/>
+      <w:numFmt w:val="decimal"/>
+      <w:lvlText w:val="%4."/>
+      <w:lvlJc w:val="left"/>
+      <w:pPr>
+        <w:ind w:left="2880" w:hanging="360"/>
+      </w:pPr>
+    </w:lvl>
+    <w:lvl w:ilvl="4" w:tplc="04090019" w:tentative="1">
+      <w:start w:val="1"/>
+      <w:numFmt w:val="lowerLetter"/>
+      <w:lvlText w:val="%5."/>
+      <w:lvlJc w:val="left"/>
+      <w:pPr>
+        <w:ind w:left="3600" w:hanging="360"/>
+      </w:pPr>
+    </w:lvl>
+    <w:lvl w:ilvl="5" w:tplc="0409001B" w:tentative="1">
+      <w:start w:val="1"/>
+      <w:numFmt w:val="lowerRoman"/>
+      <w:lvlText w:val="%6."/>
+      <w:lvlJc w:val="right"/>
+      <w:pPr>
+        <w:ind w:left="4320" w:hanging="180"/>
+      </w:pPr>
+    </w:lvl>
+    <w:lvl w:ilvl="6" w:tplc="0409000F" w:tentative="1">
+      <w:start w:val="1"/>
+      <w:numFmt w:val="decimal"/>
+      <w:lvlText w:val="%7."/>
+      <w:lvlJc w:val="left"/>
+      <w:pPr>
+        <w:ind w:left="5040" w:hanging="360"/>
+      </w:pPr>
+    </w:lvl>
+    <w:lvl w:ilvl="7" w:tplc="04090019" w:tentative="1">
+      <w:start w:val="1"/>
+      <w:numFmt w:val="lowerLetter"/>
+      <w:lvlText w:val="%8."/>
+      <w:lvlJc w:val="left"/>
+      <w:pPr>
+        <w:ind w:left="5760" w:hanging="360"/>
+      </w:pPr>
+    </w:lvl>
+    <w:lvl w:ilvl="8" w:tplc="0409001B" w:tentative="1">
+      <w:start w:val="1"/>
+      <w:numFmt w:val="lowerRoman"/>
+      <w:lvlText w:val="%9."/>
+      <w:lvlJc w:val="right"/>
+      <w:pPr>
+        <w:ind w:left="6480" w:hanging="180"/>
+      </w:pPr>
+    </w:lvl>
+  </w:abstractNum>
+  <w:abstractNum w:abstractNumId="13" w15:restartNumberingAfterBreak="0">
     <w:nsid w:val="51125BC9"/>
     <w:multiLevelType w:val="multilevel"/>
     <w:tmpl w:val="6BF4CB4A"/>
@@ -11460,7 +12742,7 @@
       </w:rPr>
     </w:lvl>
   </w:abstractNum>
-  <w:abstractNum w:abstractNumId="11" w15:restartNumberingAfterBreak="0">
+  <w:abstractNum w:abstractNumId="14" w15:restartNumberingAfterBreak="0">
     <w:nsid w:val="5583499F"/>
     <w:multiLevelType w:val="hybridMultilevel"/>
     <w:tmpl w:val="1C508AFE"/>
@@ -11573,7 +12855,96 @@
       </w:rPr>
     </w:lvl>
   </w:abstractNum>
-  <w:abstractNum w:abstractNumId="12" w15:restartNumberingAfterBreak="0">
+  <w:abstractNum w:abstractNumId="15" w15:restartNumberingAfterBreak="0">
+    <w:nsid w:val="56223047"/>
+    <w:multiLevelType w:val="hybridMultilevel"/>
+    <w:tmpl w:val="99BE7EE8"/>
+    <w:lvl w:ilvl="0" w:tplc="2C807736">
+      <w:start w:val="1"/>
+      <w:numFmt w:val="lowerRoman"/>
+      <w:lvlText w:val="%1."/>
+      <w:lvlJc w:val="left"/>
+      <w:pPr>
+        <w:ind w:left="720" w:hanging="360"/>
+      </w:pPr>
+      <w:rPr>
+        <w:rFonts w:hint="default"/>
+      </w:rPr>
+    </w:lvl>
+    <w:lvl w:ilvl="1" w:tplc="04090019" w:tentative="1">
+      <w:start w:val="1"/>
+      <w:numFmt w:val="lowerLetter"/>
+      <w:lvlText w:val="%2."/>
+      <w:lvlJc w:val="left"/>
+      <w:pPr>
+        <w:ind w:left="1440" w:hanging="360"/>
+      </w:pPr>
+    </w:lvl>
+    <w:lvl w:ilvl="2" w:tplc="0409001B" w:tentative="1">
+      <w:start w:val="1"/>
+      <w:numFmt w:val="lowerRoman"/>
+      <w:lvlText w:val="%3."/>
+      <w:lvlJc w:val="right"/>
+      <w:pPr>
+        <w:ind w:left="2160" w:hanging="180"/>
+      </w:pPr>
+    </w:lvl>
+    <w:lvl w:ilvl="3" w:tplc="0409000F" w:tentative="1">
+      <w:start w:val="1"/>
+      <w:numFmt w:val="decimal"/>
+      <w:lvlText w:val="%4."/>
+      <w:lvlJc w:val="left"/>
+      <w:pPr>
+        <w:ind w:left="2880" w:hanging="360"/>
+      </w:pPr>
+    </w:lvl>
+    <w:lvl w:ilvl="4" w:tplc="04090019" w:tentative="1">
+      <w:start w:val="1"/>
+      <w:numFmt w:val="lowerLetter"/>
+      <w:lvlText w:val="%5."/>
+      <w:lvlJc w:val="left"/>
+      <w:pPr>
+        <w:ind w:left="3600" w:hanging="360"/>
+      </w:pPr>
+    </w:lvl>
+    <w:lvl w:ilvl="5" w:tplc="0409001B" w:tentative="1">
+      <w:start w:val="1"/>
+      <w:numFmt w:val="lowerRoman"/>
+      <w:lvlText w:val="%6."/>
+      <w:lvlJc w:val="right"/>
+      <w:pPr>
+        <w:ind w:left="4320" w:hanging="180"/>
+      </w:pPr>
+    </w:lvl>
+    <w:lvl w:ilvl="6" w:tplc="0409000F" w:tentative="1">
+      <w:start w:val="1"/>
+      <w:numFmt w:val="decimal"/>
+      <w:lvlText w:val="%7."/>
+      <w:lvlJc w:val="left"/>
+      <w:pPr>
+        <w:ind w:left="5040" w:hanging="360"/>
+      </w:pPr>
+    </w:lvl>
+    <w:lvl w:ilvl="7" w:tplc="04090019" w:tentative="1">
+      <w:start w:val="1"/>
+      <w:numFmt w:val="lowerLetter"/>
+      <w:lvlText w:val="%8."/>
+      <w:lvlJc w:val="left"/>
+      <w:pPr>
+        <w:ind w:left="5760" w:hanging="360"/>
+      </w:pPr>
+    </w:lvl>
+    <w:lvl w:ilvl="8" w:tplc="0409001B" w:tentative="1">
+      <w:start w:val="1"/>
+      <w:numFmt w:val="lowerRoman"/>
+      <w:lvlText w:val="%9."/>
+      <w:lvlJc w:val="right"/>
+      <w:pPr>
+        <w:ind w:left="6480" w:hanging="180"/>
+      </w:pPr>
+    </w:lvl>
+  </w:abstractNum>
+  <w:abstractNum w:abstractNumId="16" w15:restartNumberingAfterBreak="0">
     <w:nsid w:val="5C737015"/>
     <w:multiLevelType w:val="multilevel"/>
     <w:tmpl w:val="01DA66A4"/>
@@ -11668,7 +13039,7 @@
       </w:pPr>
     </w:lvl>
   </w:abstractNum>
-  <w:abstractNum w:abstractNumId="13" w15:restartNumberingAfterBreak="0">
+  <w:abstractNum w:abstractNumId="17" w15:restartNumberingAfterBreak="0">
     <w:nsid w:val="5E6642DD"/>
     <w:multiLevelType w:val="hybridMultilevel"/>
     <w:tmpl w:val="BEC65852"/>
@@ -11754,7 +13125,96 @@
       </w:pPr>
     </w:lvl>
   </w:abstractNum>
-  <w:abstractNum w:abstractNumId="14" w15:restartNumberingAfterBreak="0">
+  <w:abstractNum w:abstractNumId="18" w15:restartNumberingAfterBreak="0">
+    <w:nsid w:val="645B420D"/>
+    <w:multiLevelType w:val="hybridMultilevel"/>
+    <w:tmpl w:val="3E50D966"/>
+    <w:lvl w:ilvl="0" w:tplc="2C807736">
+      <w:start w:val="1"/>
+      <w:numFmt w:val="lowerRoman"/>
+      <w:lvlText w:val="%1."/>
+      <w:lvlJc w:val="left"/>
+      <w:pPr>
+        <w:ind w:left="720" w:hanging="360"/>
+      </w:pPr>
+      <w:rPr>
+        <w:rFonts w:hint="default"/>
+      </w:rPr>
+    </w:lvl>
+    <w:lvl w:ilvl="1" w:tplc="04090019" w:tentative="1">
+      <w:start w:val="1"/>
+      <w:numFmt w:val="lowerLetter"/>
+      <w:lvlText w:val="%2."/>
+      <w:lvlJc w:val="left"/>
+      <w:pPr>
+        <w:ind w:left="1440" w:hanging="360"/>
+      </w:pPr>
+    </w:lvl>
+    <w:lvl w:ilvl="2" w:tplc="0409001B" w:tentative="1">
+      <w:start w:val="1"/>
+      <w:numFmt w:val="lowerRoman"/>
+      <w:lvlText w:val="%3."/>
+      <w:lvlJc w:val="right"/>
+      <w:pPr>
+        <w:ind w:left="2160" w:hanging="180"/>
+      </w:pPr>
+    </w:lvl>
+    <w:lvl w:ilvl="3" w:tplc="0409000F" w:tentative="1">
+      <w:start w:val="1"/>
+      <w:numFmt w:val="decimal"/>
+      <w:lvlText w:val="%4."/>
+      <w:lvlJc w:val="left"/>
+      <w:pPr>
+        <w:ind w:left="2880" w:hanging="360"/>
+      </w:pPr>
+    </w:lvl>
+    <w:lvl w:ilvl="4" w:tplc="04090019" w:tentative="1">
+      <w:start w:val="1"/>
+      <w:numFmt w:val="lowerLetter"/>
+      <w:lvlText w:val="%5."/>
+      <w:lvlJc w:val="left"/>
+      <w:pPr>
+        <w:ind w:left="3600" w:hanging="360"/>
+      </w:pPr>
+    </w:lvl>
+    <w:lvl w:ilvl="5" w:tplc="0409001B" w:tentative="1">
+      <w:start w:val="1"/>
+      <w:numFmt w:val="lowerRoman"/>
+      <w:lvlText w:val="%6."/>
+      <w:lvlJc w:val="right"/>
+      <w:pPr>
+        <w:ind w:left="4320" w:hanging="180"/>
+      </w:pPr>
+    </w:lvl>
+    <w:lvl w:ilvl="6" w:tplc="0409000F" w:tentative="1">
+      <w:start w:val="1"/>
+      <w:numFmt w:val="decimal"/>
+      <w:lvlText w:val="%7."/>
+      <w:lvlJc w:val="left"/>
+      <w:pPr>
+        <w:ind w:left="5040" w:hanging="360"/>
+      </w:pPr>
+    </w:lvl>
+    <w:lvl w:ilvl="7" w:tplc="04090019" w:tentative="1">
+      <w:start w:val="1"/>
+      <w:numFmt w:val="lowerLetter"/>
+      <w:lvlText w:val="%8."/>
+      <w:lvlJc w:val="left"/>
+      <w:pPr>
+        <w:ind w:left="5760" w:hanging="360"/>
+      </w:pPr>
+    </w:lvl>
+    <w:lvl w:ilvl="8" w:tplc="0409001B" w:tentative="1">
+      <w:start w:val="1"/>
+      <w:numFmt w:val="lowerRoman"/>
+      <w:lvlText w:val="%9."/>
+      <w:lvlJc w:val="right"/>
+      <w:pPr>
+        <w:ind w:left="6480" w:hanging="180"/>
+      </w:pPr>
+    </w:lvl>
+  </w:abstractNum>
+  <w:abstractNum w:abstractNumId="19" w15:restartNumberingAfterBreak="0">
     <w:nsid w:val="65D56191"/>
     <w:multiLevelType w:val="hybridMultilevel"/>
     <w:tmpl w:val="9EEADD38"/>
@@ -11843,7 +13303,7 @@
       </w:pPr>
     </w:lvl>
   </w:abstractNum>
-  <w:abstractNum w:abstractNumId="15" w15:restartNumberingAfterBreak="0">
+  <w:abstractNum w:abstractNumId="20" w15:restartNumberingAfterBreak="0">
     <w:nsid w:val="67CE17D5"/>
     <w:multiLevelType w:val="hybridMultilevel"/>
     <w:tmpl w:val="E58E0C54"/>
@@ -11958,7 +13418,7 @@
       </w:rPr>
     </w:lvl>
   </w:abstractNum>
-  <w:abstractNum w:abstractNumId="16" w15:restartNumberingAfterBreak="0">
+  <w:abstractNum w:abstractNumId="21" w15:restartNumberingAfterBreak="0">
     <w:nsid w:val="75FD2EBF"/>
     <w:multiLevelType w:val="hybridMultilevel"/>
     <w:tmpl w:val="61509636"/>
@@ -12071,63 +13531,170 @@
       </w:rPr>
     </w:lvl>
   </w:abstractNum>
-  <w:num w:numId="1" w16cid:durableId="611519997">
+  <w:abstractNum w:abstractNumId="22" w15:restartNumberingAfterBreak="0">
+    <w:nsid w:val="78053C01"/>
+    <w:multiLevelType w:val="hybridMultilevel"/>
+    <w:tmpl w:val="AF4A3588"/>
+    <w:lvl w:ilvl="0" w:tplc="0409000F">
+      <w:start w:val="1"/>
+      <w:numFmt w:val="decimal"/>
+      <w:lvlText w:val="%1."/>
+      <w:lvlJc w:val="left"/>
+      <w:pPr>
+        <w:ind w:left="720" w:hanging="360"/>
+      </w:pPr>
+      <w:rPr>
+        <w:rFonts w:hint="default"/>
+      </w:rPr>
+    </w:lvl>
+    <w:lvl w:ilvl="1" w:tplc="04090019" w:tentative="1">
+      <w:start w:val="1"/>
+      <w:numFmt w:val="lowerLetter"/>
+      <w:lvlText w:val="%2."/>
+      <w:lvlJc w:val="left"/>
+      <w:pPr>
+        <w:ind w:left="1440" w:hanging="360"/>
+      </w:pPr>
+    </w:lvl>
+    <w:lvl w:ilvl="2" w:tplc="0409001B" w:tentative="1">
+      <w:start w:val="1"/>
+      <w:numFmt w:val="lowerRoman"/>
+      <w:lvlText w:val="%3."/>
+      <w:lvlJc w:val="right"/>
+      <w:pPr>
+        <w:ind w:left="2160" w:hanging="180"/>
+      </w:pPr>
+    </w:lvl>
+    <w:lvl w:ilvl="3" w:tplc="0409000F" w:tentative="1">
+      <w:start w:val="1"/>
+      <w:numFmt w:val="decimal"/>
+      <w:lvlText w:val="%4."/>
+      <w:lvlJc w:val="left"/>
+      <w:pPr>
+        <w:ind w:left="2880" w:hanging="360"/>
+      </w:pPr>
+    </w:lvl>
+    <w:lvl w:ilvl="4" w:tplc="04090019" w:tentative="1">
+      <w:start w:val="1"/>
+      <w:numFmt w:val="lowerLetter"/>
+      <w:lvlText w:val="%5."/>
+      <w:lvlJc w:val="left"/>
+      <w:pPr>
+        <w:ind w:left="3600" w:hanging="360"/>
+      </w:pPr>
+    </w:lvl>
+    <w:lvl w:ilvl="5" w:tplc="0409001B" w:tentative="1">
+      <w:start w:val="1"/>
+      <w:numFmt w:val="lowerRoman"/>
+      <w:lvlText w:val="%6."/>
+      <w:lvlJc w:val="right"/>
+      <w:pPr>
+        <w:ind w:left="4320" w:hanging="180"/>
+      </w:pPr>
+    </w:lvl>
+    <w:lvl w:ilvl="6" w:tplc="0409000F" w:tentative="1">
+      <w:start w:val="1"/>
+      <w:numFmt w:val="decimal"/>
+      <w:lvlText w:val="%7."/>
+      <w:lvlJc w:val="left"/>
+      <w:pPr>
+        <w:ind w:left="5040" w:hanging="360"/>
+      </w:pPr>
+    </w:lvl>
+    <w:lvl w:ilvl="7" w:tplc="04090019" w:tentative="1">
+      <w:start w:val="1"/>
+      <w:numFmt w:val="lowerLetter"/>
+      <w:lvlText w:val="%8."/>
+      <w:lvlJc w:val="left"/>
+      <w:pPr>
+        <w:ind w:left="5760" w:hanging="360"/>
+      </w:pPr>
+    </w:lvl>
+    <w:lvl w:ilvl="8" w:tplc="0409001B" w:tentative="1">
+      <w:start w:val="1"/>
+      <w:numFmt w:val="lowerRoman"/>
+      <w:lvlText w:val="%9."/>
+      <w:lvlJc w:val="right"/>
+      <w:pPr>
+        <w:ind w:left="6480" w:hanging="180"/>
+      </w:pPr>
+    </w:lvl>
+  </w:abstractNum>
+  <w:num w:numId="1">
+    <w:abstractNumId w:val="3"/>
+  </w:num>
+  <w:num w:numId="2">
+    <w:abstractNumId w:val="11"/>
+  </w:num>
+  <w:num w:numId="3">
+    <w:abstractNumId w:val="7"/>
+  </w:num>
+  <w:num w:numId="4">
+    <w:abstractNumId w:val="21"/>
+  </w:num>
+  <w:num w:numId="5">
+    <w:abstractNumId w:val="13"/>
+  </w:num>
+  <w:num w:numId="6">
+    <w:abstractNumId w:val="4"/>
+  </w:num>
+  <w:num w:numId="7">
+    <w:abstractNumId w:val="16"/>
+  </w:num>
+  <w:num w:numId="8">
+    <w:abstractNumId w:val="14"/>
+  </w:num>
+  <w:num w:numId="9">
+    <w:abstractNumId w:val="20"/>
+  </w:num>
+  <w:num w:numId="10">
+    <w:abstractNumId w:val="10"/>
+  </w:num>
+  <w:num w:numId="11">
+    <w:abstractNumId w:val="0"/>
+  </w:num>
+  <w:num w:numId="12">
+    <w:abstractNumId w:val="6"/>
+  </w:num>
+  <w:num w:numId="13">
+    <w:abstractNumId w:val="19"/>
+  </w:num>
+  <w:num w:numId="14">
+    <w:abstractNumId w:val="17"/>
+  </w:num>
+  <w:num w:numId="15">
+    <w:abstractNumId w:val="1"/>
+  </w:num>
+  <w:num w:numId="16">
+    <w:abstractNumId w:val="8"/>
+  </w:num>
+  <w:num w:numId="17">
+    <w:abstractNumId w:val="9"/>
+  </w:num>
+  <w:num w:numId="18">
+    <w:abstractNumId w:val="12"/>
+  </w:num>
+  <w:num w:numId="19">
+    <w:abstractNumId w:val="5"/>
+  </w:num>
+  <w:num w:numId="20">
+    <w:abstractNumId w:val="22"/>
+  </w:num>
+  <w:num w:numId="21">
+    <w:abstractNumId w:val="15"/>
+  </w:num>
+  <w:num w:numId="22">
     <w:abstractNumId w:val="2"/>
   </w:num>
-  <w:num w:numId="2" w16cid:durableId="1201361218">
-    <w:abstractNumId w:val="9"/>
-  </w:num>
-  <w:num w:numId="3" w16cid:durableId="1873109621">
-    <w:abstractNumId w:val="5"/>
-  </w:num>
-  <w:num w:numId="4" w16cid:durableId="1569874912">
-    <w:abstractNumId w:val="16"/>
-  </w:num>
-  <w:num w:numId="5" w16cid:durableId="303657821">
-    <w:abstractNumId w:val="10"/>
-  </w:num>
-  <w:num w:numId="6" w16cid:durableId="496573084">
-    <w:abstractNumId w:val="3"/>
-  </w:num>
-  <w:num w:numId="7" w16cid:durableId="1044141094">
-    <w:abstractNumId w:val="12"/>
-  </w:num>
-  <w:num w:numId="8" w16cid:durableId="135996779">
-    <w:abstractNumId w:val="11"/>
-  </w:num>
-  <w:num w:numId="9" w16cid:durableId="174153874">
-    <w:abstractNumId w:val="15"/>
-  </w:num>
-  <w:num w:numId="10" w16cid:durableId="1029377168">
-    <w:abstractNumId w:val="8"/>
-  </w:num>
-  <w:num w:numId="11" w16cid:durableId="425883975">
-    <w:abstractNumId w:val="0"/>
-  </w:num>
-  <w:num w:numId="12" w16cid:durableId="1577395862">
-    <w:abstractNumId w:val="4"/>
-  </w:num>
-  <w:num w:numId="13" w16cid:durableId="834420515">
-    <w:abstractNumId w:val="14"/>
-  </w:num>
-  <w:num w:numId="14" w16cid:durableId="1283415770">
-    <w:abstractNumId w:val="13"/>
-  </w:num>
-  <w:num w:numId="15" w16cid:durableId="1760831705">
-    <w:abstractNumId w:val="1"/>
-  </w:num>
-  <w:num w:numId="16" w16cid:durableId="518007374">
-    <w:abstractNumId w:val="6"/>
-  </w:num>
-  <w:num w:numId="17" w16cid:durableId="270673085">
-    <w:abstractNumId w:val="7"/>
+  <w:num w:numId="23">
+    <w:abstractNumId w:val="18"/>
   </w:num>
   <w:numIdMacAtCleanup w:val="9"/>
 </w:numbering>
 </file>
 
 <file path=word/styles.xml><?xml version="1.0" encoding="utf-8"?>
-<w:styles xmlns:mc="http://schemas.openxmlformats.org/markup-compatibility/2006" xmlns:r="http://schemas.openxmlformats.org/officeDocument/2006/relationships" xmlns:w="http://schemas.openxmlformats.org/wordprocessingml/2006/main" xmlns:w14="http://schemas.microsoft.com/office/word/2010/wordml" xmlns:w15="http://schemas.microsoft.com/office/word/2012/wordml" xmlns:w16cex="http://schemas.microsoft.com/office/word/2018/wordml/cex" xmlns:w16cid="http://schemas.microsoft.com/office/word/2016/wordml/cid" xmlns:w16="http://schemas.microsoft.com/office/word/2018/wordml" xmlns:w16du="http://schemas.microsoft.com/office/word/2023/wordml/word16du" xmlns:w16sdtdh="http://schemas.microsoft.com/office/word/2020/wordml/sdtdatahash" xmlns:w16sdtfl="http://schemas.microsoft.com/office/word/2024/wordml/sdtformatlock" xmlns:w16se="http://schemas.microsoft.com/office/word/2015/wordml/symex" mc:Ignorable="w14 w15 w16se w16cid w16 w16cex w16sdtdh w16sdtfl w16du">
+<w:styles xmlns:mc="http://schemas.openxmlformats.org/markup-compatibility/2006" xmlns:r="http://schemas.openxmlformats.org/officeDocument/2006/relationships" xmlns:w="http://schemas.openxmlformats.org/wordprocessingml/2006/main" xmlns:w14="http://schemas.microsoft.com/office/word/2010/wordml" xmlns:w15="http://schemas.microsoft.com/office/word/2012/wordml" xmlns:w16cid="http://schemas.microsoft.com/office/word/2016/wordml/cid" xmlns:w16se="http://schemas.microsoft.com/office/word/2015/wordml/symex" mc:Ignorable="w14 w15 w16se w16cid">
   <w:docDefaults>
     <w:rPrDefault>
       <w:rPr>
@@ -12143,7 +13710,7 @@
       </w:pPr>
     </w:pPrDefault>
   </w:docDefaults>
-  <w:latentStyles w:defLockedState="0" w:defUIPriority="99" w:defSemiHidden="0" w:defUnhideWhenUsed="0" w:defQFormat="0" w:count="376">
+  <w:latentStyles w:defLockedState="0" w:defUIPriority="99" w:defSemiHidden="0" w:defUnhideWhenUsed="0" w:defQFormat="0" w:count="375">
     <w:lsdException w:name="Normal" w:uiPriority="0" w:qFormat="1"/>
     <w:lsdException w:name="heading 1" w:uiPriority="9" w:qFormat="1"/>
     <w:lsdException w:name="heading 2" w:semiHidden="1" w:uiPriority="9" w:unhideWhenUsed="1" w:qFormat="1"/>
@@ -12519,7 +14086,6 @@
     <w:lsdException w:name="Smart Hyperlink" w:semiHidden="1" w:unhideWhenUsed="1"/>
     <w:lsdException w:name="Hashtag" w:semiHidden="1" w:unhideWhenUsed="1"/>
     <w:lsdException w:name="Unresolved Mention" w:semiHidden="1" w:unhideWhenUsed="1"/>
-    <w:lsdException w:name="Smart Link" w:semiHidden="1" w:unhideWhenUsed="1"/>
   </w:latentStyles>
   <w:style w:type="paragraph" w:default="1" w:styleId="Normal">
     <w:name w:val="Normal"/>
@@ -12769,6 +14335,7 @@
   <w:style w:type="character" w:default="1" w:styleId="DefaultParagraphFont">
     <w:name w:val="Default Paragraph Font"/>
     <w:uiPriority w:val="1"/>
+    <w:semiHidden/>
     <w:unhideWhenUsed/>
   </w:style>
   <w:style w:type="table" w:default="1" w:styleId="TableNormal">
@@ -13221,6 +14788,19 @@
       <w:color w:val="404040" w:themeColor="text1" w:themeTint="BF"/>
     </w:rPr>
   </w:style>
+  <w:style w:type="paragraph" w:styleId="NoSpacing">
+    <w:name w:val="No Spacing"/>
+    <w:uiPriority w:val="1"/>
+    <w:qFormat/>
+    <w:rsid w:val="00737DFE"/>
+    <w:pPr>
+      <w:spacing w:after="0" w:line="240" w:lineRule="auto"/>
+    </w:pPr>
+    <w:rPr>
+      <w:rFonts w:ascii="Times New Roman" w:hAnsi="Times New Roman"/>
+      <w:sz w:val="24"/>
+    </w:rPr>
+  </w:style>
 </w:styles>
 </file>
 
@@ -13487,7 +15067,7 @@
                 <a:cs typeface="+mn-cs"/>
               </a:defRPr>
             </a:pPr>
-            <a:endParaRPr lang="en-NP"/>
+            <a:endParaRPr lang="en-US"/>
           </a:p>
         </c:txPr>
         <c:crossAx val="1382066432"/>
@@ -13548,7 +15128,7 @@
                 <a:cs typeface="+mn-cs"/>
               </a:defRPr>
             </a:pPr>
-            <a:endParaRPr lang="en-NP"/>
+            <a:endParaRPr lang="en-US"/>
           </a:p>
         </c:txPr>
         <c:crossAx val="1527903152"/>
@@ -13596,7 +15176,7 @@
       <a:pPr>
         <a:defRPr/>
       </a:pPr>
-      <a:endParaRPr lang="en-NP"/>
+      <a:endParaRPr lang="en-US"/>
     </a:p>
   </c:txPr>
   <c:externalData r:id="rId3">
@@ -14151,7 +15731,7 @@
 </file>
 
 <file path=word/glossary/document.xml><?xml version="1.0" encoding="utf-8"?>
-<w:glossaryDocument xmlns:wpc="http://schemas.microsoft.com/office/word/2010/wordprocessingCanvas" xmlns:cx="http://schemas.microsoft.com/office/drawing/2014/chartex" xmlns:cx1="http://schemas.microsoft.com/office/drawing/2015/9/8/chartex" xmlns:cx2="http://schemas.microsoft.com/office/drawing/2015/10/21/chartex" xmlns:cx3="http://schemas.microsoft.com/office/drawing/2016/5/9/chartex" xmlns:cx4="http://schemas.microsoft.com/office/drawing/2016/5/10/chartex" xmlns:cx5="http://schemas.microsoft.com/office/drawing/2016/5/11/chartex" xmlns:cx6="http://schemas.microsoft.com/office/drawing/2016/5/12/chartex" xmlns:cx7="http://schemas.microsoft.com/office/drawing/2016/5/13/chartex" xmlns:cx8="http://schemas.microsoft.com/office/drawing/2016/5/14/chartex" xmlns:mc="http://schemas.openxmlformats.org/markup-compatibility/2006" xmlns:aink="http://schemas.microsoft.com/office/drawing/2016/ink" xmlns:am3d="http://schemas.microsoft.com/office/drawing/2017/model3d" xmlns:o="urn:schemas-microsoft-com:office:office" xmlns:oel="http://schemas.microsoft.com/office/2019/extlst" xmlns:r="http://schemas.openxmlformats.org/officeDocument/2006/relationships" xmlns:m="http://schemas.openxmlformats.org/officeDocument/2006/math" xmlns:v="urn:schemas-microsoft-com:vml" xmlns:wp14="http://schemas.microsoft.com/office/word/2010/wordprocessingDrawing" xmlns:wp="http://schemas.openxmlformats.org/drawingml/2006/wordprocessingDrawing" xmlns:w10="urn:schemas-microsoft-com:office:word" xmlns:w="http://schemas.openxmlformats.org/wordprocessingml/2006/main" xmlns:w14="http://schemas.microsoft.com/office/word/2010/wordml" xmlns:w15="http://schemas.microsoft.com/office/word/2012/wordml" xmlns:w16cex="http://schemas.microsoft.com/office/word/2018/wordml/cex" xmlns:w16cid="http://schemas.microsoft.com/office/word/2016/wordml/cid" xmlns:w16="http://schemas.microsoft.com/office/word/2018/wordml" xmlns:w16du="http://schemas.microsoft.com/office/word/2023/wordml/word16du" xmlns:w16sdtdh="http://schemas.microsoft.com/office/word/2020/wordml/sdtdatahash" xmlns:w16sdtfl="http://schemas.microsoft.com/office/word/2024/wordml/sdtformatlock" xmlns:w16se="http://schemas.microsoft.com/office/word/2015/wordml/symex" xmlns:wpg="http://schemas.microsoft.com/office/word/2010/wordprocessingGroup" xmlns:wpi="http://schemas.microsoft.com/office/word/2010/wordprocessingInk" xmlns:wne="http://schemas.microsoft.com/office/word/2006/wordml" xmlns:wps="http://schemas.microsoft.com/office/word/2010/wordprocessingShape" mc:Ignorable="w14 w15 w16se w16cid w16 w16cex w16sdtdh w16sdtfl w16du wp14">
+<w:glossaryDocument xmlns:wpc="http://schemas.microsoft.com/office/word/2010/wordprocessingCanvas" xmlns:cx="http://schemas.microsoft.com/office/drawing/2014/chartex" xmlns:cx1="http://schemas.microsoft.com/office/drawing/2015/9/8/chartex" xmlns:cx2="http://schemas.microsoft.com/office/drawing/2015/10/21/chartex" xmlns:cx3="http://schemas.microsoft.com/office/drawing/2016/5/9/chartex" xmlns:cx4="http://schemas.microsoft.com/office/drawing/2016/5/10/chartex" xmlns:cx5="http://schemas.microsoft.com/office/drawing/2016/5/11/chartex" xmlns:cx6="http://schemas.microsoft.com/office/drawing/2016/5/12/chartex" xmlns:cx7="http://schemas.microsoft.com/office/drawing/2016/5/13/chartex" xmlns:cx8="http://schemas.microsoft.com/office/drawing/2016/5/14/chartex" xmlns:mc="http://schemas.openxmlformats.org/markup-compatibility/2006" xmlns:aink="http://schemas.microsoft.com/office/drawing/2016/ink" xmlns:am3d="http://schemas.microsoft.com/office/drawing/2017/model3d" xmlns:o="urn:schemas-microsoft-com:office:office" xmlns:r="http://schemas.openxmlformats.org/officeDocument/2006/relationships" xmlns:m="http://schemas.openxmlformats.org/officeDocument/2006/math" xmlns:v="urn:schemas-microsoft-com:vml" xmlns:wp14="http://schemas.microsoft.com/office/word/2010/wordprocessingDrawing" xmlns:wp="http://schemas.openxmlformats.org/drawingml/2006/wordprocessingDrawing" xmlns:w10="urn:schemas-microsoft-com:office:word" xmlns:w="http://schemas.openxmlformats.org/wordprocessingml/2006/main" xmlns:w14="http://schemas.microsoft.com/office/word/2010/wordml" xmlns:w15="http://schemas.microsoft.com/office/word/2012/wordml" xmlns:w16cid="http://schemas.microsoft.com/office/word/2016/wordml/cid" xmlns:w16se="http://schemas.microsoft.com/office/word/2015/wordml/symex" xmlns:wpg="http://schemas.microsoft.com/office/word/2010/wordprocessingGroup" xmlns:wpi="http://schemas.microsoft.com/office/word/2010/wordprocessingInk" xmlns:wne="http://schemas.microsoft.com/office/word/2006/wordml" xmlns:wps="http://schemas.microsoft.com/office/word/2010/wordprocessingShape" mc:Ignorable="w14 w15 w16se w16cid wp14">
   <w:docParts>
     <w:docPart>
       <w:docPartPr>
@@ -14216,11 +15796,11 @@
 </file>
 
 <file path=word/glossary/fontTable.xml><?xml version="1.0" encoding="utf-8"?>
-<w:fonts xmlns:mc="http://schemas.openxmlformats.org/markup-compatibility/2006" xmlns:r="http://schemas.openxmlformats.org/officeDocument/2006/relationships" xmlns:w="http://schemas.openxmlformats.org/wordprocessingml/2006/main" xmlns:w14="http://schemas.microsoft.com/office/word/2010/wordml" xmlns:w15="http://schemas.microsoft.com/office/word/2012/wordml" xmlns:w16cex="http://schemas.microsoft.com/office/word/2018/wordml/cex" xmlns:w16cid="http://schemas.microsoft.com/office/word/2016/wordml/cid" xmlns:w16="http://schemas.microsoft.com/office/word/2018/wordml" xmlns:w16du="http://schemas.microsoft.com/office/word/2023/wordml/word16du" xmlns:w16sdtdh="http://schemas.microsoft.com/office/word/2020/wordml/sdtdatahash" xmlns:w16sdtfl="http://schemas.microsoft.com/office/word/2024/wordml/sdtformatlock" xmlns:w16se="http://schemas.microsoft.com/office/word/2015/wordml/symex" mc:Ignorable="w14 w15 w16se w16cid w16 w16cex w16sdtdh w16sdtfl w16du">
+<w:fonts xmlns:mc="http://schemas.openxmlformats.org/markup-compatibility/2006" xmlns:r="http://schemas.openxmlformats.org/officeDocument/2006/relationships" xmlns:w="http://schemas.openxmlformats.org/wordprocessingml/2006/main" xmlns:w14="http://schemas.microsoft.com/office/word/2010/wordml" xmlns:w15="http://schemas.microsoft.com/office/word/2012/wordml" xmlns:w16cid="http://schemas.microsoft.com/office/word/2016/wordml/cid" xmlns:w16se="http://schemas.microsoft.com/office/word/2015/wordml/symex" mc:Ignorable="w14 w15 w16se w16cid">
   <w:font w:name="Symbol">
     <w:panose1 w:val="05050102010706020507"/>
     <w:charset w:val="02"/>
-    <w:family w:val="decorative"/>
+    <w:family w:val="roman"/>
     <w:pitch w:val="variable"/>
     <w:sig w:usb0="00000000" w:usb1="10000000" w:usb2="00000000" w:usb3="00000000" w:csb0="80000000" w:csb1="00000000"/>
   </w:font>
@@ -14229,55 +15809,41 @@
     <w:charset w:val="00"/>
     <w:family w:val="roman"/>
     <w:pitch w:val="variable"/>
-    <w:sig w:usb0="E0002EFF" w:usb1="C000785B" w:usb2="00000009" w:usb3="00000000" w:csb0="000001FF" w:csb1="00000000"/>
+    <w:sig w:usb0="E0002AFF" w:usb1="C0007843" w:usb2="00000009" w:usb3="00000000" w:csb0="000001FF" w:csb1="00000000"/>
   </w:font>
   <w:font w:name="Courier New">
     <w:panose1 w:val="02070309020205020404"/>
     <w:charset w:val="00"/>
     <w:family w:val="modern"/>
     <w:pitch w:val="fixed"/>
-    <w:sig w:usb0="E0002AFF" w:usb1="C0007843" w:usb2="00000009" w:usb3="00000000" w:csb0="000001FF" w:csb1="00000000"/>
+    <w:sig w:usb0="E0002EFF" w:usb1="C0007843" w:usb2="00000009" w:usb3="00000000" w:csb0="000001FF" w:csb1="00000000"/>
   </w:font>
   <w:font w:name="Wingdings">
     <w:panose1 w:val="05000000000000000000"/>
-    <w:charset w:val="4D"/>
-    <w:family w:val="decorative"/>
+    <w:charset w:val="02"/>
+    <w:family w:val="auto"/>
     <w:pitch w:val="variable"/>
-    <w:sig w:usb0="00000003" w:usb1="00000000" w:usb2="00000000" w:usb3="00000000" w:csb0="80000001" w:csb1="00000000"/>
+    <w:sig w:usb0="00000000" w:usb1="10000000" w:usb2="00000000" w:usb3="00000000" w:csb0="80000000" w:csb1="00000000"/>
   </w:font>
   <w:font w:name="Calibri">
     <w:panose1 w:val="020F0502020204030204"/>
     <w:charset w:val="00"/>
     <w:family w:val="swiss"/>
     <w:pitch w:val="variable"/>
-    <w:sig w:usb0="E0002AFF" w:usb1="C000247B" w:usb2="00000009" w:usb3="00000000" w:csb0="000001FF" w:csb1="00000000"/>
+    <w:sig w:usb0="E0002AFF" w:usb1="4000ACFF" w:usb2="00000001" w:usb3="00000000" w:csb0="000001FF" w:csb1="00000000"/>
   </w:font>
   <w:font w:name="Calibri Light">
     <w:panose1 w:val="020F0302020204030204"/>
     <w:charset w:val="00"/>
     <w:family w:val="swiss"/>
     <w:pitch w:val="variable"/>
-    <w:sig w:usb0="E4002EFF" w:usb1="C200247B" w:usb2="00000009" w:usb3="00000000" w:csb0="000001FF" w:csb1="00000000"/>
-  </w:font>
-  <w:font w:name="Aptos">
-    <w:panose1 w:val="020B0004020202020204"/>
-    <w:charset w:val="00"/>
-    <w:family w:val="swiss"/>
-    <w:pitch w:val="variable"/>
-    <w:sig w:usb0="20000287" w:usb1="00000003" w:usb2="00000000" w:usb3="00000000" w:csb0="0000019F" w:csb1="00000000"/>
-  </w:font>
-  <w:font w:name="Aptos Display">
-    <w:panose1 w:val="020B0004020202020204"/>
-    <w:charset w:val="00"/>
-    <w:family w:val="swiss"/>
-    <w:pitch w:val="variable"/>
-    <w:sig w:usb0="20000287" w:usb1="00000003" w:usb2="00000000" w:usb3="00000000" w:csb0="0000019F" w:csb1="00000000"/>
+    <w:sig w:usb0="A0002AEF" w:usb1="4000207B" w:usb2="00000000" w:usb3="00000000" w:csb0="000001FF" w:csb1="00000000"/>
   </w:font>
 </w:fonts>
 </file>
 
 <file path=word/glossary/settings.xml><?xml version="1.0" encoding="utf-8"?>
-<w:settings xmlns:mc="http://schemas.openxmlformats.org/markup-compatibility/2006" xmlns:o="urn:schemas-microsoft-com:office:office" xmlns:r="http://schemas.openxmlformats.org/officeDocument/2006/relationships" xmlns:m="http://schemas.openxmlformats.org/officeDocument/2006/math" xmlns:v="urn:schemas-microsoft-com:vml" xmlns:w10="urn:schemas-microsoft-com:office:word" xmlns:w="http://schemas.openxmlformats.org/wordprocessingml/2006/main" xmlns:w14="http://schemas.microsoft.com/office/word/2010/wordml" xmlns:w15="http://schemas.microsoft.com/office/word/2012/wordml" xmlns:w16cex="http://schemas.microsoft.com/office/word/2018/wordml/cex" xmlns:w16cid="http://schemas.microsoft.com/office/word/2016/wordml/cid" xmlns:w16="http://schemas.microsoft.com/office/word/2018/wordml" xmlns:w16du="http://schemas.microsoft.com/office/word/2023/wordml/word16du" xmlns:w16sdtdh="http://schemas.microsoft.com/office/word/2020/wordml/sdtdatahash" xmlns:w16sdtfl="http://schemas.microsoft.com/office/word/2024/wordml/sdtformatlock" xmlns:w16se="http://schemas.microsoft.com/office/word/2015/wordml/symex" xmlns:sl="http://schemas.openxmlformats.org/schemaLibrary/2006/main" mc:Ignorable="w14 w15 w16se w16cid w16 w16cex w16sdtdh w16sdtfl w16du">
+<w:settings xmlns:mc="http://schemas.openxmlformats.org/markup-compatibility/2006" xmlns:o="urn:schemas-microsoft-com:office:office" xmlns:r="http://schemas.openxmlformats.org/officeDocument/2006/relationships" xmlns:m="http://schemas.openxmlformats.org/officeDocument/2006/math" xmlns:v="urn:schemas-microsoft-com:vml" xmlns:w10="urn:schemas-microsoft-com:office:word" xmlns:w="http://schemas.openxmlformats.org/wordprocessingml/2006/main" xmlns:w14="http://schemas.microsoft.com/office/word/2010/wordml" xmlns:w15="http://schemas.microsoft.com/office/word/2012/wordml" xmlns:w16cid="http://schemas.microsoft.com/office/word/2016/wordml/cid" xmlns:w16se="http://schemas.microsoft.com/office/word/2015/wordml/symex" xmlns:sl="http://schemas.openxmlformats.org/schemaLibrary/2006/main" mc:Ignorable="w14 w15 w16se w16cid">
   <w:view w:val="normal"/>
   <w:defaultTabStop w:val="720"/>
   <w:characterSpacingControl w:val="doNotCompress"/>
@@ -14300,6 +15866,7 @@
     <w:rsid w:val="007514BB"/>
     <w:rsid w:val="0077716E"/>
     <w:rsid w:val="0086624B"/>
+    <w:rsid w:val="00E3292B"/>
   </w:rsids>
   <m:mathPr>
     <m:mathFont m:val="Cambria Math"/>
@@ -14323,7 +15890,7 @@
 </file>
 
 <file path=word/glossary/styles.xml><?xml version="1.0" encoding="utf-8"?>
-<w:styles xmlns:mc="http://schemas.openxmlformats.org/markup-compatibility/2006" xmlns:r="http://schemas.openxmlformats.org/officeDocument/2006/relationships" xmlns:w="http://schemas.openxmlformats.org/wordprocessingml/2006/main" xmlns:w14="http://schemas.microsoft.com/office/word/2010/wordml" xmlns:w15="http://schemas.microsoft.com/office/word/2012/wordml" xmlns:w16cex="http://schemas.microsoft.com/office/word/2018/wordml/cex" xmlns:w16cid="http://schemas.microsoft.com/office/word/2016/wordml/cid" xmlns:w16="http://schemas.microsoft.com/office/word/2018/wordml" xmlns:w16du="http://schemas.microsoft.com/office/word/2023/wordml/word16du" xmlns:w16sdtdh="http://schemas.microsoft.com/office/word/2020/wordml/sdtdatahash" xmlns:w16sdtfl="http://schemas.microsoft.com/office/word/2024/wordml/sdtformatlock" xmlns:w16se="http://schemas.microsoft.com/office/word/2015/wordml/symex" mc:Ignorable="w14 w15 w16se w16cid w16 w16cex w16sdtdh w16sdtfl w16du">
+<w:styles xmlns:mc="http://schemas.openxmlformats.org/markup-compatibility/2006" xmlns:r="http://schemas.openxmlformats.org/officeDocument/2006/relationships" xmlns:w="http://schemas.openxmlformats.org/wordprocessingml/2006/main" xmlns:w14="http://schemas.microsoft.com/office/word/2010/wordml" xmlns:w15="http://schemas.microsoft.com/office/word/2012/wordml" xmlns:w16cid="http://schemas.microsoft.com/office/word/2016/wordml/cid" xmlns:w16se="http://schemas.microsoft.com/office/word/2015/wordml/symex" mc:Ignorable="w14 w15 w16se w16cid">
   <w:docDefaults>
     <w:rPrDefault>
       <w:rPr>
@@ -14339,7 +15906,7 @@
       </w:pPr>
     </w:pPrDefault>
   </w:docDefaults>
-  <w:latentStyles w:defLockedState="0" w:defUIPriority="99" w:defSemiHidden="0" w:defUnhideWhenUsed="0" w:defQFormat="0" w:count="376">
+  <w:latentStyles w:defLockedState="0" w:defUIPriority="99" w:defSemiHidden="0" w:defUnhideWhenUsed="0" w:defQFormat="0" w:count="375">
     <w:lsdException w:name="Normal" w:uiPriority="0" w:qFormat="1"/>
     <w:lsdException w:name="heading 1" w:uiPriority="9" w:qFormat="1"/>
     <w:lsdException w:name="heading 2" w:semiHidden="1" w:uiPriority="9" w:unhideWhenUsed="1" w:qFormat="1"/>
@@ -14715,7 +16282,6 @@
     <w:lsdException w:name="Smart Hyperlink" w:semiHidden="1" w:unhideWhenUsed="1"/>
     <w:lsdException w:name="Hashtag" w:semiHidden="1" w:unhideWhenUsed="1"/>
     <w:lsdException w:name="Unresolved Mention" w:semiHidden="1" w:unhideWhenUsed="1"/>
-    <w:lsdException w:name="Smart Link" w:semiHidden="1" w:unhideWhenUsed="1"/>
   </w:latentStyles>
   <w:style w:type="paragraph" w:default="1" w:styleId="Normal">
     <w:name w:val="Normal"/>
@@ -14770,7 +16336,7 @@
 </file>
 
 <file path=word/glossary/webSettings.xml><?xml version="1.0" encoding="utf-8"?>
-<w:webSettings xmlns:mc="http://schemas.openxmlformats.org/markup-compatibility/2006" xmlns:r="http://schemas.openxmlformats.org/officeDocument/2006/relationships" xmlns:w="http://schemas.openxmlformats.org/wordprocessingml/2006/main" xmlns:w14="http://schemas.microsoft.com/office/word/2010/wordml" xmlns:w15="http://schemas.microsoft.com/office/word/2012/wordml" xmlns:w16cex="http://schemas.microsoft.com/office/word/2018/wordml/cex" xmlns:w16cid="http://schemas.microsoft.com/office/word/2016/wordml/cid" xmlns:w16="http://schemas.microsoft.com/office/word/2018/wordml" xmlns:w16du="http://schemas.microsoft.com/office/word/2023/wordml/word16du" xmlns:w16sdtdh="http://schemas.microsoft.com/office/word/2020/wordml/sdtdatahash" xmlns:w16sdtfl="http://schemas.microsoft.com/office/word/2024/wordml/sdtformatlock" xmlns:w16se="http://schemas.microsoft.com/office/word/2015/wordml/symex" mc:Ignorable="w14 w15 w16se w16cid w16 w16cex w16sdtdh w16sdtfl w16du">
+<w:webSettings xmlns:mc="http://schemas.openxmlformats.org/markup-compatibility/2006" xmlns:r="http://schemas.openxmlformats.org/officeDocument/2006/relationships" xmlns:w="http://schemas.openxmlformats.org/wordprocessingml/2006/main" xmlns:w14="http://schemas.microsoft.com/office/word/2010/wordml" xmlns:w15="http://schemas.microsoft.com/office/word/2012/wordml" xmlns:w16cid="http://schemas.microsoft.com/office/word/2016/wordml/cid" xmlns:w16se="http://schemas.microsoft.com/office/word/2015/wordml/symex" mc:Ignorable="w14 w15 w16se w16cid">
   <w:optimizeForBrowser/>
   <w:allowPNG/>
 </w:webSettings>
@@ -15113,7 +16679,7 @@
 </file>
 
 <file path=customXml/itemProps1.xml><?xml version="1.0" encoding="utf-8"?>
-<ds:datastoreItem xmlns:ds="http://schemas.openxmlformats.org/officeDocument/2006/customXml" ds:itemID="{38352853-3DD7-46B0-9AAB-6356DC4995CE}">
+<ds:datastoreItem xmlns:ds="http://schemas.openxmlformats.org/officeDocument/2006/customXml" ds:itemID="{BCE90A12-9EB8-4676-B3DB-32A80CED1B2D}">
   <ds:schemaRefs>
     <ds:schemaRef ds:uri="http://schemas.openxmlformats.org/officeDocument/2006/bibliography"/>
   </ds:schemaRefs>

--- a/votingpre.docx
+++ b/votingpre.docx
@@ -1,6 +1,6 @@
 
 <file path=word/document.xml><?xml version="1.0" encoding="utf-8"?>
-<w:document xmlns:wpc="http://schemas.microsoft.com/office/word/2010/wordprocessingCanvas" xmlns:cx="http://schemas.microsoft.com/office/drawing/2014/chartex" xmlns:cx1="http://schemas.microsoft.com/office/drawing/2015/9/8/chartex" xmlns:cx2="http://schemas.microsoft.com/office/drawing/2015/10/21/chartex" xmlns:cx3="http://schemas.microsoft.com/office/drawing/2016/5/9/chartex" xmlns:cx4="http://schemas.microsoft.com/office/drawing/2016/5/10/chartex" xmlns:cx5="http://schemas.microsoft.com/office/drawing/2016/5/11/chartex" xmlns:cx6="http://schemas.microsoft.com/office/drawing/2016/5/12/chartex" xmlns:cx7="http://schemas.microsoft.com/office/drawing/2016/5/13/chartex" xmlns:cx8="http://schemas.microsoft.com/office/drawing/2016/5/14/chartex" xmlns:mc="http://schemas.openxmlformats.org/markup-compatibility/2006" xmlns:aink="http://schemas.microsoft.com/office/drawing/2016/ink" xmlns:am3d="http://schemas.microsoft.com/office/drawing/2017/model3d" xmlns:o="urn:schemas-microsoft-com:office:office" xmlns:r="http://schemas.openxmlformats.org/officeDocument/2006/relationships" xmlns:m="http://schemas.openxmlformats.org/officeDocument/2006/math" xmlns:v="urn:schemas-microsoft-com:vml" xmlns:wp14="http://schemas.microsoft.com/office/word/2010/wordprocessingDrawing" xmlns:wp="http://schemas.openxmlformats.org/drawingml/2006/wordprocessingDrawing" xmlns:w10="urn:schemas-microsoft-com:office:word" xmlns:w="http://schemas.openxmlformats.org/wordprocessingml/2006/main" xmlns:w14="http://schemas.microsoft.com/office/word/2010/wordml" xmlns:w15="http://schemas.microsoft.com/office/word/2012/wordml" xmlns:w16cid="http://schemas.microsoft.com/office/word/2016/wordml/cid" xmlns:w16se="http://schemas.microsoft.com/office/word/2015/wordml/symex" xmlns:wpg="http://schemas.microsoft.com/office/word/2010/wordprocessingGroup" xmlns:wpi="http://schemas.microsoft.com/office/word/2010/wordprocessingInk" xmlns:wne="http://schemas.microsoft.com/office/word/2006/wordml" xmlns:wps="http://schemas.microsoft.com/office/word/2010/wordprocessingShape" mc:Ignorable="w14 w15 w16se w16cid wp14">
+<w:document xmlns:wpc="http://schemas.microsoft.com/office/word/2010/wordprocessingCanvas" xmlns:cx="http://schemas.microsoft.com/office/drawing/2014/chartex" xmlns:cx1="http://schemas.microsoft.com/office/drawing/2015/9/8/chartex" xmlns:cx2="http://schemas.microsoft.com/office/drawing/2015/10/21/chartex" xmlns:cx3="http://schemas.microsoft.com/office/drawing/2016/5/9/chartex" xmlns:cx4="http://schemas.microsoft.com/office/drawing/2016/5/10/chartex" xmlns:cx5="http://schemas.microsoft.com/office/drawing/2016/5/11/chartex" xmlns:cx6="http://schemas.microsoft.com/office/drawing/2016/5/12/chartex" xmlns:cx7="http://schemas.microsoft.com/office/drawing/2016/5/13/chartex" xmlns:cx8="http://schemas.microsoft.com/office/drawing/2016/5/14/chartex" xmlns:mc="http://schemas.openxmlformats.org/markup-compatibility/2006" xmlns:aink="http://schemas.microsoft.com/office/drawing/2016/ink" xmlns:am3d="http://schemas.microsoft.com/office/drawing/2017/model3d" xmlns:o="urn:schemas-microsoft-com:office:office" xmlns:oel="http://schemas.microsoft.com/office/2019/extlst" xmlns:r="http://schemas.openxmlformats.org/officeDocument/2006/relationships" xmlns:m="http://schemas.openxmlformats.org/officeDocument/2006/math" xmlns:v="urn:schemas-microsoft-com:vml" xmlns:wp14="http://schemas.microsoft.com/office/word/2010/wordprocessingDrawing" xmlns:wp="http://schemas.openxmlformats.org/drawingml/2006/wordprocessingDrawing" xmlns:w10="urn:schemas-microsoft-com:office:word" xmlns:w="http://schemas.openxmlformats.org/wordprocessingml/2006/main" xmlns:w14="http://schemas.microsoft.com/office/word/2010/wordml" xmlns:w15="http://schemas.microsoft.com/office/word/2012/wordml" xmlns:w16cex="http://schemas.microsoft.com/office/word/2018/wordml/cex" xmlns:w16cid="http://schemas.microsoft.com/office/word/2016/wordml/cid" xmlns:w16="http://schemas.microsoft.com/office/word/2018/wordml" xmlns:w16du="http://schemas.microsoft.com/office/word/2023/wordml/word16du" xmlns:w16sdtdh="http://schemas.microsoft.com/office/word/2020/wordml/sdtdatahash" xmlns:w16sdtfl="http://schemas.microsoft.com/office/word/2024/wordml/sdtformatlock" xmlns:w16se="http://schemas.microsoft.com/office/word/2015/wordml/symex" xmlns:wpg="http://schemas.microsoft.com/office/word/2010/wordprocessingGroup" xmlns:wpi="http://schemas.microsoft.com/office/word/2010/wordprocessingInk" xmlns:wne="http://schemas.microsoft.com/office/word/2006/wordml" xmlns:wps="http://schemas.microsoft.com/office/word/2010/wordprocessingShape" mc:Ignorable="w14 w15 w16se w16cid w16 w16cex w16sdtdh w16sdtfl w16du wp14">
   <w:body>
     <w:p>
       <w:pPr>
@@ -355,7 +355,7 @@
               </wp:inline>
             </w:drawing>
           </mc:Choice>
-          <mc:Fallback xmlns:w16sdtfl="http://schemas.microsoft.com/office/word/2024/wordml/sdtformatlock" xmlns:w16sdtdh="http://schemas.microsoft.com/office/word/2020/wordml/sdtdatahash" xmlns:w16du="http://schemas.microsoft.com/office/word/2023/wordml/word16du" xmlns:w16="http://schemas.microsoft.com/office/word/2018/wordml" xmlns:w16cex="http://schemas.microsoft.com/office/word/2018/wordml/cex" xmlns:oel="http://schemas.microsoft.com/office/2019/extlst">
+          <mc:Fallback>
             <w:pict>
               <v:group w14:anchorId="2A5AE4DA" id="Group 4" o:spid="_x0000_s1026" style="width:68.5pt;height:110pt;mso-position-horizontal-relative:char;mso-position-vertical-relative:line" coordsize="6762,16097" o:gfxdata="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">
                 <v:line id="Straight Connector 6" o:spid="_x0000_s1027" style="position:absolute;visibility:visible;mso-wrap-style:square" from="3333,0" to="3333,16097" o:connectortype="straight" o:gfxdata="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" strokecolor="black [3200]" strokeweight="2.5pt">
@@ -739,16 +739,8 @@
               <w:rPr>
                 <w:rFonts w:cs="Times New Roman"/>
               </w:rPr>
-              <w:t xml:space="preserve">Miraj </w:t>
-            </w:r>
-            <w:proofErr w:type="spellStart"/>
-            <w:r>
-              <w:rPr>
-                <w:rFonts w:cs="Times New Roman"/>
-              </w:rPr>
-              <w:t>Puri</w:t>
-            </w:r>
-            <w:proofErr w:type="spellEnd"/>
+              <w:t>Miraj Puri</w:t>
+            </w:r>
           </w:p>
         </w:tc>
         <w:tc>
@@ -1071,7 +1063,6 @@
         </w:rPr>
         <w:t xml:space="preserve"> Arpan </w:t>
       </w:r>
-      <w:proofErr w:type="spellStart"/>
       <w:r>
         <w:rPr>
           <w:b/>
@@ -1079,7 +1070,6 @@
         </w:rPr>
         <w:t>Pokhrel</w:t>
       </w:r>
-      <w:proofErr w:type="spellEnd"/>
       <w:r>
         <w:t xml:space="preserve">, our faculty teacher </w:t>
       </w:r>
@@ -1105,17 +1095,8 @@
           <w:b/>
           <w:bCs/>
         </w:rPr>
-        <w:t xml:space="preserve"> </w:t>
-      </w:r>
-      <w:proofErr w:type="spellStart"/>
-      <w:r>
-        <w:rPr>
-          <w:b/>
-          <w:bCs/>
-        </w:rPr>
-        <w:t>Chalise</w:t>
-      </w:r>
-      <w:proofErr w:type="spellEnd"/>
+        <w:t xml:space="preserve"> Chalise</w:t>
+      </w:r>
       <w:r>
         <w:t>, for the guidance, inspiration and constructive suggestions that</w:t>
       </w:r>
@@ -1184,13 +1165,8 @@
     </w:p>
     <w:p>
       <w:r>
-        <w:t xml:space="preserve">Miraj </w:t>
-      </w:r>
-      <w:proofErr w:type="spellStart"/>
-      <w:r>
-        <w:t>Puri</w:t>
-      </w:r>
-      <w:proofErr w:type="spellEnd"/>
+        <w:t>Miraj Puri</w:t>
+      </w:r>
       <w:r>
         <w:t xml:space="preserve"> (</w:t>
       </w:r>
@@ -1339,15 +1315,7 @@
     </w:p>
     <w:p>
       <w:r>
-        <w:t xml:space="preserve">Miraj </w:t>
-      </w:r>
-      <w:proofErr w:type="spellStart"/>
-      <w:r>
-        <w:t>Puri</w:t>
-      </w:r>
-      <w:proofErr w:type="spellEnd"/>
-      <w:r>
-        <w:t xml:space="preserve"> (2550427)</w:t>
+        <w:t>Miraj Puri (2550427)</w:t>
       </w:r>
     </w:p>
     <w:p>
@@ -1391,7 +1359,7 @@
         <w:t>1</w:t>
       </w:r>
       <w:r>
-        <w:t>3</w:t>
+        <w:t>2</w:t>
       </w:r>
       <w:r>
         <w:t xml:space="preserve">/ </w:t>
@@ -1449,15 +1417,7 @@
         <w:t xml:space="preserve">supervision by </w:t>
       </w:r>
       <w:r>
-        <w:t xml:space="preserve">Prashant Tripathi, Miraj </w:t>
-      </w:r>
-      <w:proofErr w:type="spellStart"/>
-      <w:r>
-        <w:t>puri</w:t>
-      </w:r>
-      <w:proofErr w:type="spellEnd"/>
-      <w:r>
-        <w:t xml:space="preserve"> and Sushant Adhikari</w:t>
+        <w:t>Prashant Tripathi, Miraj puri and Sushant Adhikari</w:t>
       </w:r>
       <w:r>
         <w:t xml:space="preserve"> during their </w:t>
@@ -1530,32 +1490,23 @@
           <w:rFonts w:cs="Times New Roman"/>
           <w:szCs w:val="24"/>
         </w:rPr>
-        <w:t xml:space="preserve">Arpan </w:t>
-      </w:r>
-      <w:proofErr w:type="spellStart"/>
-      <w:r>
+        <w:t>Arpan Pokhrel</w:t>
+      </w:r>
+    </w:p>
+    <w:p>
+      <w:pPr>
+        <w:spacing w:line="360" w:lineRule="auto"/>
+        <w:jc w:val="both"/>
         <w:rPr>
           <w:rFonts w:cs="Times New Roman"/>
           <w:szCs w:val="24"/>
         </w:rPr>
-        <w:t>Pokhrel</w:t>
-      </w:r>
-      <w:proofErr w:type="spellEnd"/>
-    </w:p>
-    <w:p>
-      <w:pPr>
-        <w:spacing w:line="360" w:lineRule="auto"/>
-        <w:jc w:val="both"/>
+      </w:pPr>
+      <w:r>
         <w:rPr>
           <w:rFonts w:cs="Times New Roman"/>
           <w:szCs w:val="24"/>
         </w:rPr>
-      </w:pPr>
-      <w:r>
-        <w:rPr>
-          <w:rFonts w:cs="Times New Roman"/>
-          <w:szCs w:val="24"/>
-        </w:rPr>
         <w:t>Supervisor</w:t>
       </w:r>
     </w:p>
@@ -1573,7 +1524,7 @@
         <w:t>1</w:t>
       </w:r>
       <w:r>
-        <w:t>3</w:t>
+        <w:t>2</w:t>
       </w:r>
       <w:r>
         <w:t>/ 07/2026</w:t>
@@ -1761,18 +1712,8 @@
                 <w:b/>
                 <w:szCs w:val="24"/>
               </w:rPr>
-              <w:t xml:space="preserve">Arpan </w:t>
-            </w:r>
-            <w:proofErr w:type="spellStart"/>
-            <w:r>
-              <w:rPr>
-                <w:rFonts w:cs="Times New Roman"/>
-                <w:b/>
-                <w:szCs w:val="24"/>
-              </w:rPr>
-              <w:t>Pokhrel</w:t>
-            </w:r>
-            <w:proofErr w:type="spellEnd"/>
+              <w:t>Arpan Pokhrel</w:t>
+            </w:r>
           </w:p>
           <w:p>
             <w:pPr>
@@ -1845,41 +1786,13 @@
                 <w:szCs w:val="24"/>
               </w:rPr>
             </w:pPr>
-            <w:proofErr w:type="spellStart"/>
             <w:r>
               <w:rPr>
                 <w:rFonts w:cs="Times New Roman"/>
                 <w:b/>
                 <w:szCs w:val="24"/>
               </w:rPr>
-              <w:t>Er</w:t>
-            </w:r>
-            <w:proofErr w:type="spellEnd"/>
-            <w:r>
-              <w:rPr>
-                <w:rFonts w:cs="Times New Roman"/>
-                <w:b/>
-                <w:szCs w:val="24"/>
-              </w:rPr>
-              <w:t xml:space="preserve">. </w:t>
-            </w:r>
-            <w:proofErr w:type="spellStart"/>
-            <w:r>
-              <w:rPr>
-                <w:rFonts w:cs="Times New Roman"/>
-                <w:b/>
-                <w:szCs w:val="24"/>
-              </w:rPr>
-              <w:t>Dikshan</w:t>
-            </w:r>
-            <w:proofErr w:type="spellEnd"/>
-            <w:r>
-              <w:rPr>
-                <w:rFonts w:cs="Times New Roman"/>
-                <w:b/>
-                <w:szCs w:val="24"/>
-              </w:rPr>
-              <w:t xml:space="preserve"> </w:t>
+              <w:t xml:space="preserve">Er. Dikshan </w:t>
             </w:r>
             <w:proofErr w:type="spellStart"/>
             <w:r>
@@ -1964,7 +1877,7 @@
                 <w:rFonts w:cs="Times New Roman"/>
                 <w:szCs w:val="24"/>
               </w:rPr>
-              <w:t>3</w:t>
+              <w:t>2</w:t>
             </w:r>
             <w:r>
               <w:rPr>
@@ -2038,25 +1951,7 @@
                 <w:b/>
                 <w:szCs w:val="24"/>
               </w:rPr>
-              <w:t xml:space="preserve"> </w:t>
-            </w:r>
-            <w:proofErr w:type="spellStart"/>
-            <w:r>
-              <w:rPr>
-                <w:rFonts w:cs="Times New Roman"/>
-                <w:b/>
-                <w:szCs w:val="24"/>
-              </w:rPr>
-              <w:t>Er</w:t>
-            </w:r>
-            <w:proofErr w:type="spellEnd"/>
-            <w:r>
-              <w:rPr>
-                <w:rFonts w:cs="Times New Roman"/>
-                <w:b/>
-                <w:szCs w:val="24"/>
-              </w:rPr>
-              <w:t>. Kiran KC</w:t>
+              <w:t xml:space="preserve"> Er. Kiran KC</w:t>
             </w:r>
           </w:p>
           <w:p>
@@ -5138,8 +5033,6 @@
       <w:r>
         <w:fldChar w:fldCharType="end"/>
       </w:r>
-      <w:bookmarkStart w:id="3" w:name="_GoBack"/>
-      <w:bookmarkEnd w:id="3"/>
       <w:r>
         <w:br w:type="page"/>
       </w:r>
@@ -5422,14 +5315,14 @@
         <w:spacing w:line="360" w:lineRule="auto"/>
         <w:jc w:val="both"/>
       </w:pPr>
-      <w:bookmarkStart w:id="4" w:name="_Toc234439217"/>
-      <w:bookmarkStart w:id="5" w:name="_Toc234711446"/>
+      <w:bookmarkStart w:id="3" w:name="_Toc234439217"/>
+      <w:bookmarkStart w:id="4" w:name="_Toc234711446"/>
       <w:r>
         <w:lastRenderedPageBreak/>
         <w:t>Introduction</w:t>
       </w:r>
+      <w:bookmarkEnd w:id="3"/>
       <w:bookmarkEnd w:id="4"/>
-      <w:bookmarkEnd w:id="5"/>
     </w:p>
     <w:p>
       <w:pPr>
@@ -5497,12 +5390,12 @@
       <w:r>
         <w:br w:type="page"/>
       </w:r>
-      <w:bookmarkStart w:id="6" w:name="_Toc234711447"/>
+      <w:bookmarkStart w:id="5" w:name="_Toc234711447"/>
       <w:r>
         <w:lastRenderedPageBreak/>
         <w:t>Problem Statement</w:t>
       </w:r>
-      <w:bookmarkEnd w:id="6"/>
+      <w:bookmarkEnd w:id="5"/>
     </w:p>
     <w:p>
       <w:pPr>
@@ -5596,14 +5489,14 @@
       <w:r>
         <w:br w:type="page"/>
       </w:r>
-      <w:bookmarkStart w:id="7" w:name="_Toc234439218"/>
-      <w:bookmarkStart w:id="8" w:name="_Toc234711448"/>
+      <w:bookmarkStart w:id="6" w:name="_Toc234439218"/>
+      <w:bookmarkStart w:id="7" w:name="_Toc234711448"/>
       <w:r>
         <w:lastRenderedPageBreak/>
         <w:t>Objective</w:t>
       </w:r>
+      <w:bookmarkEnd w:id="6"/>
       <w:bookmarkEnd w:id="7"/>
-      <w:bookmarkEnd w:id="8"/>
     </w:p>
     <w:p>
       <w:pPr>
@@ -5726,14 +5619,14 @@
         <w:pStyle w:val="Heading1"/>
         <w:spacing w:line="360" w:lineRule="auto"/>
       </w:pPr>
-      <w:bookmarkStart w:id="9" w:name="_Toc234439220"/>
-      <w:bookmarkStart w:id="10" w:name="_Toc234711449"/>
+      <w:bookmarkStart w:id="8" w:name="_Toc234439220"/>
+      <w:bookmarkStart w:id="9" w:name="_Toc234711449"/>
       <w:r>
         <w:lastRenderedPageBreak/>
         <w:t>Background Study</w:t>
       </w:r>
+      <w:bookmarkEnd w:id="8"/>
       <w:bookmarkEnd w:id="9"/>
-      <w:bookmarkEnd w:id="10"/>
     </w:p>
     <w:p>
       <w:pPr>
@@ -5844,12 +5737,12 @@
       <w:r>
         <w:br w:type="page"/>
       </w:r>
-      <w:bookmarkStart w:id="11" w:name="_Toc234711450"/>
+      <w:bookmarkStart w:id="10" w:name="_Toc234711450"/>
       <w:r>
         <w:lastRenderedPageBreak/>
         <w:t>Requirement Matrix</w:t>
       </w:r>
-      <w:bookmarkEnd w:id="11"/>
+      <w:bookmarkEnd w:id="10"/>
     </w:p>
     <w:p>
       <w:pPr>
@@ -5928,11 +5821,11 @@
       <w:pPr>
         <w:pStyle w:val="Heading2"/>
       </w:pPr>
-      <w:bookmarkStart w:id="12" w:name="_Toc234711451"/>
+      <w:bookmarkStart w:id="11" w:name="_Toc234711451"/>
       <w:r>
         <w:t>Types of Requirement</w:t>
       </w:r>
-      <w:bookmarkEnd w:id="12"/>
+      <w:bookmarkEnd w:id="11"/>
     </w:p>
     <w:p>
       <w:pPr>
@@ -6204,7 +6097,7 @@
         <w:pStyle w:val="Heading2"/>
         <w:spacing w:line="360" w:lineRule="auto"/>
       </w:pPr>
-      <w:bookmarkStart w:id="13" w:name="_Toc234711452"/>
+      <w:bookmarkStart w:id="12" w:name="_Toc234711452"/>
       <w:proofErr w:type="spellStart"/>
       <w:r>
         <w:t>Requiremet</w:t>
@@ -6213,7 +6106,7 @@
       <w:r>
         <w:t xml:space="preserve"> Matrix</w:t>
       </w:r>
-      <w:bookmarkEnd w:id="13"/>
+      <w:bookmarkEnd w:id="12"/>
     </w:p>
     <w:tbl>
       <w:tblPr>
@@ -6649,61 +6542,41 @@
       <w:pPr>
         <w:pStyle w:val="Caption"/>
       </w:pPr>
-      <w:bookmarkStart w:id="14" w:name="_Toc234710701"/>
+      <w:bookmarkStart w:id="13" w:name="_Toc234710701"/>
       <w:r>
         <w:t xml:space="preserve">Table </w:t>
       </w:r>
-      <w:r>
-        <w:fldChar w:fldCharType="begin"/>
-      </w:r>
-      <w:r>
-        <w:instrText xml:space="preserve"> STYLEREF 1 \s </w:instrText>
-      </w:r>
-      <w:r>
-        <w:fldChar w:fldCharType="separate"/>
-      </w:r>
-      <w:r>
-        <w:rPr>
-          <w:noProof/>
-        </w:rPr>
-        <w:t>5</w:t>
-      </w:r>
-      <w:r>
-        <w:fldChar w:fldCharType="end"/>
-      </w:r>
+      <w:fldSimple w:instr=" STYLEREF 1 \s ">
+        <w:r>
+          <w:rPr>
+            <w:noProof/>
+          </w:rPr>
+          <w:t>5</w:t>
+        </w:r>
+      </w:fldSimple>
       <w:r>
         <w:t>.</w:t>
       </w:r>
-      <w:r>
-        <w:fldChar w:fldCharType="begin"/>
-      </w:r>
-      <w:r>
-        <w:instrText xml:space="preserve"> SEQ Table \* ARABIC \s 1 </w:instrText>
-      </w:r>
-      <w:r>
-        <w:fldChar w:fldCharType="separate"/>
-      </w:r>
-      <w:r>
-        <w:rPr>
-          <w:noProof/>
-        </w:rPr>
-        <w:t>1</w:t>
-      </w:r>
-      <w:r>
-        <w:fldChar w:fldCharType="end"/>
-      </w:r>
+      <w:fldSimple w:instr=" SEQ Table \* ARABIC \s 1 ">
+        <w:r>
+          <w:rPr>
+            <w:noProof/>
+          </w:rPr>
+          <w:t>1</w:t>
+        </w:r>
+      </w:fldSimple>
       <w:r>
         <w:t xml:space="preserve"> : Requirement Matrix</w:t>
       </w:r>
-      <w:bookmarkEnd w:id="14"/>
+      <w:bookmarkEnd w:id="13"/>
     </w:p>
     <w:p>
       <w:pPr>
         <w:pStyle w:val="Heading1"/>
         <w:spacing w:line="360" w:lineRule="auto"/>
       </w:pPr>
-      <w:bookmarkStart w:id="15" w:name="_Toc234439221"/>
-      <w:bookmarkStart w:id="16" w:name="_Toc234711453"/>
+      <w:bookmarkStart w:id="14" w:name="_Toc234439221"/>
+      <w:bookmarkStart w:id="15" w:name="_Toc234711453"/>
       <w:r>
         <w:lastRenderedPageBreak/>
         <w:t>System de</w:t>
@@ -6711,15 +6584,15 @@
       <w:r>
         <w:t>sign</w:t>
       </w:r>
+      <w:bookmarkEnd w:id="14"/>
       <w:bookmarkEnd w:id="15"/>
-      <w:bookmarkEnd w:id="16"/>
     </w:p>
     <w:p>
       <w:pPr>
         <w:pStyle w:val="Heading2"/>
         <w:spacing w:line="360" w:lineRule="auto"/>
       </w:pPr>
-      <w:bookmarkStart w:id="17" w:name="_Toc234711454"/>
+      <w:bookmarkStart w:id="16" w:name="_Toc234711454"/>
       <w:r>
         <w:t>G</w:t>
       </w:r>
@@ -6735,7 +6608,7 @@
       <w:r>
         <w:t>t</w:t>
       </w:r>
-      <w:bookmarkEnd w:id="17"/>
+      <w:bookmarkEnd w:id="16"/>
     </w:p>
     <w:p>
       <w:pPr>
@@ -6791,7 +6664,7 @@
       <w:pPr>
         <w:pStyle w:val="Caption"/>
       </w:pPr>
-      <w:bookmarkStart w:id="18" w:name="_Toc234712001"/>
+      <w:bookmarkStart w:id="17" w:name="_Toc234712001"/>
       <w:r>
         <w:t xml:space="preserve">Figure </w:t>
       </w:r>
@@ -6801,49 +6674,29 @@
       <w:r>
         <w:t>.</w:t>
       </w:r>
-      <w:r>
-        <w:fldChar w:fldCharType="begin"/>
-      </w:r>
-      <w:r>
-        <w:instrText xml:space="preserve"> STYLEREF 1 \s </w:instrText>
-      </w:r>
-      <w:r>
-        <w:fldChar w:fldCharType="separate"/>
-      </w:r>
-      <w:r>
-        <w:rPr>
-          <w:noProof/>
-        </w:rPr>
-        <w:t>6</w:t>
-      </w:r>
-      <w:r>
-        <w:fldChar w:fldCharType="end"/>
-      </w:r>
+      <w:fldSimple w:instr=" STYLEREF 1 \s ">
+        <w:r>
+          <w:rPr>
+            <w:noProof/>
+          </w:rPr>
+          <w:t>6</w:t>
+        </w:r>
+      </w:fldSimple>
       <w:r>
         <w:t>:</w:t>
       </w:r>
-      <w:r>
-        <w:fldChar w:fldCharType="begin"/>
-      </w:r>
-      <w:r>
-        <w:instrText xml:space="preserve"> SEQ Figure \* ARABIC \s 1 </w:instrText>
-      </w:r>
-      <w:r>
-        <w:fldChar w:fldCharType="separate"/>
-      </w:r>
-      <w:r>
-        <w:rPr>
-          <w:noProof/>
-        </w:rPr>
-        <w:t>1</w:t>
-      </w:r>
-      <w:r>
-        <w:fldChar w:fldCharType="end"/>
-      </w:r>
+      <w:fldSimple w:instr=" SEQ Figure \* ARABIC \s 1 ">
+        <w:r>
+          <w:rPr>
+            <w:noProof/>
+          </w:rPr>
+          <w:t>1</w:t>
+        </w:r>
+      </w:fldSimple>
       <w:r>
         <w:t xml:space="preserve"> : Gantt chat</w:t>
       </w:r>
-      <w:bookmarkEnd w:id="18"/>
+      <w:bookmarkEnd w:id="17"/>
     </w:p>
     <w:p>
       <w:pPr>
@@ -6861,14 +6714,14 @@
       <w:pPr>
         <w:pStyle w:val="Heading2"/>
       </w:pPr>
-      <w:bookmarkStart w:id="19" w:name="_Toc234439222"/>
-      <w:bookmarkStart w:id="20" w:name="_Toc234711455"/>
+      <w:bookmarkStart w:id="18" w:name="_Toc234439222"/>
+      <w:bookmarkStart w:id="19" w:name="_Toc234711455"/>
       <w:r>
         <w:lastRenderedPageBreak/>
         <w:t>Use Case Diagram</w:t>
       </w:r>
+      <w:bookmarkEnd w:id="18"/>
       <w:bookmarkEnd w:id="19"/>
-      <w:bookmarkEnd w:id="20"/>
     </w:p>
     <w:p>
       <w:pPr>
@@ -6967,15 +6820,15 @@
       <w:pPr>
         <w:pStyle w:val="Caption"/>
       </w:pPr>
-      <w:bookmarkStart w:id="21" w:name="_Toc233459031"/>
-      <w:bookmarkStart w:id="22" w:name="_Toc233459059"/>
-      <w:bookmarkStart w:id="23" w:name="_Toc234475516"/>
+      <w:bookmarkStart w:id="20" w:name="_Toc233459031"/>
+      <w:bookmarkStart w:id="21" w:name="_Toc233459059"/>
+      <w:bookmarkStart w:id="22" w:name="_Toc234475516"/>
     </w:p>
     <w:p>
       <w:pPr>
         <w:pStyle w:val="Caption"/>
       </w:pPr>
-      <w:bookmarkStart w:id="24" w:name="_Toc234712002"/>
+      <w:bookmarkStart w:id="23" w:name="_Toc234712002"/>
       <w:r>
         <w:t xml:space="preserve">Figure </w:t>
       </w:r>
@@ -6985,52 +6838,32 @@
       <w:r>
         <w:t>.</w:t>
       </w:r>
-      <w:r>
-        <w:fldChar w:fldCharType="begin"/>
-      </w:r>
-      <w:r>
-        <w:instrText xml:space="preserve"> STYLEREF 1 \s </w:instrText>
-      </w:r>
-      <w:r>
-        <w:fldChar w:fldCharType="separate"/>
-      </w:r>
-      <w:r>
-        <w:rPr>
-          <w:noProof/>
-        </w:rPr>
-        <w:t>6</w:t>
-      </w:r>
-      <w:r>
-        <w:fldChar w:fldCharType="end"/>
-      </w:r>
+      <w:fldSimple w:instr=" STYLEREF 1 \s ">
+        <w:r>
+          <w:rPr>
+            <w:noProof/>
+          </w:rPr>
+          <w:t>6</w:t>
+        </w:r>
+      </w:fldSimple>
       <w:r>
         <w:t>:</w:t>
       </w:r>
-      <w:r>
-        <w:fldChar w:fldCharType="begin"/>
-      </w:r>
-      <w:r>
-        <w:instrText xml:space="preserve"> SEQ Figure \* ARABIC \s 1 </w:instrText>
-      </w:r>
-      <w:r>
-        <w:fldChar w:fldCharType="separate"/>
-      </w:r>
-      <w:r>
-        <w:rPr>
-          <w:noProof/>
-        </w:rPr>
-        <w:t>2</w:t>
-      </w:r>
-      <w:r>
-        <w:fldChar w:fldCharType="end"/>
-      </w:r>
+      <w:fldSimple w:instr=" SEQ Figure \* ARABIC \s 1 ">
+        <w:r>
+          <w:rPr>
+            <w:noProof/>
+          </w:rPr>
+          <w:t>2</w:t>
+        </w:r>
+      </w:fldSimple>
       <w:r>
         <w:t xml:space="preserve"> use case diagram</w:t>
       </w:r>
+      <w:bookmarkEnd w:id="20"/>
       <w:bookmarkEnd w:id="21"/>
       <w:bookmarkEnd w:id="22"/>
       <w:bookmarkEnd w:id="23"/>
-      <w:bookmarkEnd w:id="24"/>
     </w:p>
     <w:p>
       <w:pPr>
@@ -7049,14 +6882,14 @@
       <w:pPr>
         <w:pStyle w:val="Heading2"/>
       </w:pPr>
-      <w:bookmarkStart w:id="25" w:name="_Toc234439223"/>
-      <w:bookmarkStart w:id="26" w:name="_Toc234711456"/>
+      <w:bookmarkStart w:id="24" w:name="_Toc234439223"/>
+      <w:bookmarkStart w:id="25" w:name="_Toc234711456"/>
       <w:r>
         <w:lastRenderedPageBreak/>
         <w:t>Data Flow Diagram (DFD)</w:t>
       </w:r>
+      <w:bookmarkEnd w:id="24"/>
       <w:bookmarkEnd w:id="25"/>
-      <w:bookmarkEnd w:id="26"/>
     </w:p>
     <w:p>
       <w:pPr>
@@ -7090,11 +6923,11 @@
         <w:spacing w:line="360" w:lineRule="auto"/>
         <w:jc w:val="both"/>
       </w:pPr>
-      <w:bookmarkStart w:id="27" w:name="_Toc234439224"/>
+      <w:bookmarkStart w:id="26" w:name="_Toc234439224"/>
       <w:r>
         <w:t>Level 0 (Context Diagram):</w:t>
       </w:r>
-      <w:bookmarkEnd w:id="27"/>
+      <w:bookmarkEnd w:id="26"/>
       <w:r>
         <w:t xml:space="preserve"> </w:t>
       </w:r>
@@ -7178,7 +7011,7 @@
               </wp:inline>
             </w:drawing>
           </mc:Choice>
-          <mc:Fallback xmlns:w16sdtfl="http://schemas.microsoft.com/office/word/2024/wordml/sdtformatlock" xmlns:w16sdtdh="http://schemas.microsoft.com/office/word/2020/wordml/sdtdatahash" xmlns:w16du="http://schemas.microsoft.com/office/word/2023/wordml/word16du" xmlns:w16="http://schemas.microsoft.com/office/word/2018/wordml" xmlns:w16cex="http://schemas.microsoft.com/office/word/2018/wordml/cex" xmlns:oel="http://schemas.microsoft.com/office/2019/extlst">
+          <mc:Fallback>
             <w:pict>
               <v:rect w14:anchorId="1E33D344" id="Rectangle 2" o:spid="_x0000_s1026" alt="blob:https://web.whatsapp.com/5bd631e2-e697-466c-b131-24812fe94579" style="width:24pt;height:24pt;visibility:visible;mso-wrap-style:square;mso-left-percent:-10001;mso-top-percent:-10001;mso-position-horizontal:absolute;mso-position-horizontal-relative:char;mso-position-vertical:absolute;mso-position-vertical-relative:line;mso-left-percent:-10001;mso-top-percent:-10001;v-text-anchor:top" o:gfxdata="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" filled="f" stroked="f">
                 <o:lock v:ext="edit" aspectratio="t"/>
@@ -7249,7 +7082,7 @@
               </wp:inline>
             </w:drawing>
           </mc:Choice>
-          <mc:Fallback xmlns:w16sdtfl="http://schemas.microsoft.com/office/word/2024/wordml/sdtformatlock" xmlns:w16sdtdh="http://schemas.microsoft.com/office/word/2020/wordml/sdtdatahash" xmlns:w16du="http://schemas.microsoft.com/office/word/2023/wordml/word16du" xmlns:w16="http://schemas.microsoft.com/office/word/2018/wordml" xmlns:w16cex="http://schemas.microsoft.com/office/word/2018/wordml/cex" xmlns:oel="http://schemas.microsoft.com/office/2019/extlst">
+          <mc:Fallback>
             <w:pict>
               <v:rect w14:anchorId="17A140ED" id="Rectangle 3" o:spid="_x0000_s1026" alt="blob:https://web.whatsapp.com/5bd631e2-e697-466c-b131-24812fe94579" style="width:24pt;height:24pt;visibility:visible;mso-wrap-style:square;mso-left-percent:-10001;mso-top-percent:-10001;mso-position-horizontal:absolute;mso-position-horizontal-relative:char;mso-position-vertical:absolute;mso-position-vertical-relative:line;mso-left-percent:-10001;mso-top-percent:-10001;v-text-anchor:top" o:gfxdata="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" filled="f" stroked="f">
                 <o:lock v:ext="edit" aspectratio="t"/>
@@ -7316,10 +7149,10 @@
       <w:pPr>
         <w:pStyle w:val="Caption"/>
       </w:pPr>
-      <w:bookmarkStart w:id="28" w:name="_Toc233459032"/>
-      <w:bookmarkStart w:id="29" w:name="_Toc233459060"/>
-      <w:bookmarkStart w:id="30" w:name="_Toc234475517"/>
-      <w:bookmarkStart w:id="31" w:name="_Toc234712003"/>
+      <w:bookmarkStart w:id="27" w:name="_Toc233459032"/>
+      <w:bookmarkStart w:id="28" w:name="_Toc233459060"/>
+      <w:bookmarkStart w:id="29" w:name="_Toc234475517"/>
+      <w:bookmarkStart w:id="30" w:name="_Toc234712003"/>
       <w:r>
         <w:t xml:space="preserve">Figure </w:t>
       </w:r>
@@ -7329,52 +7162,32 @@
       <w:r>
         <w:t>.</w:t>
       </w:r>
-      <w:r>
-        <w:fldChar w:fldCharType="begin"/>
-      </w:r>
-      <w:r>
-        <w:instrText xml:space="preserve"> STYLEREF 1 \s </w:instrText>
-      </w:r>
-      <w:r>
-        <w:fldChar w:fldCharType="separate"/>
-      </w:r>
-      <w:r>
-        <w:rPr>
-          <w:noProof/>
-        </w:rPr>
-        <w:t>6</w:t>
-      </w:r>
-      <w:r>
-        <w:fldChar w:fldCharType="end"/>
-      </w:r>
+      <w:fldSimple w:instr=" STYLEREF 1 \s ">
+        <w:r>
+          <w:rPr>
+            <w:noProof/>
+          </w:rPr>
+          <w:t>6</w:t>
+        </w:r>
+      </w:fldSimple>
       <w:r>
         <w:t>:</w:t>
       </w:r>
-      <w:r>
-        <w:fldChar w:fldCharType="begin"/>
-      </w:r>
-      <w:r>
-        <w:instrText xml:space="preserve"> SEQ Figure \* ARABIC \s 1 </w:instrText>
-      </w:r>
-      <w:r>
-        <w:fldChar w:fldCharType="separate"/>
-      </w:r>
-      <w:r>
-        <w:rPr>
-          <w:noProof/>
-        </w:rPr>
-        <w:t>3</w:t>
-      </w:r>
-      <w:r>
-        <w:fldChar w:fldCharType="end"/>
-      </w:r>
+      <w:fldSimple w:instr=" SEQ Figure \* ARABIC \s 1 ">
+        <w:r>
+          <w:rPr>
+            <w:noProof/>
+          </w:rPr>
+          <w:t>3</w:t>
+        </w:r>
+      </w:fldSimple>
       <w:r>
         <w:t>:DFD level 0</w:t>
       </w:r>
+      <w:bookmarkEnd w:id="27"/>
       <w:bookmarkEnd w:id="28"/>
       <w:bookmarkEnd w:id="29"/>
       <w:bookmarkEnd w:id="30"/>
-      <w:bookmarkEnd w:id="31"/>
     </w:p>
     <w:p>
       <w:pPr>
@@ -7386,12 +7199,12 @@
       </w:r>
     </w:p>
     <w:p>
-      <w:bookmarkStart w:id="32" w:name="_Toc234439225"/>
+      <w:bookmarkStart w:id="31" w:name="_Toc234439225"/>
       <w:r>
         <w:lastRenderedPageBreak/>
         <w:t>Level 1 (Detailed Decomposition):</w:t>
       </w:r>
-      <w:bookmarkEnd w:id="32"/>
+      <w:bookmarkEnd w:id="31"/>
       <w:r>
         <w:t xml:space="preserve"> Breaks down the central system process into</w:t>
       </w:r>
@@ -7468,10 +7281,10 @@
       <w:pPr>
         <w:pStyle w:val="Caption"/>
       </w:pPr>
-      <w:bookmarkStart w:id="33" w:name="_Toc233459033"/>
-      <w:bookmarkStart w:id="34" w:name="_Toc233459061"/>
-      <w:bookmarkStart w:id="35" w:name="_Toc234475518"/>
-      <w:bookmarkStart w:id="36" w:name="_Toc234712004"/>
+      <w:bookmarkStart w:id="32" w:name="_Toc233459033"/>
+      <w:bookmarkStart w:id="33" w:name="_Toc233459061"/>
+      <w:bookmarkStart w:id="34" w:name="_Toc234475518"/>
+      <w:bookmarkStart w:id="35" w:name="_Toc234712004"/>
       <w:r>
         <w:t xml:space="preserve">Figure </w:t>
       </w:r>
@@ -7481,52 +7294,32 @@
       <w:r>
         <w:t>.</w:t>
       </w:r>
-      <w:r>
-        <w:fldChar w:fldCharType="begin"/>
-      </w:r>
-      <w:r>
-        <w:instrText xml:space="preserve"> STYLEREF 1 \s </w:instrText>
-      </w:r>
-      <w:r>
-        <w:fldChar w:fldCharType="separate"/>
-      </w:r>
-      <w:r>
-        <w:rPr>
-          <w:noProof/>
-        </w:rPr>
-        <w:t>6</w:t>
-      </w:r>
-      <w:r>
-        <w:fldChar w:fldCharType="end"/>
-      </w:r>
+      <w:fldSimple w:instr=" STYLEREF 1 \s ">
+        <w:r>
+          <w:rPr>
+            <w:noProof/>
+          </w:rPr>
+          <w:t>6</w:t>
+        </w:r>
+      </w:fldSimple>
       <w:r>
         <w:t>:</w:t>
       </w:r>
-      <w:r>
-        <w:fldChar w:fldCharType="begin"/>
-      </w:r>
-      <w:r>
-        <w:instrText xml:space="preserve"> SEQ Figure \* ARABIC \s 1 </w:instrText>
-      </w:r>
-      <w:r>
-        <w:fldChar w:fldCharType="separate"/>
-      </w:r>
-      <w:r>
-        <w:rPr>
-          <w:noProof/>
-        </w:rPr>
-        <w:t>4</w:t>
-      </w:r>
-      <w:r>
-        <w:fldChar w:fldCharType="end"/>
-      </w:r>
+      <w:fldSimple w:instr=" SEQ Figure \* ARABIC \s 1 ">
+        <w:r>
+          <w:rPr>
+            <w:noProof/>
+          </w:rPr>
+          <w:t>4</w:t>
+        </w:r>
+      </w:fldSimple>
       <w:r>
         <w:t>:DFD level 1</w:t>
       </w:r>
+      <w:bookmarkEnd w:id="32"/>
       <w:bookmarkEnd w:id="33"/>
       <w:bookmarkEnd w:id="34"/>
       <w:bookmarkEnd w:id="35"/>
-      <w:bookmarkEnd w:id="36"/>
     </w:p>
     <w:p>
       <w:pPr>
@@ -7541,14 +7334,14 @@
       <w:pPr>
         <w:pStyle w:val="Heading2"/>
       </w:pPr>
-      <w:bookmarkStart w:id="37" w:name="_Toc234439226"/>
-      <w:bookmarkStart w:id="38" w:name="_Toc234711457"/>
+      <w:bookmarkStart w:id="36" w:name="_Toc234439226"/>
+      <w:bookmarkStart w:id="37" w:name="_Toc234711457"/>
       <w:r>
         <w:lastRenderedPageBreak/>
         <w:t>System Flowchart</w:t>
       </w:r>
+      <w:bookmarkEnd w:id="36"/>
       <w:bookmarkEnd w:id="37"/>
-      <w:bookmarkEnd w:id="38"/>
     </w:p>
     <w:p>
       <w:pPr>
@@ -7637,53 +7430,33 @@
       <w:pPr>
         <w:pStyle w:val="Caption"/>
       </w:pPr>
-      <w:bookmarkStart w:id="39" w:name="_Toc234712005"/>
+      <w:bookmarkStart w:id="38" w:name="_Toc234712005"/>
       <w:r>
         <w:t xml:space="preserve">Figure </w:t>
       </w:r>
-      <w:r>
-        <w:fldChar w:fldCharType="begin"/>
-      </w:r>
-      <w:r>
-        <w:instrText xml:space="preserve"> STYLEREF 1 \s </w:instrText>
-      </w:r>
-      <w:r>
-        <w:fldChar w:fldCharType="separate"/>
-      </w:r>
-      <w:r>
-        <w:rPr>
-          <w:noProof/>
-        </w:rPr>
-        <w:t>6</w:t>
-      </w:r>
-      <w:r>
-        <w:fldChar w:fldCharType="end"/>
-      </w:r>
+      <w:fldSimple w:instr=" STYLEREF 1 \s ">
+        <w:r>
+          <w:rPr>
+            <w:noProof/>
+          </w:rPr>
+          <w:t>6</w:t>
+        </w:r>
+      </w:fldSimple>
       <w:r>
         <w:t>:</w:t>
       </w:r>
-      <w:r>
-        <w:fldChar w:fldCharType="begin"/>
-      </w:r>
-      <w:r>
-        <w:instrText xml:space="preserve"> SEQ Figure \* ARABIC \s 1 </w:instrText>
-      </w:r>
-      <w:r>
-        <w:fldChar w:fldCharType="separate"/>
-      </w:r>
-      <w:r>
-        <w:rPr>
-          <w:noProof/>
-        </w:rPr>
-        <w:t>5</w:t>
-      </w:r>
-      <w:r>
-        <w:fldChar w:fldCharType="end"/>
-      </w:r>
+      <w:fldSimple w:instr=" SEQ Figure \* ARABIC \s 1 ">
+        <w:r>
+          <w:rPr>
+            <w:noProof/>
+          </w:rPr>
+          <w:t>5</w:t>
+        </w:r>
+      </w:fldSimple>
       <w:r>
         <w:t xml:space="preserve"> : Flowchart for admin</w:t>
       </w:r>
-      <w:bookmarkEnd w:id="39"/>
+      <w:bookmarkEnd w:id="38"/>
     </w:p>
     <w:p>
       <w:pPr>
@@ -7753,53 +7526,33 @@
       <w:pPr>
         <w:pStyle w:val="Caption"/>
       </w:pPr>
-      <w:bookmarkStart w:id="40" w:name="_Toc234712006"/>
+      <w:bookmarkStart w:id="39" w:name="_Toc234712006"/>
       <w:r>
         <w:t xml:space="preserve">Figure </w:t>
       </w:r>
-      <w:r>
-        <w:fldChar w:fldCharType="begin"/>
-      </w:r>
-      <w:r>
-        <w:instrText xml:space="preserve"> STYLEREF 1 \s </w:instrText>
-      </w:r>
-      <w:r>
-        <w:fldChar w:fldCharType="separate"/>
-      </w:r>
-      <w:r>
-        <w:rPr>
-          <w:noProof/>
-        </w:rPr>
-        <w:t>6</w:t>
-      </w:r>
-      <w:r>
-        <w:fldChar w:fldCharType="end"/>
-      </w:r>
+      <w:fldSimple w:instr=" STYLEREF 1 \s ">
+        <w:r>
+          <w:rPr>
+            <w:noProof/>
+          </w:rPr>
+          <w:t>6</w:t>
+        </w:r>
+      </w:fldSimple>
       <w:r>
         <w:t>:</w:t>
       </w:r>
-      <w:r>
-        <w:fldChar w:fldCharType="begin"/>
-      </w:r>
-      <w:r>
-        <w:instrText xml:space="preserve"> SEQ Figure \* ARABIC \s 1 </w:instrText>
-      </w:r>
-      <w:r>
-        <w:fldChar w:fldCharType="separate"/>
-      </w:r>
-      <w:r>
-        <w:rPr>
-          <w:noProof/>
-        </w:rPr>
-        <w:t>6</w:t>
-      </w:r>
-      <w:r>
-        <w:fldChar w:fldCharType="end"/>
-      </w:r>
+      <w:fldSimple w:instr=" SEQ Figure \* ARABIC \s 1 ">
+        <w:r>
+          <w:rPr>
+            <w:noProof/>
+          </w:rPr>
+          <w:t>6</w:t>
+        </w:r>
+      </w:fldSimple>
       <w:r>
         <w:t xml:space="preserve"> :  Flowchart for voter</w:t>
       </w:r>
-      <w:bookmarkEnd w:id="40"/>
+      <w:bookmarkEnd w:id="39"/>
     </w:p>
     <w:p/>
     <w:p/>
@@ -7809,14 +7562,14 @@
         <w:pStyle w:val="Heading1"/>
         <w:spacing w:line="360" w:lineRule="auto"/>
       </w:pPr>
-      <w:bookmarkStart w:id="41" w:name="_Toc234439227"/>
-      <w:bookmarkStart w:id="42" w:name="_Toc234711458"/>
+      <w:bookmarkStart w:id="40" w:name="_Toc234439227"/>
+      <w:bookmarkStart w:id="41" w:name="_Toc234711458"/>
       <w:r>
         <w:lastRenderedPageBreak/>
         <w:t>Development</w:t>
       </w:r>
+      <w:bookmarkEnd w:id="40"/>
       <w:bookmarkEnd w:id="41"/>
-      <w:bookmarkEnd w:id="42"/>
     </w:p>
     <w:p>
       <w:pPr>
@@ -7855,18 +7608,18 @@
       <w:pPr>
         <w:pStyle w:val="Heading2"/>
       </w:pPr>
-      <w:bookmarkStart w:id="43" w:name="_Toc234711459"/>
+      <w:bookmarkStart w:id="42" w:name="_Toc234711459"/>
       <w:r>
         <w:t>Development Model</w:t>
       </w:r>
-      <w:bookmarkEnd w:id="43"/>
+      <w:bookmarkEnd w:id="42"/>
     </w:p>
     <w:p>
       <w:pPr>
         <w:spacing w:line="360" w:lineRule="auto"/>
         <w:jc w:val="both"/>
       </w:pPr>
-      <w:bookmarkStart w:id="44" w:name="_Toc234439228"/>
+      <w:bookmarkStart w:id="43" w:name="_Toc234439228"/>
       <w:r>
         <w:rPr>
           <w:rStyle w:val="citation-371"/>
@@ -7885,7 +7638,7 @@
         </w:rPr>
         <w:t xml:space="preserve"> Model</w:t>
       </w:r>
-      <w:bookmarkEnd w:id="44"/>
+      <w:bookmarkEnd w:id="43"/>
     </w:p>
     <w:p>
       <w:pPr>
@@ -8033,11 +7786,11 @@
       <w:pPr>
         <w:pStyle w:val="Heading2"/>
       </w:pPr>
-      <w:bookmarkStart w:id="45" w:name="_Toc234711460"/>
+      <w:bookmarkStart w:id="44" w:name="_Toc234711460"/>
       <w:r>
         <w:t>Tools and Collaboration Platform</w:t>
       </w:r>
-      <w:bookmarkEnd w:id="45"/>
+      <w:bookmarkEnd w:id="44"/>
     </w:p>
     <w:p>
       <w:pPr>
@@ -8081,12 +7834,12 @@
       <w:pPr>
         <w:pStyle w:val="Heading2"/>
       </w:pPr>
-      <w:bookmarkStart w:id="46" w:name="_Toc234711461"/>
+      <w:bookmarkStart w:id="45" w:name="_Toc234711461"/>
       <w:r>
         <w:lastRenderedPageBreak/>
         <w:t>Work Assignment</w:t>
       </w:r>
-      <w:bookmarkEnd w:id="46"/>
+      <w:bookmarkEnd w:id="45"/>
     </w:p>
     <w:tbl>
       <w:tblPr>
@@ -8288,13 +8041,8 @@
               <w:jc w:val="both"/>
             </w:pPr>
             <w:r>
-              <w:t xml:space="preserve">Miraj </w:t>
-            </w:r>
-            <w:proofErr w:type="spellStart"/>
-            <w:r>
-              <w:t>Puri</w:t>
-            </w:r>
-            <w:proofErr w:type="spellEnd"/>
+              <w:t>Miraj Puri</w:t>
+            </w:r>
           </w:p>
         </w:tc>
         <w:tc>
@@ -8482,7 +8230,7 @@
           <w:szCs w:val="24"/>
         </w:rPr>
       </w:pPr>
-      <w:bookmarkStart w:id="47" w:name="_Toc234710702"/>
+      <w:bookmarkStart w:id="46" w:name="_Toc234710702"/>
       <w:r>
         <w:rPr>
           <w:szCs w:val="24"/>
@@ -8563,7 +8311,7 @@
         </w:rPr>
         <w:t>: Work Assigned</w:t>
       </w:r>
-      <w:bookmarkEnd w:id="47"/>
+      <w:bookmarkEnd w:id="46"/>
     </w:p>
     <w:p>
       <w:r>
@@ -8578,12 +8326,12 @@
           <w:sz w:val="28"/>
         </w:rPr>
       </w:pPr>
-      <w:bookmarkStart w:id="48" w:name="_Toc234711462"/>
+      <w:bookmarkStart w:id="47" w:name="_Toc234711462"/>
       <w:r>
         <w:lastRenderedPageBreak/>
         <w:t>Testing</w:t>
       </w:r>
-      <w:bookmarkEnd w:id="48"/>
+      <w:bookmarkEnd w:id="47"/>
     </w:p>
     <w:p>
       <w:pPr>
@@ -8598,14 +8346,14 @@
         <w:pStyle w:val="Heading2"/>
         <w:spacing w:line="360" w:lineRule="auto"/>
       </w:pPr>
-      <w:bookmarkStart w:id="49" w:name="_Toc234711463"/>
+      <w:bookmarkStart w:id="48" w:name="_Toc234711463"/>
       <w:r>
         <w:t>Test</w:t>
       </w:r>
       <w:r>
         <w:t xml:space="preserve"> Cases</w:t>
       </w:r>
-      <w:bookmarkEnd w:id="49"/>
+      <w:bookmarkEnd w:id="48"/>
     </w:p>
     <w:tbl>
       <w:tblPr>
@@ -9686,7 +9434,7 @@
           <w:szCs w:val="24"/>
         </w:rPr>
       </w:pPr>
-      <w:bookmarkStart w:id="50" w:name="_Toc234710703"/>
+      <w:bookmarkStart w:id="49" w:name="_Toc234710703"/>
       <w:r>
         <w:rPr>
           <w:szCs w:val="24"/>
@@ -9779,36 +9527,36 @@
         </w:rPr>
         <w:t>:Testing Phases</w:t>
       </w:r>
-      <w:bookmarkEnd w:id="50"/>
+      <w:bookmarkEnd w:id="49"/>
     </w:p>
     <w:p>
       <w:pPr>
         <w:pStyle w:val="Heading2"/>
       </w:pPr>
-      <w:bookmarkStart w:id="51" w:name="_Toc234711464"/>
+      <w:bookmarkStart w:id="50" w:name="_Toc234711464"/>
       <w:r>
         <w:lastRenderedPageBreak/>
         <w:t>Testing Summary</w:t>
       </w:r>
+      <w:bookmarkEnd w:id="50"/>
+    </w:p>
+    <w:p>
+      <w:pPr>
+        <w:spacing w:line="360" w:lineRule="auto"/>
+      </w:pPr>
+      <w:r>
+        <w:t>A total of 10 functional test cases were executed. All critical modules, including authentication, vote casting, result generation, duplicate vote prevention, and election reset, behaved as expected. No critical defects were identified during system testing. The application successfully met the functional requirements and demonstrated reliable performance in simulated election scenarios.</w:t>
+      </w:r>
+    </w:p>
+    <w:p>
+      <w:pPr>
+        <w:pStyle w:val="Heading2"/>
+      </w:pPr>
+      <w:bookmarkStart w:id="51" w:name="_Toc234711465"/>
+      <w:r>
+        <w:t>User Acceptance Testing</w:t>
+      </w:r>
       <w:bookmarkEnd w:id="51"/>
-    </w:p>
-    <w:p>
-      <w:pPr>
-        <w:spacing w:line="360" w:lineRule="auto"/>
-      </w:pPr>
-      <w:r>
-        <w:t>A total of 10 functional test cases were executed. All critical modules, including authentication, vote casting, result generation, duplicate vote prevention, and election reset, behaved as expected. No critical defects were identified during system testing. The application successfully met the functional requirements and demonstrated reliable performance in simulated election scenarios.</w:t>
-      </w:r>
-    </w:p>
-    <w:p>
-      <w:pPr>
-        <w:pStyle w:val="Heading2"/>
-      </w:pPr>
-      <w:bookmarkStart w:id="52" w:name="_Toc234711465"/>
-      <w:r>
-        <w:t>User Acceptance Testing</w:t>
-      </w:r>
-      <w:bookmarkEnd w:id="52"/>
     </w:p>
     <w:p>
       <w:pPr>
@@ -9944,8 +9692,8 @@
         <w:pStyle w:val="Heading1"/>
         <w:spacing w:line="360" w:lineRule="auto"/>
       </w:pPr>
-      <w:bookmarkStart w:id="53" w:name="_Toc234439232"/>
-      <w:bookmarkStart w:id="54" w:name="_Toc234711466"/>
+      <w:bookmarkStart w:id="52" w:name="_Toc234439232"/>
+      <w:bookmarkStart w:id="53" w:name="_Toc234711466"/>
       <w:r>
         <w:lastRenderedPageBreak/>
         <w:t>Project</w:t>
@@ -9956,8 +9704,8 @@
       <w:r>
         <w:t>Results</w:t>
       </w:r>
+      <w:bookmarkEnd w:id="52"/>
       <w:bookmarkEnd w:id="53"/>
-      <w:bookmarkEnd w:id="54"/>
     </w:p>
     <w:p>
       <w:pPr>
@@ -10172,12 +9920,12 @@
       <w:pPr>
         <w:pStyle w:val="Heading1"/>
       </w:pPr>
-      <w:bookmarkStart w:id="55" w:name="_Toc234711467"/>
+      <w:bookmarkStart w:id="54" w:name="_Toc234711467"/>
       <w:r>
         <w:lastRenderedPageBreak/>
         <w:t>Conclusion</w:t>
       </w:r>
-      <w:bookmarkEnd w:id="55"/>
+      <w:bookmarkEnd w:id="54"/>
     </w:p>
     <w:p>
       <w:pPr>
@@ -10399,7 +10147,7 @@
         <w:br w:type="page"/>
       </w:r>
     </w:p>
-    <w:bookmarkStart w:id="56" w:name="_Toc234711468" w:displacedByCustomXml="next"/>
+    <w:bookmarkStart w:id="55" w:name="_Toc234711468" w:displacedByCustomXml="next"/>
     <w:sdt>
       <w:sdtPr>
         <w:rPr>
@@ -10426,7 +10174,7 @@
           <w:r>
             <w:t>References</w:t>
           </w:r>
-          <w:bookmarkEnd w:id="56"/>
+          <w:bookmarkEnd w:id="55"/>
         </w:p>
         <w:sdt>
           <w:sdtPr>
@@ -10552,11 +10300,11 @@
         <w:lastRenderedPageBreak/>
         <w:t xml:space="preserve"> </w:t>
       </w:r>
-      <w:bookmarkStart w:id="57" w:name="_Toc234711469"/>
+      <w:bookmarkStart w:id="56" w:name="_Toc234711469"/>
       <w:r>
         <w:t>Annexures</w:t>
       </w:r>
-      <w:bookmarkEnd w:id="57"/>
+      <w:bookmarkEnd w:id="56"/>
     </w:p>
     <w:p>
       <w:r>
@@ -10625,53 +10373,33 @@
       <w:pPr>
         <w:pStyle w:val="Caption"/>
       </w:pPr>
-      <w:bookmarkStart w:id="58" w:name="_Toc234712007"/>
+      <w:bookmarkStart w:id="57" w:name="_Toc234712007"/>
       <w:r>
         <w:t xml:space="preserve">Figure </w:t>
       </w:r>
-      <w:r>
-        <w:fldChar w:fldCharType="begin"/>
-      </w:r>
-      <w:r>
-        <w:instrText xml:space="preserve"> STYLEREF 1 \s </w:instrText>
-      </w:r>
-      <w:r>
-        <w:fldChar w:fldCharType="separate"/>
-      </w:r>
-      <w:r>
-        <w:rPr>
-          <w:noProof/>
-        </w:rPr>
-        <w:t>12</w:t>
-      </w:r>
-      <w:r>
-        <w:fldChar w:fldCharType="end"/>
-      </w:r>
+      <w:fldSimple w:instr=" STYLEREF 1 \s ">
+        <w:r>
+          <w:rPr>
+            <w:noProof/>
+          </w:rPr>
+          <w:t>12</w:t>
+        </w:r>
+      </w:fldSimple>
       <w:r>
         <w:t>:</w:t>
       </w:r>
-      <w:r>
-        <w:fldChar w:fldCharType="begin"/>
-      </w:r>
-      <w:r>
-        <w:instrText xml:space="preserve"> SEQ Figure \* ARABIC \s 1 </w:instrText>
-      </w:r>
-      <w:r>
-        <w:fldChar w:fldCharType="separate"/>
-      </w:r>
-      <w:r>
-        <w:rPr>
-          <w:noProof/>
-        </w:rPr>
-        <w:t>1</w:t>
-      </w:r>
-      <w:r>
-        <w:fldChar w:fldCharType="end"/>
-      </w:r>
+      <w:fldSimple w:instr=" SEQ Figure \* ARABIC \s 1 ">
+        <w:r>
+          <w:rPr>
+            <w:noProof/>
+          </w:rPr>
+          <w:t>1</w:t>
+        </w:r>
+      </w:fldSimple>
       <w:r>
         <w:t xml:space="preserve"> : Main Menu</w:t>
       </w:r>
-      <w:bookmarkEnd w:id="58"/>
+      <w:bookmarkEnd w:id="57"/>
     </w:p>
     <w:p/>
     <w:p>
@@ -10730,53 +10458,33 @@
       <w:pPr>
         <w:pStyle w:val="Caption"/>
       </w:pPr>
-      <w:bookmarkStart w:id="59" w:name="_Toc234712008"/>
+      <w:bookmarkStart w:id="58" w:name="_Toc234712008"/>
       <w:r>
         <w:t xml:space="preserve">Figure </w:t>
       </w:r>
-      <w:r>
-        <w:fldChar w:fldCharType="begin"/>
-      </w:r>
-      <w:r>
-        <w:instrText xml:space="preserve"> STYLEREF 1 \s </w:instrText>
-      </w:r>
-      <w:r>
-        <w:fldChar w:fldCharType="separate"/>
-      </w:r>
-      <w:r>
-        <w:rPr>
-          <w:noProof/>
-        </w:rPr>
-        <w:t>12</w:t>
-      </w:r>
-      <w:r>
-        <w:fldChar w:fldCharType="end"/>
-      </w:r>
+      <w:fldSimple w:instr=" STYLEREF 1 \s ">
+        <w:r>
+          <w:rPr>
+            <w:noProof/>
+          </w:rPr>
+          <w:t>12</w:t>
+        </w:r>
+      </w:fldSimple>
       <w:r>
         <w:t>:</w:t>
       </w:r>
-      <w:r>
-        <w:fldChar w:fldCharType="begin"/>
-      </w:r>
-      <w:r>
-        <w:instrText xml:space="preserve"> SEQ Figure \* ARABIC \s 1 </w:instrText>
-      </w:r>
-      <w:r>
-        <w:fldChar w:fldCharType="separate"/>
-      </w:r>
-      <w:r>
-        <w:rPr>
-          <w:noProof/>
-        </w:rPr>
-        <w:t>2</w:t>
-      </w:r>
-      <w:r>
-        <w:fldChar w:fldCharType="end"/>
-      </w:r>
+      <w:fldSimple w:instr=" SEQ Figure \* ARABIC \s 1 ">
+        <w:r>
+          <w:rPr>
+            <w:noProof/>
+          </w:rPr>
+          <w:t>2</w:t>
+        </w:r>
+      </w:fldSimple>
       <w:r>
         <w:t xml:space="preserve"> : Admin Login</w:t>
       </w:r>
-      <w:bookmarkEnd w:id="59"/>
+      <w:bookmarkEnd w:id="58"/>
     </w:p>
     <w:p/>
     <w:p>
@@ -10838,53 +10546,33 @@
       <w:pPr>
         <w:pStyle w:val="Caption"/>
       </w:pPr>
-      <w:bookmarkStart w:id="60" w:name="_Toc234712009"/>
+      <w:bookmarkStart w:id="59" w:name="_Toc234712009"/>
       <w:r>
         <w:t xml:space="preserve">Figure </w:t>
       </w:r>
-      <w:r>
-        <w:fldChar w:fldCharType="begin"/>
-      </w:r>
-      <w:r>
-        <w:instrText xml:space="preserve"> STYLEREF 1 \s </w:instrText>
-      </w:r>
-      <w:r>
-        <w:fldChar w:fldCharType="separate"/>
-      </w:r>
-      <w:r>
-        <w:rPr>
-          <w:noProof/>
-        </w:rPr>
-        <w:t>12</w:t>
-      </w:r>
-      <w:r>
-        <w:fldChar w:fldCharType="end"/>
-      </w:r>
+      <w:fldSimple w:instr=" STYLEREF 1 \s ">
+        <w:r>
+          <w:rPr>
+            <w:noProof/>
+          </w:rPr>
+          <w:t>12</w:t>
+        </w:r>
+      </w:fldSimple>
       <w:r>
         <w:t>:</w:t>
       </w:r>
-      <w:r>
-        <w:fldChar w:fldCharType="begin"/>
-      </w:r>
-      <w:r>
-        <w:instrText xml:space="preserve"> SEQ Figure \* ARABIC \s 1 </w:instrText>
-      </w:r>
-      <w:r>
-        <w:fldChar w:fldCharType="separate"/>
-      </w:r>
-      <w:r>
-        <w:rPr>
-          <w:noProof/>
-        </w:rPr>
-        <w:t>3</w:t>
-      </w:r>
-      <w:r>
-        <w:fldChar w:fldCharType="end"/>
-      </w:r>
+      <w:fldSimple w:instr=" SEQ Figure \* ARABIC \s 1 ">
+        <w:r>
+          <w:rPr>
+            <w:noProof/>
+          </w:rPr>
+          <w:t>3</w:t>
+        </w:r>
+      </w:fldSimple>
       <w:r>
         <w:t xml:space="preserve"> : Admin Control</w:t>
       </w:r>
-      <w:bookmarkEnd w:id="60"/>
+      <w:bookmarkEnd w:id="59"/>
     </w:p>
     <w:p>
       <w:pPr>
@@ -10951,53 +10639,33 @@
       <w:pPr>
         <w:pStyle w:val="Caption"/>
       </w:pPr>
-      <w:bookmarkStart w:id="61" w:name="_Toc234712010"/>
+      <w:bookmarkStart w:id="60" w:name="_Toc234712010"/>
       <w:r>
         <w:t xml:space="preserve">Figure </w:t>
       </w:r>
-      <w:r>
-        <w:fldChar w:fldCharType="begin"/>
-      </w:r>
-      <w:r>
-        <w:instrText xml:space="preserve"> STYLEREF 1 \s </w:instrText>
-      </w:r>
-      <w:r>
-        <w:fldChar w:fldCharType="separate"/>
-      </w:r>
-      <w:r>
-        <w:rPr>
-          <w:noProof/>
-        </w:rPr>
-        <w:t>12</w:t>
-      </w:r>
-      <w:r>
-        <w:fldChar w:fldCharType="end"/>
-      </w:r>
+      <w:fldSimple w:instr=" STYLEREF 1 \s ">
+        <w:r>
+          <w:rPr>
+            <w:noProof/>
+          </w:rPr>
+          <w:t>12</w:t>
+        </w:r>
+      </w:fldSimple>
       <w:r>
         <w:t>:</w:t>
       </w:r>
-      <w:r>
-        <w:fldChar w:fldCharType="begin"/>
-      </w:r>
-      <w:r>
-        <w:instrText xml:space="preserve"> SEQ Figure \* ARABIC \s 1 </w:instrText>
-      </w:r>
-      <w:r>
-        <w:fldChar w:fldCharType="separate"/>
-      </w:r>
-      <w:r>
-        <w:rPr>
-          <w:noProof/>
-        </w:rPr>
-        <w:t>4</w:t>
-      </w:r>
-      <w:r>
-        <w:fldChar w:fldCharType="end"/>
-      </w:r>
+      <w:fldSimple w:instr=" SEQ Figure \* ARABIC \s 1 ">
+        <w:r>
+          <w:rPr>
+            <w:noProof/>
+          </w:rPr>
+          <w:t>4</w:t>
+        </w:r>
+      </w:fldSimple>
       <w:r>
         <w:t xml:space="preserve"> : Voter Register</w:t>
       </w:r>
-      <w:bookmarkEnd w:id="61"/>
+      <w:bookmarkEnd w:id="60"/>
     </w:p>
     <w:p/>
     <w:p>
@@ -11059,53 +10727,33 @@
       <w:pPr>
         <w:pStyle w:val="Caption"/>
       </w:pPr>
-      <w:bookmarkStart w:id="62" w:name="_Toc234712011"/>
+      <w:bookmarkStart w:id="61" w:name="_Toc234712011"/>
       <w:r>
         <w:t xml:space="preserve">Figure </w:t>
       </w:r>
-      <w:r>
-        <w:fldChar w:fldCharType="begin"/>
-      </w:r>
-      <w:r>
-        <w:instrText xml:space="preserve"> STYLEREF 1 \s </w:instrText>
-      </w:r>
-      <w:r>
-        <w:fldChar w:fldCharType="separate"/>
-      </w:r>
-      <w:r>
-        <w:rPr>
-          <w:noProof/>
-        </w:rPr>
-        <w:t>12</w:t>
-      </w:r>
-      <w:r>
-        <w:fldChar w:fldCharType="end"/>
-      </w:r>
+      <w:fldSimple w:instr=" STYLEREF 1 \s ">
+        <w:r>
+          <w:rPr>
+            <w:noProof/>
+          </w:rPr>
+          <w:t>12</w:t>
+        </w:r>
+      </w:fldSimple>
       <w:r>
         <w:t>:</w:t>
       </w:r>
-      <w:r>
-        <w:fldChar w:fldCharType="begin"/>
-      </w:r>
-      <w:r>
-        <w:instrText xml:space="preserve"> SEQ Figure \* ARABIC \s 1 </w:instrText>
-      </w:r>
-      <w:r>
-        <w:fldChar w:fldCharType="separate"/>
-      </w:r>
-      <w:r>
-        <w:rPr>
-          <w:noProof/>
-        </w:rPr>
-        <w:t>5</w:t>
-      </w:r>
-      <w:r>
-        <w:fldChar w:fldCharType="end"/>
-      </w:r>
+      <w:fldSimple w:instr=" SEQ Figure \* ARABIC \s 1 ">
+        <w:r>
+          <w:rPr>
+            <w:noProof/>
+          </w:rPr>
+          <w:t>5</w:t>
+        </w:r>
+      </w:fldSimple>
       <w:r>
         <w:t xml:space="preserve"> : Voter Login</w:t>
       </w:r>
-      <w:bookmarkEnd w:id="62"/>
+      <w:bookmarkEnd w:id="61"/>
     </w:p>
     <w:p>
       <w:pPr>
@@ -11166,53 +10814,33 @@
       <w:pPr>
         <w:pStyle w:val="Caption"/>
       </w:pPr>
-      <w:bookmarkStart w:id="63" w:name="_Toc234712012"/>
+      <w:bookmarkStart w:id="62" w:name="_Toc234712012"/>
       <w:r>
         <w:t xml:space="preserve">Figure </w:t>
       </w:r>
-      <w:r>
-        <w:fldChar w:fldCharType="begin"/>
-      </w:r>
-      <w:r>
-        <w:instrText xml:space="preserve"> STYLEREF 1 \s </w:instrText>
-      </w:r>
-      <w:r>
-        <w:fldChar w:fldCharType="separate"/>
-      </w:r>
-      <w:r>
-        <w:rPr>
-          <w:noProof/>
-        </w:rPr>
-        <w:t>12</w:t>
-      </w:r>
-      <w:r>
-        <w:fldChar w:fldCharType="end"/>
-      </w:r>
+      <w:fldSimple w:instr=" STYLEREF 1 \s ">
+        <w:r>
+          <w:rPr>
+            <w:noProof/>
+          </w:rPr>
+          <w:t>12</w:t>
+        </w:r>
+      </w:fldSimple>
       <w:r>
         <w:t>:</w:t>
       </w:r>
-      <w:r>
-        <w:fldChar w:fldCharType="begin"/>
-      </w:r>
-      <w:r>
-        <w:instrText xml:space="preserve"> SEQ Figure \* ARABIC \s 1 </w:instrText>
-      </w:r>
-      <w:r>
-        <w:fldChar w:fldCharType="separate"/>
-      </w:r>
-      <w:r>
-        <w:rPr>
-          <w:noProof/>
-        </w:rPr>
-        <w:t>6</w:t>
-      </w:r>
-      <w:r>
-        <w:fldChar w:fldCharType="end"/>
-      </w:r>
+      <w:fldSimple w:instr=" SEQ Figure \* ARABIC \s 1 ">
+        <w:r>
+          <w:rPr>
+            <w:noProof/>
+          </w:rPr>
+          <w:t>6</w:t>
+        </w:r>
+      </w:fldSimple>
       <w:r>
         <w:t xml:space="preserve"> : Voting Screen</w:t>
       </w:r>
-      <w:bookmarkEnd w:id="63"/>
+      <w:bookmarkEnd w:id="62"/>
     </w:p>
     <w:p/>
     <w:p/>
@@ -11309,7 +10937,7 @@
 </file>
 
 <file path=word/endnotes.xml><?xml version="1.0" encoding="utf-8"?>
-<w:endnotes xmlns:wpc="http://schemas.microsoft.com/office/word/2010/wordprocessingCanvas" xmlns:cx="http://schemas.microsoft.com/office/drawing/2014/chartex" xmlns:cx1="http://schemas.microsoft.com/office/drawing/2015/9/8/chartex" xmlns:cx2="http://schemas.microsoft.com/office/drawing/2015/10/21/chartex" xmlns:cx3="http://schemas.microsoft.com/office/drawing/2016/5/9/chartex" xmlns:cx4="http://schemas.microsoft.com/office/drawing/2016/5/10/chartex" xmlns:cx5="http://schemas.microsoft.com/office/drawing/2016/5/11/chartex" xmlns:cx6="http://schemas.microsoft.com/office/drawing/2016/5/12/chartex" xmlns:cx7="http://schemas.microsoft.com/office/drawing/2016/5/13/chartex" xmlns:cx8="http://schemas.microsoft.com/office/drawing/2016/5/14/chartex" xmlns:mc="http://schemas.openxmlformats.org/markup-compatibility/2006" xmlns:aink="http://schemas.microsoft.com/office/drawing/2016/ink" xmlns:am3d="http://schemas.microsoft.com/office/drawing/2017/model3d" xmlns:o="urn:schemas-microsoft-com:office:office" xmlns:r="http://schemas.openxmlformats.org/officeDocument/2006/relationships" xmlns:m="http://schemas.openxmlformats.org/officeDocument/2006/math" xmlns:v="urn:schemas-microsoft-com:vml" xmlns:wp14="http://schemas.microsoft.com/office/word/2010/wordprocessingDrawing" xmlns:wp="http://schemas.openxmlformats.org/drawingml/2006/wordprocessingDrawing" xmlns:w10="urn:schemas-microsoft-com:office:word" xmlns:w="http://schemas.openxmlformats.org/wordprocessingml/2006/main" xmlns:w14="http://schemas.microsoft.com/office/word/2010/wordml" xmlns:w15="http://schemas.microsoft.com/office/word/2012/wordml" xmlns:w16cid="http://schemas.microsoft.com/office/word/2016/wordml/cid" xmlns:w16se="http://schemas.microsoft.com/office/word/2015/wordml/symex" xmlns:wpg="http://schemas.microsoft.com/office/word/2010/wordprocessingGroup" xmlns:wpi="http://schemas.microsoft.com/office/word/2010/wordprocessingInk" xmlns:wne="http://schemas.microsoft.com/office/word/2006/wordml" xmlns:wps="http://schemas.microsoft.com/office/word/2010/wordprocessingShape" mc:Ignorable="w14 w15 w16se w16cid wp14">
+<w:endnotes xmlns:wpc="http://schemas.microsoft.com/office/word/2010/wordprocessingCanvas" xmlns:cx="http://schemas.microsoft.com/office/drawing/2014/chartex" xmlns:cx1="http://schemas.microsoft.com/office/drawing/2015/9/8/chartex" xmlns:cx2="http://schemas.microsoft.com/office/drawing/2015/10/21/chartex" xmlns:cx3="http://schemas.microsoft.com/office/drawing/2016/5/9/chartex" xmlns:cx4="http://schemas.microsoft.com/office/drawing/2016/5/10/chartex" xmlns:cx5="http://schemas.microsoft.com/office/drawing/2016/5/11/chartex" xmlns:cx6="http://schemas.microsoft.com/office/drawing/2016/5/12/chartex" xmlns:cx7="http://schemas.microsoft.com/office/drawing/2016/5/13/chartex" xmlns:cx8="http://schemas.microsoft.com/office/drawing/2016/5/14/chartex" xmlns:mc="http://schemas.openxmlformats.org/markup-compatibility/2006" xmlns:aink="http://schemas.microsoft.com/office/drawing/2016/ink" xmlns:am3d="http://schemas.microsoft.com/office/drawing/2017/model3d" xmlns:o="urn:schemas-microsoft-com:office:office" xmlns:oel="http://schemas.microsoft.com/office/2019/extlst" xmlns:r="http://schemas.openxmlformats.org/officeDocument/2006/relationships" xmlns:m="http://schemas.openxmlformats.org/officeDocument/2006/math" xmlns:v="urn:schemas-microsoft-com:vml" xmlns:wp14="http://schemas.microsoft.com/office/word/2010/wordprocessingDrawing" xmlns:wp="http://schemas.openxmlformats.org/drawingml/2006/wordprocessingDrawing" xmlns:w10="urn:schemas-microsoft-com:office:word" xmlns:w="http://schemas.openxmlformats.org/wordprocessingml/2006/main" xmlns:w14="http://schemas.microsoft.com/office/word/2010/wordml" xmlns:w15="http://schemas.microsoft.com/office/word/2012/wordml" xmlns:w16cex="http://schemas.microsoft.com/office/word/2018/wordml/cex" xmlns:w16cid="http://schemas.microsoft.com/office/word/2016/wordml/cid" xmlns:w16="http://schemas.microsoft.com/office/word/2018/wordml" xmlns:w16du="http://schemas.microsoft.com/office/word/2023/wordml/word16du" xmlns:w16sdtdh="http://schemas.microsoft.com/office/word/2020/wordml/sdtdatahash" xmlns:w16sdtfl="http://schemas.microsoft.com/office/word/2024/wordml/sdtformatlock" xmlns:w16se="http://schemas.microsoft.com/office/word/2015/wordml/symex" xmlns:wpg="http://schemas.microsoft.com/office/word/2010/wordprocessingGroup" xmlns:wpi="http://schemas.microsoft.com/office/word/2010/wordprocessingInk" xmlns:wne="http://schemas.microsoft.com/office/word/2006/wordml" xmlns:wps="http://schemas.microsoft.com/office/word/2010/wordprocessingShape" mc:Ignorable="w14 w15 w16se w16cid w16 w16cex w16sdtdh w16sdtfl w16du wp14">
   <w:endnote w:type="separator" w:id="-1">
     <w:p>
       <w:pPr>
@@ -11334,7 +10962,7 @@
 </file>
 
 <file path=word/footer1.xml><?xml version="1.0" encoding="utf-8"?>
-<w:ftr xmlns:wpc="http://schemas.microsoft.com/office/word/2010/wordprocessingCanvas" xmlns:cx="http://schemas.microsoft.com/office/drawing/2014/chartex" xmlns:cx1="http://schemas.microsoft.com/office/drawing/2015/9/8/chartex" xmlns:cx2="http://schemas.microsoft.com/office/drawing/2015/10/21/chartex" xmlns:cx3="http://schemas.microsoft.com/office/drawing/2016/5/9/chartex" xmlns:cx4="http://schemas.microsoft.com/office/drawing/2016/5/10/chartex" xmlns:cx5="http://schemas.microsoft.com/office/drawing/2016/5/11/chartex" xmlns:cx6="http://schemas.microsoft.com/office/drawing/2016/5/12/chartex" xmlns:cx7="http://schemas.microsoft.com/office/drawing/2016/5/13/chartex" xmlns:cx8="http://schemas.microsoft.com/office/drawing/2016/5/14/chartex" xmlns:mc="http://schemas.openxmlformats.org/markup-compatibility/2006" xmlns:aink="http://schemas.microsoft.com/office/drawing/2016/ink" xmlns:am3d="http://schemas.microsoft.com/office/drawing/2017/model3d" xmlns:o="urn:schemas-microsoft-com:office:office" xmlns:r="http://schemas.openxmlformats.org/officeDocument/2006/relationships" xmlns:m="http://schemas.openxmlformats.org/officeDocument/2006/math" xmlns:v="urn:schemas-microsoft-com:vml" xmlns:wp14="http://schemas.microsoft.com/office/word/2010/wordprocessingDrawing" xmlns:wp="http://schemas.openxmlformats.org/drawingml/2006/wordprocessingDrawing" xmlns:w10="urn:schemas-microsoft-com:office:word" xmlns:w="http://schemas.openxmlformats.org/wordprocessingml/2006/main" xmlns:w14="http://schemas.microsoft.com/office/word/2010/wordml" xmlns:w15="http://schemas.microsoft.com/office/word/2012/wordml" xmlns:w16cid="http://schemas.microsoft.com/office/word/2016/wordml/cid" xmlns:w16se="http://schemas.microsoft.com/office/word/2015/wordml/symex" xmlns:wpg="http://schemas.microsoft.com/office/word/2010/wordprocessingGroup" xmlns:wpi="http://schemas.microsoft.com/office/word/2010/wordprocessingInk" xmlns:wne="http://schemas.microsoft.com/office/word/2006/wordml" xmlns:wps="http://schemas.microsoft.com/office/word/2010/wordprocessingShape" mc:Ignorable="w14 w15 w16se w16cid wp14">
+<w:ftr xmlns:wpc="http://schemas.microsoft.com/office/word/2010/wordprocessingCanvas" xmlns:cx="http://schemas.microsoft.com/office/drawing/2014/chartex" xmlns:cx1="http://schemas.microsoft.com/office/drawing/2015/9/8/chartex" xmlns:cx2="http://schemas.microsoft.com/office/drawing/2015/10/21/chartex" xmlns:cx3="http://schemas.microsoft.com/office/drawing/2016/5/9/chartex" xmlns:cx4="http://schemas.microsoft.com/office/drawing/2016/5/10/chartex" xmlns:cx5="http://schemas.microsoft.com/office/drawing/2016/5/11/chartex" xmlns:cx6="http://schemas.microsoft.com/office/drawing/2016/5/12/chartex" xmlns:cx7="http://schemas.microsoft.com/office/drawing/2016/5/13/chartex" xmlns:cx8="http://schemas.microsoft.com/office/drawing/2016/5/14/chartex" xmlns:mc="http://schemas.openxmlformats.org/markup-compatibility/2006" xmlns:aink="http://schemas.microsoft.com/office/drawing/2016/ink" xmlns:am3d="http://schemas.microsoft.com/office/drawing/2017/model3d" xmlns:o="urn:schemas-microsoft-com:office:office" xmlns:oel="http://schemas.microsoft.com/office/2019/extlst" xmlns:r="http://schemas.openxmlformats.org/officeDocument/2006/relationships" xmlns:m="http://schemas.openxmlformats.org/officeDocument/2006/math" xmlns:v="urn:schemas-microsoft-com:vml" xmlns:wp14="http://schemas.microsoft.com/office/word/2010/wordprocessingDrawing" xmlns:wp="http://schemas.openxmlformats.org/drawingml/2006/wordprocessingDrawing" xmlns:w10="urn:schemas-microsoft-com:office:word" xmlns:w="http://schemas.openxmlformats.org/wordprocessingml/2006/main" xmlns:w14="http://schemas.microsoft.com/office/word/2010/wordml" xmlns:w15="http://schemas.microsoft.com/office/word/2012/wordml" xmlns:w16cex="http://schemas.microsoft.com/office/word/2018/wordml/cex" xmlns:w16cid="http://schemas.microsoft.com/office/word/2016/wordml/cid" xmlns:w16="http://schemas.microsoft.com/office/word/2018/wordml" xmlns:w16du="http://schemas.microsoft.com/office/word/2023/wordml/word16du" xmlns:w16sdtdh="http://schemas.microsoft.com/office/word/2020/wordml/sdtdatahash" xmlns:w16sdtfl="http://schemas.microsoft.com/office/word/2024/wordml/sdtformatlock" xmlns:w16se="http://schemas.microsoft.com/office/word/2015/wordml/symex" xmlns:wpg="http://schemas.microsoft.com/office/word/2010/wordprocessingGroup" xmlns:wpi="http://schemas.microsoft.com/office/word/2010/wordprocessingInk" xmlns:wne="http://schemas.microsoft.com/office/word/2006/wordml" xmlns:wps="http://schemas.microsoft.com/office/word/2010/wordprocessingShape" mc:Ignorable="w14 w15 w16se w16cid w16 w16cex w16sdtdh w16sdtfl w16du wp14">
   <w:sdt>
     <w:sdtPr>
       <w:id w:val="1458831073"/>
@@ -11387,7 +11015,7 @@
 </file>
 
 <file path=word/footnotes.xml><?xml version="1.0" encoding="utf-8"?>
-<w:footnotes xmlns:wpc="http://schemas.microsoft.com/office/word/2010/wordprocessingCanvas" xmlns:cx="http://schemas.microsoft.com/office/drawing/2014/chartex" xmlns:cx1="http://schemas.microsoft.com/office/drawing/2015/9/8/chartex" xmlns:cx2="http://schemas.microsoft.com/office/drawing/2015/10/21/chartex" xmlns:cx3="http://schemas.microsoft.com/office/drawing/2016/5/9/chartex" xmlns:cx4="http://schemas.microsoft.com/office/drawing/2016/5/10/chartex" xmlns:cx5="http://schemas.microsoft.com/office/drawing/2016/5/11/chartex" xmlns:cx6="http://schemas.microsoft.com/office/drawing/2016/5/12/chartex" xmlns:cx7="http://schemas.microsoft.com/office/drawing/2016/5/13/chartex" xmlns:cx8="http://schemas.microsoft.com/office/drawing/2016/5/14/chartex" xmlns:mc="http://schemas.openxmlformats.org/markup-compatibility/2006" xmlns:aink="http://schemas.microsoft.com/office/drawing/2016/ink" xmlns:am3d="http://schemas.microsoft.com/office/drawing/2017/model3d" xmlns:o="urn:schemas-microsoft-com:office:office" xmlns:r="http://schemas.openxmlformats.org/officeDocument/2006/relationships" xmlns:m="http://schemas.openxmlformats.org/officeDocument/2006/math" xmlns:v="urn:schemas-microsoft-com:vml" xmlns:wp14="http://schemas.microsoft.com/office/word/2010/wordprocessingDrawing" xmlns:wp="http://schemas.openxmlformats.org/drawingml/2006/wordprocessingDrawing" xmlns:w10="urn:schemas-microsoft-com:office:word" xmlns:w="http://schemas.openxmlformats.org/wordprocessingml/2006/main" xmlns:w14="http://schemas.microsoft.com/office/word/2010/wordml" xmlns:w15="http://schemas.microsoft.com/office/word/2012/wordml" xmlns:w16cid="http://schemas.microsoft.com/office/word/2016/wordml/cid" xmlns:w16se="http://schemas.microsoft.com/office/word/2015/wordml/symex" xmlns:wpg="http://schemas.microsoft.com/office/word/2010/wordprocessingGroup" xmlns:wpi="http://schemas.microsoft.com/office/word/2010/wordprocessingInk" xmlns:wne="http://schemas.microsoft.com/office/word/2006/wordml" xmlns:wps="http://schemas.microsoft.com/office/word/2010/wordprocessingShape" mc:Ignorable="w14 w15 w16se w16cid wp14">
+<w:footnotes xmlns:wpc="http://schemas.microsoft.com/office/word/2010/wordprocessingCanvas" xmlns:cx="http://schemas.microsoft.com/office/drawing/2014/chartex" xmlns:cx1="http://schemas.microsoft.com/office/drawing/2015/9/8/chartex" xmlns:cx2="http://schemas.microsoft.com/office/drawing/2015/10/21/chartex" xmlns:cx3="http://schemas.microsoft.com/office/drawing/2016/5/9/chartex" xmlns:cx4="http://schemas.microsoft.com/office/drawing/2016/5/10/chartex" xmlns:cx5="http://schemas.microsoft.com/office/drawing/2016/5/11/chartex" xmlns:cx6="http://schemas.microsoft.com/office/drawing/2016/5/12/chartex" xmlns:cx7="http://schemas.microsoft.com/office/drawing/2016/5/13/chartex" xmlns:cx8="http://schemas.microsoft.com/office/drawing/2016/5/14/chartex" xmlns:mc="http://schemas.openxmlformats.org/markup-compatibility/2006" xmlns:aink="http://schemas.microsoft.com/office/drawing/2016/ink" xmlns:am3d="http://schemas.microsoft.com/office/drawing/2017/model3d" xmlns:o="urn:schemas-microsoft-com:office:office" xmlns:oel="http://schemas.microsoft.com/office/2019/extlst" xmlns:r="http://schemas.openxmlformats.org/officeDocument/2006/relationships" xmlns:m="http://schemas.openxmlformats.org/officeDocument/2006/math" xmlns:v="urn:schemas-microsoft-com:vml" xmlns:wp14="http://schemas.microsoft.com/office/word/2010/wordprocessingDrawing" xmlns:wp="http://schemas.openxmlformats.org/drawingml/2006/wordprocessingDrawing" xmlns:w10="urn:schemas-microsoft-com:office:word" xmlns:w="http://schemas.openxmlformats.org/wordprocessingml/2006/main" xmlns:w14="http://schemas.microsoft.com/office/word/2010/wordml" xmlns:w15="http://schemas.microsoft.com/office/word/2012/wordml" xmlns:w16cex="http://schemas.microsoft.com/office/word/2018/wordml/cex" xmlns:w16cid="http://schemas.microsoft.com/office/word/2016/wordml/cid" xmlns:w16="http://schemas.microsoft.com/office/word/2018/wordml" xmlns:w16du="http://schemas.microsoft.com/office/word/2023/wordml/word16du" xmlns:w16sdtdh="http://schemas.microsoft.com/office/word/2020/wordml/sdtdatahash" xmlns:w16sdtfl="http://schemas.microsoft.com/office/word/2024/wordml/sdtformatlock" xmlns:w16se="http://schemas.microsoft.com/office/word/2015/wordml/symex" xmlns:wpg="http://schemas.microsoft.com/office/word/2010/wordprocessingGroup" xmlns:wpi="http://schemas.microsoft.com/office/word/2010/wordprocessingInk" xmlns:wne="http://schemas.microsoft.com/office/word/2006/wordml" xmlns:wps="http://schemas.microsoft.com/office/word/2010/wordprocessingShape" mc:Ignorable="w14 w15 w16se w16cid w16 w16cex w16sdtdh w16sdtfl w16du wp14">
   <w:footnote w:type="separator" w:id="-1">
     <w:p>
       <w:pPr>
@@ -11412,7 +11040,7 @@
 </file>
 
 <file path=word/numbering.xml><?xml version="1.0" encoding="utf-8"?>
-<w:numbering xmlns:wpc="http://schemas.microsoft.com/office/word/2010/wordprocessingCanvas" xmlns:cx="http://schemas.microsoft.com/office/drawing/2014/chartex" xmlns:cx1="http://schemas.microsoft.com/office/drawing/2015/9/8/chartex" xmlns:cx2="http://schemas.microsoft.com/office/drawing/2015/10/21/chartex" xmlns:cx3="http://schemas.microsoft.com/office/drawing/2016/5/9/chartex" xmlns:cx4="http://schemas.microsoft.com/office/drawing/2016/5/10/chartex" xmlns:cx5="http://schemas.microsoft.com/office/drawing/2016/5/11/chartex" xmlns:cx6="http://schemas.microsoft.com/office/drawing/2016/5/12/chartex" xmlns:cx7="http://schemas.microsoft.com/office/drawing/2016/5/13/chartex" xmlns:cx8="http://schemas.microsoft.com/office/drawing/2016/5/14/chartex" xmlns:mc="http://schemas.openxmlformats.org/markup-compatibility/2006" xmlns:aink="http://schemas.microsoft.com/office/drawing/2016/ink" xmlns:am3d="http://schemas.microsoft.com/office/drawing/2017/model3d" xmlns:o="urn:schemas-microsoft-com:office:office" xmlns:r="http://schemas.openxmlformats.org/officeDocument/2006/relationships" xmlns:m="http://schemas.openxmlformats.org/officeDocument/2006/math" xmlns:v="urn:schemas-microsoft-com:vml" xmlns:wp14="http://schemas.microsoft.com/office/word/2010/wordprocessingDrawing" xmlns:wp="http://schemas.openxmlformats.org/drawingml/2006/wordprocessingDrawing" xmlns:w10="urn:schemas-microsoft-com:office:word" xmlns:w="http://schemas.openxmlformats.org/wordprocessingml/2006/main" xmlns:w14="http://schemas.microsoft.com/office/word/2010/wordml" xmlns:w15="http://schemas.microsoft.com/office/word/2012/wordml" xmlns:w16cid="http://schemas.microsoft.com/office/word/2016/wordml/cid" xmlns:w16se="http://schemas.microsoft.com/office/word/2015/wordml/symex" xmlns:wpg="http://schemas.microsoft.com/office/word/2010/wordprocessingGroup" xmlns:wpi="http://schemas.microsoft.com/office/word/2010/wordprocessingInk" xmlns:wne="http://schemas.microsoft.com/office/word/2006/wordml" xmlns:wps="http://schemas.microsoft.com/office/word/2010/wordprocessingShape" mc:Ignorable="w14 w15 w16se w16cid wp14">
+<w:numbering xmlns:wpc="http://schemas.microsoft.com/office/word/2010/wordprocessingCanvas" xmlns:cx="http://schemas.microsoft.com/office/drawing/2014/chartex" xmlns:cx1="http://schemas.microsoft.com/office/drawing/2015/9/8/chartex" xmlns:cx2="http://schemas.microsoft.com/office/drawing/2015/10/21/chartex" xmlns:cx3="http://schemas.microsoft.com/office/drawing/2016/5/9/chartex" xmlns:cx4="http://schemas.microsoft.com/office/drawing/2016/5/10/chartex" xmlns:cx5="http://schemas.microsoft.com/office/drawing/2016/5/11/chartex" xmlns:cx6="http://schemas.microsoft.com/office/drawing/2016/5/12/chartex" xmlns:cx7="http://schemas.microsoft.com/office/drawing/2016/5/13/chartex" xmlns:cx8="http://schemas.microsoft.com/office/drawing/2016/5/14/chartex" xmlns:mc="http://schemas.openxmlformats.org/markup-compatibility/2006" xmlns:aink="http://schemas.microsoft.com/office/drawing/2016/ink" xmlns:am3d="http://schemas.microsoft.com/office/drawing/2017/model3d" xmlns:o="urn:schemas-microsoft-com:office:office" xmlns:oel="http://schemas.microsoft.com/office/2019/extlst" xmlns:r="http://schemas.openxmlformats.org/officeDocument/2006/relationships" xmlns:m="http://schemas.openxmlformats.org/officeDocument/2006/math" xmlns:v="urn:schemas-microsoft-com:vml" xmlns:wp14="http://schemas.microsoft.com/office/word/2010/wordprocessingDrawing" xmlns:wp="http://schemas.openxmlformats.org/drawingml/2006/wordprocessingDrawing" xmlns:w10="urn:schemas-microsoft-com:office:word" xmlns:w="http://schemas.openxmlformats.org/wordprocessingml/2006/main" xmlns:w14="http://schemas.microsoft.com/office/word/2010/wordml" xmlns:w15="http://schemas.microsoft.com/office/word/2012/wordml" xmlns:w16cex="http://schemas.microsoft.com/office/word/2018/wordml/cex" xmlns:w16cid="http://schemas.microsoft.com/office/word/2016/wordml/cid" xmlns:w16="http://schemas.microsoft.com/office/word/2018/wordml" xmlns:w16du="http://schemas.microsoft.com/office/word/2023/wordml/word16du" xmlns:w16sdtdh="http://schemas.microsoft.com/office/word/2020/wordml/sdtdatahash" xmlns:w16sdtfl="http://schemas.microsoft.com/office/word/2024/wordml/sdtformatlock" xmlns:w16se="http://schemas.microsoft.com/office/word/2015/wordml/symex" xmlns:wpg="http://schemas.microsoft.com/office/word/2010/wordprocessingGroup" xmlns:wpi="http://schemas.microsoft.com/office/word/2010/wordprocessingInk" xmlns:wne="http://schemas.microsoft.com/office/word/2006/wordml" xmlns:wps="http://schemas.microsoft.com/office/word/2010/wordprocessingShape" mc:Ignorable="w14 w15 w16se w16cid w16 w16cex w16sdtdh w16sdtfl w16du wp14">
   <w:abstractNum w:abstractNumId="0" w15:restartNumberingAfterBreak="0">
     <w:nsid w:val="FFFFFF89"/>
     <w:multiLevelType w:val="singleLevel"/>
@@ -13620,73 +13248,73 @@
       </w:pPr>
     </w:lvl>
   </w:abstractNum>
-  <w:num w:numId="1">
+  <w:num w:numId="1" w16cid:durableId="794836601">
     <w:abstractNumId w:val="3"/>
   </w:num>
-  <w:num w:numId="2">
+  <w:num w:numId="2" w16cid:durableId="527959663">
     <w:abstractNumId w:val="11"/>
   </w:num>
-  <w:num w:numId="3">
+  <w:num w:numId="3" w16cid:durableId="1327247947">
     <w:abstractNumId w:val="7"/>
   </w:num>
-  <w:num w:numId="4">
+  <w:num w:numId="4" w16cid:durableId="1232764696">
     <w:abstractNumId w:val="21"/>
   </w:num>
-  <w:num w:numId="5">
+  <w:num w:numId="5" w16cid:durableId="1958565941">
     <w:abstractNumId w:val="13"/>
   </w:num>
-  <w:num w:numId="6">
+  <w:num w:numId="6" w16cid:durableId="386804786">
     <w:abstractNumId w:val="4"/>
   </w:num>
-  <w:num w:numId="7">
+  <w:num w:numId="7" w16cid:durableId="714503697">
     <w:abstractNumId w:val="16"/>
   </w:num>
-  <w:num w:numId="8">
+  <w:num w:numId="8" w16cid:durableId="2146661530">
     <w:abstractNumId w:val="14"/>
   </w:num>
-  <w:num w:numId="9">
+  <w:num w:numId="9" w16cid:durableId="607740311">
     <w:abstractNumId w:val="20"/>
   </w:num>
-  <w:num w:numId="10">
+  <w:num w:numId="10" w16cid:durableId="2077388971">
     <w:abstractNumId w:val="10"/>
   </w:num>
-  <w:num w:numId="11">
+  <w:num w:numId="11" w16cid:durableId="718170607">
     <w:abstractNumId w:val="0"/>
   </w:num>
-  <w:num w:numId="12">
+  <w:num w:numId="12" w16cid:durableId="749698093">
     <w:abstractNumId w:val="6"/>
   </w:num>
-  <w:num w:numId="13">
+  <w:num w:numId="13" w16cid:durableId="428622721">
     <w:abstractNumId w:val="19"/>
   </w:num>
-  <w:num w:numId="14">
+  <w:num w:numId="14" w16cid:durableId="1803228820">
     <w:abstractNumId w:val="17"/>
   </w:num>
-  <w:num w:numId="15">
+  <w:num w:numId="15" w16cid:durableId="1067996685">
     <w:abstractNumId w:val="1"/>
   </w:num>
-  <w:num w:numId="16">
+  <w:num w:numId="16" w16cid:durableId="876619779">
     <w:abstractNumId w:val="8"/>
   </w:num>
-  <w:num w:numId="17">
+  <w:num w:numId="17" w16cid:durableId="1821383511">
     <w:abstractNumId w:val="9"/>
   </w:num>
-  <w:num w:numId="18">
+  <w:num w:numId="18" w16cid:durableId="1787770127">
     <w:abstractNumId w:val="12"/>
   </w:num>
-  <w:num w:numId="19">
+  <w:num w:numId="19" w16cid:durableId="670564356">
     <w:abstractNumId w:val="5"/>
   </w:num>
-  <w:num w:numId="20">
+  <w:num w:numId="20" w16cid:durableId="952247629">
     <w:abstractNumId w:val="22"/>
   </w:num>
-  <w:num w:numId="21">
+  <w:num w:numId="21" w16cid:durableId="372584814">
     <w:abstractNumId w:val="15"/>
   </w:num>
-  <w:num w:numId="22">
+  <w:num w:numId="22" w16cid:durableId="423456945">
     <w:abstractNumId w:val="2"/>
   </w:num>
-  <w:num w:numId="23">
+  <w:num w:numId="23" w16cid:durableId="330914294">
     <w:abstractNumId w:val="18"/>
   </w:num>
   <w:numIdMacAtCleanup w:val="9"/>
@@ -13694,7 +13322,7 @@
 </file>
 
 <file path=word/styles.xml><?xml version="1.0" encoding="utf-8"?>
-<w:styles xmlns:mc="http://schemas.openxmlformats.org/markup-compatibility/2006" xmlns:r="http://schemas.openxmlformats.org/officeDocument/2006/relationships" xmlns:w="http://schemas.openxmlformats.org/wordprocessingml/2006/main" xmlns:w14="http://schemas.microsoft.com/office/word/2010/wordml" xmlns:w15="http://schemas.microsoft.com/office/word/2012/wordml" xmlns:w16cid="http://schemas.microsoft.com/office/word/2016/wordml/cid" xmlns:w16se="http://schemas.microsoft.com/office/word/2015/wordml/symex" mc:Ignorable="w14 w15 w16se w16cid">
+<w:styles xmlns:mc="http://schemas.openxmlformats.org/markup-compatibility/2006" xmlns:r="http://schemas.openxmlformats.org/officeDocument/2006/relationships" xmlns:w="http://schemas.openxmlformats.org/wordprocessingml/2006/main" xmlns:w14="http://schemas.microsoft.com/office/word/2010/wordml" xmlns:w15="http://schemas.microsoft.com/office/word/2012/wordml" xmlns:w16cex="http://schemas.microsoft.com/office/word/2018/wordml/cex" xmlns:w16cid="http://schemas.microsoft.com/office/word/2016/wordml/cid" xmlns:w16="http://schemas.microsoft.com/office/word/2018/wordml" xmlns:w16du="http://schemas.microsoft.com/office/word/2023/wordml/word16du" xmlns:w16sdtdh="http://schemas.microsoft.com/office/word/2020/wordml/sdtdatahash" xmlns:w16sdtfl="http://schemas.microsoft.com/office/word/2024/wordml/sdtformatlock" xmlns:w16se="http://schemas.microsoft.com/office/word/2015/wordml/symex" mc:Ignorable="w14 w15 w16se w16cid w16 w16cex w16sdtdh w16sdtfl w16du">
   <w:docDefaults>
     <w:rPrDefault>
       <w:rPr>
@@ -13710,7 +13338,7 @@
       </w:pPr>
     </w:pPrDefault>
   </w:docDefaults>
-  <w:latentStyles w:defLockedState="0" w:defUIPriority="99" w:defSemiHidden="0" w:defUnhideWhenUsed="0" w:defQFormat="0" w:count="375">
+  <w:latentStyles w:defLockedState="0" w:defUIPriority="99" w:defSemiHidden="0" w:defUnhideWhenUsed="0" w:defQFormat="0" w:count="376">
     <w:lsdException w:name="Normal" w:uiPriority="0" w:qFormat="1"/>
     <w:lsdException w:name="heading 1" w:uiPriority="9" w:qFormat="1"/>
     <w:lsdException w:name="heading 2" w:semiHidden="1" w:uiPriority="9" w:unhideWhenUsed="1" w:qFormat="1"/>
@@ -14086,6 +13714,7 @@
     <w:lsdException w:name="Smart Hyperlink" w:semiHidden="1" w:unhideWhenUsed="1"/>
     <w:lsdException w:name="Hashtag" w:semiHidden="1" w:unhideWhenUsed="1"/>
     <w:lsdException w:name="Unresolved Mention" w:semiHidden="1" w:unhideWhenUsed="1"/>
+    <w:lsdException w:name="Smart Link" w:semiHidden="1" w:unhideWhenUsed="1"/>
   </w:latentStyles>
   <w:style w:type="paragraph" w:default="1" w:styleId="Normal">
     <w:name w:val="Normal"/>
@@ -15067,7 +14696,7 @@
                 <a:cs typeface="+mn-cs"/>
               </a:defRPr>
             </a:pPr>
-            <a:endParaRPr lang="en-US"/>
+            <a:endParaRPr lang="en-NP"/>
           </a:p>
         </c:txPr>
         <c:crossAx val="1382066432"/>
@@ -15128,7 +14757,7 @@
                 <a:cs typeface="+mn-cs"/>
               </a:defRPr>
             </a:pPr>
-            <a:endParaRPr lang="en-US"/>
+            <a:endParaRPr lang="en-NP"/>
           </a:p>
         </c:txPr>
         <c:crossAx val="1527903152"/>
@@ -15176,7 +14805,7 @@
       <a:pPr>
         <a:defRPr/>
       </a:pPr>
-      <a:endParaRPr lang="en-US"/>
+      <a:endParaRPr lang="en-NP"/>
     </a:p>
   </c:txPr>
   <c:externalData r:id="rId3">
@@ -15731,7 +15360,7 @@
 </file>
 
 <file path=word/glossary/document.xml><?xml version="1.0" encoding="utf-8"?>
-<w:glossaryDocument xmlns:wpc="http://schemas.microsoft.com/office/word/2010/wordprocessingCanvas" xmlns:cx="http://schemas.microsoft.com/office/drawing/2014/chartex" xmlns:cx1="http://schemas.microsoft.com/office/drawing/2015/9/8/chartex" xmlns:cx2="http://schemas.microsoft.com/office/drawing/2015/10/21/chartex" xmlns:cx3="http://schemas.microsoft.com/office/drawing/2016/5/9/chartex" xmlns:cx4="http://schemas.microsoft.com/office/drawing/2016/5/10/chartex" xmlns:cx5="http://schemas.microsoft.com/office/drawing/2016/5/11/chartex" xmlns:cx6="http://schemas.microsoft.com/office/drawing/2016/5/12/chartex" xmlns:cx7="http://schemas.microsoft.com/office/drawing/2016/5/13/chartex" xmlns:cx8="http://schemas.microsoft.com/office/drawing/2016/5/14/chartex" xmlns:mc="http://schemas.openxmlformats.org/markup-compatibility/2006" xmlns:aink="http://schemas.microsoft.com/office/drawing/2016/ink" xmlns:am3d="http://schemas.microsoft.com/office/drawing/2017/model3d" xmlns:o="urn:schemas-microsoft-com:office:office" xmlns:r="http://schemas.openxmlformats.org/officeDocument/2006/relationships" xmlns:m="http://schemas.openxmlformats.org/officeDocument/2006/math" xmlns:v="urn:schemas-microsoft-com:vml" xmlns:wp14="http://schemas.microsoft.com/office/word/2010/wordprocessingDrawing" xmlns:wp="http://schemas.openxmlformats.org/drawingml/2006/wordprocessingDrawing" xmlns:w10="urn:schemas-microsoft-com:office:word" xmlns:w="http://schemas.openxmlformats.org/wordprocessingml/2006/main" xmlns:w14="http://schemas.microsoft.com/office/word/2010/wordml" xmlns:w15="http://schemas.microsoft.com/office/word/2012/wordml" xmlns:w16cid="http://schemas.microsoft.com/office/word/2016/wordml/cid" xmlns:w16se="http://schemas.microsoft.com/office/word/2015/wordml/symex" xmlns:wpg="http://schemas.microsoft.com/office/word/2010/wordprocessingGroup" xmlns:wpi="http://schemas.microsoft.com/office/word/2010/wordprocessingInk" xmlns:wne="http://schemas.microsoft.com/office/word/2006/wordml" xmlns:wps="http://schemas.microsoft.com/office/word/2010/wordprocessingShape" mc:Ignorable="w14 w15 w16se w16cid wp14">
+<w:glossaryDocument xmlns:wpc="http://schemas.microsoft.com/office/word/2010/wordprocessingCanvas" xmlns:cx="http://schemas.microsoft.com/office/drawing/2014/chartex" xmlns:cx1="http://schemas.microsoft.com/office/drawing/2015/9/8/chartex" xmlns:cx2="http://schemas.microsoft.com/office/drawing/2015/10/21/chartex" xmlns:cx3="http://schemas.microsoft.com/office/drawing/2016/5/9/chartex" xmlns:cx4="http://schemas.microsoft.com/office/drawing/2016/5/10/chartex" xmlns:cx5="http://schemas.microsoft.com/office/drawing/2016/5/11/chartex" xmlns:cx6="http://schemas.microsoft.com/office/drawing/2016/5/12/chartex" xmlns:cx7="http://schemas.microsoft.com/office/drawing/2016/5/13/chartex" xmlns:cx8="http://schemas.microsoft.com/office/drawing/2016/5/14/chartex" xmlns:mc="http://schemas.openxmlformats.org/markup-compatibility/2006" xmlns:aink="http://schemas.microsoft.com/office/drawing/2016/ink" xmlns:am3d="http://schemas.microsoft.com/office/drawing/2017/model3d" xmlns:o="urn:schemas-microsoft-com:office:office" xmlns:oel="http://schemas.microsoft.com/office/2019/extlst" xmlns:r="http://schemas.openxmlformats.org/officeDocument/2006/relationships" xmlns:m="http://schemas.openxmlformats.org/officeDocument/2006/math" xmlns:v="urn:schemas-microsoft-com:vml" xmlns:wp14="http://schemas.microsoft.com/office/word/2010/wordprocessingDrawing" xmlns:wp="http://schemas.openxmlformats.org/drawingml/2006/wordprocessingDrawing" xmlns:w10="urn:schemas-microsoft-com:office:word" xmlns:w="http://schemas.openxmlformats.org/wordprocessingml/2006/main" xmlns:w14="http://schemas.microsoft.com/office/word/2010/wordml" xmlns:w15="http://schemas.microsoft.com/office/word/2012/wordml" xmlns:w16cex="http://schemas.microsoft.com/office/word/2018/wordml/cex" xmlns:w16cid="http://schemas.microsoft.com/office/word/2016/wordml/cid" xmlns:w16="http://schemas.microsoft.com/office/word/2018/wordml" xmlns:w16du="http://schemas.microsoft.com/office/word/2023/wordml/word16du" xmlns:w16sdtdh="http://schemas.microsoft.com/office/word/2020/wordml/sdtdatahash" xmlns:w16sdtfl="http://schemas.microsoft.com/office/word/2024/wordml/sdtformatlock" xmlns:w16se="http://schemas.microsoft.com/office/word/2015/wordml/symex" xmlns:wpg="http://schemas.microsoft.com/office/word/2010/wordprocessingGroup" xmlns:wpi="http://schemas.microsoft.com/office/word/2010/wordprocessingInk" xmlns:wne="http://schemas.microsoft.com/office/word/2006/wordml" xmlns:wps="http://schemas.microsoft.com/office/word/2010/wordprocessingShape" mc:Ignorable="w14 w15 w16se w16cid w16 w16cex w16sdtdh w16sdtfl w16du wp14">
   <w:docParts>
     <w:docPart>
       <w:docPartPr>
@@ -15796,11 +15425,11 @@
 </file>
 
 <file path=word/glossary/fontTable.xml><?xml version="1.0" encoding="utf-8"?>
-<w:fonts xmlns:mc="http://schemas.openxmlformats.org/markup-compatibility/2006" xmlns:r="http://schemas.openxmlformats.org/officeDocument/2006/relationships" xmlns:w="http://schemas.openxmlformats.org/wordprocessingml/2006/main" xmlns:w14="http://schemas.microsoft.com/office/word/2010/wordml" xmlns:w15="http://schemas.microsoft.com/office/word/2012/wordml" xmlns:w16cid="http://schemas.microsoft.com/office/word/2016/wordml/cid" xmlns:w16se="http://schemas.microsoft.com/office/word/2015/wordml/symex" mc:Ignorable="w14 w15 w16se w16cid">
+<w:fonts xmlns:mc="http://schemas.openxmlformats.org/markup-compatibility/2006" xmlns:r="http://schemas.openxmlformats.org/officeDocument/2006/relationships" xmlns:w="http://schemas.openxmlformats.org/wordprocessingml/2006/main" xmlns:w14="http://schemas.microsoft.com/office/word/2010/wordml" xmlns:w15="http://schemas.microsoft.com/office/word/2012/wordml" xmlns:w16cex="http://schemas.microsoft.com/office/word/2018/wordml/cex" xmlns:w16cid="http://schemas.microsoft.com/office/word/2016/wordml/cid" xmlns:w16="http://schemas.microsoft.com/office/word/2018/wordml" xmlns:w16du="http://schemas.microsoft.com/office/word/2023/wordml/word16du" xmlns:w16sdtdh="http://schemas.microsoft.com/office/word/2020/wordml/sdtdatahash" xmlns:w16sdtfl="http://schemas.microsoft.com/office/word/2024/wordml/sdtformatlock" xmlns:w16se="http://schemas.microsoft.com/office/word/2015/wordml/symex" mc:Ignorable="w14 w15 w16se w16cid w16 w16cex w16sdtdh w16sdtfl w16du">
   <w:font w:name="Symbol">
     <w:panose1 w:val="05050102010706020507"/>
     <w:charset w:val="02"/>
-    <w:family w:val="roman"/>
+    <w:family w:val="decorative"/>
     <w:pitch w:val="variable"/>
     <w:sig w:usb0="00000000" w:usb1="10000000" w:usb2="00000000" w:usb3="00000000" w:csb0="80000000" w:csb1="00000000"/>
   </w:font>
@@ -15809,41 +15438,55 @@
     <w:charset w:val="00"/>
     <w:family w:val="roman"/>
     <w:pitch w:val="variable"/>
-    <w:sig w:usb0="E0002AFF" w:usb1="C0007843" w:usb2="00000009" w:usb3="00000000" w:csb0="000001FF" w:csb1="00000000"/>
+    <w:sig w:usb0="E0002EFF" w:usb1="C000785B" w:usb2="00000009" w:usb3="00000000" w:csb0="000001FF" w:csb1="00000000"/>
   </w:font>
   <w:font w:name="Courier New">
     <w:panose1 w:val="02070309020205020404"/>
     <w:charset w:val="00"/>
     <w:family w:val="modern"/>
     <w:pitch w:val="fixed"/>
-    <w:sig w:usb0="E0002EFF" w:usb1="C0007843" w:usb2="00000009" w:usb3="00000000" w:csb0="000001FF" w:csb1="00000000"/>
+    <w:sig w:usb0="E0002AFF" w:usb1="C0007843" w:usb2="00000009" w:usb3="00000000" w:csb0="000001FF" w:csb1="00000000"/>
   </w:font>
   <w:font w:name="Wingdings">
     <w:panose1 w:val="05000000000000000000"/>
-    <w:charset w:val="02"/>
-    <w:family w:val="auto"/>
+    <w:charset w:val="4D"/>
+    <w:family w:val="decorative"/>
     <w:pitch w:val="variable"/>
-    <w:sig w:usb0="00000000" w:usb1="10000000" w:usb2="00000000" w:usb3="00000000" w:csb0="80000000" w:csb1="00000000"/>
+    <w:sig w:usb0="00000003" w:usb1="00000000" w:usb2="00000000" w:usb3="00000000" w:csb0="80000001" w:csb1="00000000"/>
   </w:font>
   <w:font w:name="Calibri">
     <w:panose1 w:val="020F0502020204030204"/>
     <w:charset w:val="00"/>
     <w:family w:val="swiss"/>
     <w:pitch w:val="variable"/>
-    <w:sig w:usb0="E0002AFF" w:usb1="4000ACFF" w:usb2="00000001" w:usb3="00000000" w:csb0="000001FF" w:csb1="00000000"/>
+    <w:sig w:usb0="E0002AFF" w:usb1="C000247B" w:usb2="00000009" w:usb3="00000000" w:csb0="000001FF" w:csb1="00000000"/>
   </w:font>
   <w:font w:name="Calibri Light">
     <w:panose1 w:val="020F0302020204030204"/>
     <w:charset w:val="00"/>
     <w:family w:val="swiss"/>
     <w:pitch w:val="variable"/>
-    <w:sig w:usb0="A0002AEF" w:usb1="4000207B" w:usb2="00000000" w:usb3="00000000" w:csb0="000001FF" w:csb1="00000000"/>
+    <w:sig w:usb0="E4002EFF" w:usb1="C200247B" w:usb2="00000009" w:usb3="00000000" w:csb0="000001FF" w:csb1="00000000"/>
+  </w:font>
+  <w:font w:name="Aptos">
+    <w:panose1 w:val="020B0004020202020204"/>
+    <w:charset w:val="00"/>
+    <w:family w:val="swiss"/>
+    <w:pitch w:val="variable"/>
+    <w:sig w:usb0="20000287" w:usb1="00000003" w:usb2="00000000" w:usb3="00000000" w:csb0="0000019F" w:csb1="00000000"/>
+  </w:font>
+  <w:font w:name="Aptos Display">
+    <w:panose1 w:val="020B0004020202020204"/>
+    <w:charset w:val="00"/>
+    <w:family w:val="swiss"/>
+    <w:pitch w:val="variable"/>
+    <w:sig w:usb0="20000287" w:usb1="00000003" w:usb2="00000000" w:usb3="00000000" w:csb0="0000019F" w:csb1="00000000"/>
   </w:font>
 </w:fonts>
 </file>
 
 <file path=word/glossary/settings.xml><?xml version="1.0" encoding="utf-8"?>
-<w:settings xmlns:mc="http://schemas.openxmlformats.org/markup-compatibility/2006" xmlns:o="urn:schemas-microsoft-com:office:office" xmlns:r="http://schemas.openxmlformats.org/officeDocument/2006/relationships" xmlns:m="http://schemas.openxmlformats.org/officeDocument/2006/math" xmlns:v="urn:schemas-microsoft-com:vml" xmlns:w10="urn:schemas-microsoft-com:office:word" xmlns:w="http://schemas.openxmlformats.org/wordprocessingml/2006/main" xmlns:w14="http://schemas.microsoft.com/office/word/2010/wordml" xmlns:w15="http://schemas.microsoft.com/office/word/2012/wordml" xmlns:w16cid="http://schemas.microsoft.com/office/word/2016/wordml/cid" xmlns:w16se="http://schemas.microsoft.com/office/word/2015/wordml/symex" xmlns:sl="http://schemas.openxmlformats.org/schemaLibrary/2006/main" mc:Ignorable="w14 w15 w16se w16cid">
+<w:settings xmlns:mc="http://schemas.openxmlformats.org/markup-compatibility/2006" xmlns:o="urn:schemas-microsoft-com:office:office" xmlns:r="http://schemas.openxmlformats.org/officeDocument/2006/relationships" xmlns:m="http://schemas.openxmlformats.org/officeDocument/2006/math" xmlns:v="urn:schemas-microsoft-com:vml" xmlns:w10="urn:schemas-microsoft-com:office:word" xmlns:w="http://schemas.openxmlformats.org/wordprocessingml/2006/main" xmlns:w14="http://schemas.microsoft.com/office/word/2010/wordml" xmlns:w15="http://schemas.microsoft.com/office/word/2012/wordml" xmlns:w16cex="http://schemas.microsoft.com/office/word/2018/wordml/cex" xmlns:w16cid="http://schemas.microsoft.com/office/word/2016/wordml/cid" xmlns:w16="http://schemas.microsoft.com/office/word/2018/wordml" xmlns:w16du="http://schemas.microsoft.com/office/word/2023/wordml/word16du" xmlns:w16sdtdh="http://schemas.microsoft.com/office/word/2020/wordml/sdtdatahash" xmlns:w16sdtfl="http://schemas.microsoft.com/office/word/2024/wordml/sdtformatlock" xmlns:w16se="http://schemas.microsoft.com/office/word/2015/wordml/symex" xmlns:sl="http://schemas.openxmlformats.org/schemaLibrary/2006/main" mc:Ignorable="w14 w15 w16se w16cid w16 w16cex w16sdtdh w16sdtfl w16du">
   <w:view w:val="normal"/>
   <w:defaultTabStop w:val="720"/>
   <w:characterSpacingControl w:val="doNotCompress"/>
@@ -15858,6 +15501,7 @@
   </w:compat>
   <w:rsids>
     <w:rsidRoot w:val="0086624B"/>
+    <w:rsid w:val="00145E4E"/>
     <w:rsid w:val="002D3D16"/>
     <w:rsid w:val="002F3832"/>
     <w:rsid w:val="00484C78"/>
@@ -15890,7 +15534,7 @@
 </file>
 
 <file path=word/glossary/styles.xml><?xml version="1.0" encoding="utf-8"?>
-<w:styles xmlns:mc="http://schemas.openxmlformats.org/markup-compatibility/2006" xmlns:r="http://schemas.openxmlformats.org/officeDocument/2006/relationships" xmlns:w="http://schemas.openxmlformats.org/wordprocessingml/2006/main" xmlns:w14="http://schemas.microsoft.com/office/word/2010/wordml" xmlns:w15="http://schemas.microsoft.com/office/word/2012/wordml" xmlns:w16cid="http://schemas.microsoft.com/office/word/2016/wordml/cid" xmlns:w16se="http://schemas.microsoft.com/office/word/2015/wordml/symex" mc:Ignorable="w14 w15 w16se w16cid">
+<w:styles xmlns:mc="http://schemas.openxmlformats.org/markup-compatibility/2006" xmlns:r="http://schemas.openxmlformats.org/officeDocument/2006/relationships" xmlns:w="http://schemas.openxmlformats.org/wordprocessingml/2006/main" xmlns:w14="http://schemas.microsoft.com/office/word/2010/wordml" xmlns:w15="http://schemas.microsoft.com/office/word/2012/wordml" xmlns:w16cex="http://schemas.microsoft.com/office/word/2018/wordml/cex" xmlns:w16cid="http://schemas.microsoft.com/office/word/2016/wordml/cid" xmlns:w16="http://schemas.microsoft.com/office/word/2018/wordml" xmlns:w16du="http://schemas.microsoft.com/office/word/2023/wordml/word16du" xmlns:w16sdtdh="http://schemas.microsoft.com/office/word/2020/wordml/sdtdatahash" xmlns:w16sdtfl="http://schemas.microsoft.com/office/word/2024/wordml/sdtformatlock" xmlns:w16se="http://schemas.microsoft.com/office/word/2015/wordml/symex" mc:Ignorable="w14 w15 w16se w16cid w16 w16cex w16sdtdh w16sdtfl w16du">
   <w:docDefaults>
     <w:rPrDefault>
       <w:rPr>
@@ -15906,7 +15550,7 @@
       </w:pPr>
     </w:pPrDefault>
   </w:docDefaults>
-  <w:latentStyles w:defLockedState="0" w:defUIPriority="99" w:defSemiHidden="0" w:defUnhideWhenUsed="0" w:defQFormat="0" w:count="375">
+  <w:latentStyles w:defLockedState="0" w:defUIPriority="99" w:defSemiHidden="0" w:defUnhideWhenUsed="0" w:defQFormat="0" w:count="376">
     <w:lsdException w:name="Normal" w:uiPriority="0" w:qFormat="1"/>
     <w:lsdException w:name="heading 1" w:uiPriority="9" w:qFormat="1"/>
     <w:lsdException w:name="heading 2" w:semiHidden="1" w:uiPriority="9" w:unhideWhenUsed="1" w:qFormat="1"/>
@@ -16282,6 +15926,7 @@
     <w:lsdException w:name="Smart Hyperlink" w:semiHidden="1" w:unhideWhenUsed="1"/>
     <w:lsdException w:name="Hashtag" w:semiHidden="1" w:unhideWhenUsed="1"/>
     <w:lsdException w:name="Unresolved Mention" w:semiHidden="1" w:unhideWhenUsed="1"/>
+    <w:lsdException w:name="Smart Link" w:semiHidden="1" w:unhideWhenUsed="1"/>
   </w:latentStyles>
   <w:style w:type="paragraph" w:default="1" w:styleId="Normal">
     <w:name w:val="Normal"/>
@@ -16336,7 +15981,7 @@
 </file>
 
 <file path=word/glossary/webSettings.xml><?xml version="1.0" encoding="utf-8"?>
-<w:webSettings xmlns:mc="http://schemas.openxmlformats.org/markup-compatibility/2006" xmlns:r="http://schemas.openxmlformats.org/officeDocument/2006/relationships" xmlns:w="http://schemas.openxmlformats.org/wordprocessingml/2006/main" xmlns:w14="http://schemas.microsoft.com/office/word/2010/wordml" xmlns:w15="http://schemas.microsoft.com/office/word/2012/wordml" xmlns:w16cid="http://schemas.microsoft.com/office/word/2016/wordml/cid" xmlns:w16se="http://schemas.microsoft.com/office/word/2015/wordml/symex" mc:Ignorable="w14 w15 w16se w16cid">
+<w:webSettings xmlns:mc="http://schemas.openxmlformats.org/markup-compatibility/2006" xmlns:r="http://schemas.openxmlformats.org/officeDocument/2006/relationships" xmlns:w="http://schemas.openxmlformats.org/wordprocessingml/2006/main" xmlns:w14="http://schemas.microsoft.com/office/word/2010/wordml" xmlns:w15="http://schemas.microsoft.com/office/word/2012/wordml" xmlns:w16cex="http://schemas.microsoft.com/office/word/2018/wordml/cex" xmlns:w16cid="http://schemas.microsoft.com/office/word/2016/wordml/cid" xmlns:w16="http://schemas.microsoft.com/office/word/2018/wordml" xmlns:w16du="http://schemas.microsoft.com/office/word/2023/wordml/word16du" xmlns:w16sdtdh="http://schemas.microsoft.com/office/word/2020/wordml/sdtdatahash" xmlns:w16sdtfl="http://schemas.microsoft.com/office/word/2024/wordml/sdtformatlock" xmlns:w16se="http://schemas.microsoft.com/office/word/2015/wordml/symex" mc:Ignorable="w14 w15 w16se w16cid w16 w16cex w16sdtdh w16sdtfl w16du">
   <w:optimizeForBrowser/>
   <w:allowPNG/>
 </w:webSettings>
